--- a/docs/Приложение А.docx
+++ b/docs/Приложение А.docx
@@ -3739,6 +3739,7 @@
           <w:szCs w:val="28"/>
           <w:lang w:val="en-US"/>
         </w:rPr>
+        <w:lastRenderedPageBreak/>
         <w:t xml:space="preserve">        </w:t>
       </w:r>
       <w:proofErr w:type="spellStart"/>
@@ -3778,7 +3779,6 @@
           <w:szCs w:val="28"/>
           <w:lang w:val="en-US"/>
         </w:rPr>
-        <w:lastRenderedPageBreak/>
         <w:t xml:space="preserve">    )</w:t>
       </w:r>
     </w:p>
@@ -4952,67 +4952,6 @@
           <w:szCs w:val="28"/>
           <w:lang w:val="en-US"/>
         </w:rPr>
-        <w:t xml:space="preserve">    </w:t>
-      </w:r>
-      <w:proofErr w:type="spellStart"/>
-      <w:r>
-        <w:rPr>
-          <w:rFonts w:ascii="Times New Roman" w:hAnsi="Times New Roman" w:cs="Times New Roman"/>
-          <w:sz w:val="28"/>
-          <w:szCs w:val="28"/>
-          <w:lang w:val="en-US"/>
-        </w:rPr>
-        <w:t>filter_backends</w:t>
-      </w:r>
-      <w:proofErr w:type="spellEnd"/>
-      <w:r>
-        <w:rPr>
-          <w:rFonts w:ascii="Times New Roman" w:hAnsi="Times New Roman" w:cs="Times New Roman"/>
-          <w:sz w:val="28"/>
-          <w:szCs w:val="28"/>
-          <w:lang w:val="en-US"/>
-        </w:rPr>
-        <w:t xml:space="preserve"> = [</w:t>
-      </w:r>
-      <w:proofErr w:type="spellStart"/>
-      <w:proofErr w:type="gramStart"/>
-      <w:r>
-        <w:rPr>
-          <w:rFonts w:ascii="Times New Roman" w:hAnsi="Times New Roman" w:cs="Times New Roman"/>
-          <w:sz w:val="28"/>
-          <w:szCs w:val="28"/>
-          <w:lang w:val="en-US"/>
-        </w:rPr>
-        <w:t>filters.SearchFilter</w:t>
-      </w:r>
-      <w:proofErr w:type="spellEnd"/>
-      <w:proofErr w:type="gramEnd"/>
-      <w:r>
-        <w:rPr>
-          <w:rFonts w:ascii="Times New Roman" w:hAnsi="Times New Roman" w:cs="Times New Roman"/>
-          <w:sz w:val="28"/>
-          <w:szCs w:val="28"/>
-          <w:lang w:val="en-US"/>
-        </w:rPr>
-        <w:t>]</w:t>
-      </w:r>
-    </w:p>
-    <w:p>
-      <w:pPr>
-        <w:rPr>
-          <w:rFonts w:ascii="Times New Roman" w:hAnsi="Times New Roman" w:cs="Times New Roman"/>
-          <w:sz w:val="28"/>
-          <w:szCs w:val="28"/>
-          <w:lang w:val="en-US"/>
-        </w:rPr>
-      </w:pPr>
-      <w:r>
-        <w:rPr>
-          <w:rFonts w:ascii="Times New Roman" w:hAnsi="Times New Roman" w:cs="Times New Roman"/>
-          <w:sz w:val="28"/>
-          <w:szCs w:val="28"/>
-          <w:lang w:val="en-US"/>
-        </w:rPr>
         <w:lastRenderedPageBreak/>
         <w:t xml:space="preserve">    </w:t>
       </w:r>
@@ -5024,6 +4963,67 @@
           <w:szCs w:val="28"/>
           <w:lang w:val="en-US"/>
         </w:rPr>
+        <w:t>filter_backends</w:t>
+      </w:r>
+      <w:proofErr w:type="spellEnd"/>
+      <w:r>
+        <w:rPr>
+          <w:rFonts w:ascii="Times New Roman" w:hAnsi="Times New Roman" w:cs="Times New Roman"/>
+          <w:sz w:val="28"/>
+          <w:szCs w:val="28"/>
+          <w:lang w:val="en-US"/>
+        </w:rPr>
+        <w:t xml:space="preserve"> = [</w:t>
+      </w:r>
+      <w:proofErr w:type="spellStart"/>
+      <w:proofErr w:type="gramStart"/>
+      <w:r>
+        <w:rPr>
+          <w:rFonts w:ascii="Times New Roman" w:hAnsi="Times New Roman" w:cs="Times New Roman"/>
+          <w:sz w:val="28"/>
+          <w:szCs w:val="28"/>
+          <w:lang w:val="en-US"/>
+        </w:rPr>
+        <w:t>filters.SearchFilter</w:t>
+      </w:r>
+      <w:proofErr w:type="spellEnd"/>
+      <w:proofErr w:type="gramEnd"/>
+      <w:r>
+        <w:rPr>
+          <w:rFonts w:ascii="Times New Roman" w:hAnsi="Times New Roman" w:cs="Times New Roman"/>
+          <w:sz w:val="28"/>
+          <w:szCs w:val="28"/>
+          <w:lang w:val="en-US"/>
+        </w:rPr>
+        <w:t>]</w:t>
+      </w:r>
+    </w:p>
+    <w:p>
+      <w:pPr>
+        <w:rPr>
+          <w:rFonts w:ascii="Times New Roman" w:hAnsi="Times New Roman" w:cs="Times New Roman"/>
+          <w:sz w:val="28"/>
+          <w:szCs w:val="28"/>
+          <w:lang w:val="en-US"/>
+        </w:rPr>
+      </w:pPr>
+      <w:r>
+        <w:rPr>
+          <w:rFonts w:ascii="Times New Roman" w:hAnsi="Times New Roman" w:cs="Times New Roman"/>
+          <w:sz w:val="28"/>
+          <w:szCs w:val="28"/>
+          <w:lang w:val="en-US"/>
+        </w:rPr>
+        <w:t xml:space="preserve">    </w:t>
+      </w:r>
+      <w:proofErr w:type="spellStart"/>
+      <w:r>
+        <w:rPr>
+          <w:rFonts w:ascii="Times New Roman" w:hAnsi="Times New Roman" w:cs="Times New Roman"/>
+          <w:sz w:val="28"/>
+          <w:szCs w:val="28"/>
+          <w:lang w:val="en-US"/>
+        </w:rPr>
         <w:t>search_fields</w:t>
       </w:r>
       <w:proofErr w:type="spellEnd"/>
@@ -6614,6 +6614,7 @@
           <w:szCs w:val="28"/>
           <w:lang w:val="en-US"/>
         </w:rPr>
+        <w:lastRenderedPageBreak/>
         <w:t xml:space="preserve">        return </w:t>
       </w:r>
       <w:proofErr w:type="spellStart"/>
@@ -6627,6 +6628,2321 @@
         <w:t>queryset</w:t>
       </w:r>
       <w:proofErr w:type="spellEnd"/>
+    </w:p>
+    <w:p>
+      <w:pPr>
+        <w:rPr>
+          <w:rFonts w:ascii="Times New Roman" w:hAnsi="Times New Roman" w:cs="Times New Roman"/>
+          <w:sz w:val="28"/>
+          <w:szCs w:val="28"/>
+          <w:lang w:val="en-US"/>
+        </w:rPr>
+      </w:pPr>
+      <w:r>
+        <w:rPr>
+          <w:rFonts w:ascii="Times New Roman" w:hAnsi="Times New Roman" w:cs="Times New Roman"/>
+          <w:sz w:val="28"/>
+          <w:szCs w:val="28"/>
+          <w:lang w:val="en-US"/>
+        </w:rPr>
+        <w:t xml:space="preserve">    </w:t>
+      </w:r>
+    </w:p>
+    <w:p>
+      <w:pPr>
+        <w:rPr>
+          <w:rFonts w:ascii="Times New Roman" w:hAnsi="Times New Roman" w:cs="Times New Roman"/>
+          <w:sz w:val="28"/>
+          <w:szCs w:val="28"/>
+          <w:lang w:val="en-US"/>
+        </w:rPr>
+      </w:pPr>
+      <w:r>
+        <w:rPr>
+          <w:rFonts w:ascii="Times New Roman" w:hAnsi="Times New Roman" w:cs="Times New Roman"/>
+          <w:sz w:val="28"/>
+          <w:szCs w:val="28"/>
+          <w:lang w:val="en-US"/>
+        </w:rPr>
+        <w:t xml:space="preserve">    @</w:t>
+      </w:r>
+      <w:proofErr w:type="gramStart"/>
+      <w:r>
+        <w:rPr>
+          <w:rFonts w:ascii="Times New Roman" w:hAnsi="Times New Roman" w:cs="Times New Roman"/>
+          <w:sz w:val="28"/>
+          <w:szCs w:val="28"/>
+          <w:lang w:val="en-US"/>
+        </w:rPr>
+        <w:t>action(</w:t>
+      </w:r>
+      <w:proofErr w:type="gramEnd"/>
+      <w:r>
+        <w:rPr>
+          <w:rFonts w:ascii="Times New Roman" w:hAnsi="Times New Roman" w:cs="Times New Roman"/>
+          <w:sz w:val="28"/>
+          <w:szCs w:val="28"/>
+          <w:lang w:val="en-US"/>
+        </w:rPr>
+        <w:t>detail=True, methods=['post'])</w:t>
+      </w:r>
+    </w:p>
+    <w:p>
+      <w:pPr>
+        <w:rPr>
+          <w:rFonts w:ascii="Times New Roman" w:hAnsi="Times New Roman" w:cs="Times New Roman"/>
+          <w:sz w:val="28"/>
+          <w:szCs w:val="28"/>
+          <w:lang w:val="en-US"/>
+        </w:rPr>
+      </w:pPr>
+      <w:r>
+        <w:rPr>
+          <w:rFonts w:ascii="Times New Roman" w:hAnsi="Times New Roman" w:cs="Times New Roman"/>
+          <w:sz w:val="28"/>
+          <w:szCs w:val="28"/>
+          <w:lang w:val="en-US"/>
+        </w:rPr>
+        <w:t xml:space="preserve">    def </w:t>
+      </w:r>
+      <w:proofErr w:type="spellStart"/>
+      <w:r>
+        <w:rPr>
+          <w:rFonts w:ascii="Times New Roman" w:hAnsi="Times New Roman" w:cs="Times New Roman"/>
+          <w:sz w:val="28"/>
+          <w:szCs w:val="28"/>
+          <w:lang w:val="en-US"/>
+        </w:rPr>
+        <w:t>upload_</w:t>
+      </w:r>
+      <w:proofErr w:type="gramStart"/>
+      <w:r>
+        <w:rPr>
+          <w:rFonts w:ascii="Times New Roman" w:hAnsi="Times New Roman" w:cs="Times New Roman"/>
+          <w:sz w:val="28"/>
+          <w:szCs w:val="28"/>
+          <w:lang w:val="en-US"/>
+        </w:rPr>
+        <w:t>image</w:t>
+      </w:r>
+      <w:proofErr w:type="spellEnd"/>
+      <w:r>
+        <w:rPr>
+          <w:rFonts w:ascii="Times New Roman" w:hAnsi="Times New Roman" w:cs="Times New Roman"/>
+          <w:sz w:val="28"/>
+          <w:szCs w:val="28"/>
+          <w:lang w:val="en-US"/>
+        </w:rPr>
+        <w:t>(</w:t>
+      </w:r>
+      <w:proofErr w:type="gramEnd"/>
+      <w:r>
+        <w:rPr>
+          <w:rFonts w:ascii="Times New Roman" w:hAnsi="Times New Roman" w:cs="Times New Roman"/>
+          <w:sz w:val="28"/>
+          <w:szCs w:val="28"/>
+          <w:lang w:val="en-US"/>
+        </w:rPr>
+        <w:t>self, request, pk=None):</w:t>
+      </w:r>
+    </w:p>
+    <w:p>
+      <w:pPr>
+        <w:rPr>
+          <w:rFonts w:ascii="Times New Roman" w:hAnsi="Times New Roman" w:cs="Times New Roman"/>
+          <w:sz w:val="28"/>
+          <w:szCs w:val="28"/>
+          <w:lang w:val="en-US"/>
+        </w:rPr>
+      </w:pPr>
+      <w:r>
+        <w:rPr>
+          <w:rFonts w:ascii="Times New Roman" w:hAnsi="Times New Roman" w:cs="Times New Roman"/>
+          <w:sz w:val="28"/>
+          <w:szCs w:val="28"/>
+          <w:lang w:val="en-US"/>
+        </w:rPr>
+        <w:t xml:space="preserve">        product = </w:t>
+      </w:r>
+      <w:proofErr w:type="spellStart"/>
+      <w:r>
+        <w:rPr>
+          <w:rFonts w:ascii="Times New Roman" w:hAnsi="Times New Roman" w:cs="Times New Roman"/>
+          <w:sz w:val="28"/>
+          <w:szCs w:val="28"/>
+          <w:lang w:val="en-US"/>
+        </w:rPr>
+        <w:t>self.get_</w:t>
+      </w:r>
+      <w:proofErr w:type="gramStart"/>
+      <w:r>
+        <w:rPr>
+          <w:rFonts w:ascii="Times New Roman" w:hAnsi="Times New Roman" w:cs="Times New Roman"/>
+          <w:sz w:val="28"/>
+          <w:szCs w:val="28"/>
+          <w:lang w:val="en-US"/>
+        </w:rPr>
+        <w:t>object</w:t>
+      </w:r>
+      <w:proofErr w:type="spellEnd"/>
+      <w:r>
+        <w:rPr>
+          <w:rFonts w:ascii="Times New Roman" w:hAnsi="Times New Roman" w:cs="Times New Roman"/>
+          <w:sz w:val="28"/>
+          <w:szCs w:val="28"/>
+          <w:lang w:val="en-US"/>
+        </w:rPr>
+        <w:t>(</w:t>
+      </w:r>
+      <w:proofErr w:type="gramEnd"/>
+      <w:r>
+        <w:rPr>
+          <w:rFonts w:ascii="Times New Roman" w:hAnsi="Times New Roman" w:cs="Times New Roman"/>
+          <w:sz w:val="28"/>
+          <w:szCs w:val="28"/>
+          <w:lang w:val="en-US"/>
+        </w:rPr>
+        <w:t>)</w:t>
+      </w:r>
+    </w:p>
+    <w:p>
+      <w:pPr>
+        <w:rPr>
+          <w:rFonts w:ascii="Times New Roman" w:hAnsi="Times New Roman" w:cs="Times New Roman"/>
+          <w:sz w:val="28"/>
+          <w:szCs w:val="28"/>
+          <w:lang w:val="en-US"/>
+        </w:rPr>
+      </w:pPr>
+      <w:r>
+        <w:rPr>
+          <w:rFonts w:ascii="Times New Roman" w:hAnsi="Times New Roman" w:cs="Times New Roman"/>
+          <w:sz w:val="28"/>
+          <w:szCs w:val="28"/>
+          <w:lang w:val="en-US"/>
+        </w:rPr>
+        <w:t xml:space="preserve">        image = </w:t>
+      </w:r>
+      <w:proofErr w:type="spellStart"/>
+      <w:r>
+        <w:rPr>
+          <w:rFonts w:ascii="Times New Roman" w:hAnsi="Times New Roman" w:cs="Times New Roman"/>
+          <w:sz w:val="28"/>
+          <w:szCs w:val="28"/>
+          <w:lang w:val="en-US"/>
+        </w:rPr>
+        <w:t>request.FILES.get</w:t>
+      </w:r>
+      <w:proofErr w:type="spellEnd"/>
+      <w:r>
+        <w:rPr>
+          <w:rFonts w:ascii="Times New Roman" w:hAnsi="Times New Roman" w:cs="Times New Roman"/>
+          <w:sz w:val="28"/>
+          <w:szCs w:val="28"/>
+          <w:lang w:val="en-US"/>
+        </w:rPr>
+        <w:t>('image')</w:t>
+      </w:r>
+    </w:p>
+    <w:p>
+      <w:pPr>
+        <w:rPr>
+          <w:rFonts w:ascii="Times New Roman" w:hAnsi="Times New Roman" w:cs="Times New Roman"/>
+          <w:sz w:val="28"/>
+          <w:szCs w:val="28"/>
+          <w:lang w:val="en-US"/>
+        </w:rPr>
+      </w:pPr>
+      <w:r>
+        <w:rPr>
+          <w:rFonts w:ascii="Times New Roman" w:hAnsi="Times New Roman" w:cs="Times New Roman"/>
+          <w:sz w:val="28"/>
+          <w:szCs w:val="28"/>
+          <w:lang w:val="en-US"/>
+        </w:rPr>
+        <w:t xml:space="preserve">        if image:</w:t>
+      </w:r>
+    </w:p>
+    <w:p>
+      <w:pPr>
+        <w:rPr>
+          <w:rFonts w:ascii="Times New Roman" w:hAnsi="Times New Roman" w:cs="Times New Roman"/>
+          <w:sz w:val="28"/>
+          <w:szCs w:val="28"/>
+          <w:lang w:val="en-US"/>
+        </w:rPr>
+      </w:pPr>
+      <w:r>
+        <w:rPr>
+          <w:rFonts w:ascii="Times New Roman" w:hAnsi="Times New Roman" w:cs="Times New Roman"/>
+          <w:sz w:val="28"/>
+          <w:szCs w:val="28"/>
+          <w:lang w:val="en-US"/>
+        </w:rPr>
+        <w:t xml:space="preserve">            </w:t>
+      </w:r>
+      <w:proofErr w:type="spellStart"/>
+      <w:proofErr w:type="gramStart"/>
+      <w:r>
+        <w:rPr>
+          <w:rFonts w:ascii="Times New Roman" w:hAnsi="Times New Roman" w:cs="Times New Roman"/>
+          <w:sz w:val="28"/>
+          <w:szCs w:val="28"/>
+          <w:lang w:val="en-US"/>
+        </w:rPr>
+        <w:t>ProductImage.objects.create</w:t>
+      </w:r>
+      <w:proofErr w:type="spellEnd"/>
+      <w:proofErr w:type="gramEnd"/>
+      <w:r>
+        <w:rPr>
+          <w:rFonts w:ascii="Times New Roman" w:hAnsi="Times New Roman" w:cs="Times New Roman"/>
+          <w:sz w:val="28"/>
+          <w:szCs w:val="28"/>
+          <w:lang w:val="en-US"/>
+        </w:rPr>
+        <w:t>(product=product, image=image)</w:t>
+      </w:r>
+    </w:p>
+    <w:p>
+      <w:pPr>
+        <w:rPr>
+          <w:rFonts w:ascii="Times New Roman" w:hAnsi="Times New Roman" w:cs="Times New Roman"/>
+          <w:sz w:val="28"/>
+          <w:szCs w:val="28"/>
+          <w:lang w:val="en-US"/>
+        </w:rPr>
+      </w:pPr>
+      <w:r>
+        <w:rPr>
+          <w:rFonts w:ascii="Times New Roman" w:hAnsi="Times New Roman" w:cs="Times New Roman"/>
+          <w:sz w:val="28"/>
+          <w:szCs w:val="28"/>
+          <w:lang w:val="en-US"/>
+        </w:rPr>
+        <w:t xml:space="preserve">            return </w:t>
+      </w:r>
+      <w:proofErr w:type="gramStart"/>
+      <w:r>
+        <w:rPr>
+          <w:rFonts w:ascii="Times New Roman" w:hAnsi="Times New Roman" w:cs="Times New Roman"/>
+          <w:sz w:val="28"/>
+          <w:szCs w:val="28"/>
+          <w:lang w:val="en-US"/>
+        </w:rPr>
+        <w:t>Response(</w:t>
+      </w:r>
+      <w:proofErr w:type="gramEnd"/>
+      <w:r>
+        <w:rPr>
+          <w:rFonts w:ascii="Times New Roman" w:hAnsi="Times New Roman" w:cs="Times New Roman"/>
+          <w:sz w:val="28"/>
+          <w:szCs w:val="28"/>
+          <w:lang w:val="en-US"/>
+        </w:rPr>
+        <w:t>{'status': 'Image uploaded'})</w:t>
+      </w:r>
+    </w:p>
+    <w:p>
+      <w:pPr>
+        <w:rPr>
+          <w:rFonts w:ascii="Times New Roman" w:hAnsi="Times New Roman" w:cs="Times New Roman"/>
+          <w:sz w:val="28"/>
+          <w:szCs w:val="28"/>
+          <w:lang w:val="en-US"/>
+        </w:rPr>
+      </w:pPr>
+      <w:r>
+        <w:rPr>
+          <w:rFonts w:ascii="Times New Roman" w:hAnsi="Times New Roman" w:cs="Times New Roman"/>
+          <w:sz w:val="28"/>
+          <w:szCs w:val="28"/>
+          <w:lang w:val="en-US"/>
+        </w:rPr>
+        <w:t xml:space="preserve">        return </w:t>
+      </w:r>
+      <w:proofErr w:type="gramStart"/>
+      <w:r>
+        <w:rPr>
+          <w:rFonts w:ascii="Times New Roman" w:hAnsi="Times New Roman" w:cs="Times New Roman"/>
+          <w:sz w:val="28"/>
+          <w:szCs w:val="28"/>
+          <w:lang w:val="en-US"/>
+        </w:rPr>
+        <w:t>Response(</w:t>
+      </w:r>
+      <w:proofErr w:type="gramEnd"/>
+      <w:r>
+        <w:rPr>
+          <w:rFonts w:ascii="Times New Roman" w:hAnsi="Times New Roman" w:cs="Times New Roman"/>
+          <w:sz w:val="28"/>
+          <w:szCs w:val="28"/>
+          <w:lang w:val="en-US"/>
+        </w:rPr>
+        <w:t>{'error': 'No image provided'}, status=400)</w:t>
+      </w:r>
+    </w:p>
+    <w:p>
+      <w:pPr>
+        <w:rPr>
+          <w:rFonts w:ascii="Times New Roman" w:hAnsi="Times New Roman" w:cs="Times New Roman"/>
+          <w:sz w:val="28"/>
+          <w:szCs w:val="28"/>
+          <w:lang w:val="en-US"/>
+        </w:rPr>
+      </w:pPr>
+      <w:r>
+        <w:rPr>
+          <w:rFonts w:ascii="Times New Roman" w:hAnsi="Times New Roman" w:cs="Times New Roman"/>
+          <w:sz w:val="28"/>
+          <w:szCs w:val="28"/>
+          <w:lang w:val="en-US"/>
+        </w:rPr>
+        <w:t xml:space="preserve">    </w:t>
+      </w:r>
+    </w:p>
+    <w:p>
+      <w:pPr>
+        <w:rPr>
+          <w:rFonts w:ascii="Times New Roman" w:hAnsi="Times New Roman" w:cs="Times New Roman"/>
+          <w:sz w:val="28"/>
+          <w:szCs w:val="28"/>
+          <w:lang w:val="en-US"/>
+        </w:rPr>
+      </w:pPr>
+      <w:r>
+        <w:rPr>
+          <w:rFonts w:ascii="Times New Roman" w:hAnsi="Times New Roman" w:cs="Times New Roman"/>
+          <w:sz w:val="28"/>
+          <w:szCs w:val="28"/>
+          <w:lang w:val="en-US"/>
+        </w:rPr>
+        <w:t xml:space="preserve">class </w:t>
+      </w:r>
+      <w:proofErr w:type="spellStart"/>
+      <w:r>
+        <w:rPr>
+          <w:rFonts w:ascii="Times New Roman" w:hAnsi="Times New Roman" w:cs="Times New Roman"/>
+          <w:sz w:val="28"/>
+          <w:szCs w:val="28"/>
+          <w:lang w:val="en-US"/>
+        </w:rPr>
+        <w:t>ProductImageViewSet</w:t>
+      </w:r>
+      <w:proofErr w:type="spellEnd"/>
+      <w:r>
+        <w:rPr>
+          <w:rFonts w:ascii="Times New Roman" w:hAnsi="Times New Roman" w:cs="Times New Roman"/>
+          <w:sz w:val="28"/>
+          <w:szCs w:val="28"/>
+          <w:lang w:val="en-US"/>
+        </w:rPr>
+        <w:t>(</w:t>
+      </w:r>
+      <w:proofErr w:type="spellStart"/>
+      <w:proofErr w:type="gramStart"/>
+      <w:r>
+        <w:rPr>
+          <w:rFonts w:ascii="Times New Roman" w:hAnsi="Times New Roman" w:cs="Times New Roman"/>
+          <w:sz w:val="28"/>
+          <w:szCs w:val="28"/>
+          <w:lang w:val="en-US"/>
+        </w:rPr>
+        <w:t>viewsets.ModelViewSet</w:t>
+      </w:r>
+      <w:proofErr w:type="spellEnd"/>
+      <w:proofErr w:type="gramEnd"/>
+      <w:r>
+        <w:rPr>
+          <w:rFonts w:ascii="Times New Roman" w:hAnsi="Times New Roman" w:cs="Times New Roman"/>
+          <w:sz w:val="28"/>
+          <w:szCs w:val="28"/>
+          <w:lang w:val="en-US"/>
+        </w:rPr>
+        <w:t>):</w:t>
+      </w:r>
+    </w:p>
+    <w:p>
+      <w:pPr>
+        <w:rPr>
+          <w:rFonts w:ascii="Times New Roman" w:hAnsi="Times New Roman" w:cs="Times New Roman"/>
+          <w:sz w:val="28"/>
+          <w:szCs w:val="28"/>
+          <w:lang w:val="en-US"/>
+        </w:rPr>
+      </w:pPr>
+      <w:r>
+        <w:rPr>
+          <w:rFonts w:ascii="Times New Roman" w:hAnsi="Times New Roman" w:cs="Times New Roman"/>
+          <w:sz w:val="28"/>
+          <w:szCs w:val="28"/>
+          <w:lang w:val="en-US"/>
+        </w:rPr>
+        <w:t xml:space="preserve">    </w:t>
+      </w:r>
+      <w:proofErr w:type="spellStart"/>
+      <w:r>
+        <w:rPr>
+          <w:rFonts w:ascii="Times New Roman" w:hAnsi="Times New Roman" w:cs="Times New Roman"/>
+          <w:sz w:val="28"/>
+          <w:szCs w:val="28"/>
+          <w:lang w:val="en-US"/>
+        </w:rPr>
+        <w:t>queryset</w:t>
+      </w:r>
+      <w:proofErr w:type="spellEnd"/>
+      <w:r>
+        <w:rPr>
+          <w:rFonts w:ascii="Times New Roman" w:hAnsi="Times New Roman" w:cs="Times New Roman"/>
+          <w:sz w:val="28"/>
+          <w:szCs w:val="28"/>
+          <w:lang w:val="en-US"/>
+        </w:rPr>
+        <w:t xml:space="preserve"> = </w:t>
+      </w:r>
+      <w:proofErr w:type="spellStart"/>
+      <w:proofErr w:type="gramStart"/>
+      <w:r>
+        <w:rPr>
+          <w:rFonts w:ascii="Times New Roman" w:hAnsi="Times New Roman" w:cs="Times New Roman"/>
+          <w:sz w:val="28"/>
+          <w:szCs w:val="28"/>
+          <w:lang w:val="en-US"/>
+        </w:rPr>
+        <w:t>ProductImage.objects.all</w:t>
+      </w:r>
+      <w:proofErr w:type="spellEnd"/>
+      <w:r>
+        <w:rPr>
+          <w:rFonts w:ascii="Times New Roman" w:hAnsi="Times New Roman" w:cs="Times New Roman"/>
+          <w:sz w:val="28"/>
+          <w:szCs w:val="28"/>
+          <w:lang w:val="en-US"/>
+        </w:rPr>
+        <w:t>(</w:t>
+      </w:r>
+      <w:proofErr w:type="gramEnd"/>
+      <w:r>
+        <w:rPr>
+          <w:rFonts w:ascii="Times New Roman" w:hAnsi="Times New Roman" w:cs="Times New Roman"/>
+          <w:sz w:val="28"/>
+          <w:szCs w:val="28"/>
+          <w:lang w:val="en-US"/>
+        </w:rPr>
+        <w:t>)</w:t>
+      </w:r>
+    </w:p>
+    <w:p>
+      <w:pPr>
+        <w:rPr>
+          <w:rFonts w:ascii="Times New Roman" w:hAnsi="Times New Roman" w:cs="Times New Roman"/>
+          <w:sz w:val="28"/>
+          <w:szCs w:val="28"/>
+          <w:lang w:val="en-US"/>
+        </w:rPr>
+      </w:pPr>
+      <w:r>
+        <w:rPr>
+          <w:rFonts w:ascii="Times New Roman" w:hAnsi="Times New Roman" w:cs="Times New Roman"/>
+          <w:sz w:val="28"/>
+          <w:szCs w:val="28"/>
+          <w:lang w:val="en-US"/>
+        </w:rPr>
+        <w:t xml:space="preserve">    </w:t>
+      </w:r>
+      <w:proofErr w:type="spellStart"/>
+      <w:r>
+        <w:rPr>
+          <w:rFonts w:ascii="Times New Roman" w:hAnsi="Times New Roman" w:cs="Times New Roman"/>
+          <w:sz w:val="28"/>
+          <w:szCs w:val="28"/>
+          <w:lang w:val="en-US"/>
+        </w:rPr>
+        <w:t>serializer_class</w:t>
+      </w:r>
+      <w:proofErr w:type="spellEnd"/>
+      <w:r>
+        <w:rPr>
+          <w:rFonts w:ascii="Times New Roman" w:hAnsi="Times New Roman" w:cs="Times New Roman"/>
+          <w:sz w:val="28"/>
+          <w:szCs w:val="28"/>
+          <w:lang w:val="en-US"/>
+        </w:rPr>
+        <w:t xml:space="preserve"> = </w:t>
+      </w:r>
+      <w:proofErr w:type="spellStart"/>
+      <w:r>
+        <w:rPr>
+          <w:rFonts w:ascii="Times New Roman" w:hAnsi="Times New Roman" w:cs="Times New Roman"/>
+          <w:sz w:val="28"/>
+          <w:szCs w:val="28"/>
+          <w:lang w:val="en-US"/>
+        </w:rPr>
+        <w:t>ProductImageSerializer</w:t>
+      </w:r>
+      <w:proofErr w:type="spellEnd"/>
+    </w:p>
+    <w:p>
+      <w:pPr>
+        <w:rPr>
+          <w:rFonts w:ascii="Times New Roman" w:hAnsi="Times New Roman" w:cs="Times New Roman"/>
+          <w:sz w:val="28"/>
+          <w:szCs w:val="28"/>
+          <w:lang w:val="en-US"/>
+        </w:rPr>
+      </w:pPr>
+      <w:r>
+        <w:rPr>
+          <w:rFonts w:ascii="Times New Roman" w:hAnsi="Times New Roman" w:cs="Times New Roman"/>
+          <w:sz w:val="28"/>
+          <w:szCs w:val="28"/>
+          <w:lang w:val="en-US"/>
+        </w:rPr>
+        <w:t xml:space="preserve">    </w:t>
+      </w:r>
+      <w:proofErr w:type="spellStart"/>
+      <w:r>
+        <w:rPr>
+          <w:rFonts w:ascii="Times New Roman" w:hAnsi="Times New Roman" w:cs="Times New Roman"/>
+          <w:sz w:val="28"/>
+          <w:szCs w:val="28"/>
+          <w:lang w:val="en-US"/>
+        </w:rPr>
+        <w:t>permission_classes</w:t>
+      </w:r>
+      <w:proofErr w:type="spellEnd"/>
+      <w:r>
+        <w:rPr>
+          <w:rFonts w:ascii="Times New Roman" w:hAnsi="Times New Roman" w:cs="Times New Roman"/>
+          <w:sz w:val="28"/>
+          <w:szCs w:val="28"/>
+          <w:lang w:val="en-US"/>
+        </w:rPr>
+        <w:t xml:space="preserve"> = [</w:t>
+      </w:r>
+      <w:proofErr w:type="spellStart"/>
+      <w:proofErr w:type="gramStart"/>
+      <w:r>
+        <w:rPr>
+          <w:rFonts w:ascii="Times New Roman" w:hAnsi="Times New Roman" w:cs="Times New Roman"/>
+          <w:sz w:val="28"/>
+          <w:szCs w:val="28"/>
+          <w:lang w:val="en-US"/>
+        </w:rPr>
+        <w:t>permissions.IsAdminUser</w:t>
+      </w:r>
+      <w:proofErr w:type="spellEnd"/>
+      <w:proofErr w:type="gramEnd"/>
+      <w:r>
+        <w:rPr>
+          <w:rFonts w:ascii="Times New Roman" w:hAnsi="Times New Roman" w:cs="Times New Roman"/>
+          <w:sz w:val="28"/>
+          <w:szCs w:val="28"/>
+          <w:lang w:val="en-US"/>
+        </w:rPr>
+        <w:t>]</w:t>
+      </w:r>
+    </w:p>
+    <w:p>
+      <w:pPr>
+        <w:rPr>
+          <w:rFonts w:ascii="Times New Roman" w:hAnsi="Times New Roman" w:cs="Times New Roman"/>
+          <w:sz w:val="28"/>
+          <w:szCs w:val="28"/>
+          <w:lang w:val="en-US"/>
+        </w:rPr>
+      </w:pPr>
+    </w:p>
+    <w:p>
+      <w:pPr>
+        <w:rPr>
+          <w:rFonts w:ascii="Times New Roman" w:hAnsi="Times New Roman" w:cs="Times New Roman"/>
+          <w:b/>
+          <w:bCs/>
+          <w:sz w:val="28"/>
+          <w:szCs w:val="28"/>
+          <w:lang w:val="en-US"/>
+        </w:rPr>
+      </w:pPr>
+      <w:r>
+        <w:rPr>
+          <w:rFonts w:ascii="Times New Roman" w:hAnsi="Times New Roman" w:cs="Times New Roman"/>
+          <w:b/>
+          <w:bCs/>
+          <w:sz w:val="28"/>
+          <w:szCs w:val="28"/>
+          <w:lang w:val="en-US"/>
+        </w:rPr>
+        <w:t xml:space="preserve">А.4 React </w:t>
+      </w:r>
+      <w:proofErr w:type="spellStart"/>
+      <w:r>
+        <w:rPr>
+          <w:rFonts w:ascii="Times New Roman" w:hAnsi="Times New Roman" w:cs="Times New Roman"/>
+          <w:b/>
+          <w:bCs/>
+          <w:sz w:val="28"/>
+          <w:szCs w:val="28"/>
+          <w:lang w:val="en-US"/>
+        </w:rPr>
+        <w:t>компонент</w:t>
+      </w:r>
+      <w:proofErr w:type="spellEnd"/>
+      <w:r>
+        <w:rPr>
+          <w:rFonts w:ascii="Times New Roman" w:hAnsi="Times New Roman" w:cs="Times New Roman"/>
+          <w:b/>
+          <w:bCs/>
+          <w:sz w:val="28"/>
+          <w:szCs w:val="28"/>
+          <w:lang w:val="en-US"/>
+        </w:rPr>
+        <w:t xml:space="preserve"> </w:t>
+      </w:r>
+      <w:proofErr w:type="spellStart"/>
+      <w:r>
+        <w:rPr>
+          <w:rFonts w:ascii="Times New Roman" w:hAnsi="Times New Roman" w:cs="Times New Roman"/>
+          <w:b/>
+          <w:bCs/>
+          <w:sz w:val="28"/>
+          <w:szCs w:val="28"/>
+          <w:lang w:val="en-US"/>
+        </w:rPr>
+        <w:t>ProductCard.jsx</w:t>
+      </w:r>
+      <w:proofErr w:type="spellEnd"/>
+    </w:p>
+    <w:p>
+      <w:pPr>
+        <w:rPr>
+          <w:rFonts w:ascii="Times New Roman" w:hAnsi="Times New Roman" w:cs="Times New Roman"/>
+          <w:sz w:val="28"/>
+          <w:szCs w:val="28"/>
+          <w:lang w:val="en-US"/>
+        </w:rPr>
+      </w:pPr>
+      <w:r>
+        <w:rPr>
+          <w:rFonts w:ascii="Times New Roman" w:hAnsi="Times New Roman" w:cs="Times New Roman"/>
+          <w:sz w:val="28"/>
+          <w:szCs w:val="28"/>
+          <w:lang w:val="en-US"/>
+        </w:rPr>
+        <w:t xml:space="preserve">import </w:t>
+      </w:r>
+      <w:proofErr w:type="gramStart"/>
+      <w:r>
+        <w:rPr>
+          <w:rFonts w:ascii="Times New Roman" w:hAnsi="Times New Roman" w:cs="Times New Roman"/>
+          <w:sz w:val="28"/>
+          <w:szCs w:val="28"/>
+          <w:lang w:val="en-US"/>
+        </w:rPr>
+        <w:t xml:space="preserve">{ </w:t>
+      </w:r>
+      <w:proofErr w:type="spellStart"/>
+      <w:r>
+        <w:rPr>
+          <w:rFonts w:ascii="Times New Roman" w:hAnsi="Times New Roman" w:cs="Times New Roman"/>
+          <w:sz w:val="28"/>
+          <w:szCs w:val="28"/>
+          <w:lang w:val="en-US"/>
+        </w:rPr>
+        <w:t>useState</w:t>
+      </w:r>
+      <w:proofErr w:type="spellEnd"/>
+      <w:proofErr w:type="gramEnd"/>
+      <w:r>
+        <w:rPr>
+          <w:rFonts w:ascii="Times New Roman" w:hAnsi="Times New Roman" w:cs="Times New Roman"/>
+          <w:sz w:val="28"/>
+          <w:szCs w:val="28"/>
+          <w:lang w:val="en-US"/>
+        </w:rPr>
+        <w:t xml:space="preserve"> } from "react";</w:t>
+      </w:r>
+    </w:p>
+    <w:p>
+      <w:pPr>
+        <w:rPr>
+          <w:rFonts w:ascii="Times New Roman" w:hAnsi="Times New Roman" w:cs="Times New Roman"/>
+          <w:sz w:val="28"/>
+          <w:szCs w:val="28"/>
+          <w:lang w:val="en-US"/>
+        </w:rPr>
+      </w:pPr>
+      <w:r>
+        <w:rPr>
+          <w:rFonts w:ascii="Times New Roman" w:hAnsi="Times New Roman" w:cs="Times New Roman"/>
+          <w:sz w:val="28"/>
+          <w:szCs w:val="28"/>
+          <w:lang w:val="en-US"/>
+        </w:rPr>
+        <w:t xml:space="preserve">import </w:t>
+      </w:r>
+      <w:proofErr w:type="gramStart"/>
+      <w:r>
+        <w:rPr>
+          <w:rFonts w:ascii="Times New Roman" w:hAnsi="Times New Roman" w:cs="Times New Roman"/>
+          <w:sz w:val="28"/>
+          <w:szCs w:val="28"/>
+          <w:lang w:val="en-US"/>
+        </w:rPr>
+        <w:t>{ Link</w:t>
+      </w:r>
+      <w:proofErr w:type="gramEnd"/>
+      <w:r>
+        <w:rPr>
+          <w:rFonts w:ascii="Times New Roman" w:hAnsi="Times New Roman" w:cs="Times New Roman"/>
+          <w:sz w:val="28"/>
+          <w:szCs w:val="28"/>
+          <w:lang w:val="en-US"/>
+        </w:rPr>
+        <w:t xml:space="preserve"> } from "react-router-</w:t>
+      </w:r>
+      <w:proofErr w:type="spellStart"/>
+      <w:r>
+        <w:rPr>
+          <w:rFonts w:ascii="Times New Roman" w:hAnsi="Times New Roman" w:cs="Times New Roman"/>
+          <w:sz w:val="28"/>
+          <w:szCs w:val="28"/>
+          <w:lang w:val="en-US"/>
+        </w:rPr>
+        <w:t>dom</w:t>
+      </w:r>
+      <w:proofErr w:type="spellEnd"/>
+      <w:r>
+        <w:rPr>
+          <w:rFonts w:ascii="Times New Roman" w:hAnsi="Times New Roman" w:cs="Times New Roman"/>
+          <w:sz w:val="28"/>
+          <w:szCs w:val="28"/>
+          <w:lang w:val="en-US"/>
+        </w:rPr>
+        <w:t>";</w:t>
+      </w:r>
+    </w:p>
+    <w:p>
+      <w:pPr>
+        <w:rPr>
+          <w:rFonts w:ascii="Times New Roman" w:hAnsi="Times New Roman" w:cs="Times New Roman"/>
+          <w:sz w:val="28"/>
+          <w:szCs w:val="28"/>
+          <w:lang w:val="en-US"/>
+        </w:rPr>
+      </w:pPr>
+      <w:r>
+        <w:rPr>
+          <w:rFonts w:ascii="Times New Roman" w:hAnsi="Times New Roman" w:cs="Times New Roman"/>
+          <w:sz w:val="28"/>
+          <w:szCs w:val="28"/>
+          <w:lang w:val="en-US"/>
+        </w:rPr>
+        <w:t xml:space="preserve">import </w:t>
+      </w:r>
+      <w:proofErr w:type="gramStart"/>
+      <w:r>
+        <w:rPr>
+          <w:rFonts w:ascii="Times New Roman" w:hAnsi="Times New Roman" w:cs="Times New Roman"/>
+          <w:sz w:val="28"/>
+          <w:szCs w:val="28"/>
+          <w:lang w:val="en-US"/>
+        </w:rPr>
+        <w:t xml:space="preserve">{ </w:t>
+      </w:r>
+      <w:proofErr w:type="spellStart"/>
+      <w:r>
+        <w:rPr>
+          <w:rFonts w:ascii="Times New Roman" w:hAnsi="Times New Roman" w:cs="Times New Roman"/>
+          <w:sz w:val="28"/>
+          <w:szCs w:val="28"/>
+          <w:lang w:val="en-US"/>
+        </w:rPr>
+        <w:t>ShoppingCart</w:t>
+      </w:r>
+      <w:proofErr w:type="spellEnd"/>
+      <w:proofErr w:type="gramEnd"/>
+      <w:r>
+        <w:rPr>
+          <w:rFonts w:ascii="Times New Roman" w:hAnsi="Times New Roman" w:cs="Times New Roman"/>
+          <w:sz w:val="28"/>
+          <w:szCs w:val="28"/>
+          <w:lang w:val="en-US"/>
+        </w:rPr>
+        <w:t>, Check } from "</w:t>
+      </w:r>
+      <w:proofErr w:type="spellStart"/>
+      <w:r>
+        <w:rPr>
+          <w:rFonts w:ascii="Times New Roman" w:hAnsi="Times New Roman" w:cs="Times New Roman"/>
+          <w:sz w:val="28"/>
+          <w:szCs w:val="28"/>
+          <w:lang w:val="en-US"/>
+        </w:rPr>
+        <w:t>lucide</w:t>
+      </w:r>
+      <w:proofErr w:type="spellEnd"/>
+      <w:r>
+        <w:rPr>
+          <w:rFonts w:ascii="Times New Roman" w:hAnsi="Times New Roman" w:cs="Times New Roman"/>
+          <w:sz w:val="28"/>
+          <w:szCs w:val="28"/>
+          <w:lang w:val="en-US"/>
+        </w:rPr>
+        <w:t>-react";</w:t>
+      </w:r>
+    </w:p>
+    <w:p>
+      <w:pPr>
+        <w:rPr>
+          <w:rFonts w:ascii="Times New Roman" w:hAnsi="Times New Roman" w:cs="Times New Roman"/>
+          <w:sz w:val="28"/>
+          <w:szCs w:val="28"/>
+          <w:lang w:val="en-US"/>
+        </w:rPr>
+      </w:pPr>
+      <w:r>
+        <w:rPr>
+          <w:rFonts w:ascii="Times New Roman" w:hAnsi="Times New Roman" w:cs="Times New Roman"/>
+          <w:sz w:val="28"/>
+          <w:szCs w:val="28"/>
+          <w:lang w:val="en-US"/>
+        </w:rPr>
+        <w:t xml:space="preserve">import </w:t>
+      </w:r>
+      <w:proofErr w:type="gramStart"/>
+      <w:r>
+        <w:rPr>
+          <w:rFonts w:ascii="Times New Roman" w:hAnsi="Times New Roman" w:cs="Times New Roman"/>
+          <w:sz w:val="28"/>
+          <w:szCs w:val="28"/>
+          <w:lang w:val="en-US"/>
+        </w:rPr>
+        <w:t xml:space="preserve">{ </w:t>
+      </w:r>
+      <w:proofErr w:type="spellStart"/>
+      <w:r>
+        <w:rPr>
+          <w:rFonts w:ascii="Times New Roman" w:hAnsi="Times New Roman" w:cs="Times New Roman"/>
+          <w:sz w:val="28"/>
+          <w:szCs w:val="28"/>
+          <w:lang w:val="en-US"/>
+        </w:rPr>
+        <w:t>useCart</w:t>
+      </w:r>
+      <w:proofErr w:type="spellEnd"/>
+      <w:proofErr w:type="gramEnd"/>
+      <w:r>
+        <w:rPr>
+          <w:rFonts w:ascii="Times New Roman" w:hAnsi="Times New Roman" w:cs="Times New Roman"/>
+          <w:sz w:val="28"/>
+          <w:szCs w:val="28"/>
+          <w:lang w:val="en-US"/>
+        </w:rPr>
+        <w:t xml:space="preserve"> } from "../context/</w:t>
+      </w:r>
+      <w:proofErr w:type="spellStart"/>
+      <w:r>
+        <w:rPr>
+          <w:rFonts w:ascii="Times New Roman" w:hAnsi="Times New Roman" w:cs="Times New Roman"/>
+          <w:sz w:val="28"/>
+          <w:szCs w:val="28"/>
+          <w:lang w:val="en-US"/>
+        </w:rPr>
+        <w:t>CartContext</w:t>
+      </w:r>
+      <w:proofErr w:type="spellEnd"/>
+      <w:r>
+        <w:rPr>
+          <w:rFonts w:ascii="Times New Roman" w:hAnsi="Times New Roman" w:cs="Times New Roman"/>
+          <w:sz w:val="28"/>
+          <w:szCs w:val="28"/>
+          <w:lang w:val="en-US"/>
+        </w:rPr>
+        <w:t>";</w:t>
+      </w:r>
+    </w:p>
+    <w:p>
+      <w:pPr>
+        <w:rPr>
+          <w:rFonts w:ascii="Times New Roman" w:hAnsi="Times New Roman" w:cs="Times New Roman"/>
+          <w:sz w:val="28"/>
+          <w:szCs w:val="28"/>
+          <w:lang w:val="en-US"/>
+        </w:rPr>
+      </w:pPr>
+      <w:r>
+        <w:rPr>
+          <w:rFonts w:ascii="Times New Roman" w:hAnsi="Times New Roman" w:cs="Times New Roman"/>
+          <w:sz w:val="28"/>
+          <w:szCs w:val="28"/>
+          <w:lang w:val="en-US"/>
+        </w:rPr>
+        <w:t>import toast from "react-hot-toast";</w:t>
+      </w:r>
+    </w:p>
+    <w:p>
+      <w:pPr>
+        <w:rPr>
+          <w:rFonts w:ascii="Times New Roman" w:hAnsi="Times New Roman" w:cs="Times New Roman"/>
+          <w:sz w:val="28"/>
+          <w:szCs w:val="28"/>
+          <w:lang w:val="en-US"/>
+        </w:rPr>
+      </w:pPr>
+    </w:p>
+    <w:p>
+      <w:pPr>
+        <w:rPr>
+          <w:rFonts w:ascii="Times New Roman" w:hAnsi="Times New Roman" w:cs="Times New Roman"/>
+          <w:sz w:val="28"/>
+          <w:szCs w:val="28"/>
+          <w:lang w:val="en-US"/>
+        </w:rPr>
+      </w:pPr>
+      <w:r>
+        <w:rPr>
+          <w:rFonts w:ascii="Times New Roman" w:hAnsi="Times New Roman" w:cs="Times New Roman"/>
+          <w:sz w:val="28"/>
+          <w:szCs w:val="28"/>
+          <w:lang w:val="en-US"/>
+        </w:rPr>
+        <w:t xml:space="preserve">const </w:t>
+      </w:r>
+      <w:proofErr w:type="spellStart"/>
+      <w:r>
+        <w:rPr>
+          <w:rFonts w:ascii="Times New Roman" w:hAnsi="Times New Roman" w:cs="Times New Roman"/>
+          <w:sz w:val="28"/>
+          <w:szCs w:val="28"/>
+          <w:lang w:val="en-US"/>
+        </w:rPr>
+        <w:t>getImageUrl</w:t>
+      </w:r>
+      <w:proofErr w:type="spellEnd"/>
+      <w:r>
+        <w:rPr>
+          <w:rFonts w:ascii="Times New Roman" w:hAnsi="Times New Roman" w:cs="Times New Roman"/>
+          <w:sz w:val="28"/>
+          <w:szCs w:val="28"/>
+          <w:lang w:val="en-US"/>
+        </w:rPr>
+        <w:t xml:space="preserve"> = (</w:t>
+      </w:r>
+      <w:proofErr w:type="spellStart"/>
+      <w:r>
+        <w:rPr>
+          <w:rFonts w:ascii="Times New Roman" w:hAnsi="Times New Roman" w:cs="Times New Roman"/>
+          <w:sz w:val="28"/>
+          <w:szCs w:val="28"/>
+          <w:lang w:val="en-US"/>
+        </w:rPr>
+        <w:t>imagePath</w:t>
+      </w:r>
+      <w:proofErr w:type="spellEnd"/>
+      <w:r>
+        <w:rPr>
+          <w:rFonts w:ascii="Times New Roman" w:hAnsi="Times New Roman" w:cs="Times New Roman"/>
+          <w:sz w:val="28"/>
+          <w:szCs w:val="28"/>
+          <w:lang w:val="en-US"/>
+        </w:rPr>
+        <w:t>) =&gt; {</w:t>
+      </w:r>
+    </w:p>
+    <w:p>
+      <w:pPr>
+        <w:rPr>
+          <w:rFonts w:ascii="Times New Roman" w:hAnsi="Times New Roman" w:cs="Times New Roman"/>
+          <w:sz w:val="28"/>
+          <w:szCs w:val="28"/>
+          <w:lang w:val="en-US"/>
+        </w:rPr>
+      </w:pPr>
+      <w:r>
+        <w:rPr>
+          <w:rFonts w:ascii="Times New Roman" w:hAnsi="Times New Roman" w:cs="Times New Roman"/>
+          <w:sz w:val="28"/>
+          <w:szCs w:val="28"/>
+          <w:lang w:val="en-US"/>
+        </w:rPr>
+        <w:t xml:space="preserve">  if </w:t>
+      </w:r>
+      <w:proofErr w:type="gramStart"/>
+      <w:r>
+        <w:rPr>
+          <w:rFonts w:ascii="Times New Roman" w:hAnsi="Times New Roman" w:cs="Times New Roman"/>
+          <w:sz w:val="28"/>
+          <w:szCs w:val="28"/>
+          <w:lang w:val="en-US"/>
+        </w:rPr>
+        <w:t>(!</w:t>
+      </w:r>
+      <w:proofErr w:type="spellStart"/>
+      <w:r>
+        <w:rPr>
+          <w:rFonts w:ascii="Times New Roman" w:hAnsi="Times New Roman" w:cs="Times New Roman"/>
+          <w:sz w:val="28"/>
+          <w:szCs w:val="28"/>
+          <w:lang w:val="en-US"/>
+        </w:rPr>
+        <w:t>imagePath</w:t>
+      </w:r>
+      <w:proofErr w:type="spellEnd"/>
+      <w:proofErr w:type="gramEnd"/>
+      <w:r>
+        <w:rPr>
+          <w:rFonts w:ascii="Times New Roman" w:hAnsi="Times New Roman" w:cs="Times New Roman"/>
+          <w:sz w:val="28"/>
+          <w:szCs w:val="28"/>
+          <w:lang w:val="en-US"/>
+        </w:rPr>
+        <w:t>) return "https://placehold.co/600x400?text=</w:t>
+      </w:r>
+      <w:proofErr w:type="spellStart"/>
+      <w:r>
+        <w:rPr>
+          <w:rFonts w:ascii="Times New Roman" w:hAnsi="Times New Roman" w:cs="Times New Roman"/>
+          <w:sz w:val="28"/>
+          <w:szCs w:val="28"/>
+          <w:lang w:val="en-US"/>
+        </w:rPr>
+        <w:t>Нет</w:t>
+      </w:r>
+      <w:proofErr w:type="spellEnd"/>
+      <w:r>
+        <w:rPr>
+          <w:rFonts w:ascii="Times New Roman" w:hAnsi="Times New Roman" w:cs="Times New Roman"/>
+          <w:sz w:val="28"/>
+          <w:szCs w:val="28"/>
+          <w:lang w:val="en-US"/>
+        </w:rPr>
+        <w:t xml:space="preserve"> </w:t>
+      </w:r>
+      <w:proofErr w:type="spellStart"/>
+      <w:r>
+        <w:rPr>
+          <w:rFonts w:ascii="Times New Roman" w:hAnsi="Times New Roman" w:cs="Times New Roman"/>
+          <w:sz w:val="28"/>
+          <w:szCs w:val="28"/>
+          <w:lang w:val="en-US"/>
+        </w:rPr>
+        <w:t>картинки</w:t>
+      </w:r>
+      <w:proofErr w:type="spellEnd"/>
+      <w:r>
+        <w:rPr>
+          <w:rFonts w:ascii="Times New Roman" w:hAnsi="Times New Roman" w:cs="Times New Roman"/>
+          <w:sz w:val="28"/>
+          <w:szCs w:val="28"/>
+          <w:lang w:val="en-US"/>
+        </w:rPr>
+        <w:t>";</w:t>
+      </w:r>
+    </w:p>
+    <w:p>
+      <w:pPr>
+        <w:rPr>
+          <w:rFonts w:ascii="Times New Roman" w:hAnsi="Times New Roman" w:cs="Times New Roman"/>
+          <w:sz w:val="28"/>
+          <w:szCs w:val="28"/>
+          <w:lang w:val="en-US"/>
+        </w:rPr>
+      </w:pPr>
+    </w:p>
+    <w:p>
+      <w:pPr>
+        <w:rPr>
+          <w:rFonts w:ascii="Times New Roman" w:hAnsi="Times New Roman" w:cs="Times New Roman"/>
+          <w:sz w:val="28"/>
+          <w:szCs w:val="28"/>
+          <w:lang w:val="en-US"/>
+        </w:rPr>
+      </w:pPr>
+      <w:r>
+        <w:rPr>
+          <w:rFonts w:ascii="Times New Roman" w:hAnsi="Times New Roman" w:cs="Times New Roman"/>
+          <w:sz w:val="28"/>
+          <w:szCs w:val="28"/>
+          <w:lang w:val="en-US"/>
+        </w:rPr>
+        <w:t xml:space="preserve">  if (</w:t>
+      </w:r>
+      <w:proofErr w:type="spellStart"/>
+      <w:r>
+        <w:rPr>
+          <w:rFonts w:ascii="Times New Roman" w:hAnsi="Times New Roman" w:cs="Times New Roman"/>
+          <w:sz w:val="28"/>
+          <w:szCs w:val="28"/>
+          <w:lang w:val="en-US"/>
+        </w:rPr>
+        <w:t>imagePath.startsWith</w:t>
+      </w:r>
+      <w:proofErr w:type="spellEnd"/>
+      <w:r>
+        <w:rPr>
+          <w:rFonts w:ascii="Times New Roman" w:hAnsi="Times New Roman" w:cs="Times New Roman"/>
+          <w:sz w:val="28"/>
+          <w:szCs w:val="28"/>
+          <w:lang w:val="en-US"/>
+        </w:rPr>
+        <w:t>('http')) {</w:t>
+      </w:r>
+    </w:p>
+    <w:p>
+      <w:pPr>
+        <w:rPr>
+          <w:rFonts w:ascii="Times New Roman" w:hAnsi="Times New Roman" w:cs="Times New Roman"/>
+          <w:sz w:val="28"/>
+          <w:szCs w:val="28"/>
+          <w:lang w:val="en-US"/>
+        </w:rPr>
+      </w:pPr>
+      <w:r>
+        <w:rPr>
+          <w:rFonts w:ascii="Times New Roman" w:hAnsi="Times New Roman" w:cs="Times New Roman"/>
+          <w:sz w:val="28"/>
+          <w:szCs w:val="28"/>
+          <w:lang w:val="en-US"/>
+        </w:rPr>
+        <w:t xml:space="preserve">    return </w:t>
+      </w:r>
+      <w:proofErr w:type="spellStart"/>
+      <w:r>
+        <w:rPr>
+          <w:rFonts w:ascii="Times New Roman" w:hAnsi="Times New Roman" w:cs="Times New Roman"/>
+          <w:sz w:val="28"/>
+          <w:szCs w:val="28"/>
+          <w:lang w:val="en-US"/>
+        </w:rPr>
+        <w:t>imagePath</w:t>
+      </w:r>
+      <w:proofErr w:type="spellEnd"/>
+      <w:r>
+        <w:rPr>
+          <w:rFonts w:ascii="Times New Roman" w:hAnsi="Times New Roman" w:cs="Times New Roman"/>
+          <w:sz w:val="28"/>
+          <w:szCs w:val="28"/>
+          <w:lang w:val="en-US"/>
+        </w:rPr>
+        <w:t>;</w:t>
+      </w:r>
+    </w:p>
+    <w:p>
+      <w:pPr>
+        <w:rPr>
+          <w:rFonts w:ascii="Times New Roman" w:hAnsi="Times New Roman" w:cs="Times New Roman"/>
+          <w:sz w:val="28"/>
+          <w:szCs w:val="28"/>
+          <w:lang w:val="en-US"/>
+        </w:rPr>
+      </w:pPr>
+      <w:r>
+        <w:rPr>
+          <w:rFonts w:ascii="Times New Roman" w:hAnsi="Times New Roman" w:cs="Times New Roman"/>
+          <w:sz w:val="28"/>
+          <w:szCs w:val="28"/>
+          <w:lang w:val="en-US"/>
+        </w:rPr>
+        <w:lastRenderedPageBreak/>
+        <w:t xml:space="preserve">  }</w:t>
+      </w:r>
+    </w:p>
+    <w:p>
+      <w:pPr>
+        <w:rPr>
+          <w:rFonts w:ascii="Times New Roman" w:hAnsi="Times New Roman" w:cs="Times New Roman"/>
+          <w:sz w:val="28"/>
+          <w:szCs w:val="28"/>
+          <w:lang w:val="en-US"/>
+        </w:rPr>
+      </w:pPr>
+    </w:p>
+    <w:p>
+      <w:pPr>
+        <w:rPr>
+          <w:rFonts w:ascii="Times New Roman" w:hAnsi="Times New Roman" w:cs="Times New Roman"/>
+          <w:sz w:val="28"/>
+          <w:szCs w:val="28"/>
+          <w:lang w:val="en-US"/>
+        </w:rPr>
+      </w:pPr>
+      <w:r>
+        <w:rPr>
+          <w:rFonts w:ascii="Times New Roman" w:hAnsi="Times New Roman" w:cs="Times New Roman"/>
+          <w:sz w:val="28"/>
+          <w:szCs w:val="28"/>
+          <w:lang w:val="en-US"/>
+        </w:rPr>
+        <w:t xml:space="preserve">  const </w:t>
+      </w:r>
+      <w:proofErr w:type="spellStart"/>
+      <w:r>
+        <w:rPr>
+          <w:rFonts w:ascii="Times New Roman" w:hAnsi="Times New Roman" w:cs="Times New Roman"/>
+          <w:sz w:val="28"/>
+          <w:szCs w:val="28"/>
+          <w:lang w:val="en-US"/>
+        </w:rPr>
+        <w:t>baseUrl</w:t>
+      </w:r>
+      <w:proofErr w:type="spellEnd"/>
+      <w:r>
+        <w:rPr>
+          <w:rFonts w:ascii="Times New Roman" w:hAnsi="Times New Roman" w:cs="Times New Roman"/>
+          <w:sz w:val="28"/>
+          <w:szCs w:val="28"/>
+          <w:lang w:val="en-US"/>
+        </w:rPr>
+        <w:t xml:space="preserve"> = 'http://localhost:8000';</w:t>
+      </w:r>
+    </w:p>
+    <w:p>
+      <w:pPr>
+        <w:rPr>
+          <w:rFonts w:ascii="Times New Roman" w:hAnsi="Times New Roman" w:cs="Times New Roman"/>
+          <w:sz w:val="28"/>
+          <w:szCs w:val="28"/>
+          <w:lang w:val="en-US"/>
+        </w:rPr>
+      </w:pPr>
+    </w:p>
+    <w:p>
+      <w:pPr>
+        <w:rPr>
+          <w:rFonts w:ascii="Times New Roman" w:hAnsi="Times New Roman" w:cs="Times New Roman"/>
+          <w:sz w:val="28"/>
+          <w:szCs w:val="28"/>
+          <w:lang w:val="en-US"/>
+        </w:rPr>
+      </w:pPr>
+      <w:r>
+        <w:rPr>
+          <w:rFonts w:ascii="Times New Roman" w:hAnsi="Times New Roman" w:cs="Times New Roman"/>
+          <w:sz w:val="28"/>
+          <w:szCs w:val="28"/>
+          <w:lang w:val="en-US"/>
+        </w:rPr>
+        <w:t xml:space="preserve">  const </w:t>
+      </w:r>
+      <w:proofErr w:type="spellStart"/>
+      <w:r>
+        <w:rPr>
+          <w:rFonts w:ascii="Times New Roman" w:hAnsi="Times New Roman" w:cs="Times New Roman"/>
+          <w:sz w:val="28"/>
+          <w:szCs w:val="28"/>
+          <w:lang w:val="en-US"/>
+        </w:rPr>
+        <w:t>cleanPath</w:t>
+      </w:r>
+      <w:proofErr w:type="spellEnd"/>
+      <w:r>
+        <w:rPr>
+          <w:rFonts w:ascii="Times New Roman" w:hAnsi="Times New Roman" w:cs="Times New Roman"/>
+          <w:sz w:val="28"/>
+          <w:szCs w:val="28"/>
+          <w:lang w:val="en-US"/>
+        </w:rPr>
+        <w:t xml:space="preserve"> = </w:t>
+      </w:r>
+      <w:proofErr w:type="spellStart"/>
+      <w:r>
+        <w:rPr>
+          <w:rFonts w:ascii="Times New Roman" w:hAnsi="Times New Roman" w:cs="Times New Roman"/>
+          <w:sz w:val="28"/>
+          <w:szCs w:val="28"/>
+          <w:lang w:val="en-US"/>
+        </w:rPr>
+        <w:t>imagePath.startsWith</w:t>
+      </w:r>
+      <w:proofErr w:type="spellEnd"/>
+      <w:r>
+        <w:rPr>
+          <w:rFonts w:ascii="Times New Roman" w:hAnsi="Times New Roman" w:cs="Times New Roman"/>
+          <w:sz w:val="28"/>
+          <w:szCs w:val="28"/>
+          <w:lang w:val="en-US"/>
+        </w:rPr>
+        <w:t>('/'</w:t>
+      </w:r>
+      <w:proofErr w:type="gramStart"/>
+      <w:r>
+        <w:rPr>
+          <w:rFonts w:ascii="Times New Roman" w:hAnsi="Times New Roman" w:cs="Times New Roman"/>
+          <w:sz w:val="28"/>
+          <w:szCs w:val="28"/>
+          <w:lang w:val="en-US"/>
+        </w:rPr>
+        <w:t>) ?</w:t>
+      </w:r>
+      <w:proofErr w:type="gramEnd"/>
+      <w:r>
+        <w:rPr>
+          <w:rFonts w:ascii="Times New Roman" w:hAnsi="Times New Roman" w:cs="Times New Roman"/>
+          <w:sz w:val="28"/>
+          <w:szCs w:val="28"/>
+          <w:lang w:val="en-US"/>
+        </w:rPr>
+        <w:t xml:space="preserve"> </w:t>
+      </w:r>
+      <w:proofErr w:type="spellStart"/>
+      <w:r>
+        <w:rPr>
+          <w:rFonts w:ascii="Times New Roman" w:hAnsi="Times New Roman" w:cs="Times New Roman"/>
+          <w:sz w:val="28"/>
+          <w:szCs w:val="28"/>
+          <w:lang w:val="en-US"/>
+        </w:rPr>
+        <w:t>imagePath</w:t>
+      </w:r>
+      <w:proofErr w:type="spellEnd"/>
+      <w:r>
+        <w:rPr>
+          <w:rFonts w:ascii="Times New Roman" w:hAnsi="Times New Roman" w:cs="Times New Roman"/>
+          <w:sz w:val="28"/>
+          <w:szCs w:val="28"/>
+          <w:lang w:val="en-US"/>
+        </w:rPr>
+        <w:t xml:space="preserve"> : `/${</w:t>
+      </w:r>
+      <w:proofErr w:type="spellStart"/>
+      <w:r>
+        <w:rPr>
+          <w:rFonts w:ascii="Times New Roman" w:hAnsi="Times New Roman" w:cs="Times New Roman"/>
+          <w:sz w:val="28"/>
+          <w:szCs w:val="28"/>
+          <w:lang w:val="en-US"/>
+        </w:rPr>
+        <w:t>imagePath</w:t>
+      </w:r>
+      <w:proofErr w:type="spellEnd"/>
+      <w:r>
+        <w:rPr>
+          <w:rFonts w:ascii="Times New Roman" w:hAnsi="Times New Roman" w:cs="Times New Roman"/>
+          <w:sz w:val="28"/>
+          <w:szCs w:val="28"/>
+          <w:lang w:val="en-US"/>
+        </w:rPr>
+        <w:t>}`;</w:t>
+      </w:r>
+    </w:p>
+    <w:p>
+      <w:pPr>
+        <w:rPr>
+          <w:rFonts w:ascii="Times New Roman" w:hAnsi="Times New Roman" w:cs="Times New Roman"/>
+          <w:sz w:val="28"/>
+          <w:szCs w:val="28"/>
+          <w:lang w:val="en-US"/>
+        </w:rPr>
+      </w:pPr>
+    </w:p>
+    <w:p>
+      <w:pPr>
+        <w:rPr>
+          <w:rFonts w:ascii="Times New Roman" w:hAnsi="Times New Roman" w:cs="Times New Roman"/>
+          <w:sz w:val="28"/>
+          <w:szCs w:val="28"/>
+          <w:lang w:val="en-US"/>
+        </w:rPr>
+      </w:pPr>
+      <w:r>
+        <w:rPr>
+          <w:rFonts w:ascii="Times New Roman" w:hAnsi="Times New Roman" w:cs="Times New Roman"/>
+          <w:sz w:val="28"/>
+          <w:szCs w:val="28"/>
+          <w:lang w:val="en-US"/>
+        </w:rPr>
+        <w:t xml:space="preserve">  return `${</w:t>
+      </w:r>
+      <w:proofErr w:type="spellStart"/>
+      <w:r>
+        <w:rPr>
+          <w:rFonts w:ascii="Times New Roman" w:hAnsi="Times New Roman" w:cs="Times New Roman"/>
+          <w:sz w:val="28"/>
+          <w:szCs w:val="28"/>
+          <w:lang w:val="en-US"/>
+        </w:rPr>
+        <w:t>baseUrl</w:t>
+      </w:r>
+      <w:proofErr w:type="spellEnd"/>
+      <w:r>
+        <w:rPr>
+          <w:rFonts w:ascii="Times New Roman" w:hAnsi="Times New Roman" w:cs="Times New Roman"/>
+          <w:sz w:val="28"/>
+          <w:szCs w:val="28"/>
+          <w:lang w:val="en-US"/>
+        </w:rPr>
+        <w:t>}${</w:t>
+      </w:r>
+      <w:proofErr w:type="spellStart"/>
+      <w:r>
+        <w:rPr>
+          <w:rFonts w:ascii="Times New Roman" w:hAnsi="Times New Roman" w:cs="Times New Roman"/>
+          <w:sz w:val="28"/>
+          <w:szCs w:val="28"/>
+          <w:lang w:val="en-US"/>
+        </w:rPr>
+        <w:t>cleanPath</w:t>
+      </w:r>
+      <w:proofErr w:type="spellEnd"/>
+      <w:r>
+        <w:rPr>
+          <w:rFonts w:ascii="Times New Roman" w:hAnsi="Times New Roman" w:cs="Times New Roman"/>
+          <w:sz w:val="28"/>
+          <w:szCs w:val="28"/>
+          <w:lang w:val="en-US"/>
+        </w:rPr>
+        <w:t>}`;</w:t>
+      </w:r>
+    </w:p>
+    <w:p>
+      <w:pPr>
+        <w:rPr>
+          <w:rFonts w:ascii="Times New Roman" w:hAnsi="Times New Roman" w:cs="Times New Roman"/>
+          <w:sz w:val="28"/>
+          <w:szCs w:val="28"/>
+          <w:lang w:val="en-US"/>
+        </w:rPr>
+      </w:pPr>
+      <w:r>
+        <w:rPr>
+          <w:rFonts w:ascii="Times New Roman" w:hAnsi="Times New Roman" w:cs="Times New Roman"/>
+          <w:sz w:val="28"/>
+          <w:szCs w:val="28"/>
+          <w:lang w:val="en-US"/>
+        </w:rPr>
+        <w:t>};</w:t>
+      </w:r>
+    </w:p>
+    <w:p>
+      <w:pPr>
+        <w:rPr>
+          <w:rFonts w:ascii="Times New Roman" w:hAnsi="Times New Roman" w:cs="Times New Roman"/>
+          <w:sz w:val="28"/>
+          <w:szCs w:val="28"/>
+          <w:lang w:val="en-US"/>
+        </w:rPr>
+      </w:pPr>
+    </w:p>
+    <w:p>
+      <w:pPr>
+        <w:rPr>
+          <w:rFonts w:ascii="Times New Roman" w:hAnsi="Times New Roman" w:cs="Times New Roman"/>
+          <w:sz w:val="28"/>
+          <w:szCs w:val="28"/>
+          <w:lang w:val="en-US"/>
+        </w:rPr>
+      </w:pPr>
+      <w:r>
+        <w:rPr>
+          <w:rFonts w:ascii="Times New Roman" w:hAnsi="Times New Roman" w:cs="Times New Roman"/>
+          <w:sz w:val="28"/>
+          <w:szCs w:val="28"/>
+          <w:lang w:val="en-US"/>
+        </w:rPr>
+        <w:t xml:space="preserve">const </w:t>
+      </w:r>
+      <w:proofErr w:type="spellStart"/>
+      <w:r>
+        <w:rPr>
+          <w:rFonts w:ascii="Times New Roman" w:hAnsi="Times New Roman" w:cs="Times New Roman"/>
+          <w:sz w:val="28"/>
+          <w:szCs w:val="28"/>
+          <w:lang w:val="en-US"/>
+        </w:rPr>
+        <w:t>ProductCard</w:t>
+      </w:r>
+      <w:proofErr w:type="spellEnd"/>
+      <w:r>
+        <w:rPr>
+          <w:rFonts w:ascii="Times New Roman" w:hAnsi="Times New Roman" w:cs="Times New Roman"/>
+          <w:sz w:val="28"/>
+          <w:szCs w:val="28"/>
+          <w:lang w:val="en-US"/>
+        </w:rPr>
+        <w:t xml:space="preserve"> = </w:t>
+      </w:r>
+      <w:proofErr w:type="gramStart"/>
+      <w:r>
+        <w:rPr>
+          <w:rFonts w:ascii="Times New Roman" w:hAnsi="Times New Roman" w:cs="Times New Roman"/>
+          <w:sz w:val="28"/>
+          <w:szCs w:val="28"/>
+          <w:lang w:val="en-US"/>
+        </w:rPr>
+        <w:t>({ product</w:t>
+      </w:r>
+      <w:proofErr w:type="gramEnd"/>
+      <w:r>
+        <w:rPr>
+          <w:rFonts w:ascii="Times New Roman" w:hAnsi="Times New Roman" w:cs="Times New Roman"/>
+          <w:sz w:val="28"/>
+          <w:szCs w:val="28"/>
+          <w:lang w:val="en-US"/>
+        </w:rPr>
+        <w:t xml:space="preserve"> }) =&gt; {</w:t>
+      </w:r>
+    </w:p>
+    <w:p>
+      <w:pPr>
+        <w:rPr>
+          <w:rFonts w:ascii="Times New Roman" w:hAnsi="Times New Roman" w:cs="Times New Roman"/>
+          <w:sz w:val="28"/>
+          <w:szCs w:val="28"/>
+          <w:lang w:val="en-US"/>
+        </w:rPr>
+      </w:pPr>
+      <w:r>
+        <w:rPr>
+          <w:rFonts w:ascii="Times New Roman" w:hAnsi="Times New Roman" w:cs="Times New Roman"/>
+          <w:sz w:val="28"/>
+          <w:szCs w:val="28"/>
+          <w:lang w:val="en-US"/>
+        </w:rPr>
+        <w:t xml:space="preserve">  const </w:t>
+      </w:r>
+      <w:proofErr w:type="gramStart"/>
+      <w:r>
+        <w:rPr>
+          <w:rFonts w:ascii="Times New Roman" w:hAnsi="Times New Roman" w:cs="Times New Roman"/>
+          <w:sz w:val="28"/>
+          <w:szCs w:val="28"/>
+          <w:lang w:val="en-US"/>
+        </w:rPr>
+        <w:t xml:space="preserve">{ </w:t>
+      </w:r>
+      <w:proofErr w:type="spellStart"/>
+      <w:r>
+        <w:rPr>
+          <w:rFonts w:ascii="Times New Roman" w:hAnsi="Times New Roman" w:cs="Times New Roman"/>
+          <w:sz w:val="28"/>
+          <w:szCs w:val="28"/>
+          <w:lang w:val="en-US"/>
+        </w:rPr>
+        <w:t>addToCart</w:t>
+      </w:r>
+      <w:proofErr w:type="spellEnd"/>
+      <w:proofErr w:type="gramEnd"/>
+      <w:r>
+        <w:rPr>
+          <w:rFonts w:ascii="Times New Roman" w:hAnsi="Times New Roman" w:cs="Times New Roman"/>
+          <w:sz w:val="28"/>
+          <w:szCs w:val="28"/>
+          <w:lang w:val="en-US"/>
+        </w:rPr>
+        <w:t xml:space="preserve">, </w:t>
+      </w:r>
+      <w:proofErr w:type="spellStart"/>
+      <w:r>
+        <w:rPr>
+          <w:rFonts w:ascii="Times New Roman" w:hAnsi="Times New Roman" w:cs="Times New Roman"/>
+          <w:sz w:val="28"/>
+          <w:szCs w:val="28"/>
+          <w:lang w:val="en-US"/>
+        </w:rPr>
+        <w:t>isInCart</w:t>
+      </w:r>
+      <w:proofErr w:type="spellEnd"/>
+      <w:r>
+        <w:rPr>
+          <w:rFonts w:ascii="Times New Roman" w:hAnsi="Times New Roman" w:cs="Times New Roman"/>
+          <w:sz w:val="28"/>
+          <w:szCs w:val="28"/>
+          <w:lang w:val="en-US"/>
+        </w:rPr>
+        <w:t xml:space="preserve"> } = </w:t>
+      </w:r>
+      <w:proofErr w:type="spellStart"/>
+      <w:r>
+        <w:rPr>
+          <w:rFonts w:ascii="Times New Roman" w:hAnsi="Times New Roman" w:cs="Times New Roman"/>
+          <w:sz w:val="28"/>
+          <w:szCs w:val="28"/>
+          <w:lang w:val="en-US"/>
+        </w:rPr>
+        <w:t>useCart</w:t>
+      </w:r>
+      <w:proofErr w:type="spellEnd"/>
+      <w:r>
+        <w:rPr>
+          <w:rFonts w:ascii="Times New Roman" w:hAnsi="Times New Roman" w:cs="Times New Roman"/>
+          <w:sz w:val="28"/>
+          <w:szCs w:val="28"/>
+          <w:lang w:val="en-US"/>
+        </w:rPr>
+        <w:t>();</w:t>
+      </w:r>
+    </w:p>
+    <w:p>
+      <w:pPr>
+        <w:rPr>
+          <w:rFonts w:ascii="Times New Roman" w:hAnsi="Times New Roman" w:cs="Times New Roman"/>
+          <w:sz w:val="28"/>
+          <w:szCs w:val="28"/>
+          <w:lang w:val="en-US"/>
+        </w:rPr>
+      </w:pPr>
+      <w:r>
+        <w:rPr>
+          <w:rFonts w:ascii="Times New Roman" w:hAnsi="Times New Roman" w:cs="Times New Roman"/>
+          <w:sz w:val="28"/>
+          <w:szCs w:val="28"/>
+          <w:lang w:val="en-US"/>
+        </w:rPr>
+        <w:t xml:space="preserve">  const [</w:t>
+      </w:r>
+      <w:proofErr w:type="spellStart"/>
+      <w:r>
+        <w:rPr>
+          <w:rFonts w:ascii="Times New Roman" w:hAnsi="Times New Roman" w:cs="Times New Roman"/>
+          <w:sz w:val="28"/>
+          <w:szCs w:val="28"/>
+          <w:lang w:val="en-US"/>
+        </w:rPr>
+        <w:t>isAdding</w:t>
+      </w:r>
+      <w:proofErr w:type="spellEnd"/>
+      <w:r>
+        <w:rPr>
+          <w:rFonts w:ascii="Times New Roman" w:hAnsi="Times New Roman" w:cs="Times New Roman"/>
+          <w:sz w:val="28"/>
+          <w:szCs w:val="28"/>
+          <w:lang w:val="en-US"/>
+        </w:rPr>
+        <w:t xml:space="preserve">, </w:t>
+      </w:r>
+      <w:proofErr w:type="spellStart"/>
+      <w:r>
+        <w:rPr>
+          <w:rFonts w:ascii="Times New Roman" w:hAnsi="Times New Roman" w:cs="Times New Roman"/>
+          <w:sz w:val="28"/>
+          <w:szCs w:val="28"/>
+          <w:lang w:val="en-US"/>
+        </w:rPr>
+        <w:t>setIsAdding</w:t>
+      </w:r>
+      <w:proofErr w:type="spellEnd"/>
+      <w:r>
+        <w:rPr>
+          <w:rFonts w:ascii="Times New Roman" w:hAnsi="Times New Roman" w:cs="Times New Roman"/>
+          <w:sz w:val="28"/>
+          <w:szCs w:val="28"/>
+          <w:lang w:val="en-US"/>
+        </w:rPr>
+        <w:t xml:space="preserve">] = </w:t>
+      </w:r>
+      <w:proofErr w:type="spellStart"/>
+      <w:r>
+        <w:rPr>
+          <w:rFonts w:ascii="Times New Roman" w:hAnsi="Times New Roman" w:cs="Times New Roman"/>
+          <w:sz w:val="28"/>
+          <w:szCs w:val="28"/>
+          <w:lang w:val="en-US"/>
+        </w:rPr>
+        <w:t>useState</w:t>
+      </w:r>
+      <w:proofErr w:type="spellEnd"/>
+      <w:r>
+        <w:rPr>
+          <w:rFonts w:ascii="Times New Roman" w:hAnsi="Times New Roman" w:cs="Times New Roman"/>
+          <w:sz w:val="28"/>
+          <w:szCs w:val="28"/>
+          <w:lang w:val="en-US"/>
+        </w:rPr>
+        <w:t>(false);</w:t>
+      </w:r>
+    </w:p>
+    <w:p>
+      <w:pPr>
+        <w:rPr>
+          <w:rFonts w:ascii="Times New Roman" w:hAnsi="Times New Roman" w:cs="Times New Roman"/>
+          <w:sz w:val="28"/>
+          <w:szCs w:val="28"/>
+          <w:lang w:val="en-US"/>
+        </w:rPr>
+      </w:pPr>
+      <w:r>
+        <w:rPr>
+          <w:rFonts w:ascii="Times New Roman" w:hAnsi="Times New Roman" w:cs="Times New Roman"/>
+          <w:sz w:val="28"/>
+          <w:szCs w:val="28"/>
+          <w:lang w:val="en-US"/>
+        </w:rPr>
+        <w:t xml:space="preserve">  const [</w:t>
+      </w:r>
+      <w:proofErr w:type="spellStart"/>
+      <w:r>
+        <w:rPr>
+          <w:rFonts w:ascii="Times New Roman" w:hAnsi="Times New Roman" w:cs="Times New Roman"/>
+          <w:sz w:val="28"/>
+          <w:szCs w:val="28"/>
+          <w:lang w:val="en-US"/>
+        </w:rPr>
+        <w:t>showSuccess</w:t>
+      </w:r>
+      <w:proofErr w:type="spellEnd"/>
+      <w:r>
+        <w:rPr>
+          <w:rFonts w:ascii="Times New Roman" w:hAnsi="Times New Roman" w:cs="Times New Roman"/>
+          <w:sz w:val="28"/>
+          <w:szCs w:val="28"/>
+          <w:lang w:val="en-US"/>
+        </w:rPr>
+        <w:t xml:space="preserve">, </w:t>
+      </w:r>
+      <w:proofErr w:type="spellStart"/>
+      <w:r>
+        <w:rPr>
+          <w:rFonts w:ascii="Times New Roman" w:hAnsi="Times New Roman" w:cs="Times New Roman"/>
+          <w:sz w:val="28"/>
+          <w:szCs w:val="28"/>
+          <w:lang w:val="en-US"/>
+        </w:rPr>
+        <w:t>setShowSuccess</w:t>
+      </w:r>
+      <w:proofErr w:type="spellEnd"/>
+      <w:r>
+        <w:rPr>
+          <w:rFonts w:ascii="Times New Roman" w:hAnsi="Times New Roman" w:cs="Times New Roman"/>
+          <w:sz w:val="28"/>
+          <w:szCs w:val="28"/>
+          <w:lang w:val="en-US"/>
+        </w:rPr>
+        <w:t xml:space="preserve">] = </w:t>
+      </w:r>
+      <w:proofErr w:type="spellStart"/>
+      <w:r>
+        <w:rPr>
+          <w:rFonts w:ascii="Times New Roman" w:hAnsi="Times New Roman" w:cs="Times New Roman"/>
+          <w:sz w:val="28"/>
+          <w:szCs w:val="28"/>
+          <w:lang w:val="en-US"/>
+        </w:rPr>
+        <w:t>useState</w:t>
+      </w:r>
+      <w:proofErr w:type="spellEnd"/>
+      <w:r>
+        <w:rPr>
+          <w:rFonts w:ascii="Times New Roman" w:hAnsi="Times New Roman" w:cs="Times New Roman"/>
+          <w:sz w:val="28"/>
+          <w:szCs w:val="28"/>
+          <w:lang w:val="en-US"/>
+        </w:rPr>
+        <w:t>(false);</w:t>
+      </w:r>
+    </w:p>
+    <w:p>
+      <w:pPr>
+        <w:rPr>
+          <w:rFonts w:ascii="Times New Roman" w:hAnsi="Times New Roman" w:cs="Times New Roman"/>
+          <w:sz w:val="28"/>
+          <w:szCs w:val="28"/>
+          <w:lang w:val="en-US"/>
+        </w:rPr>
+      </w:pPr>
+    </w:p>
+    <w:p>
+      <w:pPr>
+        <w:rPr>
+          <w:rFonts w:ascii="Times New Roman" w:hAnsi="Times New Roman" w:cs="Times New Roman"/>
+          <w:sz w:val="28"/>
+          <w:szCs w:val="28"/>
+          <w:lang w:val="en-US"/>
+        </w:rPr>
+      </w:pPr>
+      <w:r>
+        <w:rPr>
+          <w:rFonts w:ascii="Times New Roman" w:hAnsi="Times New Roman" w:cs="Times New Roman"/>
+          <w:sz w:val="28"/>
+          <w:szCs w:val="28"/>
+          <w:lang w:val="en-US"/>
+        </w:rPr>
+        <w:t xml:space="preserve">  const </w:t>
+      </w:r>
+      <w:proofErr w:type="spellStart"/>
+      <w:r>
+        <w:rPr>
+          <w:rFonts w:ascii="Times New Roman" w:hAnsi="Times New Roman" w:cs="Times New Roman"/>
+          <w:sz w:val="28"/>
+          <w:szCs w:val="28"/>
+          <w:lang w:val="en-US"/>
+        </w:rPr>
+        <w:t>inCart</w:t>
+      </w:r>
+      <w:proofErr w:type="spellEnd"/>
+      <w:r>
+        <w:rPr>
+          <w:rFonts w:ascii="Times New Roman" w:hAnsi="Times New Roman" w:cs="Times New Roman"/>
+          <w:sz w:val="28"/>
+          <w:szCs w:val="28"/>
+          <w:lang w:val="en-US"/>
+        </w:rPr>
+        <w:t xml:space="preserve"> = </w:t>
+      </w:r>
+      <w:proofErr w:type="spellStart"/>
+      <w:r>
+        <w:rPr>
+          <w:rFonts w:ascii="Times New Roman" w:hAnsi="Times New Roman" w:cs="Times New Roman"/>
+          <w:sz w:val="28"/>
+          <w:szCs w:val="28"/>
+          <w:lang w:val="en-US"/>
+        </w:rPr>
+        <w:t>isInCart</w:t>
+      </w:r>
+      <w:proofErr w:type="spellEnd"/>
+      <w:r>
+        <w:rPr>
+          <w:rFonts w:ascii="Times New Roman" w:hAnsi="Times New Roman" w:cs="Times New Roman"/>
+          <w:sz w:val="28"/>
+          <w:szCs w:val="28"/>
+          <w:lang w:val="en-US"/>
+        </w:rPr>
+        <w:t>(product.id);</w:t>
+      </w:r>
+    </w:p>
+    <w:p>
+      <w:pPr>
+        <w:rPr>
+          <w:rFonts w:ascii="Times New Roman" w:hAnsi="Times New Roman" w:cs="Times New Roman"/>
+          <w:sz w:val="28"/>
+          <w:szCs w:val="28"/>
+          <w:lang w:val="en-US"/>
+        </w:rPr>
+      </w:pPr>
+    </w:p>
+    <w:p>
+      <w:pPr>
+        <w:rPr>
+          <w:rFonts w:ascii="Times New Roman" w:hAnsi="Times New Roman" w:cs="Times New Roman"/>
+          <w:sz w:val="28"/>
+          <w:szCs w:val="28"/>
+          <w:lang w:val="en-US"/>
+        </w:rPr>
+      </w:pPr>
+      <w:r>
+        <w:rPr>
+          <w:rFonts w:ascii="Times New Roman" w:hAnsi="Times New Roman" w:cs="Times New Roman"/>
+          <w:sz w:val="28"/>
+          <w:szCs w:val="28"/>
+          <w:lang w:val="en-US"/>
+        </w:rPr>
+        <w:t xml:space="preserve">  const </w:t>
+      </w:r>
+      <w:proofErr w:type="spellStart"/>
+      <w:r>
+        <w:rPr>
+          <w:rFonts w:ascii="Times New Roman" w:hAnsi="Times New Roman" w:cs="Times New Roman"/>
+          <w:sz w:val="28"/>
+          <w:szCs w:val="28"/>
+          <w:lang w:val="en-US"/>
+        </w:rPr>
+        <w:t>handleAddToCart</w:t>
+      </w:r>
+      <w:proofErr w:type="spellEnd"/>
+      <w:r>
+        <w:rPr>
+          <w:rFonts w:ascii="Times New Roman" w:hAnsi="Times New Roman" w:cs="Times New Roman"/>
+          <w:sz w:val="28"/>
+          <w:szCs w:val="28"/>
+          <w:lang w:val="en-US"/>
+        </w:rPr>
+        <w:t xml:space="preserve"> = async () =&gt; {</w:t>
+      </w:r>
+    </w:p>
+    <w:p>
+      <w:pPr>
+        <w:rPr>
+          <w:rFonts w:ascii="Times New Roman" w:hAnsi="Times New Roman" w:cs="Times New Roman"/>
+          <w:sz w:val="28"/>
+          <w:szCs w:val="28"/>
+          <w:lang w:val="en-US"/>
+        </w:rPr>
+      </w:pPr>
+      <w:r>
+        <w:rPr>
+          <w:rFonts w:ascii="Times New Roman" w:hAnsi="Times New Roman" w:cs="Times New Roman"/>
+          <w:sz w:val="28"/>
+          <w:szCs w:val="28"/>
+          <w:lang w:val="en-US"/>
+        </w:rPr>
+        <w:t xml:space="preserve">    if (</w:t>
+      </w:r>
+      <w:proofErr w:type="spellStart"/>
+      <w:r>
+        <w:rPr>
+          <w:rFonts w:ascii="Times New Roman" w:hAnsi="Times New Roman" w:cs="Times New Roman"/>
+          <w:sz w:val="28"/>
+          <w:szCs w:val="28"/>
+          <w:lang w:val="en-US"/>
+        </w:rPr>
+        <w:t>isAdding</w:t>
+      </w:r>
+      <w:proofErr w:type="spellEnd"/>
+      <w:r>
+        <w:rPr>
+          <w:rFonts w:ascii="Times New Roman" w:hAnsi="Times New Roman" w:cs="Times New Roman"/>
+          <w:sz w:val="28"/>
+          <w:szCs w:val="28"/>
+          <w:lang w:val="en-US"/>
+        </w:rPr>
+        <w:t>) return;</w:t>
+      </w:r>
+    </w:p>
+    <w:p>
+      <w:pPr>
+        <w:rPr>
+          <w:rFonts w:ascii="Times New Roman" w:hAnsi="Times New Roman" w:cs="Times New Roman"/>
+          <w:sz w:val="28"/>
+          <w:szCs w:val="28"/>
+          <w:lang w:val="en-US"/>
+        </w:rPr>
+      </w:pPr>
+    </w:p>
+    <w:p>
+      <w:pPr>
+        <w:rPr>
+          <w:rFonts w:ascii="Times New Roman" w:hAnsi="Times New Roman" w:cs="Times New Roman"/>
+          <w:sz w:val="28"/>
+          <w:szCs w:val="28"/>
+          <w:lang w:val="en-US"/>
+        </w:rPr>
+      </w:pPr>
+      <w:r>
+        <w:rPr>
+          <w:rFonts w:ascii="Times New Roman" w:hAnsi="Times New Roman" w:cs="Times New Roman"/>
+          <w:sz w:val="28"/>
+          <w:szCs w:val="28"/>
+          <w:lang w:val="en-US"/>
+        </w:rPr>
+        <w:t xml:space="preserve">    if (</w:t>
+      </w:r>
+      <w:proofErr w:type="spellStart"/>
+      <w:r>
+        <w:rPr>
+          <w:rFonts w:ascii="Times New Roman" w:hAnsi="Times New Roman" w:cs="Times New Roman"/>
+          <w:sz w:val="28"/>
+          <w:szCs w:val="28"/>
+          <w:lang w:val="en-US"/>
+        </w:rPr>
+        <w:t>inCart</w:t>
+      </w:r>
+      <w:proofErr w:type="spellEnd"/>
+      <w:r>
+        <w:rPr>
+          <w:rFonts w:ascii="Times New Roman" w:hAnsi="Times New Roman" w:cs="Times New Roman"/>
+          <w:sz w:val="28"/>
+          <w:szCs w:val="28"/>
+          <w:lang w:val="en-US"/>
+        </w:rPr>
+        <w:t>) {</w:t>
+      </w:r>
+    </w:p>
+    <w:p>
+      <w:pPr>
+        <w:rPr>
+          <w:rFonts w:ascii="Times New Roman" w:hAnsi="Times New Roman" w:cs="Times New Roman"/>
+          <w:sz w:val="28"/>
+          <w:szCs w:val="28"/>
+          <w:lang w:val="en-US"/>
+        </w:rPr>
+      </w:pPr>
+      <w:r>
+        <w:rPr>
+          <w:rFonts w:ascii="Times New Roman" w:hAnsi="Times New Roman" w:cs="Times New Roman"/>
+          <w:sz w:val="28"/>
+          <w:szCs w:val="28"/>
+          <w:lang w:val="en-US"/>
+        </w:rPr>
+        <w:t xml:space="preserve">      </w:t>
+      </w:r>
+      <w:proofErr w:type="spellStart"/>
+      <w:proofErr w:type="gramStart"/>
+      <w:r>
+        <w:rPr>
+          <w:rFonts w:ascii="Times New Roman" w:hAnsi="Times New Roman" w:cs="Times New Roman"/>
+          <w:sz w:val="28"/>
+          <w:szCs w:val="28"/>
+          <w:lang w:val="en-US"/>
+        </w:rPr>
+        <w:t>toast.error</w:t>
+      </w:r>
+      <w:proofErr w:type="spellEnd"/>
+      <w:proofErr w:type="gramEnd"/>
+      <w:r>
+        <w:rPr>
+          <w:rFonts w:ascii="Times New Roman" w:hAnsi="Times New Roman" w:cs="Times New Roman"/>
+          <w:sz w:val="28"/>
+          <w:szCs w:val="28"/>
+          <w:lang w:val="en-US"/>
+        </w:rPr>
+        <w:t>(`</w:t>
+      </w:r>
+      <w:proofErr w:type="spellStart"/>
+      <w:r>
+        <w:rPr>
+          <w:rFonts w:ascii="Times New Roman" w:hAnsi="Times New Roman" w:cs="Times New Roman"/>
+          <w:sz w:val="28"/>
+          <w:szCs w:val="28"/>
+          <w:lang w:val="en-US"/>
+        </w:rPr>
+        <w:t>Товар</w:t>
+      </w:r>
+      <w:proofErr w:type="spellEnd"/>
+      <w:r>
+        <w:rPr>
+          <w:rFonts w:ascii="Times New Roman" w:hAnsi="Times New Roman" w:cs="Times New Roman"/>
+          <w:sz w:val="28"/>
+          <w:szCs w:val="28"/>
+          <w:lang w:val="en-US"/>
+        </w:rPr>
+        <w:t xml:space="preserve"> "${</w:t>
+      </w:r>
+      <w:proofErr w:type="spellStart"/>
+      <w:r>
+        <w:rPr>
+          <w:rFonts w:ascii="Times New Roman" w:hAnsi="Times New Roman" w:cs="Times New Roman"/>
+          <w:sz w:val="28"/>
+          <w:szCs w:val="28"/>
+          <w:lang w:val="en-US"/>
+        </w:rPr>
+        <w:t>product.title</w:t>
+      </w:r>
+      <w:proofErr w:type="spellEnd"/>
+      <w:r>
+        <w:rPr>
+          <w:rFonts w:ascii="Times New Roman" w:hAnsi="Times New Roman" w:cs="Times New Roman"/>
+          <w:sz w:val="28"/>
+          <w:szCs w:val="28"/>
+          <w:lang w:val="en-US"/>
+        </w:rPr>
+        <w:t xml:space="preserve">}" </w:t>
+      </w:r>
+      <w:proofErr w:type="spellStart"/>
+      <w:r>
+        <w:rPr>
+          <w:rFonts w:ascii="Times New Roman" w:hAnsi="Times New Roman" w:cs="Times New Roman"/>
+          <w:sz w:val="28"/>
+          <w:szCs w:val="28"/>
+          <w:lang w:val="en-US"/>
+        </w:rPr>
+        <w:t>уже</w:t>
+      </w:r>
+      <w:proofErr w:type="spellEnd"/>
+      <w:r>
+        <w:rPr>
+          <w:rFonts w:ascii="Times New Roman" w:hAnsi="Times New Roman" w:cs="Times New Roman"/>
+          <w:sz w:val="28"/>
+          <w:szCs w:val="28"/>
+          <w:lang w:val="en-US"/>
+        </w:rPr>
+        <w:t xml:space="preserve"> </w:t>
+      </w:r>
+      <w:proofErr w:type="spellStart"/>
+      <w:r>
+        <w:rPr>
+          <w:rFonts w:ascii="Times New Roman" w:hAnsi="Times New Roman" w:cs="Times New Roman"/>
+          <w:sz w:val="28"/>
+          <w:szCs w:val="28"/>
+          <w:lang w:val="en-US"/>
+        </w:rPr>
+        <w:t>есть</w:t>
+      </w:r>
+      <w:proofErr w:type="spellEnd"/>
+      <w:r>
+        <w:rPr>
+          <w:rFonts w:ascii="Times New Roman" w:hAnsi="Times New Roman" w:cs="Times New Roman"/>
+          <w:sz w:val="28"/>
+          <w:szCs w:val="28"/>
+          <w:lang w:val="en-US"/>
+        </w:rPr>
+        <w:t xml:space="preserve"> в </w:t>
+      </w:r>
+      <w:proofErr w:type="spellStart"/>
+      <w:r>
+        <w:rPr>
+          <w:rFonts w:ascii="Times New Roman" w:hAnsi="Times New Roman" w:cs="Times New Roman"/>
+          <w:sz w:val="28"/>
+          <w:szCs w:val="28"/>
+          <w:lang w:val="en-US"/>
+        </w:rPr>
+        <w:t>корзине</w:t>
+      </w:r>
+      <w:proofErr w:type="spellEnd"/>
+      <w:r>
+        <w:rPr>
+          <w:rFonts w:ascii="Times New Roman" w:hAnsi="Times New Roman" w:cs="Times New Roman"/>
+          <w:sz w:val="28"/>
+          <w:szCs w:val="28"/>
+          <w:lang w:val="en-US"/>
+        </w:rPr>
+        <w:t>!`);</w:t>
+      </w:r>
+    </w:p>
+    <w:p>
+      <w:pPr>
+        <w:rPr>
+          <w:rFonts w:ascii="Times New Roman" w:hAnsi="Times New Roman" w:cs="Times New Roman"/>
+          <w:sz w:val="28"/>
+          <w:szCs w:val="28"/>
+          <w:lang w:val="en-US"/>
+        </w:rPr>
+      </w:pPr>
+      <w:r>
+        <w:rPr>
+          <w:rFonts w:ascii="Times New Roman" w:hAnsi="Times New Roman" w:cs="Times New Roman"/>
+          <w:sz w:val="28"/>
+          <w:szCs w:val="28"/>
+          <w:lang w:val="en-US"/>
+        </w:rPr>
+        <w:t xml:space="preserve">      return;</w:t>
+      </w:r>
+    </w:p>
+    <w:p>
+      <w:pPr>
+        <w:rPr>
+          <w:rFonts w:ascii="Times New Roman" w:hAnsi="Times New Roman" w:cs="Times New Roman"/>
+          <w:sz w:val="28"/>
+          <w:szCs w:val="28"/>
+          <w:lang w:val="en-US"/>
+        </w:rPr>
+      </w:pPr>
+      <w:r>
+        <w:rPr>
+          <w:rFonts w:ascii="Times New Roman" w:hAnsi="Times New Roman" w:cs="Times New Roman"/>
+          <w:sz w:val="28"/>
+          <w:szCs w:val="28"/>
+          <w:lang w:val="en-US"/>
+        </w:rPr>
+        <w:t xml:space="preserve">    }</w:t>
+      </w:r>
+    </w:p>
+    <w:p>
+      <w:pPr>
+        <w:rPr>
+          <w:rFonts w:ascii="Times New Roman" w:hAnsi="Times New Roman" w:cs="Times New Roman"/>
+          <w:sz w:val="28"/>
+          <w:szCs w:val="28"/>
+          <w:lang w:val="en-US"/>
+        </w:rPr>
+      </w:pPr>
+    </w:p>
+    <w:p>
+      <w:pPr>
+        <w:rPr>
+          <w:rFonts w:ascii="Times New Roman" w:hAnsi="Times New Roman" w:cs="Times New Roman"/>
+          <w:sz w:val="28"/>
+          <w:szCs w:val="28"/>
+          <w:lang w:val="en-US"/>
+        </w:rPr>
+      </w:pPr>
+      <w:r>
+        <w:rPr>
+          <w:rFonts w:ascii="Times New Roman" w:hAnsi="Times New Roman" w:cs="Times New Roman"/>
+          <w:sz w:val="28"/>
+          <w:szCs w:val="28"/>
+          <w:lang w:val="en-US"/>
+        </w:rPr>
+        <w:t xml:space="preserve">    </w:t>
+      </w:r>
+      <w:proofErr w:type="spellStart"/>
+      <w:r>
+        <w:rPr>
+          <w:rFonts w:ascii="Times New Roman" w:hAnsi="Times New Roman" w:cs="Times New Roman"/>
+          <w:sz w:val="28"/>
+          <w:szCs w:val="28"/>
+          <w:lang w:val="en-US"/>
+        </w:rPr>
+        <w:t>setIsAdding</w:t>
+      </w:r>
+      <w:proofErr w:type="spellEnd"/>
+      <w:r>
+        <w:rPr>
+          <w:rFonts w:ascii="Times New Roman" w:hAnsi="Times New Roman" w:cs="Times New Roman"/>
+          <w:sz w:val="28"/>
+          <w:szCs w:val="28"/>
+          <w:lang w:val="en-US"/>
+        </w:rPr>
+        <w:t>(true);</w:t>
+      </w:r>
+    </w:p>
+    <w:p>
+      <w:pPr>
+        <w:rPr>
+          <w:rFonts w:ascii="Times New Roman" w:hAnsi="Times New Roman" w:cs="Times New Roman"/>
+          <w:sz w:val="28"/>
+          <w:szCs w:val="28"/>
+          <w:lang w:val="en-US"/>
+        </w:rPr>
+      </w:pPr>
+    </w:p>
+    <w:p>
+      <w:pPr>
+        <w:rPr>
+          <w:rFonts w:ascii="Times New Roman" w:hAnsi="Times New Roman" w:cs="Times New Roman"/>
+          <w:sz w:val="28"/>
+          <w:szCs w:val="28"/>
+          <w:lang w:val="en-US"/>
+        </w:rPr>
+      </w:pPr>
+      <w:r>
+        <w:rPr>
+          <w:rFonts w:ascii="Times New Roman" w:hAnsi="Times New Roman" w:cs="Times New Roman"/>
+          <w:sz w:val="28"/>
+          <w:szCs w:val="28"/>
+          <w:lang w:val="en-US"/>
+        </w:rPr>
+        <w:t xml:space="preserve">    await new </w:t>
+      </w:r>
+      <w:proofErr w:type="gramStart"/>
+      <w:r>
+        <w:rPr>
+          <w:rFonts w:ascii="Times New Roman" w:hAnsi="Times New Roman" w:cs="Times New Roman"/>
+          <w:sz w:val="28"/>
+          <w:szCs w:val="28"/>
+          <w:lang w:val="en-US"/>
+        </w:rPr>
+        <w:t>Promise(</w:t>
+      </w:r>
+      <w:proofErr w:type="gramEnd"/>
+      <w:r>
+        <w:rPr>
+          <w:rFonts w:ascii="Times New Roman" w:hAnsi="Times New Roman" w:cs="Times New Roman"/>
+          <w:sz w:val="28"/>
+          <w:szCs w:val="28"/>
+          <w:lang w:val="en-US"/>
+        </w:rPr>
+        <w:t xml:space="preserve">resolve =&gt; </w:t>
+      </w:r>
+      <w:proofErr w:type="spellStart"/>
+      <w:r>
+        <w:rPr>
+          <w:rFonts w:ascii="Times New Roman" w:hAnsi="Times New Roman" w:cs="Times New Roman"/>
+          <w:sz w:val="28"/>
+          <w:szCs w:val="28"/>
+          <w:lang w:val="en-US"/>
+        </w:rPr>
+        <w:t>setTimeout</w:t>
+      </w:r>
+      <w:proofErr w:type="spellEnd"/>
+      <w:r>
+        <w:rPr>
+          <w:rFonts w:ascii="Times New Roman" w:hAnsi="Times New Roman" w:cs="Times New Roman"/>
+          <w:sz w:val="28"/>
+          <w:szCs w:val="28"/>
+          <w:lang w:val="en-US"/>
+        </w:rPr>
+        <w:t>(resolve, 200));</w:t>
+      </w:r>
+    </w:p>
+    <w:p>
+      <w:pPr>
+        <w:rPr>
+          <w:rFonts w:ascii="Times New Roman" w:hAnsi="Times New Roman" w:cs="Times New Roman"/>
+          <w:sz w:val="28"/>
+          <w:szCs w:val="28"/>
+          <w:lang w:val="en-US"/>
+        </w:rPr>
+      </w:pPr>
     </w:p>
     <w:p>
       <w:pPr>
@@ -6647,25 +8963,7 @@
         <w:lastRenderedPageBreak/>
         <w:t xml:space="preserve">    </w:t>
       </w:r>
-    </w:p>
-    <w:p>
-      <w:pPr>
-        <w:rPr>
-          <w:rFonts w:ascii="Times New Roman" w:hAnsi="Times New Roman" w:cs="Times New Roman"/>
-          <w:sz w:val="28"/>
-          <w:szCs w:val="28"/>
-          <w:lang w:val="en-US"/>
-        </w:rPr>
-      </w:pPr>
-      <w:r>
-        <w:rPr>
-          <w:rFonts w:ascii="Times New Roman" w:hAnsi="Times New Roman" w:cs="Times New Roman"/>
-          <w:sz w:val="28"/>
-          <w:szCs w:val="28"/>
-          <w:lang w:val="en-US"/>
-        </w:rPr>
-        <w:t xml:space="preserve">    @</w:t>
-      </w:r>
+      <w:proofErr w:type="spellStart"/>
       <w:proofErr w:type="gramStart"/>
       <w:r>
         <w:rPr>
@@ -6674,7 +8972,17 @@
           <w:szCs w:val="28"/>
           <w:lang w:val="en-US"/>
         </w:rPr>
-        <w:t>action(</w:t>
+        <w:t>addToCart</w:t>
+      </w:r>
+      <w:proofErr w:type="spellEnd"/>
+      <w:r>
+        <w:rPr>
+          <w:rFonts w:ascii="Times New Roman" w:hAnsi="Times New Roman" w:cs="Times New Roman"/>
+          <w:sz w:val="28"/>
+          <w:szCs w:val="28"/>
+          <w:lang w:val="en-US"/>
+        </w:rPr>
+        <w:t>(</w:t>
       </w:r>
       <w:proofErr w:type="gramEnd"/>
       <w:r>
@@ -6684,37 +8992,28 @@
           <w:szCs w:val="28"/>
           <w:lang w:val="en-US"/>
         </w:rPr>
-        <w:t>detail=True, methods=['post'])</w:t>
-      </w:r>
-    </w:p>
-    <w:p>
-      <w:pPr>
-        <w:rPr>
-          <w:rFonts w:ascii="Times New Roman" w:hAnsi="Times New Roman" w:cs="Times New Roman"/>
-          <w:sz w:val="28"/>
-          <w:szCs w:val="28"/>
-          <w:lang w:val="en-US"/>
-        </w:rPr>
-      </w:pPr>
-      <w:r>
-        <w:rPr>
-          <w:rFonts w:ascii="Times New Roman" w:hAnsi="Times New Roman" w:cs="Times New Roman"/>
-          <w:sz w:val="28"/>
-          <w:szCs w:val="28"/>
-          <w:lang w:val="en-US"/>
-        </w:rPr>
-        <w:t xml:space="preserve">    def </w:t>
-      </w:r>
-      <w:proofErr w:type="spellStart"/>
-      <w:r>
-        <w:rPr>
-          <w:rFonts w:ascii="Times New Roman" w:hAnsi="Times New Roman" w:cs="Times New Roman"/>
-          <w:sz w:val="28"/>
-          <w:szCs w:val="28"/>
-          <w:lang w:val="en-US"/>
-        </w:rPr>
-        <w:t>upload_</w:t>
-      </w:r>
+        <w:t>product, 1);</w:t>
+      </w:r>
+    </w:p>
+    <w:p>
+      <w:pPr>
+        <w:rPr>
+          <w:rFonts w:ascii="Times New Roman" w:hAnsi="Times New Roman" w:cs="Times New Roman"/>
+          <w:sz w:val="28"/>
+          <w:szCs w:val="28"/>
+          <w:lang w:val="en-US"/>
+        </w:rPr>
+      </w:pPr>
+      <w:r>
+        <w:rPr>
+          <w:rFonts w:ascii="Times New Roman" w:hAnsi="Times New Roman" w:cs="Times New Roman"/>
+          <w:sz w:val="28"/>
+          <w:szCs w:val="28"/>
+          <w:lang w:val="en-US"/>
+        </w:rPr>
+        <w:t xml:space="preserve">    </w:t>
+      </w:r>
+      <w:proofErr w:type="spellStart"/>
       <w:proofErr w:type="gramStart"/>
       <w:r>
         <w:rPr>
@@ -6723,7 +9022,177 @@
           <w:szCs w:val="28"/>
           <w:lang w:val="en-US"/>
         </w:rPr>
-        <w:t>image</w:t>
+        <w:t>toast.success</w:t>
+      </w:r>
+      <w:proofErr w:type="spellEnd"/>
+      <w:proofErr w:type="gramEnd"/>
+      <w:r>
+        <w:rPr>
+          <w:rFonts w:ascii="Times New Roman" w:hAnsi="Times New Roman" w:cs="Times New Roman"/>
+          <w:sz w:val="28"/>
+          <w:szCs w:val="28"/>
+          <w:lang w:val="en-US"/>
+        </w:rPr>
+        <w:t>(`</w:t>
+      </w:r>
+      <w:proofErr w:type="spellStart"/>
+      <w:r>
+        <w:rPr>
+          <w:rFonts w:ascii="Times New Roman" w:hAnsi="Times New Roman" w:cs="Times New Roman"/>
+          <w:sz w:val="28"/>
+          <w:szCs w:val="28"/>
+          <w:lang w:val="en-US"/>
+        </w:rPr>
+        <w:t>Товар</w:t>
+      </w:r>
+      <w:proofErr w:type="spellEnd"/>
+      <w:r>
+        <w:rPr>
+          <w:rFonts w:ascii="Times New Roman" w:hAnsi="Times New Roman" w:cs="Times New Roman"/>
+          <w:sz w:val="28"/>
+          <w:szCs w:val="28"/>
+          <w:lang w:val="en-US"/>
+        </w:rPr>
+        <w:t xml:space="preserve"> "${</w:t>
+      </w:r>
+      <w:proofErr w:type="spellStart"/>
+      <w:r>
+        <w:rPr>
+          <w:rFonts w:ascii="Times New Roman" w:hAnsi="Times New Roman" w:cs="Times New Roman"/>
+          <w:sz w:val="28"/>
+          <w:szCs w:val="28"/>
+          <w:lang w:val="en-US"/>
+        </w:rPr>
+        <w:t>product.title</w:t>
+      </w:r>
+      <w:proofErr w:type="spellEnd"/>
+      <w:r>
+        <w:rPr>
+          <w:rFonts w:ascii="Times New Roman" w:hAnsi="Times New Roman" w:cs="Times New Roman"/>
+          <w:sz w:val="28"/>
+          <w:szCs w:val="28"/>
+          <w:lang w:val="en-US"/>
+        </w:rPr>
+        <w:t xml:space="preserve">}" </w:t>
+      </w:r>
+      <w:proofErr w:type="spellStart"/>
+      <w:r>
+        <w:rPr>
+          <w:rFonts w:ascii="Times New Roman" w:hAnsi="Times New Roman" w:cs="Times New Roman"/>
+          <w:sz w:val="28"/>
+          <w:szCs w:val="28"/>
+          <w:lang w:val="en-US"/>
+        </w:rPr>
+        <w:t>добавлен</w:t>
+      </w:r>
+      <w:proofErr w:type="spellEnd"/>
+      <w:r>
+        <w:rPr>
+          <w:rFonts w:ascii="Times New Roman" w:hAnsi="Times New Roman" w:cs="Times New Roman"/>
+          <w:sz w:val="28"/>
+          <w:szCs w:val="28"/>
+          <w:lang w:val="en-US"/>
+        </w:rPr>
+        <w:t xml:space="preserve"> в </w:t>
+      </w:r>
+      <w:proofErr w:type="spellStart"/>
+      <w:r>
+        <w:rPr>
+          <w:rFonts w:ascii="Times New Roman" w:hAnsi="Times New Roman" w:cs="Times New Roman"/>
+          <w:sz w:val="28"/>
+          <w:szCs w:val="28"/>
+          <w:lang w:val="en-US"/>
+        </w:rPr>
+        <w:t>корзину</w:t>
+      </w:r>
+      <w:proofErr w:type="spellEnd"/>
+      <w:r>
+        <w:rPr>
+          <w:rFonts w:ascii="Times New Roman" w:hAnsi="Times New Roman" w:cs="Times New Roman"/>
+          <w:sz w:val="28"/>
+          <w:szCs w:val="28"/>
+          <w:lang w:val="en-US"/>
+        </w:rPr>
+        <w:t>`)</w:t>
+      </w:r>
+    </w:p>
+    <w:p>
+      <w:pPr>
+        <w:rPr>
+          <w:rFonts w:ascii="Times New Roman" w:hAnsi="Times New Roman" w:cs="Times New Roman"/>
+          <w:sz w:val="28"/>
+          <w:szCs w:val="28"/>
+          <w:lang w:val="en-US"/>
+        </w:rPr>
+      </w:pPr>
+    </w:p>
+    <w:p>
+      <w:pPr>
+        <w:rPr>
+          <w:rFonts w:ascii="Times New Roman" w:hAnsi="Times New Roman" w:cs="Times New Roman"/>
+          <w:sz w:val="28"/>
+          <w:szCs w:val="28"/>
+          <w:lang w:val="en-US"/>
+        </w:rPr>
+      </w:pPr>
+      <w:r>
+        <w:rPr>
+          <w:rFonts w:ascii="Times New Roman" w:hAnsi="Times New Roman" w:cs="Times New Roman"/>
+          <w:sz w:val="28"/>
+          <w:szCs w:val="28"/>
+          <w:lang w:val="en-US"/>
+        </w:rPr>
+        <w:t xml:space="preserve">    </w:t>
+      </w:r>
+      <w:proofErr w:type="spellStart"/>
+      <w:r>
+        <w:rPr>
+          <w:rFonts w:ascii="Times New Roman" w:hAnsi="Times New Roman" w:cs="Times New Roman"/>
+          <w:sz w:val="28"/>
+          <w:szCs w:val="28"/>
+          <w:lang w:val="en-US"/>
+        </w:rPr>
+        <w:t>setShowSuccess</w:t>
+      </w:r>
+      <w:proofErr w:type="spellEnd"/>
+      <w:r>
+        <w:rPr>
+          <w:rFonts w:ascii="Times New Roman" w:hAnsi="Times New Roman" w:cs="Times New Roman"/>
+          <w:sz w:val="28"/>
+          <w:szCs w:val="28"/>
+          <w:lang w:val="en-US"/>
+        </w:rPr>
+        <w:t>(true);</w:t>
+      </w:r>
+    </w:p>
+    <w:p>
+      <w:pPr>
+        <w:rPr>
+          <w:rFonts w:ascii="Times New Roman" w:hAnsi="Times New Roman" w:cs="Times New Roman"/>
+          <w:sz w:val="28"/>
+          <w:szCs w:val="28"/>
+          <w:lang w:val="en-US"/>
+        </w:rPr>
+      </w:pPr>
+      <w:r>
+        <w:rPr>
+          <w:rFonts w:ascii="Times New Roman" w:hAnsi="Times New Roman" w:cs="Times New Roman"/>
+          <w:sz w:val="28"/>
+          <w:szCs w:val="28"/>
+          <w:lang w:val="en-US"/>
+        </w:rPr>
+        <w:t xml:space="preserve">    </w:t>
+      </w:r>
+      <w:proofErr w:type="spellStart"/>
+      <w:proofErr w:type="gramStart"/>
+      <w:r>
+        <w:rPr>
+          <w:rFonts w:ascii="Times New Roman" w:hAnsi="Times New Roman" w:cs="Times New Roman"/>
+          <w:sz w:val="28"/>
+          <w:szCs w:val="28"/>
+          <w:lang w:val="en-US"/>
+        </w:rPr>
+        <w:t>setTimeout</w:t>
       </w:r>
       <w:proofErr w:type="spellEnd"/>
       <w:r>
@@ -6743,37 +9212,293 @@
           <w:szCs w:val="28"/>
           <w:lang w:val="en-US"/>
         </w:rPr>
-        <w:t>self, request, pk=None):</w:t>
-      </w:r>
-    </w:p>
-    <w:p>
-      <w:pPr>
-        <w:rPr>
-          <w:rFonts w:ascii="Times New Roman" w:hAnsi="Times New Roman" w:cs="Times New Roman"/>
-          <w:sz w:val="28"/>
-          <w:szCs w:val="28"/>
-          <w:lang w:val="en-US"/>
-        </w:rPr>
-      </w:pPr>
-      <w:r>
-        <w:rPr>
-          <w:rFonts w:ascii="Times New Roman" w:hAnsi="Times New Roman" w:cs="Times New Roman"/>
-          <w:sz w:val="28"/>
-          <w:szCs w:val="28"/>
-          <w:lang w:val="en-US"/>
-        </w:rPr>
-        <w:t xml:space="preserve">        product = </w:t>
-      </w:r>
-      <w:proofErr w:type="spellStart"/>
-      <w:r>
-        <w:rPr>
-          <w:rFonts w:ascii="Times New Roman" w:hAnsi="Times New Roman" w:cs="Times New Roman"/>
-          <w:sz w:val="28"/>
-          <w:szCs w:val="28"/>
-          <w:lang w:val="en-US"/>
-        </w:rPr>
-        <w:t>self.get_</w:t>
-      </w:r>
+        <w:t xml:space="preserve">() =&gt; </w:t>
+      </w:r>
+      <w:proofErr w:type="spellStart"/>
+      <w:r>
+        <w:rPr>
+          <w:rFonts w:ascii="Times New Roman" w:hAnsi="Times New Roman" w:cs="Times New Roman"/>
+          <w:sz w:val="28"/>
+          <w:szCs w:val="28"/>
+          <w:lang w:val="en-US"/>
+        </w:rPr>
+        <w:t>setShowSuccess</w:t>
+      </w:r>
+      <w:proofErr w:type="spellEnd"/>
+      <w:r>
+        <w:rPr>
+          <w:rFonts w:ascii="Times New Roman" w:hAnsi="Times New Roman" w:cs="Times New Roman"/>
+          <w:sz w:val="28"/>
+          <w:szCs w:val="28"/>
+          <w:lang w:val="en-US"/>
+        </w:rPr>
+        <w:t>(false), 1500);</w:t>
+      </w:r>
+    </w:p>
+    <w:p>
+      <w:pPr>
+        <w:rPr>
+          <w:rFonts w:ascii="Times New Roman" w:hAnsi="Times New Roman" w:cs="Times New Roman"/>
+          <w:sz w:val="28"/>
+          <w:szCs w:val="28"/>
+          <w:lang w:val="en-US"/>
+        </w:rPr>
+      </w:pPr>
+    </w:p>
+    <w:p>
+      <w:pPr>
+        <w:rPr>
+          <w:rFonts w:ascii="Times New Roman" w:hAnsi="Times New Roman" w:cs="Times New Roman"/>
+          <w:sz w:val="28"/>
+          <w:szCs w:val="28"/>
+          <w:lang w:val="en-US"/>
+        </w:rPr>
+      </w:pPr>
+      <w:r>
+        <w:rPr>
+          <w:rFonts w:ascii="Times New Roman" w:hAnsi="Times New Roman" w:cs="Times New Roman"/>
+          <w:sz w:val="28"/>
+          <w:szCs w:val="28"/>
+          <w:lang w:val="en-US"/>
+        </w:rPr>
+        <w:t xml:space="preserve">    </w:t>
+      </w:r>
+      <w:proofErr w:type="spellStart"/>
+      <w:r>
+        <w:rPr>
+          <w:rFonts w:ascii="Times New Roman" w:hAnsi="Times New Roman" w:cs="Times New Roman"/>
+          <w:sz w:val="28"/>
+          <w:szCs w:val="28"/>
+          <w:lang w:val="en-US"/>
+        </w:rPr>
+        <w:t>setIsAdding</w:t>
+      </w:r>
+      <w:proofErr w:type="spellEnd"/>
+      <w:r>
+        <w:rPr>
+          <w:rFonts w:ascii="Times New Roman" w:hAnsi="Times New Roman" w:cs="Times New Roman"/>
+          <w:sz w:val="28"/>
+          <w:szCs w:val="28"/>
+          <w:lang w:val="en-US"/>
+        </w:rPr>
+        <w:t>(false);</w:t>
+      </w:r>
+    </w:p>
+    <w:p>
+      <w:pPr>
+        <w:rPr>
+          <w:rFonts w:ascii="Times New Roman" w:hAnsi="Times New Roman" w:cs="Times New Roman"/>
+          <w:sz w:val="28"/>
+          <w:szCs w:val="28"/>
+          <w:lang w:val="en-US"/>
+        </w:rPr>
+      </w:pPr>
+      <w:r>
+        <w:rPr>
+          <w:rFonts w:ascii="Times New Roman" w:hAnsi="Times New Roman" w:cs="Times New Roman"/>
+          <w:sz w:val="28"/>
+          <w:szCs w:val="28"/>
+          <w:lang w:val="en-US"/>
+        </w:rPr>
+        <w:t xml:space="preserve">  };</w:t>
+      </w:r>
+    </w:p>
+    <w:p>
+      <w:pPr>
+        <w:rPr>
+          <w:rFonts w:ascii="Times New Roman" w:hAnsi="Times New Roman" w:cs="Times New Roman"/>
+          <w:sz w:val="28"/>
+          <w:szCs w:val="28"/>
+          <w:lang w:val="en-US"/>
+        </w:rPr>
+      </w:pPr>
+    </w:p>
+    <w:p>
+      <w:pPr>
+        <w:rPr>
+          <w:rFonts w:ascii="Times New Roman" w:hAnsi="Times New Roman" w:cs="Times New Roman"/>
+          <w:sz w:val="28"/>
+          <w:szCs w:val="28"/>
+          <w:lang w:val="en-US"/>
+        </w:rPr>
+      </w:pPr>
+      <w:r>
+        <w:rPr>
+          <w:rFonts w:ascii="Times New Roman" w:hAnsi="Times New Roman" w:cs="Times New Roman"/>
+          <w:sz w:val="28"/>
+          <w:szCs w:val="28"/>
+          <w:lang w:val="en-US"/>
+        </w:rPr>
+        <w:t xml:space="preserve">  return (</w:t>
+      </w:r>
+    </w:p>
+    <w:p>
+      <w:pPr>
+        <w:rPr>
+          <w:rFonts w:ascii="Times New Roman" w:hAnsi="Times New Roman" w:cs="Times New Roman"/>
+          <w:sz w:val="28"/>
+          <w:szCs w:val="28"/>
+          <w:lang w:val="en-US"/>
+        </w:rPr>
+      </w:pPr>
+      <w:r>
+        <w:rPr>
+          <w:rFonts w:ascii="Times New Roman" w:hAnsi="Times New Roman" w:cs="Times New Roman"/>
+          <w:sz w:val="28"/>
+          <w:szCs w:val="28"/>
+          <w:lang w:val="en-US"/>
+        </w:rPr>
+        <w:t xml:space="preserve">    &lt;div </w:t>
+      </w:r>
+      <w:proofErr w:type="spellStart"/>
+      <w:r>
+        <w:rPr>
+          <w:rFonts w:ascii="Times New Roman" w:hAnsi="Times New Roman" w:cs="Times New Roman"/>
+          <w:sz w:val="28"/>
+          <w:szCs w:val="28"/>
+          <w:lang w:val="en-US"/>
+        </w:rPr>
+        <w:t>className</w:t>
+      </w:r>
+      <w:proofErr w:type="spellEnd"/>
+      <w:r>
+        <w:rPr>
+          <w:rFonts w:ascii="Times New Roman" w:hAnsi="Times New Roman" w:cs="Times New Roman"/>
+          <w:sz w:val="28"/>
+          <w:szCs w:val="28"/>
+          <w:lang w:val="en-US"/>
+        </w:rPr>
+        <w:t>="product-card"&gt;</w:t>
+      </w:r>
+    </w:p>
+    <w:p>
+      <w:pPr>
+        <w:rPr>
+          <w:rFonts w:ascii="Times New Roman" w:hAnsi="Times New Roman" w:cs="Times New Roman"/>
+          <w:sz w:val="28"/>
+          <w:szCs w:val="28"/>
+          <w:lang w:val="en-US"/>
+        </w:rPr>
+      </w:pPr>
+      <w:r>
+        <w:rPr>
+          <w:rFonts w:ascii="Times New Roman" w:hAnsi="Times New Roman" w:cs="Times New Roman"/>
+          <w:sz w:val="28"/>
+          <w:szCs w:val="28"/>
+          <w:lang w:val="en-US"/>
+        </w:rPr>
+        <w:t xml:space="preserve">      &lt;div </w:t>
+      </w:r>
+      <w:proofErr w:type="spellStart"/>
+      <w:r>
+        <w:rPr>
+          <w:rFonts w:ascii="Times New Roman" w:hAnsi="Times New Roman" w:cs="Times New Roman"/>
+          <w:sz w:val="28"/>
+          <w:szCs w:val="28"/>
+          <w:lang w:val="en-US"/>
+        </w:rPr>
+        <w:t>className</w:t>
+      </w:r>
+      <w:proofErr w:type="spellEnd"/>
+      <w:r>
+        <w:rPr>
+          <w:rFonts w:ascii="Times New Roman" w:hAnsi="Times New Roman" w:cs="Times New Roman"/>
+          <w:sz w:val="28"/>
+          <w:szCs w:val="28"/>
+          <w:lang w:val="en-US"/>
+        </w:rPr>
+        <w:t>="product-card-image"&gt;</w:t>
+      </w:r>
+    </w:p>
+    <w:p>
+      <w:pPr>
+        <w:rPr>
+          <w:rFonts w:ascii="Times New Roman" w:hAnsi="Times New Roman" w:cs="Times New Roman"/>
+          <w:sz w:val="28"/>
+          <w:szCs w:val="28"/>
+          <w:lang w:val="en-US"/>
+        </w:rPr>
+      </w:pPr>
+      <w:r>
+        <w:rPr>
+          <w:rFonts w:ascii="Times New Roman" w:hAnsi="Times New Roman" w:cs="Times New Roman"/>
+          <w:sz w:val="28"/>
+          <w:szCs w:val="28"/>
+          <w:lang w:val="en-US"/>
+        </w:rPr>
+        <w:t xml:space="preserve">        &lt;</w:t>
+      </w:r>
+      <w:proofErr w:type="spellStart"/>
+      <w:r>
+        <w:rPr>
+          <w:rFonts w:ascii="Times New Roman" w:hAnsi="Times New Roman" w:cs="Times New Roman"/>
+          <w:sz w:val="28"/>
+          <w:szCs w:val="28"/>
+          <w:lang w:val="en-US"/>
+        </w:rPr>
+        <w:t>img</w:t>
+      </w:r>
+      <w:proofErr w:type="spellEnd"/>
+    </w:p>
+    <w:p>
+      <w:pPr>
+        <w:rPr>
+          <w:rFonts w:ascii="Times New Roman" w:hAnsi="Times New Roman" w:cs="Times New Roman"/>
+          <w:sz w:val="28"/>
+          <w:szCs w:val="28"/>
+          <w:lang w:val="en-US"/>
+        </w:rPr>
+      </w:pPr>
+      <w:r>
+        <w:rPr>
+          <w:rFonts w:ascii="Times New Roman" w:hAnsi="Times New Roman" w:cs="Times New Roman"/>
+          <w:sz w:val="28"/>
+          <w:szCs w:val="28"/>
+          <w:lang w:val="en-US"/>
+        </w:rPr>
+        <w:t xml:space="preserve">          </w:t>
+      </w:r>
+      <w:proofErr w:type="spellStart"/>
+      <w:r>
+        <w:rPr>
+          <w:rFonts w:ascii="Times New Roman" w:hAnsi="Times New Roman" w:cs="Times New Roman"/>
+          <w:sz w:val="28"/>
+          <w:szCs w:val="28"/>
+          <w:lang w:val="en-US"/>
+        </w:rPr>
+        <w:t>src</w:t>
+      </w:r>
+      <w:proofErr w:type="spellEnd"/>
+      <w:r>
+        <w:rPr>
+          <w:rFonts w:ascii="Times New Roman" w:hAnsi="Times New Roman" w:cs="Times New Roman"/>
+          <w:sz w:val="28"/>
+          <w:szCs w:val="28"/>
+          <w:lang w:val="en-US"/>
+        </w:rPr>
+        <w:t>={</w:t>
+      </w:r>
+      <w:proofErr w:type="spellStart"/>
+      <w:r>
+        <w:rPr>
+          <w:rFonts w:ascii="Times New Roman" w:hAnsi="Times New Roman" w:cs="Times New Roman"/>
+          <w:sz w:val="28"/>
+          <w:szCs w:val="28"/>
+          <w:lang w:val="en-US"/>
+        </w:rPr>
+        <w:t>getImageUrl</w:t>
+      </w:r>
+      <w:proofErr w:type="spellEnd"/>
+      <w:r>
+        <w:rPr>
+          <w:rFonts w:ascii="Times New Roman" w:hAnsi="Times New Roman" w:cs="Times New Roman"/>
+          <w:sz w:val="28"/>
+          <w:szCs w:val="28"/>
+          <w:lang w:val="en-US"/>
+        </w:rPr>
+        <w:t>(</w:t>
+      </w:r>
+      <w:proofErr w:type="spellStart"/>
       <w:proofErr w:type="gramStart"/>
       <w:r>
         <w:rPr>
@@ -6782,18 +9507,9 @@
           <w:szCs w:val="28"/>
           <w:lang w:val="en-US"/>
         </w:rPr>
-        <w:t>object</w:t>
-      </w:r>
-      <w:proofErr w:type="spellEnd"/>
-      <w:r>
-        <w:rPr>
-          <w:rFonts w:ascii="Times New Roman" w:hAnsi="Times New Roman" w:cs="Times New Roman"/>
-          <w:sz w:val="28"/>
-          <w:szCs w:val="28"/>
-          <w:lang w:val="en-US"/>
-        </w:rPr>
-        <w:t>(</w:t>
-      </w:r>
+        <w:t>product.image</w:t>
+      </w:r>
+      <w:proofErr w:type="spellEnd"/>
       <w:proofErr w:type="gramEnd"/>
       <w:r>
         <w:rPr>
@@ -6802,65 +9518,87 @@
           <w:szCs w:val="28"/>
           <w:lang w:val="en-US"/>
         </w:rPr>
-        <w:t>)</w:t>
-      </w:r>
-    </w:p>
-    <w:p>
-      <w:pPr>
-        <w:rPr>
-          <w:rFonts w:ascii="Times New Roman" w:hAnsi="Times New Roman" w:cs="Times New Roman"/>
-          <w:sz w:val="28"/>
-          <w:szCs w:val="28"/>
-          <w:lang w:val="en-US"/>
-        </w:rPr>
-      </w:pPr>
-      <w:r>
-        <w:rPr>
-          <w:rFonts w:ascii="Times New Roman" w:hAnsi="Times New Roman" w:cs="Times New Roman"/>
-          <w:sz w:val="28"/>
-          <w:szCs w:val="28"/>
-          <w:lang w:val="en-US"/>
-        </w:rPr>
-        <w:t xml:space="preserve">        image = </w:t>
-      </w:r>
-      <w:proofErr w:type="spellStart"/>
-      <w:r>
-        <w:rPr>
-          <w:rFonts w:ascii="Times New Roman" w:hAnsi="Times New Roman" w:cs="Times New Roman"/>
-          <w:sz w:val="28"/>
-          <w:szCs w:val="28"/>
-          <w:lang w:val="en-US"/>
-        </w:rPr>
-        <w:t>request.FILES.get</w:t>
-      </w:r>
-      <w:proofErr w:type="spellEnd"/>
-      <w:r>
-        <w:rPr>
-          <w:rFonts w:ascii="Times New Roman" w:hAnsi="Times New Roman" w:cs="Times New Roman"/>
-          <w:sz w:val="28"/>
-          <w:szCs w:val="28"/>
-          <w:lang w:val="en-US"/>
-        </w:rPr>
-        <w:t>('image')</w:t>
-      </w:r>
-    </w:p>
-    <w:p>
-      <w:pPr>
-        <w:rPr>
-          <w:rFonts w:ascii="Times New Roman" w:hAnsi="Times New Roman" w:cs="Times New Roman"/>
-          <w:sz w:val="28"/>
-          <w:szCs w:val="28"/>
-          <w:lang w:val="en-US"/>
-        </w:rPr>
-      </w:pPr>
-      <w:r>
-        <w:rPr>
-          <w:rFonts w:ascii="Times New Roman" w:hAnsi="Times New Roman" w:cs="Times New Roman"/>
-          <w:sz w:val="28"/>
-          <w:szCs w:val="28"/>
-          <w:lang w:val="en-US"/>
-        </w:rPr>
-        <w:t xml:space="preserve">        if image:</w:t>
+        <w:t>)}</w:t>
+      </w:r>
+    </w:p>
+    <w:p>
+      <w:pPr>
+        <w:rPr>
+          <w:rFonts w:ascii="Times New Roman" w:hAnsi="Times New Roman" w:cs="Times New Roman"/>
+          <w:sz w:val="28"/>
+          <w:szCs w:val="28"/>
+          <w:lang w:val="en-US"/>
+        </w:rPr>
+      </w:pPr>
+      <w:r>
+        <w:rPr>
+          <w:rFonts w:ascii="Times New Roman" w:hAnsi="Times New Roman" w:cs="Times New Roman"/>
+          <w:sz w:val="28"/>
+          <w:szCs w:val="28"/>
+          <w:lang w:val="en-US"/>
+        </w:rPr>
+        <w:t xml:space="preserve">          alt={</w:t>
+      </w:r>
+      <w:proofErr w:type="spellStart"/>
+      <w:proofErr w:type="gramStart"/>
+      <w:r>
+        <w:rPr>
+          <w:rFonts w:ascii="Times New Roman" w:hAnsi="Times New Roman" w:cs="Times New Roman"/>
+          <w:sz w:val="28"/>
+          <w:szCs w:val="28"/>
+          <w:lang w:val="en-US"/>
+        </w:rPr>
+        <w:t>product.title</w:t>
+      </w:r>
+      <w:proofErr w:type="spellEnd"/>
+      <w:proofErr w:type="gramEnd"/>
+      <w:r>
+        <w:rPr>
+          <w:rFonts w:ascii="Times New Roman" w:hAnsi="Times New Roman" w:cs="Times New Roman"/>
+          <w:sz w:val="28"/>
+          <w:szCs w:val="28"/>
+          <w:lang w:val="en-US"/>
+        </w:rPr>
+        <w:t>}</w:t>
+      </w:r>
+    </w:p>
+    <w:p>
+      <w:pPr>
+        <w:rPr>
+          <w:rFonts w:ascii="Times New Roman" w:hAnsi="Times New Roman" w:cs="Times New Roman"/>
+          <w:sz w:val="28"/>
+          <w:szCs w:val="28"/>
+          <w:lang w:val="en-US"/>
+        </w:rPr>
+      </w:pPr>
+      <w:r>
+        <w:rPr>
+          <w:rFonts w:ascii="Times New Roman" w:hAnsi="Times New Roman" w:cs="Times New Roman"/>
+          <w:sz w:val="28"/>
+          <w:szCs w:val="28"/>
+          <w:lang w:val="en-US"/>
+        </w:rPr>
+        <w:t xml:space="preserve">          </w:t>
+      </w:r>
+      <w:proofErr w:type="spellStart"/>
+      <w:r>
+        <w:rPr>
+          <w:rFonts w:ascii="Times New Roman" w:hAnsi="Times New Roman" w:cs="Times New Roman"/>
+          <w:sz w:val="28"/>
+          <w:szCs w:val="28"/>
+          <w:lang w:val="en-US"/>
+        </w:rPr>
+        <w:t>onError</w:t>
+      </w:r>
+      <w:proofErr w:type="spellEnd"/>
+      <w:r>
+        <w:rPr>
+          <w:rFonts w:ascii="Times New Roman" w:hAnsi="Times New Roman" w:cs="Times New Roman"/>
+          <w:sz w:val="28"/>
+          <w:szCs w:val="28"/>
+          <w:lang w:val="en-US"/>
+        </w:rPr>
+        <w:t>={(e) =&gt; {</w:t>
       </w:r>
     </w:p>
     <w:p>
@@ -6890,7 +9628,7 @@
           <w:szCs w:val="28"/>
           <w:lang w:val="en-US"/>
         </w:rPr>
-        <w:t>ProductImage.objects.create</w:t>
+        <w:t>console.error</w:t>
       </w:r>
       <w:proofErr w:type="spellEnd"/>
       <w:proofErr w:type="gramEnd"/>
@@ -6901,27 +9639,243 @@
           <w:szCs w:val="28"/>
           <w:lang w:val="en-US"/>
         </w:rPr>
-        <w:t>(product=product, image=image)</w:t>
-      </w:r>
-    </w:p>
-    <w:p>
-      <w:pPr>
-        <w:rPr>
-          <w:rFonts w:ascii="Times New Roman" w:hAnsi="Times New Roman" w:cs="Times New Roman"/>
-          <w:sz w:val="28"/>
-          <w:szCs w:val="28"/>
-          <w:lang w:val="en-US"/>
-        </w:rPr>
-      </w:pPr>
-      <w:r>
-        <w:rPr>
-          <w:rFonts w:ascii="Times New Roman" w:hAnsi="Times New Roman" w:cs="Times New Roman"/>
-          <w:sz w:val="28"/>
-          <w:szCs w:val="28"/>
-          <w:lang w:val="en-US"/>
-        </w:rPr>
-        <w:t xml:space="preserve">            return </w:t>
-      </w:r>
+        <w:t xml:space="preserve">('Failed to load:', </w:t>
+      </w:r>
+      <w:proofErr w:type="spellStart"/>
+      <w:r>
+        <w:rPr>
+          <w:rFonts w:ascii="Times New Roman" w:hAnsi="Times New Roman" w:cs="Times New Roman"/>
+          <w:sz w:val="28"/>
+          <w:szCs w:val="28"/>
+          <w:lang w:val="en-US"/>
+        </w:rPr>
+        <w:t>e.target.src</w:t>
+      </w:r>
+      <w:proofErr w:type="spellEnd"/>
+      <w:r>
+        <w:rPr>
+          <w:rFonts w:ascii="Times New Roman" w:hAnsi="Times New Roman" w:cs="Times New Roman"/>
+          <w:sz w:val="28"/>
+          <w:szCs w:val="28"/>
+          <w:lang w:val="en-US"/>
+        </w:rPr>
+        <w:t>);</w:t>
+      </w:r>
+    </w:p>
+    <w:p>
+      <w:pPr>
+        <w:rPr>
+          <w:rFonts w:ascii="Times New Roman" w:hAnsi="Times New Roman" w:cs="Times New Roman"/>
+          <w:sz w:val="28"/>
+          <w:szCs w:val="28"/>
+        </w:rPr>
+      </w:pPr>
+      <w:r>
+        <w:rPr>
+          <w:rFonts w:ascii="Times New Roman" w:hAnsi="Times New Roman" w:cs="Times New Roman"/>
+          <w:sz w:val="28"/>
+          <w:szCs w:val="28"/>
+          <w:lang w:val="en-US"/>
+        </w:rPr>
+        <w:t xml:space="preserve">            e</w:t>
+      </w:r>
+      <w:r>
+        <w:rPr>
+          <w:rFonts w:ascii="Times New Roman" w:hAnsi="Times New Roman" w:cs="Times New Roman"/>
+          <w:sz w:val="28"/>
+          <w:szCs w:val="28"/>
+        </w:rPr>
+        <w:t>.</w:t>
+      </w:r>
+      <w:r>
+        <w:rPr>
+          <w:rFonts w:ascii="Times New Roman" w:hAnsi="Times New Roman" w:cs="Times New Roman"/>
+          <w:sz w:val="28"/>
+          <w:szCs w:val="28"/>
+          <w:lang w:val="en-US"/>
+        </w:rPr>
+        <w:t>target</w:t>
+      </w:r>
+      <w:r>
+        <w:rPr>
+          <w:rFonts w:ascii="Times New Roman" w:hAnsi="Times New Roman" w:cs="Times New Roman"/>
+          <w:sz w:val="28"/>
+          <w:szCs w:val="28"/>
+        </w:rPr>
+        <w:t>.</w:t>
+      </w:r>
+      <w:proofErr w:type="spellStart"/>
+      <w:r>
+        <w:rPr>
+          <w:rFonts w:ascii="Times New Roman" w:hAnsi="Times New Roman" w:cs="Times New Roman"/>
+          <w:sz w:val="28"/>
+          <w:szCs w:val="28"/>
+          <w:lang w:val="en-US"/>
+        </w:rPr>
+        <w:t>src</w:t>
+      </w:r>
+      <w:proofErr w:type="spellEnd"/>
+      <w:r>
+        <w:rPr>
+          <w:rFonts w:ascii="Times New Roman" w:hAnsi="Times New Roman" w:cs="Times New Roman"/>
+          <w:sz w:val="28"/>
+          <w:szCs w:val="28"/>
+        </w:rPr>
+        <w:t xml:space="preserve"> = "</w:t>
+      </w:r>
+      <w:r>
+        <w:rPr>
+          <w:rFonts w:ascii="Times New Roman" w:hAnsi="Times New Roman" w:cs="Times New Roman"/>
+          <w:sz w:val="28"/>
+          <w:szCs w:val="28"/>
+          <w:lang w:val="en-US"/>
+        </w:rPr>
+        <w:t>https</w:t>
+      </w:r>
+      <w:r>
+        <w:rPr>
+          <w:rFonts w:ascii="Times New Roman" w:hAnsi="Times New Roman" w:cs="Times New Roman"/>
+          <w:sz w:val="28"/>
+          <w:szCs w:val="28"/>
+        </w:rPr>
+        <w:t>://</w:t>
+      </w:r>
+      <w:proofErr w:type="spellStart"/>
+      <w:r>
+        <w:rPr>
+          <w:rFonts w:ascii="Times New Roman" w:hAnsi="Times New Roman" w:cs="Times New Roman"/>
+          <w:sz w:val="28"/>
+          <w:szCs w:val="28"/>
+          <w:lang w:val="en-US"/>
+        </w:rPr>
+        <w:t>placehold</w:t>
+      </w:r>
+      <w:proofErr w:type="spellEnd"/>
+      <w:r>
+        <w:rPr>
+          <w:rFonts w:ascii="Times New Roman" w:hAnsi="Times New Roman" w:cs="Times New Roman"/>
+          <w:sz w:val="28"/>
+          <w:szCs w:val="28"/>
+        </w:rPr>
+        <w:t>.</w:t>
+      </w:r>
+      <w:r>
+        <w:rPr>
+          <w:rFonts w:ascii="Times New Roman" w:hAnsi="Times New Roman" w:cs="Times New Roman"/>
+          <w:sz w:val="28"/>
+          <w:szCs w:val="28"/>
+          <w:lang w:val="en-US"/>
+        </w:rPr>
+        <w:t>co</w:t>
+      </w:r>
+      <w:r>
+        <w:rPr>
+          <w:rFonts w:ascii="Times New Roman" w:hAnsi="Times New Roman" w:cs="Times New Roman"/>
+          <w:sz w:val="28"/>
+          <w:szCs w:val="28"/>
+        </w:rPr>
+        <w:t>/600</w:t>
+      </w:r>
+      <w:r>
+        <w:rPr>
+          <w:rFonts w:ascii="Times New Roman" w:hAnsi="Times New Roman" w:cs="Times New Roman"/>
+          <w:sz w:val="28"/>
+          <w:szCs w:val="28"/>
+          <w:lang w:val="en-US"/>
+        </w:rPr>
+        <w:t>x</w:t>
+      </w:r>
+      <w:r>
+        <w:rPr>
+          <w:rFonts w:ascii="Times New Roman" w:hAnsi="Times New Roman" w:cs="Times New Roman"/>
+          <w:sz w:val="28"/>
+          <w:szCs w:val="28"/>
+        </w:rPr>
+        <w:t>400?</w:t>
+      </w:r>
+      <w:r>
+        <w:rPr>
+          <w:rFonts w:ascii="Times New Roman" w:hAnsi="Times New Roman" w:cs="Times New Roman"/>
+          <w:sz w:val="28"/>
+          <w:szCs w:val="28"/>
+          <w:lang w:val="en-US"/>
+        </w:rPr>
+        <w:t>text</w:t>
+      </w:r>
+      <w:r>
+        <w:rPr>
+          <w:rFonts w:ascii="Times New Roman" w:hAnsi="Times New Roman" w:cs="Times New Roman"/>
+          <w:sz w:val="28"/>
+          <w:szCs w:val="28"/>
+        </w:rPr>
+        <w:t>=Нет картинки"</w:t>
+      </w:r>
+    </w:p>
+    <w:p>
+      <w:pPr>
+        <w:rPr>
+          <w:rFonts w:ascii="Times New Roman" w:hAnsi="Times New Roman" w:cs="Times New Roman"/>
+          <w:sz w:val="28"/>
+          <w:szCs w:val="28"/>
+          <w:lang w:val="en-US"/>
+        </w:rPr>
+      </w:pPr>
+      <w:r>
+        <w:rPr>
+          <w:rFonts w:ascii="Times New Roman" w:hAnsi="Times New Roman" w:cs="Times New Roman"/>
+          <w:sz w:val="28"/>
+          <w:szCs w:val="28"/>
+        </w:rPr>
+        <w:t xml:space="preserve">          </w:t>
+      </w:r>
+      <w:r>
+        <w:rPr>
+          <w:rFonts w:ascii="Times New Roman" w:hAnsi="Times New Roman" w:cs="Times New Roman"/>
+          <w:sz w:val="28"/>
+          <w:szCs w:val="28"/>
+          <w:lang w:val="en-US"/>
+        </w:rPr>
+        <w:t>}}</w:t>
+      </w:r>
+    </w:p>
+    <w:p>
+      <w:pPr>
+        <w:rPr>
+          <w:rFonts w:ascii="Times New Roman" w:hAnsi="Times New Roman" w:cs="Times New Roman"/>
+          <w:sz w:val="28"/>
+          <w:szCs w:val="28"/>
+          <w:lang w:val="en-US"/>
+        </w:rPr>
+      </w:pPr>
+      <w:r>
+        <w:rPr>
+          <w:rFonts w:ascii="Times New Roman" w:hAnsi="Times New Roman" w:cs="Times New Roman"/>
+          <w:sz w:val="28"/>
+          <w:szCs w:val="28"/>
+          <w:lang w:val="en-US"/>
+        </w:rPr>
+        <w:t xml:space="preserve">        /&gt;</w:t>
+      </w:r>
+    </w:p>
+    <w:p>
+      <w:pPr>
+        <w:rPr>
+          <w:rFonts w:ascii="Times New Roman" w:hAnsi="Times New Roman" w:cs="Times New Roman"/>
+          <w:sz w:val="28"/>
+          <w:szCs w:val="28"/>
+          <w:lang w:val="en-US"/>
+        </w:rPr>
+      </w:pPr>
+      <w:r>
+        <w:rPr>
+          <w:rFonts w:ascii="Times New Roman" w:hAnsi="Times New Roman" w:cs="Times New Roman"/>
+          <w:sz w:val="28"/>
+          <w:szCs w:val="28"/>
+          <w:lang w:val="en-US"/>
+        </w:rPr>
+        <w:t xml:space="preserve">        {</w:t>
+      </w:r>
+      <w:proofErr w:type="spellStart"/>
       <w:proofErr w:type="gramStart"/>
       <w:r>
         <w:rPr>
@@ -6930,8 +9884,9 @@
           <w:szCs w:val="28"/>
           <w:lang w:val="en-US"/>
         </w:rPr>
-        <w:t>Response(</w:t>
-      </w:r>
+        <w:t>product.discount</w:t>
+      </w:r>
+      <w:proofErr w:type="spellEnd"/>
       <w:proofErr w:type="gramEnd"/>
       <w:r>
         <w:rPr>
@@ -6940,27 +9895,48 @@
           <w:szCs w:val="28"/>
           <w:lang w:val="en-US"/>
         </w:rPr>
-        <w:t>{'status': 'Image uploaded'})</w:t>
-      </w:r>
-    </w:p>
-    <w:p>
-      <w:pPr>
-        <w:rPr>
-          <w:rFonts w:ascii="Times New Roman" w:hAnsi="Times New Roman" w:cs="Times New Roman"/>
-          <w:sz w:val="28"/>
-          <w:szCs w:val="28"/>
-          <w:lang w:val="en-US"/>
-        </w:rPr>
-      </w:pPr>
-      <w:r>
-        <w:rPr>
-          <w:rFonts w:ascii="Times New Roman" w:hAnsi="Times New Roman" w:cs="Times New Roman"/>
-          <w:sz w:val="28"/>
-          <w:szCs w:val="28"/>
-          <w:lang w:val="en-US"/>
-        </w:rPr>
-        <w:t xml:space="preserve">        return </w:t>
-      </w:r>
+        <w:t xml:space="preserve"> &gt; 0 &amp;&amp; (</w:t>
+      </w:r>
+    </w:p>
+    <w:p>
+      <w:pPr>
+        <w:rPr>
+          <w:rFonts w:ascii="Times New Roman" w:hAnsi="Times New Roman" w:cs="Times New Roman"/>
+          <w:sz w:val="28"/>
+          <w:szCs w:val="28"/>
+          <w:lang w:val="en-US"/>
+        </w:rPr>
+      </w:pPr>
+      <w:r>
+        <w:rPr>
+          <w:rFonts w:ascii="Times New Roman" w:hAnsi="Times New Roman" w:cs="Times New Roman"/>
+          <w:sz w:val="28"/>
+          <w:szCs w:val="28"/>
+          <w:lang w:val="en-US"/>
+        </w:rPr>
+        <w:t xml:space="preserve">          &lt;span </w:t>
+      </w:r>
+      <w:proofErr w:type="spellStart"/>
+      <w:r>
+        <w:rPr>
+          <w:rFonts w:ascii="Times New Roman" w:hAnsi="Times New Roman" w:cs="Times New Roman"/>
+          <w:sz w:val="28"/>
+          <w:szCs w:val="28"/>
+          <w:lang w:val="en-US"/>
+        </w:rPr>
+        <w:t>className</w:t>
+      </w:r>
+      <w:proofErr w:type="spellEnd"/>
+      <w:r>
+        <w:rPr>
+          <w:rFonts w:ascii="Times New Roman" w:hAnsi="Times New Roman" w:cs="Times New Roman"/>
+          <w:sz w:val="28"/>
+          <w:szCs w:val="28"/>
+          <w:lang w:val="en-US"/>
+        </w:rPr>
+        <w:t>="product-card-discount"&gt;-{</w:t>
+      </w:r>
+      <w:proofErr w:type="spellStart"/>
       <w:proofErr w:type="gramStart"/>
       <w:r>
         <w:rPr>
@@ -6969,8 +9945,9 @@
           <w:szCs w:val="28"/>
           <w:lang w:val="en-US"/>
         </w:rPr>
-        <w:t>Response(</w:t>
-      </w:r>
+        <w:t>product.discount</w:t>
+      </w:r>
+      <w:proofErr w:type="spellEnd"/>
       <w:proofErr w:type="gramEnd"/>
       <w:r>
         <w:rPr>
@@ -6979,65 +9956,123 @@
           <w:szCs w:val="28"/>
           <w:lang w:val="en-US"/>
         </w:rPr>
-        <w:t>{'error': 'No image provided'}, status=400)</w:t>
-      </w:r>
-    </w:p>
-    <w:p>
-      <w:pPr>
-        <w:rPr>
-          <w:rFonts w:ascii="Times New Roman" w:hAnsi="Times New Roman" w:cs="Times New Roman"/>
-          <w:sz w:val="28"/>
-          <w:szCs w:val="28"/>
-          <w:lang w:val="en-US"/>
-        </w:rPr>
-      </w:pPr>
-      <w:r>
-        <w:rPr>
-          <w:rFonts w:ascii="Times New Roman" w:hAnsi="Times New Roman" w:cs="Times New Roman"/>
-          <w:sz w:val="28"/>
-          <w:szCs w:val="28"/>
-          <w:lang w:val="en-US"/>
-        </w:rPr>
-        <w:t xml:space="preserve">    </w:t>
-      </w:r>
-    </w:p>
-    <w:p>
-      <w:pPr>
-        <w:rPr>
-          <w:rFonts w:ascii="Times New Roman" w:hAnsi="Times New Roman" w:cs="Times New Roman"/>
-          <w:sz w:val="28"/>
-          <w:szCs w:val="28"/>
-          <w:lang w:val="en-US"/>
-        </w:rPr>
-      </w:pPr>
-      <w:r>
-        <w:rPr>
-          <w:rFonts w:ascii="Times New Roman" w:hAnsi="Times New Roman" w:cs="Times New Roman"/>
-          <w:sz w:val="28"/>
-          <w:szCs w:val="28"/>
-          <w:lang w:val="en-US"/>
-        </w:rPr>
-        <w:t xml:space="preserve">class </w:t>
-      </w:r>
-      <w:proofErr w:type="spellStart"/>
-      <w:r>
-        <w:rPr>
-          <w:rFonts w:ascii="Times New Roman" w:hAnsi="Times New Roman" w:cs="Times New Roman"/>
-          <w:sz w:val="28"/>
-          <w:szCs w:val="28"/>
-          <w:lang w:val="en-US"/>
-        </w:rPr>
-        <w:t>ProductImageViewSet</w:t>
-      </w:r>
-      <w:proofErr w:type="spellEnd"/>
-      <w:r>
-        <w:rPr>
-          <w:rFonts w:ascii="Times New Roman" w:hAnsi="Times New Roman" w:cs="Times New Roman"/>
-          <w:sz w:val="28"/>
-          <w:szCs w:val="28"/>
-          <w:lang w:val="en-US"/>
-        </w:rPr>
-        <w:t>(</w:t>
+        <w:t>}%&lt;/span&gt;</w:t>
+      </w:r>
+    </w:p>
+    <w:p>
+      <w:pPr>
+        <w:rPr>
+          <w:rFonts w:ascii="Times New Roman" w:hAnsi="Times New Roman" w:cs="Times New Roman"/>
+          <w:sz w:val="28"/>
+          <w:szCs w:val="28"/>
+          <w:lang w:val="en-US"/>
+        </w:rPr>
+      </w:pPr>
+      <w:r>
+        <w:rPr>
+          <w:rFonts w:ascii="Times New Roman" w:hAnsi="Times New Roman" w:cs="Times New Roman"/>
+          <w:sz w:val="28"/>
+          <w:szCs w:val="28"/>
+          <w:lang w:val="en-US"/>
+        </w:rPr>
+        <w:t xml:space="preserve">        )}</w:t>
+      </w:r>
+    </w:p>
+    <w:p>
+      <w:pPr>
+        <w:rPr>
+          <w:rFonts w:ascii="Times New Roman" w:hAnsi="Times New Roman" w:cs="Times New Roman"/>
+          <w:sz w:val="28"/>
+          <w:szCs w:val="28"/>
+          <w:lang w:val="en-US"/>
+        </w:rPr>
+      </w:pPr>
+      <w:r>
+        <w:rPr>
+          <w:rFonts w:ascii="Times New Roman" w:hAnsi="Times New Roman" w:cs="Times New Roman"/>
+          <w:sz w:val="28"/>
+          <w:szCs w:val="28"/>
+          <w:lang w:val="en-US"/>
+        </w:rPr>
+        <w:t xml:space="preserve">      &lt;/div&gt;</w:t>
+      </w:r>
+    </w:p>
+    <w:p>
+      <w:pPr>
+        <w:rPr>
+          <w:rFonts w:ascii="Times New Roman" w:hAnsi="Times New Roman" w:cs="Times New Roman"/>
+          <w:sz w:val="28"/>
+          <w:szCs w:val="28"/>
+          <w:lang w:val="en-US"/>
+        </w:rPr>
+      </w:pPr>
+      <w:r>
+        <w:rPr>
+          <w:rFonts w:ascii="Times New Roman" w:hAnsi="Times New Roman" w:cs="Times New Roman"/>
+          <w:sz w:val="28"/>
+          <w:szCs w:val="28"/>
+          <w:lang w:val="en-US"/>
+        </w:rPr>
+        <w:t xml:space="preserve">      &lt;div </w:t>
+      </w:r>
+      <w:proofErr w:type="spellStart"/>
+      <w:r>
+        <w:rPr>
+          <w:rFonts w:ascii="Times New Roman" w:hAnsi="Times New Roman" w:cs="Times New Roman"/>
+          <w:sz w:val="28"/>
+          <w:szCs w:val="28"/>
+          <w:lang w:val="en-US"/>
+        </w:rPr>
+        <w:t>className</w:t>
+      </w:r>
+      <w:proofErr w:type="spellEnd"/>
+      <w:r>
+        <w:rPr>
+          <w:rFonts w:ascii="Times New Roman" w:hAnsi="Times New Roman" w:cs="Times New Roman"/>
+          <w:sz w:val="28"/>
+          <w:szCs w:val="28"/>
+          <w:lang w:val="en-US"/>
+        </w:rPr>
+        <w:t>="product-card-body"&gt;</w:t>
+      </w:r>
+    </w:p>
+    <w:p>
+      <w:pPr>
+        <w:rPr>
+          <w:rFonts w:ascii="Times New Roman" w:hAnsi="Times New Roman" w:cs="Times New Roman"/>
+          <w:sz w:val="28"/>
+          <w:szCs w:val="28"/>
+          <w:lang w:val="en-US"/>
+        </w:rPr>
+      </w:pPr>
+      <w:r>
+        <w:rPr>
+          <w:rFonts w:ascii="Times New Roman" w:hAnsi="Times New Roman" w:cs="Times New Roman"/>
+          <w:sz w:val="28"/>
+          <w:szCs w:val="28"/>
+          <w:lang w:val="en-US"/>
+        </w:rPr>
+        <w:t xml:space="preserve">        &lt;h3 </w:t>
+      </w:r>
+      <w:proofErr w:type="spellStart"/>
+      <w:r>
+        <w:rPr>
+          <w:rFonts w:ascii="Times New Roman" w:hAnsi="Times New Roman" w:cs="Times New Roman"/>
+          <w:sz w:val="28"/>
+          <w:szCs w:val="28"/>
+          <w:lang w:val="en-US"/>
+        </w:rPr>
+        <w:t>className</w:t>
+      </w:r>
+      <w:proofErr w:type="spellEnd"/>
+      <w:r>
+        <w:rPr>
+          <w:rFonts w:ascii="Times New Roman" w:hAnsi="Times New Roman" w:cs="Times New Roman"/>
+          <w:sz w:val="28"/>
+          <w:szCs w:val="28"/>
+          <w:lang w:val="en-US"/>
+        </w:rPr>
+        <w:t>="product-card-title"&gt;{</w:t>
       </w:r>
       <w:proofErr w:type="spellStart"/>
       <w:proofErr w:type="gramStart"/>
@@ -7048,7 +10083,7 @@
           <w:szCs w:val="28"/>
           <w:lang w:val="en-US"/>
         </w:rPr>
-        <w:t>viewsets.ModelViewSet</w:t>
+        <w:t>product.title</w:t>
       </w:r>
       <w:proofErr w:type="spellEnd"/>
       <w:proofErr w:type="gramEnd"/>
@@ -7059,46 +10094,65 @@
           <w:szCs w:val="28"/>
           <w:lang w:val="en-US"/>
         </w:rPr>
-        <w:t>):</w:t>
-      </w:r>
-    </w:p>
-    <w:p>
-      <w:pPr>
-        <w:rPr>
-          <w:rFonts w:ascii="Times New Roman" w:hAnsi="Times New Roman" w:cs="Times New Roman"/>
-          <w:sz w:val="28"/>
-          <w:szCs w:val="28"/>
-          <w:lang w:val="en-US"/>
-        </w:rPr>
-      </w:pPr>
-      <w:r>
-        <w:rPr>
-          <w:rFonts w:ascii="Times New Roman" w:hAnsi="Times New Roman" w:cs="Times New Roman"/>
-          <w:sz w:val="28"/>
-          <w:szCs w:val="28"/>
-          <w:lang w:val="en-US"/>
-        </w:rPr>
-        <w:t xml:space="preserve">    </w:t>
-      </w:r>
-      <w:proofErr w:type="spellStart"/>
-      <w:r>
-        <w:rPr>
-          <w:rFonts w:ascii="Times New Roman" w:hAnsi="Times New Roman" w:cs="Times New Roman"/>
-          <w:sz w:val="28"/>
-          <w:szCs w:val="28"/>
-          <w:lang w:val="en-US"/>
-        </w:rPr>
-        <w:t>queryset</w:t>
-      </w:r>
-      <w:proofErr w:type="spellEnd"/>
-      <w:r>
-        <w:rPr>
-          <w:rFonts w:ascii="Times New Roman" w:hAnsi="Times New Roman" w:cs="Times New Roman"/>
-          <w:sz w:val="28"/>
-          <w:szCs w:val="28"/>
-          <w:lang w:val="en-US"/>
-        </w:rPr>
-        <w:t xml:space="preserve"> = </w:t>
+        <w:t>}&lt;/h3&gt;</w:t>
+      </w:r>
+    </w:p>
+    <w:p>
+      <w:pPr>
+        <w:rPr>
+          <w:rFonts w:ascii="Times New Roman" w:hAnsi="Times New Roman" w:cs="Times New Roman"/>
+          <w:sz w:val="28"/>
+          <w:szCs w:val="28"/>
+          <w:lang w:val="en-US"/>
+        </w:rPr>
+      </w:pPr>
+      <w:r>
+        <w:rPr>
+          <w:rFonts w:ascii="Times New Roman" w:hAnsi="Times New Roman" w:cs="Times New Roman"/>
+          <w:sz w:val="28"/>
+          <w:szCs w:val="28"/>
+          <w:lang w:val="en-US"/>
+        </w:rPr>
+        <w:t xml:space="preserve">        &lt;div </w:t>
+      </w:r>
+      <w:proofErr w:type="spellStart"/>
+      <w:r>
+        <w:rPr>
+          <w:rFonts w:ascii="Times New Roman" w:hAnsi="Times New Roman" w:cs="Times New Roman"/>
+          <w:sz w:val="28"/>
+          <w:szCs w:val="28"/>
+          <w:lang w:val="en-US"/>
+        </w:rPr>
+        <w:t>className</w:t>
+      </w:r>
+      <w:proofErr w:type="spellEnd"/>
+      <w:r>
+        <w:rPr>
+          <w:rFonts w:ascii="Times New Roman" w:hAnsi="Times New Roman" w:cs="Times New Roman"/>
+          <w:sz w:val="28"/>
+          <w:szCs w:val="28"/>
+          <w:lang w:val="en-US"/>
+        </w:rPr>
+        <w:t>="product-card-price"&gt;</w:t>
+      </w:r>
+    </w:p>
+    <w:p>
+      <w:pPr>
+        <w:rPr>
+          <w:rFonts w:ascii="Times New Roman" w:hAnsi="Times New Roman" w:cs="Times New Roman"/>
+          <w:sz w:val="28"/>
+          <w:szCs w:val="28"/>
+          <w:lang w:val="en-US"/>
+        </w:rPr>
+      </w:pPr>
+      <w:r>
+        <w:rPr>
+          <w:rFonts w:ascii="Times New Roman" w:hAnsi="Times New Roman" w:cs="Times New Roman"/>
+          <w:sz w:val="28"/>
+          <w:szCs w:val="28"/>
+          <w:lang w:val="en-US"/>
+        </w:rPr>
+        <w:t xml:space="preserve">          {</w:t>
       </w:r>
       <w:proofErr w:type="spellStart"/>
       <w:proofErr w:type="gramStart"/>
@@ -7109,18 +10163,9 @@
           <w:szCs w:val="28"/>
           <w:lang w:val="en-US"/>
         </w:rPr>
-        <w:t>ProductImage.objects.all</w:t>
-      </w:r>
-      <w:proofErr w:type="spellEnd"/>
-      <w:r>
-        <w:rPr>
-          <w:rFonts w:ascii="Times New Roman" w:hAnsi="Times New Roman" w:cs="Times New Roman"/>
-          <w:sz w:val="28"/>
-          <w:szCs w:val="28"/>
-          <w:lang w:val="en-US"/>
-        </w:rPr>
-        <w:t>(</w:t>
-      </w:r>
+        <w:t>product.discount</w:t>
+      </w:r>
+      <w:proofErr w:type="spellEnd"/>
       <w:proofErr w:type="gramEnd"/>
       <w:r>
         <w:rPr>
@@ -7129,96 +10174,66 @@
           <w:szCs w:val="28"/>
           <w:lang w:val="en-US"/>
         </w:rPr>
-        <w:t>)</w:t>
-      </w:r>
-    </w:p>
-    <w:p>
-      <w:pPr>
-        <w:rPr>
-          <w:rFonts w:ascii="Times New Roman" w:hAnsi="Times New Roman" w:cs="Times New Roman"/>
-          <w:sz w:val="28"/>
-          <w:szCs w:val="28"/>
-          <w:lang w:val="en-US"/>
-        </w:rPr>
-      </w:pPr>
-      <w:r>
-        <w:rPr>
-          <w:rFonts w:ascii="Times New Roman" w:hAnsi="Times New Roman" w:cs="Times New Roman"/>
-          <w:sz w:val="28"/>
-          <w:szCs w:val="28"/>
-          <w:lang w:val="en-US"/>
-        </w:rPr>
-        <w:t xml:space="preserve">    </w:t>
-      </w:r>
-      <w:proofErr w:type="spellStart"/>
-      <w:r>
-        <w:rPr>
-          <w:rFonts w:ascii="Times New Roman" w:hAnsi="Times New Roman" w:cs="Times New Roman"/>
-          <w:sz w:val="28"/>
-          <w:szCs w:val="28"/>
-          <w:lang w:val="en-US"/>
-        </w:rPr>
-        <w:t>serializer_class</w:t>
-      </w:r>
-      <w:proofErr w:type="spellEnd"/>
-      <w:r>
-        <w:rPr>
-          <w:rFonts w:ascii="Times New Roman" w:hAnsi="Times New Roman" w:cs="Times New Roman"/>
-          <w:sz w:val="28"/>
-          <w:szCs w:val="28"/>
-          <w:lang w:val="en-US"/>
-        </w:rPr>
-        <w:t xml:space="preserve"> = </w:t>
-      </w:r>
-      <w:proofErr w:type="spellStart"/>
-      <w:r>
-        <w:rPr>
-          <w:rFonts w:ascii="Times New Roman" w:hAnsi="Times New Roman" w:cs="Times New Roman"/>
-          <w:sz w:val="28"/>
-          <w:szCs w:val="28"/>
-          <w:lang w:val="en-US"/>
-        </w:rPr>
-        <w:t>ProductImageSerializer</w:t>
-      </w:r>
-      <w:proofErr w:type="spellEnd"/>
-    </w:p>
-    <w:p>
-      <w:pPr>
-        <w:rPr>
-          <w:rFonts w:ascii="Times New Roman" w:hAnsi="Times New Roman" w:cs="Times New Roman"/>
-          <w:sz w:val="28"/>
-          <w:szCs w:val="28"/>
-          <w:lang w:val="en-US"/>
-        </w:rPr>
-      </w:pPr>
-      <w:r>
-        <w:rPr>
-          <w:rFonts w:ascii="Times New Roman" w:hAnsi="Times New Roman" w:cs="Times New Roman"/>
-          <w:sz w:val="28"/>
-          <w:szCs w:val="28"/>
-          <w:lang w:val="en-US"/>
-        </w:rPr>
-        <w:t xml:space="preserve">    </w:t>
-      </w:r>
-      <w:proofErr w:type="spellStart"/>
-      <w:r>
-        <w:rPr>
-          <w:rFonts w:ascii="Times New Roman" w:hAnsi="Times New Roman" w:cs="Times New Roman"/>
-          <w:sz w:val="28"/>
-          <w:szCs w:val="28"/>
-          <w:lang w:val="en-US"/>
-        </w:rPr>
-        <w:t>permission_classes</w:t>
-      </w:r>
-      <w:proofErr w:type="spellEnd"/>
-      <w:r>
-        <w:rPr>
-          <w:rFonts w:ascii="Times New Roman" w:hAnsi="Times New Roman" w:cs="Times New Roman"/>
-          <w:sz w:val="28"/>
-          <w:szCs w:val="28"/>
-          <w:lang w:val="en-US"/>
-        </w:rPr>
-        <w:t xml:space="preserve"> = [</w:t>
+        <w:t xml:space="preserve"> &gt; 0 ? (</w:t>
+      </w:r>
+    </w:p>
+    <w:p>
+      <w:pPr>
+        <w:rPr>
+          <w:rFonts w:ascii="Times New Roman" w:hAnsi="Times New Roman" w:cs="Times New Roman"/>
+          <w:sz w:val="28"/>
+          <w:szCs w:val="28"/>
+          <w:lang w:val="en-US"/>
+        </w:rPr>
+      </w:pPr>
+      <w:r>
+        <w:rPr>
+          <w:rFonts w:ascii="Times New Roman" w:hAnsi="Times New Roman" w:cs="Times New Roman"/>
+          <w:sz w:val="28"/>
+          <w:szCs w:val="28"/>
+          <w:lang w:val="en-US"/>
+        </w:rPr>
+        <w:lastRenderedPageBreak/>
+        <w:t xml:space="preserve">            &lt;&gt;</w:t>
+      </w:r>
+    </w:p>
+    <w:p>
+      <w:pPr>
+        <w:rPr>
+          <w:rFonts w:ascii="Times New Roman" w:hAnsi="Times New Roman" w:cs="Times New Roman"/>
+          <w:sz w:val="28"/>
+          <w:szCs w:val="28"/>
+          <w:lang w:val="en-US"/>
+        </w:rPr>
+      </w:pPr>
+      <w:r>
+        <w:rPr>
+          <w:rFonts w:ascii="Times New Roman" w:hAnsi="Times New Roman" w:cs="Times New Roman"/>
+          <w:sz w:val="28"/>
+          <w:szCs w:val="28"/>
+          <w:lang w:val="en-US"/>
+        </w:rPr>
+        <w:t xml:space="preserve">              &lt;span </w:t>
+      </w:r>
+      <w:proofErr w:type="spellStart"/>
+      <w:r>
+        <w:rPr>
+          <w:rFonts w:ascii="Times New Roman" w:hAnsi="Times New Roman" w:cs="Times New Roman"/>
+          <w:sz w:val="28"/>
+          <w:szCs w:val="28"/>
+          <w:lang w:val="en-US"/>
+        </w:rPr>
+        <w:t>className</w:t>
+      </w:r>
+      <w:proofErr w:type="spellEnd"/>
+      <w:r>
+        <w:rPr>
+          <w:rFonts w:ascii="Times New Roman" w:hAnsi="Times New Roman" w:cs="Times New Roman"/>
+          <w:sz w:val="28"/>
+          <w:szCs w:val="28"/>
+          <w:lang w:val="en-US"/>
+        </w:rPr>
+        <w:t>="product-card-price-current"&gt;{</w:t>
       </w:r>
       <w:proofErr w:type="spellStart"/>
       <w:proofErr w:type="gramStart"/>
@@ -7229,9 +10244,8 @@
           <w:szCs w:val="28"/>
           <w:lang w:val="en-US"/>
         </w:rPr>
-        <w:t>permissions.IsAdminUser</w:t>
-      </w:r>
-      <w:proofErr w:type="spellEnd"/>
+        <w:t>product.final</w:t>
+      </w:r>
       <w:proofErr w:type="gramEnd"/>
       <w:r>
         <w:rPr>
@@ -7240,59 +10254,389 @@
           <w:szCs w:val="28"/>
           <w:lang w:val="en-US"/>
         </w:rPr>
-        <w:t>]</w:t>
-      </w:r>
-    </w:p>
-    <w:p>
-      <w:pPr>
-        <w:rPr>
-          <w:rFonts w:ascii="Times New Roman" w:hAnsi="Times New Roman" w:cs="Times New Roman"/>
-          <w:sz w:val="28"/>
-          <w:szCs w:val="28"/>
-          <w:lang w:val="en-US"/>
-        </w:rPr>
-      </w:pPr>
-    </w:p>
-    <w:p>
-      <w:pPr>
-        <w:rPr>
-          <w:rFonts w:ascii="Times New Roman" w:hAnsi="Times New Roman" w:cs="Times New Roman"/>
-          <w:b/>
-          <w:bCs/>
-          <w:sz w:val="28"/>
-          <w:szCs w:val="28"/>
-          <w:lang w:val="en-US"/>
-        </w:rPr>
-      </w:pPr>
-      <w:r>
-        <w:rPr>
-          <w:rFonts w:ascii="Times New Roman" w:hAnsi="Times New Roman" w:cs="Times New Roman"/>
-          <w:b/>
-          <w:bCs/>
-          <w:sz w:val="28"/>
-          <w:szCs w:val="28"/>
-          <w:lang w:val="en-US"/>
-        </w:rPr>
-        <w:t xml:space="preserve">А.4 React </w:t>
-      </w:r>
-      <w:proofErr w:type="spellStart"/>
-      <w:r>
-        <w:rPr>
-          <w:rFonts w:ascii="Times New Roman" w:hAnsi="Times New Roman" w:cs="Times New Roman"/>
-          <w:b/>
-          <w:bCs/>
-          <w:sz w:val="28"/>
-          <w:szCs w:val="28"/>
-          <w:lang w:val="en-US"/>
-        </w:rPr>
-        <w:t>компонент</w:t>
-      </w:r>
-      <w:proofErr w:type="spellEnd"/>
-      <w:r>
-        <w:rPr>
-          <w:rFonts w:ascii="Times New Roman" w:hAnsi="Times New Roman" w:cs="Times New Roman"/>
-          <w:b/>
-          <w:bCs/>
+        <w:t>_price</w:t>
+      </w:r>
+      <w:proofErr w:type="spellEnd"/>
+      <w:r>
+        <w:rPr>
+          <w:rFonts w:ascii="Times New Roman" w:hAnsi="Times New Roman" w:cs="Times New Roman"/>
+          <w:sz w:val="28"/>
+          <w:szCs w:val="28"/>
+          <w:lang w:val="en-US"/>
+        </w:rPr>
+        <w:t>} ₽&lt;/span&gt;</w:t>
+      </w:r>
+    </w:p>
+    <w:p>
+      <w:pPr>
+        <w:rPr>
+          <w:rFonts w:ascii="Times New Roman" w:hAnsi="Times New Roman" w:cs="Times New Roman"/>
+          <w:sz w:val="28"/>
+          <w:szCs w:val="28"/>
+          <w:lang w:val="en-US"/>
+        </w:rPr>
+      </w:pPr>
+      <w:r>
+        <w:rPr>
+          <w:rFonts w:ascii="Times New Roman" w:hAnsi="Times New Roman" w:cs="Times New Roman"/>
+          <w:sz w:val="28"/>
+          <w:szCs w:val="28"/>
+          <w:lang w:val="en-US"/>
+        </w:rPr>
+        <w:t xml:space="preserve">              &lt;span </w:t>
+      </w:r>
+      <w:proofErr w:type="spellStart"/>
+      <w:r>
+        <w:rPr>
+          <w:rFonts w:ascii="Times New Roman" w:hAnsi="Times New Roman" w:cs="Times New Roman"/>
+          <w:sz w:val="28"/>
+          <w:szCs w:val="28"/>
+          <w:lang w:val="en-US"/>
+        </w:rPr>
+        <w:t>className</w:t>
+      </w:r>
+      <w:proofErr w:type="spellEnd"/>
+      <w:r>
+        <w:rPr>
+          <w:rFonts w:ascii="Times New Roman" w:hAnsi="Times New Roman" w:cs="Times New Roman"/>
+          <w:sz w:val="28"/>
+          <w:szCs w:val="28"/>
+          <w:lang w:val="en-US"/>
+        </w:rPr>
+        <w:t>="product-card-price-old"&gt;{</w:t>
+      </w:r>
+      <w:proofErr w:type="spellStart"/>
+      <w:proofErr w:type="gramStart"/>
+      <w:r>
+        <w:rPr>
+          <w:rFonts w:ascii="Times New Roman" w:hAnsi="Times New Roman" w:cs="Times New Roman"/>
+          <w:sz w:val="28"/>
+          <w:szCs w:val="28"/>
+          <w:lang w:val="en-US"/>
+        </w:rPr>
+        <w:t>product.price</w:t>
+      </w:r>
+      <w:proofErr w:type="spellEnd"/>
+      <w:proofErr w:type="gramEnd"/>
+      <w:r>
+        <w:rPr>
+          <w:rFonts w:ascii="Times New Roman" w:hAnsi="Times New Roman" w:cs="Times New Roman"/>
+          <w:sz w:val="28"/>
+          <w:szCs w:val="28"/>
+          <w:lang w:val="en-US"/>
+        </w:rPr>
+        <w:t>} ₽&lt;/span&gt;</w:t>
+      </w:r>
+    </w:p>
+    <w:p>
+      <w:pPr>
+        <w:rPr>
+          <w:rFonts w:ascii="Times New Roman" w:hAnsi="Times New Roman" w:cs="Times New Roman"/>
+          <w:sz w:val="28"/>
+          <w:szCs w:val="28"/>
+          <w:lang w:val="en-US"/>
+        </w:rPr>
+      </w:pPr>
+      <w:r>
+        <w:rPr>
+          <w:rFonts w:ascii="Times New Roman" w:hAnsi="Times New Roman" w:cs="Times New Roman"/>
+          <w:sz w:val="28"/>
+          <w:szCs w:val="28"/>
+          <w:lang w:val="en-US"/>
+        </w:rPr>
+        <w:t xml:space="preserve">            &lt;/&gt;</w:t>
+      </w:r>
+    </w:p>
+    <w:p>
+      <w:pPr>
+        <w:rPr>
+          <w:rFonts w:ascii="Times New Roman" w:hAnsi="Times New Roman" w:cs="Times New Roman"/>
+          <w:sz w:val="28"/>
+          <w:szCs w:val="28"/>
+          <w:lang w:val="en-US"/>
+        </w:rPr>
+      </w:pPr>
+      <w:r>
+        <w:rPr>
+          <w:rFonts w:ascii="Times New Roman" w:hAnsi="Times New Roman" w:cs="Times New Roman"/>
+          <w:sz w:val="28"/>
+          <w:szCs w:val="28"/>
+          <w:lang w:val="en-US"/>
+        </w:rPr>
+        <w:t xml:space="preserve">          ) : (</w:t>
+      </w:r>
+    </w:p>
+    <w:p>
+      <w:pPr>
+        <w:rPr>
+          <w:rFonts w:ascii="Times New Roman" w:hAnsi="Times New Roman" w:cs="Times New Roman"/>
+          <w:sz w:val="28"/>
+          <w:szCs w:val="28"/>
+          <w:lang w:val="en-US"/>
+        </w:rPr>
+      </w:pPr>
+      <w:r>
+        <w:rPr>
+          <w:rFonts w:ascii="Times New Roman" w:hAnsi="Times New Roman" w:cs="Times New Roman"/>
+          <w:sz w:val="28"/>
+          <w:szCs w:val="28"/>
+          <w:lang w:val="en-US"/>
+        </w:rPr>
+        <w:t xml:space="preserve">            &lt;span </w:t>
+      </w:r>
+      <w:proofErr w:type="spellStart"/>
+      <w:r>
+        <w:rPr>
+          <w:rFonts w:ascii="Times New Roman" w:hAnsi="Times New Roman" w:cs="Times New Roman"/>
+          <w:sz w:val="28"/>
+          <w:szCs w:val="28"/>
+          <w:lang w:val="en-US"/>
+        </w:rPr>
+        <w:t>className</w:t>
+      </w:r>
+      <w:proofErr w:type="spellEnd"/>
+      <w:r>
+        <w:rPr>
+          <w:rFonts w:ascii="Times New Roman" w:hAnsi="Times New Roman" w:cs="Times New Roman"/>
+          <w:sz w:val="28"/>
+          <w:szCs w:val="28"/>
+          <w:lang w:val="en-US"/>
+        </w:rPr>
+        <w:t>="product-card-price-current"&gt;{</w:t>
+      </w:r>
+      <w:proofErr w:type="spellStart"/>
+      <w:proofErr w:type="gramStart"/>
+      <w:r>
+        <w:rPr>
+          <w:rFonts w:ascii="Times New Roman" w:hAnsi="Times New Roman" w:cs="Times New Roman"/>
+          <w:sz w:val="28"/>
+          <w:szCs w:val="28"/>
+          <w:lang w:val="en-US"/>
+        </w:rPr>
+        <w:t>product.price</w:t>
+      </w:r>
+      <w:proofErr w:type="spellEnd"/>
+      <w:proofErr w:type="gramEnd"/>
+      <w:r>
+        <w:rPr>
+          <w:rFonts w:ascii="Times New Roman" w:hAnsi="Times New Roman" w:cs="Times New Roman"/>
+          <w:sz w:val="28"/>
+          <w:szCs w:val="28"/>
+          <w:lang w:val="en-US"/>
+        </w:rPr>
+        <w:t>} ₽&lt;/span&gt;</w:t>
+      </w:r>
+    </w:p>
+    <w:p>
+      <w:pPr>
+        <w:rPr>
+          <w:rFonts w:ascii="Times New Roman" w:hAnsi="Times New Roman" w:cs="Times New Roman"/>
+          <w:sz w:val="28"/>
+          <w:szCs w:val="28"/>
+          <w:lang w:val="en-US"/>
+        </w:rPr>
+      </w:pPr>
+      <w:r>
+        <w:rPr>
+          <w:rFonts w:ascii="Times New Roman" w:hAnsi="Times New Roman" w:cs="Times New Roman"/>
+          <w:sz w:val="28"/>
+          <w:szCs w:val="28"/>
+          <w:lang w:val="en-US"/>
+        </w:rPr>
+        <w:t xml:space="preserve">          )}</w:t>
+      </w:r>
+    </w:p>
+    <w:p>
+      <w:pPr>
+        <w:rPr>
+          <w:rFonts w:ascii="Times New Roman" w:hAnsi="Times New Roman" w:cs="Times New Roman"/>
+          <w:sz w:val="28"/>
+          <w:szCs w:val="28"/>
+          <w:lang w:val="en-US"/>
+        </w:rPr>
+      </w:pPr>
+      <w:r>
+        <w:rPr>
+          <w:rFonts w:ascii="Times New Roman" w:hAnsi="Times New Roman" w:cs="Times New Roman"/>
+          <w:sz w:val="28"/>
+          <w:szCs w:val="28"/>
+          <w:lang w:val="en-US"/>
+        </w:rPr>
+        <w:t xml:space="preserve">        &lt;/div&gt;</w:t>
+      </w:r>
+    </w:p>
+    <w:p>
+      <w:pPr>
+        <w:rPr>
+          <w:rFonts w:ascii="Times New Roman" w:hAnsi="Times New Roman" w:cs="Times New Roman"/>
+          <w:sz w:val="28"/>
+          <w:szCs w:val="28"/>
+          <w:lang w:val="en-US"/>
+        </w:rPr>
+      </w:pPr>
+      <w:r>
+        <w:rPr>
+          <w:rFonts w:ascii="Times New Roman" w:hAnsi="Times New Roman" w:cs="Times New Roman"/>
+          <w:sz w:val="28"/>
+          <w:szCs w:val="28"/>
+          <w:lang w:val="en-US"/>
+        </w:rPr>
+        <w:t xml:space="preserve">        &lt;p </w:t>
+      </w:r>
+      <w:proofErr w:type="spellStart"/>
+      <w:r>
+        <w:rPr>
+          <w:rFonts w:ascii="Times New Roman" w:hAnsi="Times New Roman" w:cs="Times New Roman"/>
+          <w:sz w:val="28"/>
+          <w:szCs w:val="28"/>
+          <w:lang w:val="en-US"/>
+        </w:rPr>
+        <w:t>className</w:t>
+      </w:r>
+      <w:proofErr w:type="spellEnd"/>
+      <w:r>
+        <w:rPr>
+          <w:rFonts w:ascii="Times New Roman" w:hAnsi="Times New Roman" w:cs="Times New Roman"/>
+          <w:sz w:val="28"/>
+          <w:szCs w:val="28"/>
+          <w:lang w:val="en-US"/>
+        </w:rPr>
+        <w:t>="product-card-description"&gt;{</w:t>
+      </w:r>
+      <w:proofErr w:type="spellStart"/>
+      <w:proofErr w:type="gramStart"/>
+      <w:r>
+        <w:rPr>
+          <w:rFonts w:ascii="Times New Roman" w:hAnsi="Times New Roman" w:cs="Times New Roman"/>
+          <w:sz w:val="28"/>
+          <w:szCs w:val="28"/>
+          <w:lang w:val="en-US"/>
+        </w:rPr>
+        <w:t>product.description</w:t>
+      </w:r>
+      <w:proofErr w:type="spellEnd"/>
+      <w:proofErr w:type="gramEnd"/>
+      <w:r>
+        <w:rPr>
+          <w:rFonts w:ascii="Times New Roman" w:hAnsi="Times New Roman" w:cs="Times New Roman"/>
+          <w:sz w:val="28"/>
+          <w:szCs w:val="28"/>
+          <w:lang w:val="en-US"/>
+        </w:rPr>
+        <w:t>}&lt;/p&gt;</w:t>
+      </w:r>
+    </w:p>
+    <w:p>
+      <w:pPr>
+        <w:rPr>
+          <w:rFonts w:ascii="Times New Roman" w:hAnsi="Times New Roman" w:cs="Times New Roman"/>
+          <w:sz w:val="28"/>
+          <w:szCs w:val="28"/>
+          <w:lang w:val="en-US"/>
+        </w:rPr>
+      </w:pPr>
+      <w:r>
+        <w:rPr>
+          <w:rFonts w:ascii="Times New Roman" w:hAnsi="Times New Roman" w:cs="Times New Roman"/>
+          <w:sz w:val="28"/>
+          <w:szCs w:val="28"/>
+          <w:lang w:val="en-US"/>
+        </w:rPr>
+        <w:t xml:space="preserve">        &lt;div </w:t>
+      </w:r>
+      <w:proofErr w:type="spellStart"/>
+      <w:r>
+        <w:rPr>
+          <w:rFonts w:ascii="Times New Roman" w:hAnsi="Times New Roman" w:cs="Times New Roman"/>
+          <w:sz w:val="28"/>
+          <w:szCs w:val="28"/>
+          <w:lang w:val="en-US"/>
+        </w:rPr>
+        <w:t>className</w:t>
+      </w:r>
+      <w:proofErr w:type="spellEnd"/>
+      <w:r>
+        <w:rPr>
+          <w:rFonts w:ascii="Times New Roman" w:hAnsi="Times New Roman" w:cs="Times New Roman"/>
+          <w:sz w:val="28"/>
+          <w:szCs w:val="28"/>
+          <w:lang w:val="en-US"/>
+        </w:rPr>
+        <w:t>="product-card-actions"&gt;</w:t>
+      </w:r>
+    </w:p>
+    <w:p>
+      <w:pPr>
+        <w:rPr>
+          <w:rFonts w:ascii="Times New Roman" w:hAnsi="Times New Roman" w:cs="Times New Roman"/>
+          <w:sz w:val="28"/>
+          <w:szCs w:val="28"/>
+          <w:lang w:val="en-US"/>
+        </w:rPr>
+      </w:pPr>
+      <w:r>
+        <w:rPr>
+          <w:rFonts w:ascii="Times New Roman" w:hAnsi="Times New Roman" w:cs="Times New Roman"/>
+          <w:sz w:val="28"/>
+          <w:szCs w:val="28"/>
+          <w:lang w:val="en-US"/>
+        </w:rPr>
+        <w:t xml:space="preserve">          &lt;Link to={`/products/${</w:t>
+      </w:r>
+      <w:proofErr w:type="gramStart"/>
+      <w:r>
+        <w:rPr>
+          <w:rFonts w:ascii="Times New Roman" w:hAnsi="Times New Roman" w:cs="Times New Roman"/>
+          <w:sz w:val="28"/>
+          <w:szCs w:val="28"/>
+          <w:lang w:val="en-US"/>
+        </w:rPr>
+        <w:t>product.id}`</w:t>
+      </w:r>
+      <w:proofErr w:type="gramEnd"/>
+      <w:r>
+        <w:rPr>
+          <w:rFonts w:ascii="Times New Roman" w:hAnsi="Times New Roman" w:cs="Times New Roman"/>
+          <w:sz w:val="28"/>
+          <w:szCs w:val="28"/>
+          <w:lang w:val="en-US"/>
+        </w:rPr>
+        <w:t xml:space="preserve">} </w:t>
+      </w:r>
+      <w:proofErr w:type="spellStart"/>
+      <w:r>
+        <w:rPr>
+          <w:rFonts w:ascii="Times New Roman" w:hAnsi="Times New Roman" w:cs="Times New Roman"/>
+          <w:sz w:val="28"/>
+          <w:szCs w:val="28"/>
+          <w:lang w:val="en-US"/>
+        </w:rPr>
+        <w:t>className</w:t>
+      </w:r>
+      <w:proofErr w:type="spellEnd"/>
+      <w:r>
+        <w:rPr>
+          <w:rFonts w:ascii="Times New Roman" w:hAnsi="Times New Roman" w:cs="Times New Roman"/>
+          <w:sz w:val="28"/>
+          <w:szCs w:val="28"/>
+          <w:lang w:val="en-US"/>
+        </w:rPr>
+        <w:t>="</w:t>
+      </w:r>
+      <w:proofErr w:type="spellStart"/>
+      <w:r>
+        <w:rPr>
+          <w:rFonts w:ascii="Times New Roman" w:hAnsi="Times New Roman" w:cs="Times New Roman"/>
+          <w:sz w:val="28"/>
+          <w:szCs w:val="28"/>
+          <w:lang w:val="en-US"/>
+        </w:rPr>
+        <w:t>btn</w:t>
+      </w:r>
+      <w:proofErr w:type="spellEnd"/>
+      <w:r>
+        <w:rPr>
+          <w:rFonts w:ascii="Times New Roman" w:hAnsi="Times New Roman" w:cs="Times New Roman"/>
           <w:sz w:val="28"/>
           <w:szCs w:val="28"/>
           <w:lang w:val="en-US"/>
@@ -7303,152 +10647,344 @@
       <w:r>
         <w:rPr>
           <w:rFonts w:ascii="Times New Roman" w:hAnsi="Times New Roman" w:cs="Times New Roman"/>
-          <w:b/>
-          <w:bCs/>
-          <w:sz w:val="28"/>
-          <w:szCs w:val="28"/>
-          <w:lang w:val="en-US"/>
-        </w:rPr>
-        <w:t>ProductCard.jsx</w:t>
-      </w:r>
-      <w:proofErr w:type="spellEnd"/>
-    </w:p>
-    <w:p>
-      <w:pPr>
-        <w:rPr>
-          <w:rFonts w:ascii="Times New Roman" w:hAnsi="Times New Roman" w:cs="Times New Roman"/>
-          <w:sz w:val="28"/>
-          <w:szCs w:val="28"/>
-          <w:lang w:val="en-US"/>
-        </w:rPr>
-      </w:pPr>
-      <w:r>
-        <w:rPr>
-          <w:rFonts w:ascii="Times New Roman" w:hAnsi="Times New Roman" w:cs="Times New Roman"/>
-          <w:sz w:val="28"/>
-          <w:szCs w:val="28"/>
-          <w:lang w:val="en-US"/>
-        </w:rPr>
-        <w:t xml:space="preserve">import </w:t>
-      </w:r>
-      <w:proofErr w:type="gramStart"/>
-      <w:r>
-        <w:rPr>
-          <w:rFonts w:ascii="Times New Roman" w:hAnsi="Times New Roman" w:cs="Times New Roman"/>
-          <w:sz w:val="28"/>
-          <w:szCs w:val="28"/>
-          <w:lang w:val="en-US"/>
-        </w:rPr>
-        <w:t xml:space="preserve">{ </w:t>
-      </w:r>
-      <w:proofErr w:type="spellStart"/>
-      <w:r>
-        <w:rPr>
-          <w:rFonts w:ascii="Times New Roman" w:hAnsi="Times New Roman" w:cs="Times New Roman"/>
-          <w:sz w:val="28"/>
-          <w:szCs w:val="28"/>
-          <w:lang w:val="en-US"/>
-        </w:rPr>
-        <w:t>useState</w:t>
-      </w:r>
-      <w:proofErr w:type="spellEnd"/>
-      <w:proofErr w:type="gramEnd"/>
-      <w:r>
-        <w:rPr>
-          <w:rFonts w:ascii="Times New Roman" w:hAnsi="Times New Roman" w:cs="Times New Roman"/>
-          <w:sz w:val="28"/>
-          <w:szCs w:val="28"/>
-          <w:lang w:val="en-US"/>
-        </w:rPr>
-        <w:t xml:space="preserve"> } from "react";</w:t>
-      </w:r>
-    </w:p>
-    <w:p>
-      <w:pPr>
-        <w:rPr>
-          <w:rFonts w:ascii="Times New Roman" w:hAnsi="Times New Roman" w:cs="Times New Roman"/>
-          <w:sz w:val="28"/>
-          <w:szCs w:val="28"/>
-          <w:lang w:val="en-US"/>
-        </w:rPr>
-      </w:pPr>
-      <w:r>
-        <w:rPr>
-          <w:rFonts w:ascii="Times New Roman" w:hAnsi="Times New Roman" w:cs="Times New Roman"/>
-          <w:sz w:val="28"/>
-          <w:szCs w:val="28"/>
-          <w:lang w:val="en-US"/>
-        </w:rPr>
-        <w:t xml:space="preserve">import </w:t>
-      </w:r>
-      <w:proofErr w:type="gramStart"/>
-      <w:r>
-        <w:rPr>
-          <w:rFonts w:ascii="Times New Roman" w:hAnsi="Times New Roman" w:cs="Times New Roman"/>
-          <w:sz w:val="28"/>
-          <w:szCs w:val="28"/>
-          <w:lang w:val="en-US"/>
-        </w:rPr>
-        <w:t>{ Link</w:t>
-      </w:r>
-      <w:proofErr w:type="gramEnd"/>
-      <w:r>
-        <w:rPr>
-          <w:rFonts w:ascii="Times New Roman" w:hAnsi="Times New Roman" w:cs="Times New Roman"/>
-          <w:sz w:val="28"/>
-          <w:szCs w:val="28"/>
-          <w:lang w:val="en-US"/>
-        </w:rPr>
-        <w:t xml:space="preserve"> } from "react-router-</w:t>
-      </w:r>
-      <w:proofErr w:type="spellStart"/>
-      <w:r>
-        <w:rPr>
-          <w:rFonts w:ascii="Times New Roman" w:hAnsi="Times New Roman" w:cs="Times New Roman"/>
-          <w:sz w:val="28"/>
-          <w:szCs w:val="28"/>
-          <w:lang w:val="en-US"/>
-        </w:rPr>
-        <w:t>dom</w:t>
-      </w:r>
-      <w:proofErr w:type="spellEnd"/>
-      <w:r>
-        <w:rPr>
-          <w:rFonts w:ascii="Times New Roman" w:hAnsi="Times New Roman" w:cs="Times New Roman"/>
-          <w:sz w:val="28"/>
-          <w:szCs w:val="28"/>
-          <w:lang w:val="en-US"/>
-        </w:rPr>
-        <w:t>";</w:t>
-      </w:r>
-    </w:p>
-    <w:p>
-      <w:pPr>
-        <w:rPr>
-          <w:rFonts w:ascii="Times New Roman" w:hAnsi="Times New Roman" w:cs="Times New Roman"/>
-          <w:sz w:val="28"/>
-          <w:szCs w:val="28"/>
-          <w:lang w:val="en-US"/>
-        </w:rPr>
-      </w:pPr>
-      <w:r>
-        <w:rPr>
-          <w:rFonts w:ascii="Times New Roman" w:hAnsi="Times New Roman" w:cs="Times New Roman"/>
-          <w:sz w:val="28"/>
-          <w:szCs w:val="28"/>
-          <w:lang w:val="en-US"/>
-        </w:rPr>
-        <w:t xml:space="preserve">import </w:t>
-      </w:r>
-      <w:proofErr w:type="gramStart"/>
-      <w:r>
-        <w:rPr>
-          <w:rFonts w:ascii="Times New Roman" w:hAnsi="Times New Roman" w:cs="Times New Roman"/>
-          <w:sz w:val="28"/>
-          <w:szCs w:val="28"/>
-          <w:lang w:val="en-US"/>
-        </w:rPr>
-        <w:t xml:space="preserve">{ </w:t>
+          <w:sz w:val="28"/>
+          <w:szCs w:val="28"/>
+          <w:lang w:val="en-US"/>
+        </w:rPr>
+        <w:t>btn</w:t>
+      </w:r>
+      <w:proofErr w:type="spellEnd"/>
+      <w:r>
+        <w:rPr>
+          <w:rFonts w:ascii="Times New Roman" w:hAnsi="Times New Roman" w:cs="Times New Roman"/>
+          <w:sz w:val="28"/>
+          <w:szCs w:val="28"/>
+          <w:lang w:val="en-US"/>
+        </w:rPr>
+        <w:t xml:space="preserve">-outline </w:t>
+      </w:r>
+      <w:proofErr w:type="spellStart"/>
+      <w:r>
+        <w:rPr>
+          <w:rFonts w:ascii="Times New Roman" w:hAnsi="Times New Roman" w:cs="Times New Roman"/>
+          <w:sz w:val="28"/>
+          <w:szCs w:val="28"/>
+          <w:lang w:val="en-US"/>
+        </w:rPr>
+        <w:t>btn-sm</w:t>
+      </w:r>
+      <w:proofErr w:type="spellEnd"/>
+      <w:r>
+        <w:rPr>
+          <w:rFonts w:ascii="Times New Roman" w:hAnsi="Times New Roman" w:cs="Times New Roman"/>
+          <w:sz w:val="28"/>
+          <w:szCs w:val="28"/>
+          <w:lang w:val="en-US"/>
+        </w:rPr>
+        <w:t>"&gt;</w:t>
+      </w:r>
+    </w:p>
+    <w:p>
+      <w:pPr>
+        <w:rPr>
+          <w:rFonts w:ascii="Times New Roman" w:hAnsi="Times New Roman" w:cs="Times New Roman"/>
+          <w:sz w:val="28"/>
+          <w:szCs w:val="28"/>
+          <w:lang w:val="en-US"/>
+        </w:rPr>
+      </w:pPr>
+      <w:r>
+        <w:rPr>
+          <w:rFonts w:ascii="Times New Roman" w:hAnsi="Times New Roman" w:cs="Times New Roman"/>
+          <w:sz w:val="28"/>
+          <w:szCs w:val="28"/>
+          <w:lang w:val="en-US"/>
+        </w:rPr>
+        <w:t xml:space="preserve">            </w:t>
+      </w:r>
+      <w:proofErr w:type="spellStart"/>
+      <w:r>
+        <w:rPr>
+          <w:rFonts w:ascii="Times New Roman" w:hAnsi="Times New Roman" w:cs="Times New Roman"/>
+          <w:sz w:val="28"/>
+          <w:szCs w:val="28"/>
+          <w:lang w:val="en-US"/>
+        </w:rPr>
+        <w:t>Подробнее</w:t>
+      </w:r>
+      <w:proofErr w:type="spellEnd"/>
+    </w:p>
+    <w:p>
+      <w:pPr>
+        <w:rPr>
+          <w:rFonts w:ascii="Times New Roman" w:hAnsi="Times New Roman" w:cs="Times New Roman"/>
+          <w:sz w:val="28"/>
+          <w:szCs w:val="28"/>
+          <w:lang w:val="en-US"/>
+        </w:rPr>
+      </w:pPr>
+      <w:r>
+        <w:rPr>
+          <w:rFonts w:ascii="Times New Roman" w:hAnsi="Times New Roman" w:cs="Times New Roman"/>
+          <w:sz w:val="28"/>
+          <w:szCs w:val="28"/>
+          <w:lang w:val="en-US"/>
+        </w:rPr>
+        <w:t xml:space="preserve">          &lt;/Link&gt;</w:t>
+      </w:r>
+    </w:p>
+    <w:p>
+      <w:pPr>
+        <w:rPr>
+          <w:rFonts w:ascii="Times New Roman" w:hAnsi="Times New Roman" w:cs="Times New Roman"/>
+          <w:sz w:val="28"/>
+          <w:szCs w:val="28"/>
+          <w:lang w:val="en-US"/>
+        </w:rPr>
+      </w:pPr>
+      <w:r>
+        <w:rPr>
+          <w:rFonts w:ascii="Times New Roman" w:hAnsi="Times New Roman" w:cs="Times New Roman"/>
+          <w:sz w:val="28"/>
+          <w:szCs w:val="28"/>
+          <w:lang w:val="en-US"/>
+        </w:rPr>
+        <w:t xml:space="preserve">          &lt;button </w:t>
+      </w:r>
+    </w:p>
+    <w:p>
+      <w:pPr>
+        <w:rPr>
+          <w:rFonts w:ascii="Times New Roman" w:hAnsi="Times New Roman" w:cs="Times New Roman"/>
+          <w:sz w:val="28"/>
+          <w:szCs w:val="28"/>
+          <w:lang w:val="en-US"/>
+        </w:rPr>
+      </w:pPr>
+      <w:r>
+        <w:rPr>
+          <w:rFonts w:ascii="Times New Roman" w:hAnsi="Times New Roman" w:cs="Times New Roman"/>
+          <w:sz w:val="28"/>
+          <w:szCs w:val="28"/>
+          <w:lang w:val="en-US"/>
+        </w:rPr>
+        <w:t xml:space="preserve">            </w:t>
+      </w:r>
+      <w:proofErr w:type="spellStart"/>
+      <w:r>
+        <w:rPr>
+          <w:rFonts w:ascii="Times New Roman" w:hAnsi="Times New Roman" w:cs="Times New Roman"/>
+          <w:sz w:val="28"/>
+          <w:szCs w:val="28"/>
+          <w:lang w:val="en-US"/>
+        </w:rPr>
+        <w:t>onClick</w:t>
+      </w:r>
+      <w:proofErr w:type="spellEnd"/>
+      <w:r>
+        <w:rPr>
+          <w:rFonts w:ascii="Times New Roman" w:hAnsi="Times New Roman" w:cs="Times New Roman"/>
+          <w:sz w:val="28"/>
+          <w:szCs w:val="28"/>
+          <w:lang w:val="en-US"/>
+        </w:rPr>
+        <w:t>={</w:t>
+      </w:r>
+      <w:proofErr w:type="spellStart"/>
+      <w:r>
+        <w:rPr>
+          <w:rFonts w:ascii="Times New Roman" w:hAnsi="Times New Roman" w:cs="Times New Roman"/>
+          <w:sz w:val="28"/>
+          <w:szCs w:val="28"/>
+          <w:lang w:val="en-US"/>
+        </w:rPr>
+        <w:t>handleAddToCart</w:t>
+      </w:r>
+      <w:proofErr w:type="spellEnd"/>
+      <w:r>
+        <w:rPr>
+          <w:rFonts w:ascii="Times New Roman" w:hAnsi="Times New Roman" w:cs="Times New Roman"/>
+          <w:sz w:val="28"/>
+          <w:szCs w:val="28"/>
+          <w:lang w:val="en-US"/>
+        </w:rPr>
+        <w:t>}</w:t>
+      </w:r>
+    </w:p>
+    <w:p>
+      <w:pPr>
+        <w:rPr>
+          <w:rFonts w:ascii="Times New Roman" w:hAnsi="Times New Roman" w:cs="Times New Roman"/>
+          <w:sz w:val="28"/>
+          <w:szCs w:val="28"/>
+          <w:lang w:val="en-US"/>
+        </w:rPr>
+      </w:pPr>
+      <w:r>
+        <w:rPr>
+          <w:rFonts w:ascii="Times New Roman" w:hAnsi="Times New Roman" w:cs="Times New Roman"/>
+          <w:sz w:val="28"/>
+          <w:szCs w:val="28"/>
+          <w:lang w:val="en-US"/>
+        </w:rPr>
+        <w:t xml:space="preserve">            </w:t>
+      </w:r>
+      <w:proofErr w:type="spellStart"/>
+      <w:r>
+        <w:rPr>
+          <w:rFonts w:ascii="Times New Roman" w:hAnsi="Times New Roman" w:cs="Times New Roman"/>
+          <w:sz w:val="28"/>
+          <w:szCs w:val="28"/>
+          <w:lang w:val="en-US"/>
+        </w:rPr>
+        <w:t>className</w:t>
+      </w:r>
+      <w:proofErr w:type="spellEnd"/>
+      <w:r>
+        <w:rPr>
+          <w:rFonts w:ascii="Times New Roman" w:hAnsi="Times New Roman" w:cs="Times New Roman"/>
+          <w:sz w:val="28"/>
+          <w:szCs w:val="28"/>
+          <w:lang w:val="en-US"/>
+        </w:rPr>
+        <w:t>="</w:t>
+      </w:r>
+      <w:proofErr w:type="spellStart"/>
+      <w:r>
+        <w:rPr>
+          <w:rFonts w:ascii="Times New Roman" w:hAnsi="Times New Roman" w:cs="Times New Roman"/>
+          <w:sz w:val="28"/>
+          <w:szCs w:val="28"/>
+          <w:lang w:val="en-US"/>
+        </w:rPr>
+        <w:t>btn</w:t>
+      </w:r>
+      <w:proofErr w:type="spellEnd"/>
+      <w:r>
+        <w:rPr>
+          <w:rFonts w:ascii="Times New Roman" w:hAnsi="Times New Roman" w:cs="Times New Roman"/>
+          <w:sz w:val="28"/>
+          <w:szCs w:val="28"/>
+          <w:lang w:val="en-US"/>
+        </w:rPr>
+        <w:t xml:space="preserve"> </w:t>
+      </w:r>
+      <w:proofErr w:type="spellStart"/>
+      <w:r>
+        <w:rPr>
+          <w:rFonts w:ascii="Times New Roman" w:hAnsi="Times New Roman" w:cs="Times New Roman"/>
+          <w:sz w:val="28"/>
+          <w:szCs w:val="28"/>
+          <w:lang w:val="en-US"/>
+        </w:rPr>
+        <w:t>btn</w:t>
+      </w:r>
+      <w:proofErr w:type="spellEnd"/>
+      <w:r>
+        <w:rPr>
+          <w:rFonts w:ascii="Times New Roman" w:hAnsi="Times New Roman" w:cs="Times New Roman"/>
+          <w:sz w:val="28"/>
+          <w:szCs w:val="28"/>
+          <w:lang w:val="en-US"/>
+        </w:rPr>
+        <w:t xml:space="preserve">-primary </w:t>
+      </w:r>
+      <w:proofErr w:type="spellStart"/>
+      <w:r>
+        <w:rPr>
+          <w:rFonts w:ascii="Times New Roman" w:hAnsi="Times New Roman" w:cs="Times New Roman"/>
+          <w:sz w:val="28"/>
+          <w:szCs w:val="28"/>
+          <w:lang w:val="en-US"/>
+        </w:rPr>
+        <w:t>btn-sm</w:t>
+      </w:r>
+      <w:proofErr w:type="spellEnd"/>
+      <w:r>
+        <w:rPr>
+          <w:rFonts w:ascii="Times New Roman" w:hAnsi="Times New Roman" w:cs="Times New Roman"/>
+          <w:sz w:val="28"/>
+          <w:szCs w:val="28"/>
+          <w:lang w:val="en-US"/>
+        </w:rPr>
+        <w:t>"</w:t>
+      </w:r>
+    </w:p>
+    <w:p>
+      <w:pPr>
+        <w:rPr>
+          <w:rFonts w:ascii="Times New Roman" w:hAnsi="Times New Roman" w:cs="Times New Roman"/>
+          <w:sz w:val="28"/>
+          <w:szCs w:val="28"/>
+          <w:lang w:val="en-US"/>
+        </w:rPr>
+      </w:pPr>
+      <w:r>
+        <w:rPr>
+          <w:rFonts w:ascii="Times New Roman" w:hAnsi="Times New Roman" w:cs="Times New Roman"/>
+          <w:sz w:val="28"/>
+          <w:szCs w:val="28"/>
+          <w:lang w:val="en-US"/>
+        </w:rPr>
+        <w:t xml:space="preserve">            disabled={</w:t>
+      </w:r>
+      <w:proofErr w:type="spellStart"/>
+      <w:r>
+        <w:rPr>
+          <w:rFonts w:ascii="Times New Roman" w:hAnsi="Times New Roman" w:cs="Times New Roman"/>
+          <w:sz w:val="28"/>
+          <w:szCs w:val="28"/>
+          <w:lang w:val="en-US"/>
+        </w:rPr>
+        <w:t>isAdding</w:t>
+      </w:r>
+      <w:proofErr w:type="spellEnd"/>
+      <w:r>
+        <w:rPr>
+          <w:rFonts w:ascii="Times New Roman" w:hAnsi="Times New Roman" w:cs="Times New Roman"/>
+          <w:sz w:val="28"/>
+          <w:szCs w:val="28"/>
+          <w:lang w:val="en-US"/>
+        </w:rPr>
+        <w:t>}</w:t>
+      </w:r>
+    </w:p>
+    <w:p>
+      <w:pPr>
+        <w:rPr>
+          <w:rFonts w:ascii="Times New Roman" w:hAnsi="Times New Roman" w:cs="Times New Roman"/>
+          <w:sz w:val="28"/>
+          <w:szCs w:val="28"/>
+          <w:lang w:val="en-US"/>
+        </w:rPr>
+      </w:pPr>
+      <w:r>
+        <w:rPr>
+          <w:rFonts w:ascii="Times New Roman" w:hAnsi="Times New Roman" w:cs="Times New Roman"/>
+          <w:sz w:val="28"/>
+          <w:szCs w:val="28"/>
+          <w:lang w:val="en-US"/>
+        </w:rPr>
+        <w:t xml:space="preserve">          &gt;</w:t>
+      </w:r>
+    </w:p>
+    <w:p>
+      <w:pPr>
+        <w:rPr>
+          <w:rFonts w:ascii="Times New Roman" w:hAnsi="Times New Roman" w:cs="Times New Roman"/>
+          <w:sz w:val="28"/>
+          <w:szCs w:val="28"/>
+          <w:lang w:val="en-US"/>
+        </w:rPr>
+      </w:pPr>
+      <w:r>
+        <w:rPr>
+          <w:rFonts w:ascii="Times New Roman" w:hAnsi="Times New Roman" w:cs="Times New Roman"/>
+          <w:sz w:val="28"/>
+          <w:szCs w:val="28"/>
+          <w:lang w:val="en-US"/>
+        </w:rPr>
+        <w:t xml:space="preserve">            &lt;</w:t>
       </w:r>
       <w:proofErr w:type="spellStart"/>
       <w:r>
@@ -7461,255 +10997,6 @@
         <w:t>ShoppingCart</w:t>
       </w:r>
       <w:proofErr w:type="spellEnd"/>
-      <w:proofErr w:type="gramEnd"/>
-      <w:r>
-        <w:rPr>
-          <w:rFonts w:ascii="Times New Roman" w:hAnsi="Times New Roman" w:cs="Times New Roman"/>
-          <w:sz w:val="28"/>
-          <w:szCs w:val="28"/>
-          <w:lang w:val="en-US"/>
-        </w:rPr>
-        <w:t>, Check } from "</w:t>
-      </w:r>
-      <w:proofErr w:type="spellStart"/>
-      <w:r>
-        <w:rPr>
-          <w:rFonts w:ascii="Times New Roman" w:hAnsi="Times New Roman" w:cs="Times New Roman"/>
-          <w:sz w:val="28"/>
-          <w:szCs w:val="28"/>
-          <w:lang w:val="en-US"/>
-        </w:rPr>
-        <w:t>lucide</w:t>
-      </w:r>
-      <w:proofErr w:type="spellEnd"/>
-      <w:r>
-        <w:rPr>
-          <w:rFonts w:ascii="Times New Roman" w:hAnsi="Times New Roman" w:cs="Times New Roman"/>
-          <w:sz w:val="28"/>
-          <w:szCs w:val="28"/>
-          <w:lang w:val="en-US"/>
-        </w:rPr>
-        <w:t>-react";</w:t>
-      </w:r>
-    </w:p>
-    <w:p>
-      <w:pPr>
-        <w:rPr>
-          <w:rFonts w:ascii="Times New Roman" w:hAnsi="Times New Roman" w:cs="Times New Roman"/>
-          <w:sz w:val="28"/>
-          <w:szCs w:val="28"/>
-          <w:lang w:val="en-US"/>
-        </w:rPr>
-      </w:pPr>
-      <w:r>
-        <w:rPr>
-          <w:rFonts w:ascii="Times New Roman" w:hAnsi="Times New Roman" w:cs="Times New Roman"/>
-          <w:sz w:val="28"/>
-          <w:szCs w:val="28"/>
-          <w:lang w:val="en-US"/>
-        </w:rPr>
-        <w:t xml:space="preserve">import </w:t>
-      </w:r>
-      <w:proofErr w:type="gramStart"/>
-      <w:r>
-        <w:rPr>
-          <w:rFonts w:ascii="Times New Roman" w:hAnsi="Times New Roman" w:cs="Times New Roman"/>
-          <w:sz w:val="28"/>
-          <w:szCs w:val="28"/>
-          <w:lang w:val="en-US"/>
-        </w:rPr>
-        <w:t xml:space="preserve">{ </w:t>
-      </w:r>
-      <w:proofErr w:type="spellStart"/>
-      <w:r>
-        <w:rPr>
-          <w:rFonts w:ascii="Times New Roman" w:hAnsi="Times New Roman" w:cs="Times New Roman"/>
-          <w:sz w:val="28"/>
-          <w:szCs w:val="28"/>
-          <w:lang w:val="en-US"/>
-        </w:rPr>
-        <w:t>useCart</w:t>
-      </w:r>
-      <w:proofErr w:type="spellEnd"/>
-      <w:proofErr w:type="gramEnd"/>
-      <w:r>
-        <w:rPr>
-          <w:rFonts w:ascii="Times New Roman" w:hAnsi="Times New Roman" w:cs="Times New Roman"/>
-          <w:sz w:val="28"/>
-          <w:szCs w:val="28"/>
-          <w:lang w:val="en-US"/>
-        </w:rPr>
-        <w:t xml:space="preserve"> } from "../context/</w:t>
-      </w:r>
-      <w:proofErr w:type="spellStart"/>
-      <w:r>
-        <w:rPr>
-          <w:rFonts w:ascii="Times New Roman" w:hAnsi="Times New Roman" w:cs="Times New Roman"/>
-          <w:sz w:val="28"/>
-          <w:szCs w:val="28"/>
-          <w:lang w:val="en-US"/>
-        </w:rPr>
-        <w:t>CartContext</w:t>
-      </w:r>
-      <w:proofErr w:type="spellEnd"/>
-      <w:r>
-        <w:rPr>
-          <w:rFonts w:ascii="Times New Roman" w:hAnsi="Times New Roman" w:cs="Times New Roman"/>
-          <w:sz w:val="28"/>
-          <w:szCs w:val="28"/>
-          <w:lang w:val="en-US"/>
-        </w:rPr>
-        <w:t>";</w:t>
-      </w:r>
-    </w:p>
-    <w:p>
-      <w:pPr>
-        <w:rPr>
-          <w:rFonts w:ascii="Times New Roman" w:hAnsi="Times New Roman" w:cs="Times New Roman"/>
-          <w:sz w:val="28"/>
-          <w:szCs w:val="28"/>
-          <w:lang w:val="en-US"/>
-        </w:rPr>
-      </w:pPr>
-      <w:r>
-        <w:rPr>
-          <w:rFonts w:ascii="Times New Roman" w:hAnsi="Times New Roman" w:cs="Times New Roman"/>
-          <w:sz w:val="28"/>
-          <w:szCs w:val="28"/>
-          <w:lang w:val="en-US"/>
-        </w:rPr>
-        <w:t>import toast from "react-hot-toast";</w:t>
-      </w:r>
-    </w:p>
-    <w:p>
-      <w:pPr>
-        <w:rPr>
-          <w:rFonts w:ascii="Times New Roman" w:hAnsi="Times New Roman" w:cs="Times New Roman"/>
-          <w:sz w:val="28"/>
-          <w:szCs w:val="28"/>
-          <w:lang w:val="en-US"/>
-        </w:rPr>
-      </w:pPr>
-    </w:p>
-    <w:p>
-      <w:pPr>
-        <w:rPr>
-          <w:rFonts w:ascii="Times New Roman" w:hAnsi="Times New Roman" w:cs="Times New Roman"/>
-          <w:sz w:val="28"/>
-          <w:szCs w:val="28"/>
-          <w:lang w:val="en-US"/>
-        </w:rPr>
-      </w:pPr>
-      <w:r>
-        <w:rPr>
-          <w:rFonts w:ascii="Times New Roman" w:hAnsi="Times New Roman" w:cs="Times New Roman"/>
-          <w:sz w:val="28"/>
-          <w:szCs w:val="28"/>
-          <w:lang w:val="en-US"/>
-        </w:rPr>
-        <w:t xml:space="preserve">const </w:t>
-      </w:r>
-      <w:proofErr w:type="spellStart"/>
-      <w:r>
-        <w:rPr>
-          <w:rFonts w:ascii="Times New Roman" w:hAnsi="Times New Roman" w:cs="Times New Roman"/>
-          <w:sz w:val="28"/>
-          <w:szCs w:val="28"/>
-          <w:lang w:val="en-US"/>
-        </w:rPr>
-        <w:t>getImageUrl</w:t>
-      </w:r>
-      <w:proofErr w:type="spellEnd"/>
-      <w:r>
-        <w:rPr>
-          <w:rFonts w:ascii="Times New Roman" w:hAnsi="Times New Roman" w:cs="Times New Roman"/>
-          <w:sz w:val="28"/>
-          <w:szCs w:val="28"/>
-          <w:lang w:val="en-US"/>
-        </w:rPr>
-        <w:t xml:space="preserve"> = (</w:t>
-      </w:r>
-      <w:proofErr w:type="spellStart"/>
-      <w:r>
-        <w:rPr>
-          <w:rFonts w:ascii="Times New Roman" w:hAnsi="Times New Roman" w:cs="Times New Roman"/>
-          <w:sz w:val="28"/>
-          <w:szCs w:val="28"/>
-          <w:lang w:val="en-US"/>
-        </w:rPr>
-        <w:t>imagePath</w:t>
-      </w:r>
-      <w:proofErr w:type="spellEnd"/>
-      <w:r>
-        <w:rPr>
-          <w:rFonts w:ascii="Times New Roman" w:hAnsi="Times New Roman" w:cs="Times New Roman"/>
-          <w:sz w:val="28"/>
-          <w:szCs w:val="28"/>
-          <w:lang w:val="en-US"/>
-        </w:rPr>
-        <w:t>) =&gt; {</w:t>
-      </w:r>
-    </w:p>
-    <w:p>
-      <w:pPr>
-        <w:rPr>
-          <w:rFonts w:ascii="Times New Roman" w:hAnsi="Times New Roman" w:cs="Times New Roman"/>
-          <w:sz w:val="28"/>
-          <w:szCs w:val="28"/>
-          <w:lang w:val="en-US"/>
-        </w:rPr>
-      </w:pPr>
-      <w:r>
-        <w:rPr>
-          <w:rFonts w:ascii="Times New Roman" w:hAnsi="Times New Roman" w:cs="Times New Roman"/>
-          <w:sz w:val="28"/>
-          <w:szCs w:val="28"/>
-          <w:lang w:val="en-US"/>
-        </w:rPr>
-        <w:t xml:space="preserve">  if </w:t>
-      </w:r>
-      <w:proofErr w:type="gramStart"/>
-      <w:r>
-        <w:rPr>
-          <w:rFonts w:ascii="Times New Roman" w:hAnsi="Times New Roman" w:cs="Times New Roman"/>
-          <w:sz w:val="28"/>
-          <w:szCs w:val="28"/>
-          <w:lang w:val="en-US"/>
-        </w:rPr>
-        <w:t>(!</w:t>
-      </w:r>
-      <w:proofErr w:type="spellStart"/>
-      <w:r>
-        <w:rPr>
-          <w:rFonts w:ascii="Times New Roman" w:hAnsi="Times New Roman" w:cs="Times New Roman"/>
-          <w:sz w:val="28"/>
-          <w:szCs w:val="28"/>
-          <w:lang w:val="en-US"/>
-        </w:rPr>
-        <w:t>imagePath</w:t>
-      </w:r>
-      <w:proofErr w:type="spellEnd"/>
-      <w:proofErr w:type="gramEnd"/>
-      <w:r>
-        <w:rPr>
-          <w:rFonts w:ascii="Times New Roman" w:hAnsi="Times New Roman" w:cs="Times New Roman"/>
-          <w:sz w:val="28"/>
-          <w:szCs w:val="28"/>
-          <w:lang w:val="en-US"/>
-        </w:rPr>
-        <w:t>) return "https://placehold.co/600x400?text=</w:t>
-      </w:r>
-      <w:proofErr w:type="spellStart"/>
-      <w:r>
-        <w:rPr>
-          <w:rFonts w:ascii="Times New Roman" w:hAnsi="Times New Roman" w:cs="Times New Roman"/>
-          <w:sz w:val="28"/>
-          <w:szCs w:val="28"/>
-          <w:lang w:val="en-US"/>
-        </w:rPr>
-        <w:t>Нет</w:t>
-      </w:r>
-      <w:proofErr w:type="spellEnd"/>
       <w:r>
         <w:rPr>
           <w:rFonts w:ascii="Times New Roman" w:hAnsi="Times New Roman" w:cs="Times New Roman"/>
@@ -7727,95 +11014,209 @@
           <w:szCs w:val="28"/>
           <w:lang w:val="en-US"/>
         </w:rPr>
-        <w:t>картинки</w:t>
-      </w:r>
-      <w:proofErr w:type="spellEnd"/>
-      <w:r>
-        <w:rPr>
-          <w:rFonts w:ascii="Times New Roman" w:hAnsi="Times New Roman" w:cs="Times New Roman"/>
-          <w:sz w:val="28"/>
-          <w:szCs w:val="28"/>
-          <w:lang w:val="en-US"/>
-        </w:rPr>
-        <w:t>";</w:t>
-      </w:r>
-    </w:p>
-    <w:p>
-      <w:pPr>
-        <w:rPr>
-          <w:rFonts w:ascii="Times New Roman" w:hAnsi="Times New Roman" w:cs="Times New Roman"/>
-          <w:sz w:val="28"/>
-          <w:szCs w:val="28"/>
-          <w:lang w:val="en-US"/>
-        </w:rPr>
-      </w:pPr>
-    </w:p>
-    <w:p>
-      <w:pPr>
-        <w:rPr>
-          <w:rFonts w:ascii="Times New Roman" w:hAnsi="Times New Roman" w:cs="Times New Roman"/>
-          <w:sz w:val="28"/>
-          <w:szCs w:val="28"/>
-          <w:lang w:val="en-US"/>
-        </w:rPr>
-      </w:pPr>
-      <w:r>
-        <w:rPr>
-          <w:rFonts w:ascii="Times New Roman" w:hAnsi="Times New Roman" w:cs="Times New Roman"/>
-          <w:sz w:val="28"/>
-          <w:szCs w:val="28"/>
-          <w:lang w:val="en-US"/>
-        </w:rPr>
-        <w:t xml:space="preserve">  if (</w:t>
-      </w:r>
-      <w:proofErr w:type="spellStart"/>
-      <w:r>
-        <w:rPr>
-          <w:rFonts w:ascii="Times New Roman" w:hAnsi="Times New Roman" w:cs="Times New Roman"/>
-          <w:sz w:val="28"/>
-          <w:szCs w:val="28"/>
-          <w:lang w:val="en-US"/>
-        </w:rPr>
-        <w:t>imagePath.startsWith</w:t>
-      </w:r>
-      <w:proofErr w:type="spellEnd"/>
-      <w:r>
-        <w:rPr>
-          <w:rFonts w:ascii="Times New Roman" w:hAnsi="Times New Roman" w:cs="Times New Roman"/>
-          <w:sz w:val="28"/>
-          <w:szCs w:val="28"/>
-          <w:lang w:val="en-US"/>
-        </w:rPr>
-        <w:t>('http')) {</w:t>
-      </w:r>
-    </w:p>
-    <w:p>
-      <w:pPr>
-        <w:rPr>
-          <w:rFonts w:ascii="Times New Roman" w:hAnsi="Times New Roman" w:cs="Times New Roman"/>
-          <w:sz w:val="28"/>
-          <w:szCs w:val="28"/>
-          <w:lang w:val="en-US"/>
-        </w:rPr>
-      </w:pPr>
-      <w:r>
-        <w:rPr>
-          <w:rFonts w:ascii="Times New Roman" w:hAnsi="Times New Roman" w:cs="Times New Roman"/>
-          <w:sz w:val="28"/>
-          <w:szCs w:val="28"/>
-          <w:lang w:val="en-US"/>
-        </w:rPr>
-        <w:t xml:space="preserve">    return </w:t>
-      </w:r>
-      <w:proofErr w:type="spellStart"/>
-      <w:r>
-        <w:rPr>
-          <w:rFonts w:ascii="Times New Roman" w:hAnsi="Times New Roman" w:cs="Times New Roman"/>
-          <w:sz w:val="28"/>
-          <w:szCs w:val="28"/>
-          <w:lang w:val="en-US"/>
-        </w:rPr>
-        <w:t>imagePath</w:t>
+        <w:t>className</w:t>
+      </w:r>
+      <w:proofErr w:type="spellEnd"/>
+      <w:r>
+        <w:rPr>
+          <w:rFonts w:ascii="Times New Roman" w:hAnsi="Times New Roman" w:cs="Times New Roman"/>
+          <w:sz w:val="28"/>
+          <w:szCs w:val="28"/>
+          <w:lang w:val="en-US"/>
+        </w:rPr>
+        <w:t>="h-4 w-4" /&gt;</w:t>
+      </w:r>
+    </w:p>
+    <w:p>
+      <w:pPr>
+        <w:rPr>
+          <w:rFonts w:ascii="Times New Roman" w:hAnsi="Times New Roman" w:cs="Times New Roman"/>
+          <w:sz w:val="28"/>
+          <w:szCs w:val="28"/>
+          <w:lang w:val="en-US"/>
+        </w:rPr>
+      </w:pPr>
+      <w:r>
+        <w:rPr>
+          <w:rFonts w:ascii="Times New Roman" w:hAnsi="Times New Roman" w:cs="Times New Roman"/>
+          <w:sz w:val="28"/>
+          <w:szCs w:val="28"/>
+          <w:lang w:val="en-US"/>
+        </w:rPr>
+        <w:t xml:space="preserve">            &lt;span&gt;В </w:t>
+      </w:r>
+      <w:proofErr w:type="spellStart"/>
+      <w:r>
+        <w:rPr>
+          <w:rFonts w:ascii="Times New Roman" w:hAnsi="Times New Roman" w:cs="Times New Roman"/>
+          <w:sz w:val="28"/>
+          <w:szCs w:val="28"/>
+          <w:lang w:val="en-US"/>
+        </w:rPr>
+        <w:t>корзину</w:t>
+      </w:r>
+      <w:proofErr w:type="spellEnd"/>
+      <w:r>
+        <w:rPr>
+          <w:rFonts w:ascii="Times New Roman" w:hAnsi="Times New Roman" w:cs="Times New Roman"/>
+          <w:sz w:val="28"/>
+          <w:szCs w:val="28"/>
+          <w:lang w:val="en-US"/>
+        </w:rPr>
+        <w:t>&lt;/span&gt;</w:t>
+      </w:r>
+    </w:p>
+    <w:p>
+      <w:pPr>
+        <w:rPr>
+          <w:rFonts w:ascii="Times New Roman" w:hAnsi="Times New Roman" w:cs="Times New Roman"/>
+          <w:sz w:val="28"/>
+          <w:szCs w:val="28"/>
+          <w:lang w:val="en-US"/>
+        </w:rPr>
+      </w:pPr>
+      <w:r>
+        <w:rPr>
+          <w:rFonts w:ascii="Times New Roman" w:hAnsi="Times New Roman" w:cs="Times New Roman"/>
+          <w:sz w:val="28"/>
+          <w:szCs w:val="28"/>
+          <w:lang w:val="en-US"/>
+        </w:rPr>
+        <w:t xml:space="preserve">          &lt;/button&gt;</w:t>
+      </w:r>
+    </w:p>
+    <w:p>
+      <w:pPr>
+        <w:rPr>
+          <w:rFonts w:ascii="Times New Roman" w:hAnsi="Times New Roman" w:cs="Times New Roman"/>
+          <w:sz w:val="28"/>
+          <w:szCs w:val="28"/>
+          <w:lang w:val="en-US"/>
+        </w:rPr>
+      </w:pPr>
+      <w:r>
+        <w:rPr>
+          <w:rFonts w:ascii="Times New Roman" w:hAnsi="Times New Roman" w:cs="Times New Roman"/>
+          <w:sz w:val="28"/>
+          <w:szCs w:val="28"/>
+          <w:lang w:val="en-US"/>
+        </w:rPr>
+        <w:t xml:space="preserve">        &lt;/div&gt;</w:t>
+      </w:r>
+    </w:p>
+    <w:p>
+      <w:pPr>
+        <w:rPr>
+          <w:rFonts w:ascii="Times New Roman" w:hAnsi="Times New Roman" w:cs="Times New Roman"/>
+          <w:sz w:val="28"/>
+          <w:szCs w:val="28"/>
+          <w:lang w:val="en-US"/>
+        </w:rPr>
+      </w:pPr>
+      <w:r>
+        <w:rPr>
+          <w:rFonts w:ascii="Times New Roman" w:hAnsi="Times New Roman" w:cs="Times New Roman"/>
+          <w:sz w:val="28"/>
+          <w:szCs w:val="28"/>
+          <w:lang w:val="en-US"/>
+        </w:rPr>
+        <w:t xml:space="preserve">      &lt;/div&gt;</w:t>
+      </w:r>
+    </w:p>
+    <w:p>
+      <w:pPr>
+        <w:rPr>
+          <w:rFonts w:ascii="Times New Roman" w:hAnsi="Times New Roman" w:cs="Times New Roman"/>
+          <w:sz w:val="28"/>
+          <w:szCs w:val="28"/>
+          <w:lang w:val="en-US"/>
+        </w:rPr>
+      </w:pPr>
+      <w:r>
+        <w:rPr>
+          <w:rFonts w:ascii="Times New Roman" w:hAnsi="Times New Roman" w:cs="Times New Roman"/>
+          <w:sz w:val="28"/>
+          <w:szCs w:val="28"/>
+          <w:lang w:val="en-US"/>
+        </w:rPr>
+        <w:t xml:space="preserve">    &lt;/div&gt;</w:t>
+      </w:r>
+    </w:p>
+    <w:p>
+      <w:pPr>
+        <w:rPr>
+          <w:rFonts w:ascii="Times New Roman" w:hAnsi="Times New Roman" w:cs="Times New Roman"/>
+          <w:sz w:val="28"/>
+          <w:szCs w:val="28"/>
+          <w:lang w:val="en-US"/>
+        </w:rPr>
+      </w:pPr>
+      <w:r>
+        <w:rPr>
+          <w:rFonts w:ascii="Times New Roman" w:hAnsi="Times New Roman" w:cs="Times New Roman"/>
+          <w:sz w:val="28"/>
+          <w:szCs w:val="28"/>
+          <w:lang w:val="en-US"/>
+        </w:rPr>
+        <w:t xml:space="preserve">  );</w:t>
+      </w:r>
+    </w:p>
+    <w:p>
+      <w:pPr>
+        <w:rPr>
+          <w:rFonts w:ascii="Times New Roman" w:hAnsi="Times New Roman" w:cs="Times New Roman"/>
+          <w:sz w:val="28"/>
+          <w:szCs w:val="28"/>
+          <w:lang w:val="en-US"/>
+        </w:rPr>
+      </w:pPr>
+      <w:r>
+        <w:rPr>
+          <w:rFonts w:ascii="Times New Roman" w:hAnsi="Times New Roman" w:cs="Times New Roman"/>
+          <w:sz w:val="28"/>
+          <w:szCs w:val="28"/>
+          <w:lang w:val="en-US"/>
+        </w:rPr>
+        <w:t>};</w:t>
+      </w:r>
+    </w:p>
+    <w:p>
+      <w:pPr>
+        <w:rPr>
+          <w:rFonts w:ascii="Times New Roman" w:hAnsi="Times New Roman" w:cs="Times New Roman"/>
+          <w:sz w:val="28"/>
+          <w:szCs w:val="28"/>
+          <w:lang w:val="en-US"/>
+        </w:rPr>
+      </w:pPr>
+    </w:p>
+    <w:p>
+      <w:pPr>
+        <w:rPr>
+          <w:rFonts w:ascii="Times New Roman" w:hAnsi="Times New Roman" w:cs="Times New Roman"/>
+          <w:sz w:val="28"/>
+          <w:szCs w:val="28"/>
+          <w:lang w:val="en-US"/>
+        </w:rPr>
+      </w:pPr>
+      <w:r>
+        <w:rPr>
+          <w:rFonts w:ascii="Times New Roman" w:hAnsi="Times New Roman" w:cs="Times New Roman"/>
+          <w:sz w:val="28"/>
+          <w:szCs w:val="28"/>
+          <w:lang w:val="en-US"/>
+        </w:rPr>
+        <w:t xml:space="preserve">export default </w:t>
+      </w:r>
+      <w:proofErr w:type="spellStart"/>
+      <w:r>
+        <w:rPr>
+          <w:rFonts w:ascii="Times New Roman" w:hAnsi="Times New Roman" w:cs="Times New Roman"/>
+          <w:sz w:val="28"/>
+          <w:szCs w:val="28"/>
+          <w:lang w:val="en-US"/>
+        </w:rPr>
+        <w:t>ProductCard</w:t>
       </w:r>
       <w:proofErr w:type="spellEnd"/>
       <w:r>
@@ -7828,3415 +11229,163 @@
         <w:t>;</w:t>
       </w:r>
     </w:p>
-    <w:p>
-      <w:pPr>
-        <w:rPr>
-          <w:rFonts w:ascii="Times New Roman" w:hAnsi="Times New Roman" w:cs="Times New Roman"/>
-          <w:sz w:val="28"/>
-          <w:szCs w:val="28"/>
-          <w:lang w:val="en-US"/>
-        </w:rPr>
-      </w:pPr>
-      <w:r>
-        <w:rPr>
-          <w:rFonts w:ascii="Times New Roman" w:hAnsi="Times New Roman" w:cs="Times New Roman"/>
-          <w:sz w:val="28"/>
-          <w:szCs w:val="28"/>
-          <w:lang w:val="en-US"/>
-        </w:rPr>
-        <w:t xml:space="preserve">  }</w:t>
-      </w:r>
-    </w:p>
-    <w:p>
-      <w:pPr>
-        <w:rPr>
-          <w:rFonts w:ascii="Times New Roman" w:hAnsi="Times New Roman" w:cs="Times New Roman"/>
-          <w:sz w:val="28"/>
-          <w:szCs w:val="28"/>
-          <w:lang w:val="en-US"/>
-        </w:rPr>
-      </w:pPr>
-    </w:p>
-    <w:p>
-      <w:pPr>
-        <w:rPr>
-          <w:rFonts w:ascii="Times New Roman" w:hAnsi="Times New Roman" w:cs="Times New Roman"/>
-          <w:sz w:val="28"/>
-          <w:szCs w:val="28"/>
-          <w:lang w:val="en-US"/>
-        </w:rPr>
-      </w:pPr>
-      <w:r>
-        <w:rPr>
-          <w:rFonts w:ascii="Times New Roman" w:hAnsi="Times New Roman" w:cs="Times New Roman"/>
-          <w:sz w:val="28"/>
-          <w:szCs w:val="28"/>
-          <w:lang w:val="en-US"/>
-        </w:rPr>
-        <w:lastRenderedPageBreak/>
-        <w:t xml:space="preserve">  const </w:t>
-      </w:r>
-      <w:proofErr w:type="spellStart"/>
-      <w:r>
-        <w:rPr>
-          <w:rFonts w:ascii="Times New Roman" w:hAnsi="Times New Roman" w:cs="Times New Roman"/>
-          <w:sz w:val="28"/>
-          <w:szCs w:val="28"/>
-          <w:lang w:val="en-US"/>
-        </w:rPr>
-        <w:t>baseUrl</w:t>
-      </w:r>
-      <w:proofErr w:type="spellEnd"/>
-      <w:r>
-        <w:rPr>
-          <w:rFonts w:ascii="Times New Roman" w:hAnsi="Times New Roman" w:cs="Times New Roman"/>
-          <w:sz w:val="28"/>
-          <w:szCs w:val="28"/>
-          <w:lang w:val="en-US"/>
-        </w:rPr>
-        <w:t xml:space="preserve"> = 'http://localhost:8000';</w:t>
-      </w:r>
-    </w:p>
-    <w:p>
-      <w:pPr>
-        <w:rPr>
-          <w:rFonts w:ascii="Times New Roman" w:hAnsi="Times New Roman" w:cs="Times New Roman"/>
-          <w:sz w:val="28"/>
-          <w:szCs w:val="28"/>
-          <w:lang w:val="en-US"/>
-        </w:rPr>
-      </w:pPr>
-    </w:p>
-    <w:p>
-      <w:pPr>
-        <w:rPr>
-          <w:rFonts w:ascii="Times New Roman" w:hAnsi="Times New Roman" w:cs="Times New Roman"/>
-          <w:sz w:val="28"/>
-          <w:szCs w:val="28"/>
-          <w:lang w:val="en-US"/>
-        </w:rPr>
-      </w:pPr>
-      <w:r>
-        <w:rPr>
-          <w:rFonts w:ascii="Times New Roman" w:hAnsi="Times New Roman" w:cs="Times New Roman"/>
-          <w:sz w:val="28"/>
-          <w:szCs w:val="28"/>
-          <w:lang w:val="en-US"/>
-        </w:rPr>
-        <w:t xml:space="preserve">  const </w:t>
-      </w:r>
-      <w:proofErr w:type="spellStart"/>
-      <w:r>
-        <w:rPr>
-          <w:rFonts w:ascii="Times New Roman" w:hAnsi="Times New Roman" w:cs="Times New Roman"/>
-          <w:sz w:val="28"/>
-          <w:szCs w:val="28"/>
-          <w:lang w:val="en-US"/>
-        </w:rPr>
-        <w:t>cleanPath</w:t>
-      </w:r>
-      <w:proofErr w:type="spellEnd"/>
-      <w:r>
-        <w:rPr>
-          <w:rFonts w:ascii="Times New Roman" w:hAnsi="Times New Roman" w:cs="Times New Roman"/>
-          <w:sz w:val="28"/>
-          <w:szCs w:val="28"/>
-          <w:lang w:val="en-US"/>
-        </w:rPr>
-        <w:t xml:space="preserve"> = </w:t>
-      </w:r>
-      <w:proofErr w:type="spellStart"/>
-      <w:r>
-        <w:rPr>
-          <w:rFonts w:ascii="Times New Roman" w:hAnsi="Times New Roman" w:cs="Times New Roman"/>
-          <w:sz w:val="28"/>
-          <w:szCs w:val="28"/>
-          <w:lang w:val="en-US"/>
-        </w:rPr>
-        <w:t>imagePath.startsWith</w:t>
-      </w:r>
-      <w:proofErr w:type="spellEnd"/>
-      <w:r>
-        <w:rPr>
-          <w:rFonts w:ascii="Times New Roman" w:hAnsi="Times New Roman" w:cs="Times New Roman"/>
-          <w:sz w:val="28"/>
-          <w:szCs w:val="28"/>
-          <w:lang w:val="en-US"/>
-        </w:rPr>
-        <w:t>('/'</w:t>
-      </w:r>
-      <w:proofErr w:type="gramStart"/>
-      <w:r>
-        <w:rPr>
-          <w:rFonts w:ascii="Times New Roman" w:hAnsi="Times New Roman" w:cs="Times New Roman"/>
-          <w:sz w:val="28"/>
-          <w:szCs w:val="28"/>
-          <w:lang w:val="en-US"/>
-        </w:rPr>
-        <w:t>) ?</w:t>
-      </w:r>
-      <w:proofErr w:type="gramEnd"/>
-      <w:r>
-        <w:rPr>
-          <w:rFonts w:ascii="Times New Roman" w:hAnsi="Times New Roman" w:cs="Times New Roman"/>
-          <w:sz w:val="28"/>
-          <w:szCs w:val="28"/>
-          <w:lang w:val="en-US"/>
-        </w:rPr>
-        <w:t xml:space="preserve"> </w:t>
-      </w:r>
-      <w:proofErr w:type="spellStart"/>
-      <w:r>
-        <w:rPr>
-          <w:rFonts w:ascii="Times New Roman" w:hAnsi="Times New Roman" w:cs="Times New Roman"/>
-          <w:sz w:val="28"/>
-          <w:szCs w:val="28"/>
-          <w:lang w:val="en-US"/>
-        </w:rPr>
-        <w:t>imagePath</w:t>
-      </w:r>
-      <w:proofErr w:type="spellEnd"/>
-      <w:r>
-        <w:rPr>
-          <w:rFonts w:ascii="Times New Roman" w:hAnsi="Times New Roman" w:cs="Times New Roman"/>
-          <w:sz w:val="28"/>
-          <w:szCs w:val="28"/>
-          <w:lang w:val="en-US"/>
-        </w:rPr>
-        <w:t xml:space="preserve"> : `/${</w:t>
-      </w:r>
-      <w:proofErr w:type="spellStart"/>
-      <w:r>
-        <w:rPr>
-          <w:rFonts w:ascii="Times New Roman" w:hAnsi="Times New Roman" w:cs="Times New Roman"/>
-          <w:sz w:val="28"/>
-          <w:szCs w:val="28"/>
-          <w:lang w:val="en-US"/>
-        </w:rPr>
-        <w:t>imagePath</w:t>
-      </w:r>
-      <w:proofErr w:type="spellEnd"/>
-      <w:r>
-        <w:rPr>
-          <w:rFonts w:ascii="Times New Roman" w:hAnsi="Times New Roman" w:cs="Times New Roman"/>
-          <w:sz w:val="28"/>
-          <w:szCs w:val="28"/>
-          <w:lang w:val="en-US"/>
-        </w:rPr>
-        <w:t>}`;</w:t>
-      </w:r>
-    </w:p>
-    <w:p>
-      <w:pPr>
-        <w:rPr>
-          <w:rFonts w:ascii="Times New Roman" w:hAnsi="Times New Roman" w:cs="Times New Roman"/>
-          <w:sz w:val="28"/>
-          <w:szCs w:val="28"/>
-          <w:lang w:val="en-US"/>
-        </w:rPr>
-      </w:pPr>
-    </w:p>
-    <w:p>
-      <w:pPr>
-        <w:rPr>
-          <w:rFonts w:ascii="Times New Roman" w:hAnsi="Times New Roman" w:cs="Times New Roman"/>
-          <w:sz w:val="28"/>
-          <w:szCs w:val="28"/>
-          <w:lang w:val="en-US"/>
-        </w:rPr>
-      </w:pPr>
-      <w:r>
-        <w:rPr>
-          <w:rFonts w:ascii="Times New Roman" w:hAnsi="Times New Roman" w:cs="Times New Roman"/>
-          <w:sz w:val="28"/>
-          <w:szCs w:val="28"/>
-          <w:lang w:val="en-US"/>
-        </w:rPr>
-        <w:t xml:space="preserve">  return `${</w:t>
-      </w:r>
-      <w:proofErr w:type="spellStart"/>
-      <w:r>
-        <w:rPr>
-          <w:rFonts w:ascii="Times New Roman" w:hAnsi="Times New Roman" w:cs="Times New Roman"/>
-          <w:sz w:val="28"/>
-          <w:szCs w:val="28"/>
-          <w:lang w:val="en-US"/>
-        </w:rPr>
-        <w:t>baseUrl</w:t>
-      </w:r>
-      <w:proofErr w:type="spellEnd"/>
-      <w:r>
-        <w:rPr>
-          <w:rFonts w:ascii="Times New Roman" w:hAnsi="Times New Roman" w:cs="Times New Roman"/>
-          <w:sz w:val="28"/>
-          <w:szCs w:val="28"/>
-          <w:lang w:val="en-US"/>
-        </w:rPr>
-        <w:t>}${</w:t>
-      </w:r>
-      <w:proofErr w:type="spellStart"/>
-      <w:r>
-        <w:rPr>
-          <w:rFonts w:ascii="Times New Roman" w:hAnsi="Times New Roman" w:cs="Times New Roman"/>
-          <w:sz w:val="28"/>
-          <w:szCs w:val="28"/>
-          <w:lang w:val="en-US"/>
-        </w:rPr>
-        <w:t>cleanPath</w:t>
-      </w:r>
-      <w:proofErr w:type="spellEnd"/>
-      <w:r>
-        <w:rPr>
-          <w:rFonts w:ascii="Times New Roman" w:hAnsi="Times New Roman" w:cs="Times New Roman"/>
-          <w:sz w:val="28"/>
-          <w:szCs w:val="28"/>
-          <w:lang w:val="en-US"/>
-        </w:rPr>
-        <w:t>}`;</w:t>
-      </w:r>
-    </w:p>
-    <w:p>
-      <w:pPr>
-        <w:rPr>
-          <w:rFonts w:ascii="Times New Roman" w:hAnsi="Times New Roman" w:cs="Times New Roman"/>
-          <w:sz w:val="28"/>
-          <w:szCs w:val="28"/>
-          <w:lang w:val="en-US"/>
-        </w:rPr>
-      </w:pPr>
-      <w:r>
-        <w:rPr>
-          <w:rFonts w:ascii="Times New Roman" w:hAnsi="Times New Roman" w:cs="Times New Roman"/>
-          <w:sz w:val="28"/>
-          <w:szCs w:val="28"/>
-          <w:lang w:val="en-US"/>
-        </w:rPr>
-        <w:t>};</w:t>
-      </w:r>
-    </w:p>
-    <w:p>
-      <w:pPr>
-        <w:rPr>
-          <w:rFonts w:ascii="Times New Roman" w:hAnsi="Times New Roman" w:cs="Times New Roman"/>
-          <w:sz w:val="28"/>
-          <w:szCs w:val="28"/>
-          <w:lang w:val="en-US"/>
-        </w:rPr>
-      </w:pPr>
-    </w:p>
-    <w:p>
-      <w:pPr>
-        <w:rPr>
-          <w:rFonts w:ascii="Times New Roman" w:hAnsi="Times New Roman" w:cs="Times New Roman"/>
-          <w:sz w:val="28"/>
-          <w:szCs w:val="28"/>
-          <w:lang w:val="en-US"/>
-        </w:rPr>
-      </w:pPr>
-      <w:r>
-        <w:rPr>
-          <w:rFonts w:ascii="Times New Roman" w:hAnsi="Times New Roman" w:cs="Times New Roman"/>
-          <w:sz w:val="28"/>
-          <w:szCs w:val="28"/>
-          <w:lang w:val="en-US"/>
-        </w:rPr>
-        <w:t xml:space="preserve">const </w:t>
-      </w:r>
-      <w:proofErr w:type="spellStart"/>
-      <w:r>
-        <w:rPr>
-          <w:rFonts w:ascii="Times New Roman" w:hAnsi="Times New Roman" w:cs="Times New Roman"/>
-          <w:sz w:val="28"/>
-          <w:szCs w:val="28"/>
-          <w:lang w:val="en-US"/>
-        </w:rPr>
-        <w:t>ProductCard</w:t>
-      </w:r>
-      <w:proofErr w:type="spellEnd"/>
-      <w:r>
-        <w:rPr>
-          <w:rFonts w:ascii="Times New Roman" w:hAnsi="Times New Roman" w:cs="Times New Roman"/>
-          <w:sz w:val="28"/>
-          <w:szCs w:val="28"/>
-          <w:lang w:val="en-US"/>
-        </w:rPr>
-        <w:t xml:space="preserve"> = </w:t>
-      </w:r>
-      <w:proofErr w:type="gramStart"/>
-      <w:r>
-        <w:rPr>
-          <w:rFonts w:ascii="Times New Roman" w:hAnsi="Times New Roman" w:cs="Times New Roman"/>
-          <w:sz w:val="28"/>
-          <w:szCs w:val="28"/>
-          <w:lang w:val="en-US"/>
-        </w:rPr>
-        <w:t>({ product</w:t>
-      </w:r>
-      <w:proofErr w:type="gramEnd"/>
-      <w:r>
-        <w:rPr>
-          <w:rFonts w:ascii="Times New Roman" w:hAnsi="Times New Roman" w:cs="Times New Roman"/>
-          <w:sz w:val="28"/>
-          <w:szCs w:val="28"/>
-          <w:lang w:val="en-US"/>
-        </w:rPr>
-        <w:t xml:space="preserve"> }) =&gt; {</w:t>
-      </w:r>
-    </w:p>
-    <w:p>
-      <w:pPr>
-        <w:rPr>
-          <w:rFonts w:ascii="Times New Roman" w:hAnsi="Times New Roman" w:cs="Times New Roman"/>
-          <w:sz w:val="28"/>
-          <w:szCs w:val="28"/>
-          <w:lang w:val="en-US"/>
-        </w:rPr>
-      </w:pPr>
-      <w:r>
-        <w:rPr>
-          <w:rFonts w:ascii="Times New Roman" w:hAnsi="Times New Roman" w:cs="Times New Roman"/>
-          <w:sz w:val="28"/>
-          <w:szCs w:val="28"/>
-          <w:lang w:val="en-US"/>
-        </w:rPr>
-        <w:t xml:space="preserve">  const </w:t>
-      </w:r>
-      <w:proofErr w:type="gramStart"/>
-      <w:r>
-        <w:rPr>
-          <w:rFonts w:ascii="Times New Roman" w:hAnsi="Times New Roman" w:cs="Times New Roman"/>
-          <w:sz w:val="28"/>
-          <w:szCs w:val="28"/>
-          <w:lang w:val="en-US"/>
-        </w:rPr>
-        <w:t xml:space="preserve">{ </w:t>
-      </w:r>
-      <w:proofErr w:type="spellStart"/>
-      <w:r>
-        <w:rPr>
-          <w:rFonts w:ascii="Times New Roman" w:hAnsi="Times New Roman" w:cs="Times New Roman"/>
-          <w:sz w:val="28"/>
-          <w:szCs w:val="28"/>
-          <w:lang w:val="en-US"/>
-        </w:rPr>
-        <w:t>addToCart</w:t>
-      </w:r>
-      <w:proofErr w:type="spellEnd"/>
-      <w:proofErr w:type="gramEnd"/>
-      <w:r>
-        <w:rPr>
-          <w:rFonts w:ascii="Times New Roman" w:hAnsi="Times New Roman" w:cs="Times New Roman"/>
-          <w:sz w:val="28"/>
-          <w:szCs w:val="28"/>
-          <w:lang w:val="en-US"/>
-        </w:rPr>
-        <w:t xml:space="preserve">, </w:t>
-      </w:r>
-      <w:proofErr w:type="spellStart"/>
-      <w:r>
-        <w:rPr>
-          <w:rFonts w:ascii="Times New Roman" w:hAnsi="Times New Roman" w:cs="Times New Roman"/>
-          <w:sz w:val="28"/>
-          <w:szCs w:val="28"/>
-          <w:lang w:val="en-US"/>
-        </w:rPr>
-        <w:t>isInCart</w:t>
-      </w:r>
-      <w:proofErr w:type="spellEnd"/>
-      <w:r>
-        <w:rPr>
-          <w:rFonts w:ascii="Times New Roman" w:hAnsi="Times New Roman" w:cs="Times New Roman"/>
-          <w:sz w:val="28"/>
-          <w:szCs w:val="28"/>
-          <w:lang w:val="en-US"/>
-        </w:rPr>
-        <w:t xml:space="preserve"> } = </w:t>
-      </w:r>
-      <w:proofErr w:type="spellStart"/>
-      <w:r>
-        <w:rPr>
-          <w:rFonts w:ascii="Times New Roman" w:hAnsi="Times New Roman" w:cs="Times New Roman"/>
-          <w:sz w:val="28"/>
-          <w:szCs w:val="28"/>
-          <w:lang w:val="en-US"/>
-        </w:rPr>
-        <w:t>useCart</w:t>
-      </w:r>
-      <w:proofErr w:type="spellEnd"/>
-      <w:r>
-        <w:rPr>
-          <w:rFonts w:ascii="Times New Roman" w:hAnsi="Times New Roman" w:cs="Times New Roman"/>
-          <w:sz w:val="28"/>
-          <w:szCs w:val="28"/>
-          <w:lang w:val="en-US"/>
-        </w:rPr>
-        <w:t>();</w:t>
-      </w:r>
-    </w:p>
-    <w:p>
-      <w:pPr>
-        <w:rPr>
-          <w:rFonts w:ascii="Times New Roman" w:hAnsi="Times New Roman" w:cs="Times New Roman"/>
-          <w:sz w:val="28"/>
-          <w:szCs w:val="28"/>
-          <w:lang w:val="en-US"/>
-        </w:rPr>
-      </w:pPr>
-      <w:r>
-        <w:rPr>
-          <w:rFonts w:ascii="Times New Roman" w:hAnsi="Times New Roman" w:cs="Times New Roman"/>
-          <w:sz w:val="28"/>
-          <w:szCs w:val="28"/>
-          <w:lang w:val="en-US"/>
-        </w:rPr>
-        <w:t xml:space="preserve">  const [</w:t>
-      </w:r>
-      <w:proofErr w:type="spellStart"/>
-      <w:r>
-        <w:rPr>
-          <w:rFonts w:ascii="Times New Roman" w:hAnsi="Times New Roman" w:cs="Times New Roman"/>
-          <w:sz w:val="28"/>
-          <w:szCs w:val="28"/>
-          <w:lang w:val="en-US"/>
-        </w:rPr>
-        <w:t>isAdding</w:t>
-      </w:r>
-      <w:proofErr w:type="spellEnd"/>
-      <w:r>
-        <w:rPr>
-          <w:rFonts w:ascii="Times New Roman" w:hAnsi="Times New Roman" w:cs="Times New Roman"/>
-          <w:sz w:val="28"/>
-          <w:szCs w:val="28"/>
-          <w:lang w:val="en-US"/>
-        </w:rPr>
-        <w:t xml:space="preserve">, </w:t>
-      </w:r>
-      <w:proofErr w:type="spellStart"/>
-      <w:r>
-        <w:rPr>
-          <w:rFonts w:ascii="Times New Roman" w:hAnsi="Times New Roman" w:cs="Times New Roman"/>
-          <w:sz w:val="28"/>
-          <w:szCs w:val="28"/>
-          <w:lang w:val="en-US"/>
-        </w:rPr>
-        <w:t>setIsAdding</w:t>
-      </w:r>
-      <w:proofErr w:type="spellEnd"/>
-      <w:r>
-        <w:rPr>
-          <w:rFonts w:ascii="Times New Roman" w:hAnsi="Times New Roman" w:cs="Times New Roman"/>
-          <w:sz w:val="28"/>
-          <w:szCs w:val="28"/>
-          <w:lang w:val="en-US"/>
-        </w:rPr>
-        <w:t xml:space="preserve">] = </w:t>
-      </w:r>
-      <w:proofErr w:type="spellStart"/>
-      <w:r>
-        <w:rPr>
-          <w:rFonts w:ascii="Times New Roman" w:hAnsi="Times New Roman" w:cs="Times New Roman"/>
-          <w:sz w:val="28"/>
-          <w:szCs w:val="28"/>
-          <w:lang w:val="en-US"/>
-        </w:rPr>
-        <w:t>useState</w:t>
-      </w:r>
-      <w:proofErr w:type="spellEnd"/>
-      <w:r>
-        <w:rPr>
-          <w:rFonts w:ascii="Times New Roman" w:hAnsi="Times New Roman" w:cs="Times New Roman"/>
-          <w:sz w:val="28"/>
-          <w:szCs w:val="28"/>
-          <w:lang w:val="en-US"/>
-        </w:rPr>
-        <w:t>(false);</w:t>
-      </w:r>
-    </w:p>
-    <w:p>
-      <w:pPr>
-        <w:rPr>
-          <w:rFonts w:ascii="Times New Roman" w:hAnsi="Times New Roman" w:cs="Times New Roman"/>
-          <w:sz w:val="28"/>
-          <w:szCs w:val="28"/>
-          <w:lang w:val="en-US"/>
-        </w:rPr>
-      </w:pPr>
-      <w:r>
-        <w:rPr>
-          <w:rFonts w:ascii="Times New Roman" w:hAnsi="Times New Roman" w:cs="Times New Roman"/>
-          <w:sz w:val="28"/>
-          <w:szCs w:val="28"/>
-          <w:lang w:val="en-US"/>
-        </w:rPr>
-        <w:t xml:space="preserve">  const [</w:t>
-      </w:r>
-      <w:proofErr w:type="spellStart"/>
-      <w:r>
-        <w:rPr>
-          <w:rFonts w:ascii="Times New Roman" w:hAnsi="Times New Roman" w:cs="Times New Roman"/>
-          <w:sz w:val="28"/>
-          <w:szCs w:val="28"/>
-          <w:lang w:val="en-US"/>
-        </w:rPr>
-        <w:t>showSuccess</w:t>
-      </w:r>
-      <w:proofErr w:type="spellEnd"/>
-      <w:r>
-        <w:rPr>
-          <w:rFonts w:ascii="Times New Roman" w:hAnsi="Times New Roman" w:cs="Times New Roman"/>
-          <w:sz w:val="28"/>
-          <w:szCs w:val="28"/>
-          <w:lang w:val="en-US"/>
-        </w:rPr>
-        <w:t xml:space="preserve">, </w:t>
-      </w:r>
-      <w:proofErr w:type="spellStart"/>
-      <w:r>
-        <w:rPr>
-          <w:rFonts w:ascii="Times New Roman" w:hAnsi="Times New Roman" w:cs="Times New Roman"/>
-          <w:sz w:val="28"/>
-          <w:szCs w:val="28"/>
-          <w:lang w:val="en-US"/>
-        </w:rPr>
-        <w:t>setShowSuccess</w:t>
-      </w:r>
-      <w:proofErr w:type="spellEnd"/>
-      <w:r>
-        <w:rPr>
-          <w:rFonts w:ascii="Times New Roman" w:hAnsi="Times New Roman" w:cs="Times New Roman"/>
-          <w:sz w:val="28"/>
-          <w:szCs w:val="28"/>
-          <w:lang w:val="en-US"/>
-        </w:rPr>
-        <w:t xml:space="preserve">] = </w:t>
-      </w:r>
-      <w:proofErr w:type="spellStart"/>
-      <w:r>
-        <w:rPr>
-          <w:rFonts w:ascii="Times New Roman" w:hAnsi="Times New Roman" w:cs="Times New Roman"/>
-          <w:sz w:val="28"/>
-          <w:szCs w:val="28"/>
-          <w:lang w:val="en-US"/>
-        </w:rPr>
-        <w:t>useState</w:t>
-      </w:r>
-      <w:proofErr w:type="spellEnd"/>
-      <w:r>
-        <w:rPr>
-          <w:rFonts w:ascii="Times New Roman" w:hAnsi="Times New Roman" w:cs="Times New Roman"/>
-          <w:sz w:val="28"/>
-          <w:szCs w:val="28"/>
-          <w:lang w:val="en-US"/>
-        </w:rPr>
-        <w:t>(false);</w:t>
-      </w:r>
-    </w:p>
-    <w:p>
-      <w:pPr>
-        <w:rPr>
-          <w:rFonts w:ascii="Times New Roman" w:hAnsi="Times New Roman" w:cs="Times New Roman"/>
-          <w:sz w:val="28"/>
-          <w:szCs w:val="28"/>
-          <w:lang w:val="en-US"/>
-        </w:rPr>
-      </w:pPr>
-    </w:p>
-    <w:p>
-      <w:pPr>
-        <w:rPr>
-          <w:rFonts w:ascii="Times New Roman" w:hAnsi="Times New Roman" w:cs="Times New Roman"/>
-          <w:sz w:val="28"/>
-          <w:szCs w:val="28"/>
-          <w:lang w:val="en-US"/>
-        </w:rPr>
-      </w:pPr>
-      <w:r>
-        <w:rPr>
-          <w:rFonts w:ascii="Times New Roman" w:hAnsi="Times New Roman" w:cs="Times New Roman"/>
-          <w:sz w:val="28"/>
-          <w:szCs w:val="28"/>
-          <w:lang w:val="en-US"/>
-        </w:rPr>
-        <w:t xml:space="preserve">  const </w:t>
-      </w:r>
-      <w:proofErr w:type="spellStart"/>
-      <w:r>
-        <w:rPr>
-          <w:rFonts w:ascii="Times New Roman" w:hAnsi="Times New Roman" w:cs="Times New Roman"/>
-          <w:sz w:val="28"/>
-          <w:szCs w:val="28"/>
-          <w:lang w:val="en-US"/>
-        </w:rPr>
-        <w:t>inCart</w:t>
-      </w:r>
-      <w:proofErr w:type="spellEnd"/>
-      <w:r>
-        <w:rPr>
-          <w:rFonts w:ascii="Times New Roman" w:hAnsi="Times New Roman" w:cs="Times New Roman"/>
-          <w:sz w:val="28"/>
-          <w:szCs w:val="28"/>
-          <w:lang w:val="en-US"/>
-        </w:rPr>
-        <w:t xml:space="preserve"> = </w:t>
-      </w:r>
-      <w:proofErr w:type="spellStart"/>
-      <w:r>
-        <w:rPr>
-          <w:rFonts w:ascii="Times New Roman" w:hAnsi="Times New Roman" w:cs="Times New Roman"/>
-          <w:sz w:val="28"/>
-          <w:szCs w:val="28"/>
-          <w:lang w:val="en-US"/>
-        </w:rPr>
-        <w:t>isInCart</w:t>
-      </w:r>
-      <w:proofErr w:type="spellEnd"/>
-      <w:r>
-        <w:rPr>
-          <w:rFonts w:ascii="Times New Roman" w:hAnsi="Times New Roman" w:cs="Times New Roman"/>
-          <w:sz w:val="28"/>
-          <w:szCs w:val="28"/>
-          <w:lang w:val="en-US"/>
-        </w:rPr>
-        <w:t>(product.id);</w:t>
-      </w:r>
-    </w:p>
-    <w:p>
-      <w:pPr>
-        <w:rPr>
-          <w:rFonts w:ascii="Times New Roman" w:hAnsi="Times New Roman" w:cs="Times New Roman"/>
-          <w:sz w:val="28"/>
-          <w:szCs w:val="28"/>
-          <w:lang w:val="en-US"/>
-        </w:rPr>
-      </w:pPr>
-    </w:p>
-    <w:p>
-      <w:pPr>
-        <w:rPr>
-          <w:rFonts w:ascii="Times New Roman" w:hAnsi="Times New Roman" w:cs="Times New Roman"/>
-          <w:sz w:val="28"/>
-          <w:szCs w:val="28"/>
-          <w:lang w:val="en-US"/>
-        </w:rPr>
-      </w:pPr>
-      <w:r>
-        <w:rPr>
-          <w:rFonts w:ascii="Times New Roman" w:hAnsi="Times New Roman" w:cs="Times New Roman"/>
-          <w:sz w:val="28"/>
-          <w:szCs w:val="28"/>
-          <w:lang w:val="en-US"/>
-        </w:rPr>
-        <w:t xml:space="preserve">  const </w:t>
-      </w:r>
-      <w:proofErr w:type="spellStart"/>
-      <w:r>
-        <w:rPr>
-          <w:rFonts w:ascii="Times New Roman" w:hAnsi="Times New Roman" w:cs="Times New Roman"/>
-          <w:sz w:val="28"/>
-          <w:szCs w:val="28"/>
-          <w:lang w:val="en-US"/>
-        </w:rPr>
-        <w:t>handleAddToCart</w:t>
-      </w:r>
-      <w:proofErr w:type="spellEnd"/>
-      <w:r>
-        <w:rPr>
-          <w:rFonts w:ascii="Times New Roman" w:hAnsi="Times New Roman" w:cs="Times New Roman"/>
-          <w:sz w:val="28"/>
-          <w:szCs w:val="28"/>
-          <w:lang w:val="en-US"/>
-        </w:rPr>
-        <w:t xml:space="preserve"> = async () =&gt; {</w:t>
-      </w:r>
-    </w:p>
-    <w:p>
-      <w:pPr>
-        <w:rPr>
-          <w:rFonts w:ascii="Times New Roman" w:hAnsi="Times New Roman" w:cs="Times New Roman"/>
-          <w:sz w:val="28"/>
-          <w:szCs w:val="28"/>
-          <w:lang w:val="en-US"/>
-        </w:rPr>
-      </w:pPr>
-      <w:r>
-        <w:rPr>
-          <w:rFonts w:ascii="Times New Roman" w:hAnsi="Times New Roman" w:cs="Times New Roman"/>
-          <w:sz w:val="28"/>
-          <w:szCs w:val="28"/>
-          <w:lang w:val="en-US"/>
-        </w:rPr>
-        <w:t xml:space="preserve">    if (</w:t>
-      </w:r>
-      <w:proofErr w:type="spellStart"/>
-      <w:r>
-        <w:rPr>
-          <w:rFonts w:ascii="Times New Roman" w:hAnsi="Times New Roman" w:cs="Times New Roman"/>
-          <w:sz w:val="28"/>
-          <w:szCs w:val="28"/>
-          <w:lang w:val="en-US"/>
-        </w:rPr>
-        <w:t>isAdding</w:t>
-      </w:r>
-      <w:proofErr w:type="spellEnd"/>
-      <w:r>
-        <w:rPr>
-          <w:rFonts w:ascii="Times New Roman" w:hAnsi="Times New Roman" w:cs="Times New Roman"/>
-          <w:sz w:val="28"/>
-          <w:szCs w:val="28"/>
-          <w:lang w:val="en-US"/>
-        </w:rPr>
-        <w:t>) return;</w:t>
-      </w:r>
-    </w:p>
-    <w:p>
-      <w:pPr>
-        <w:rPr>
-          <w:rFonts w:ascii="Times New Roman" w:hAnsi="Times New Roman" w:cs="Times New Roman"/>
-          <w:sz w:val="28"/>
-          <w:szCs w:val="28"/>
-          <w:lang w:val="en-US"/>
-        </w:rPr>
-      </w:pPr>
-    </w:p>
-    <w:p>
-      <w:pPr>
-        <w:rPr>
-          <w:rFonts w:ascii="Times New Roman" w:hAnsi="Times New Roman" w:cs="Times New Roman"/>
-          <w:sz w:val="28"/>
-          <w:szCs w:val="28"/>
-          <w:lang w:val="en-US"/>
-        </w:rPr>
-      </w:pPr>
-      <w:r>
-        <w:rPr>
-          <w:rFonts w:ascii="Times New Roman" w:hAnsi="Times New Roman" w:cs="Times New Roman"/>
-          <w:sz w:val="28"/>
-          <w:szCs w:val="28"/>
-          <w:lang w:val="en-US"/>
-        </w:rPr>
-        <w:t xml:space="preserve">    if (</w:t>
-      </w:r>
-      <w:proofErr w:type="spellStart"/>
-      <w:r>
-        <w:rPr>
-          <w:rFonts w:ascii="Times New Roman" w:hAnsi="Times New Roman" w:cs="Times New Roman"/>
-          <w:sz w:val="28"/>
-          <w:szCs w:val="28"/>
-          <w:lang w:val="en-US"/>
-        </w:rPr>
-        <w:t>inCart</w:t>
-      </w:r>
-      <w:proofErr w:type="spellEnd"/>
-      <w:r>
-        <w:rPr>
-          <w:rFonts w:ascii="Times New Roman" w:hAnsi="Times New Roman" w:cs="Times New Roman"/>
-          <w:sz w:val="28"/>
-          <w:szCs w:val="28"/>
-          <w:lang w:val="en-US"/>
-        </w:rPr>
-        <w:t>) {</w:t>
-      </w:r>
-    </w:p>
-    <w:p>
-      <w:pPr>
-        <w:rPr>
-          <w:rFonts w:ascii="Times New Roman" w:hAnsi="Times New Roman" w:cs="Times New Roman"/>
-          <w:sz w:val="28"/>
-          <w:szCs w:val="28"/>
-          <w:lang w:val="en-US"/>
-        </w:rPr>
-      </w:pPr>
-      <w:r>
-        <w:rPr>
-          <w:rFonts w:ascii="Times New Roman" w:hAnsi="Times New Roman" w:cs="Times New Roman"/>
-          <w:sz w:val="28"/>
-          <w:szCs w:val="28"/>
-          <w:lang w:val="en-US"/>
-        </w:rPr>
-        <w:t xml:space="preserve">      </w:t>
-      </w:r>
-      <w:proofErr w:type="spellStart"/>
-      <w:proofErr w:type="gramStart"/>
-      <w:r>
-        <w:rPr>
-          <w:rFonts w:ascii="Times New Roman" w:hAnsi="Times New Roman" w:cs="Times New Roman"/>
-          <w:sz w:val="28"/>
-          <w:szCs w:val="28"/>
-          <w:lang w:val="en-US"/>
-        </w:rPr>
-        <w:t>toast.error</w:t>
-      </w:r>
-      <w:proofErr w:type="spellEnd"/>
-      <w:proofErr w:type="gramEnd"/>
-      <w:r>
-        <w:rPr>
-          <w:rFonts w:ascii="Times New Roman" w:hAnsi="Times New Roman" w:cs="Times New Roman"/>
-          <w:sz w:val="28"/>
-          <w:szCs w:val="28"/>
-          <w:lang w:val="en-US"/>
-        </w:rPr>
-        <w:t>(`</w:t>
-      </w:r>
-      <w:proofErr w:type="spellStart"/>
-      <w:r>
-        <w:rPr>
-          <w:rFonts w:ascii="Times New Roman" w:hAnsi="Times New Roman" w:cs="Times New Roman"/>
-          <w:sz w:val="28"/>
-          <w:szCs w:val="28"/>
-          <w:lang w:val="en-US"/>
-        </w:rPr>
-        <w:t>Товар</w:t>
-      </w:r>
-      <w:proofErr w:type="spellEnd"/>
-      <w:r>
-        <w:rPr>
-          <w:rFonts w:ascii="Times New Roman" w:hAnsi="Times New Roman" w:cs="Times New Roman"/>
-          <w:sz w:val="28"/>
-          <w:szCs w:val="28"/>
-          <w:lang w:val="en-US"/>
-        </w:rPr>
-        <w:t xml:space="preserve"> "${</w:t>
-      </w:r>
-      <w:proofErr w:type="spellStart"/>
-      <w:r>
-        <w:rPr>
-          <w:rFonts w:ascii="Times New Roman" w:hAnsi="Times New Roman" w:cs="Times New Roman"/>
-          <w:sz w:val="28"/>
-          <w:szCs w:val="28"/>
-          <w:lang w:val="en-US"/>
-        </w:rPr>
-        <w:t>product.title</w:t>
-      </w:r>
-      <w:proofErr w:type="spellEnd"/>
-      <w:r>
-        <w:rPr>
-          <w:rFonts w:ascii="Times New Roman" w:hAnsi="Times New Roman" w:cs="Times New Roman"/>
-          <w:sz w:val="28"/>
-          <w:szCs w:val="28"/>
-          <w:lang w:val="en-US"/>
-        </w:rPr>
-        <w:t xml:space="preserve">}" </w:t>
-      </w:r>
-      <w:proofErr w:type="spellStart"/>
-      <w:r>
-        <w:rPr>
-          <w:rFonts w:ascii="Times New Roman" w:hAnsi="Times New Roman" w:cs="Times New Roman"/>
-          <w:sz w:val="28"/>
-          <w:szCs w:val="28"/>
-          <w:lang w:val="en-US"/>
-        </w:rPr>
-        <w:t>уже</w:t>
-      </w:r>
-      <w:proofErr w:type="spellEnd"/>
-      <w:r>
-        <w:rPr>
-          <w:rFonts w:ascii="Times New Roman" w:hAnsi="Times New Roman" w:cs="Times New Roman"/>
-          <w:sz w:val="28"/>
-          <w:szCs w:val="28"/>
-          <w:lang w:val="en-US"/>
-        </w:rPr>
-        <w:t xml:space="preserve"> </w:t>
-      </w:r>
-      <w:proofErr w:type="spellStart"/>
-      <w:r>
-        <w:rPr>
-          <w:rFonts w:ascii="Times New Roman" w:hAnsi="Times New Roman" w:cs="Times New Roman"/>
-          <w:sz w:val="28"/>
-          <w:szCs w:val="28"/>
-          <w:lang w:val="en-US"/>
-        </w:rPr>
-        <w:t>есть</w:t>
-      </w:r>
-      <w:proofErr w:type="spellEnd"/>
-      <w:r>
-        <w:rPr>
-          <w:rFonts w:ascii="Times New Roman" w:hAnsi="Times New Roman" w:cs="Times New Roman"/>
-          <w:sz w:val="28"/>
-          <w:szCs w:val="28"/>
-          <w:lang w:val="en-US"/>
-        </w:rPr>
-        <w:t xml:space="preserve"> в </w:t>
-      </w:r>
-      <w:proofErr w:type="spellStart"/>
-      <w:r>
-        <w:rPr>
-          <w:rFonts w:ascii="Times New Roman" w:hAnsi="Times New Roman" w:cs="Times New Roman"/>
-          <w:sz w:val="28"/>
-          <w:szCs w:val="28"/>
-          <w:lang w:val="en-US"/>
-        </w:rPr>
-        <w:t>корзине</w:t>
-      </w:r>
-      <w:proofErr w:type="spellEnd"/>
-      <w:r>
-        <w:rPr>
-          <w:rFonts w:ascii="Times New Roman" w:hAnsi="Times New Roman" w:cs="Times New Roman"/>
-          <w:sz w:val="28"/>
-          <w:szCs w:val="28"/>
-          <w:lang w:val="en-US"/>
-        </w:rPr>
-        <w:t>!`);</w:t>
-      </w:r>
-    </w:p>
-    <w:p>
-      <w:pPr>
-        <w:rPr>
-          <w:rFonts w:ascii="Times New Roman" w:hAnsi="Times New Roman" w:cs="Times New Roman"/>
-          <w:sz w:val="28"/>
-          <w:szCs w:val="28"/>
-          <w:lang w:val="en-US"/>
-        </w:rPr>
-      </w:pPr>
-      <w:r>
-        <w:rPr>
-          <w:rFonts w:ascii="Times New Roman" w:hAnsi="Times New Roman" w:cs="Times New Roman"/>
-          <w:sz w:val="28"/>
-          <w:szCs w:val="28"/>
-          <w:lang w:val="en-US"/>
-        </w:rPr>
-        <w:t xml:space="preserve">      return;</w:t>
-      </w:r>
-    </w:p>
-    <w:p>
-      <w:pPr>
-        <w:rPr>
-          <w:rFonts w:ascii="Times New Roman" w:hAnsi="Times New Roman" w:cs="Times New Roman"/>
-          <w:sz w:val="28"/>
-          <w:szCs w:val="28"/>
-          <w:lang w:val="en-US"/>
-        </w:rPr>
-      </w:pPr>
-      <w:r>
-        <w:rPr>
-          <w:rFonts w:ascii="Times New Roman" w:hAnsi="Times New Roman" w:cs="Times New Roman"/>
-          <w:sz w:val="28"/>
-          <w:szCs w:val="28"/>
-          <w:lang w:val="en-US"/>
-        </w:rPr>
-        <w:t xml:space="preserve">    }</w:t>
-      </w:r>
-    </w:p>
-    <w:p>
-      <w:pPr>
-        <w:rPr>
-          <w:rFonts w:ascii="Times New Roman" w:hAnsi="Times New Roman" w:cs="Times New Roman"/>
-          <w:sz w:val="28"/>
-          <w:szCs w:val="28"/>
-          <w:lang w:val="en-US"/>
-        </w:rPr>
-      </w:pPr>
-    </w:p>
-    <w:p>
-      <w:pPr>
-        <w:rPr>
-          <w:rFonts w:ascii="Times New Roman" w:hAnsi="Times New Roman" w:cs="Times New Roman"/>
-          <w:sz w:val="28"/>
-          <w:szCs w:val="28"/>
-          <w:lang w:val="en-US"/>
-        </w:rPr>
-      </w:pPr>
-      <w:r>
-        <w:rPr>
-          <w:rFonts w:ascii="Times New Roman" w:hAnsi="Times New Roman" w:cs="Times New Roman"/>
-          <w:sz w:val="28"/>
-          <w:szCs w:val="28"/>
-          <w:lang w:val="en-US"/>
-        </w:rPr>
-        <w:t xml:space="preserve">    </w:t>
-      </w:r>
-      <w:proofErr w:type="spellStart"/>
-      <w:r>
-        <w:rPr>
-          <w:rFonts w:ascii="Times New Roman" w:hAnsi="Times New Roman" w:cs="Times New Roman"/>
-          <w:sz w:val="28"/>
-          <w:szCs w:val="28"/>
-          <w:lang w:val="en-US"/>
-        </w:rPr>
-        <w:t>setIsAdding</w:t>
-      </w:r>
-      <w:proofErr w:type="spellEnd"/>
-      <w:r>
-        <w:rPr>
-          <w:rFonts w:ascii="Times New Roman" w:hAnsi="Times New Roman" w:cs="Times New Roman"/>
-          <w:sz w:val="28"/>
-          <w:szCs w:val="28"/>
-          <w:lang w:val="en-US"/>
-        </w:rPr>
-        <w:t>(true);</w:t>
-      </w:r>
-    </w:p>
-    <w:p>
-      <w:pPr>
-        <w:rPr>
-          <w:rFonts w:ascii="Times New Roman" w:hAnsi="Times New Roman" w:cs="Times New Roman"/>
-          <w:sz w:val="28"/>
-          <w:szCs w:val="28"/>
-          <w:lang w:val="en-US"/>
-        </w:rPr>
-      </w:pPr>
-    </w:p>
-    <w:p>
-      <w:pPr>
-        <w:rPr>
-          <w:rFonts w:ascii="Times New Roman" w:hAnsi="Times New Roman" w:cs="Times New Roman"/>
-          <w:sz w:val="28"/>
-          <w:szCs w:val="28"/>
-          <w:lang w:val="en-US"/>
-        </w:rPr>
-      </w:pPr>
-      <w:r>
-        <w:rPr>
-          <w:rFonts w:ascii="Times New Roman" w:hAnsi="Times New Roman" w:cs="Times New Roman"/>
-          <w:sz w:val="28"/>
-          <w:szCs w:val="28"/>
-          <w:lang w:val="en-US"/>
-        </w:rPr>
-        <w:t xml:space="preserve">    await new </w:t>
-      </w:r>
-      <w:proofErr w:type="gramStart"/>
-      <w:r>
-        <w:rPr>
-          <w:rFonts w:ascii="Times New Roman" w:hAnsi="Times New Roman" w:cs="Times New Roman"/>
-          <w:sz w:val="28"/>
-          <w:szCs w:val="28"/>
-          <w:lang w:val="en-US"/>
-        </w:rPr>
-        <w:t>Promise(</w:t>
-      </w:r>
-      <w:proofErr w:type="gramEnd"/>
-      <w:r>
-        <w:rPr>
-          <w:rFonts w:ascii="Times New Roman" w:hAnsi="Times New Roman" w:cs="Times New Roman"/>
-          <w:sz w:val="28"/>
-          <w:szCs w:val="28"/>
-          <w:lang w:val="en-US"/>
-        </w:rPr>
-        <w:t xml:space="preserve">resolve =&gt; </w:t>
-      </w:r>
-      <w:proofErr w:type="spellStart"/>
-      <w:r>
-        <w:rPr>
-          <w:rFonts w:ascii="Times New Roman" w:hAnsi="Times New Roman" w:cs="Times New Roman"/>
-          <w:sz w:val="28"/>
-          <w:szCs w:val="28"/>
-          <w:lang w:val="en-US"/>
-        </w:rPr>
-        <w:t>setTimeout</w:t>
-      </w:r>
-      <w:proofErr w:type="spellEnd"/>
-      <w:r>
-        <w:rPr>
-          <w:rFonts w:ascii="Times New Roman" w:hAnsi="Times New Roman" w:cs="Times New Roman"/>
-          <w:sz w:val="28"/>
-          <w:szCs w:val="28"/>
-          <w:lang w:val="en-US"/>
-        </w:rPr>
-        <w:t>(resolve, 200));</w:t>
-      </w:r>
-    </w:p>
-    <w:p>
-      <w:pPr>
-        <w:rPr>
-          <w:rFonts w:ascii="Times New Roman" w:hAnsi="Times New Roman" w:cs="Times New Roman"/>
-          <w:sz w:val="28"/>
-          <w:szCs w:val="28"/>
-          <w:lang w:val="en-US"/>
-        </w:rPr>
-      </w:pPr>
-    </w:p>
-    <w:p>
-      <w:pPr>
-        <w:rPr>
-          <w:rFonts w:ascii="Times New Roman" w:hAnsi="Times New Roman" w:cs="Times New Roman"/>
-          <w:sz w:val="28"/>
-          <w:szCs w:val="28"/>
-          <w:lang w:val="en-US"/>
-        </w:rPr>
-      </w:pPr>
-      <w:r>
-        <w:rPr>
-          <w:rFonts w:ascii="Times New Roman" w:hAnsi="Times New Roman" w:cs="Times New Roman"/>
-          <w:sz w:val="28"/>
-          <w:szCs w:val="28"/>
-          <w:lang w:val="en-US"/>
-        </w:rPr>
-        <w:t xml:space="preserve">    </w:t>
-      </w:r>
-      <w:proofErr w:type="spellStart"/>
-      <w:proofErr w:type="gramStart"/>
-      <w:r>
-        <w:rPr>
-          <w:rFonts w:ascii="Times New Roman" w:hAnsi="Times New Roman" w:cs="Times New Roman"/>
-          <w:sz w:val="28"/>
-          <w:szCs w:val="28"/>
-          <w:lang w:val="en-US"/>
-        </w:rPr>
-        <w:t>addToCart</w:t>
-      </w:r>
-      <w:proofErr w:type="spellEnd"/>
-      <w:r>
-        <w:rPr>
-          <w:rFonts w:ascii="Times New Roman" w:hAnsi="Times New Roman" w:cs="Times New Roman"/>
-          <w:sz w:val="28"/>
-          <w:szCs w:val="28"/>
-          <w:lang w:val="en-US"/>
-        </w:rPr>
-        <w:t>(</w:t>
-      </w:r>
-      <w:proofErr w:type="gramEnd"/>
-      <w:r>
-        <w:rPr>
-          <w:rFonts w:ascii="Times New Roman" w:hAnsi="Times New Roman" w:cs="Times New Roman"/>
-          <w:sz w:val="28"/>
-          <w:szCs w:val="28"/>
-          <w:lang w:val="en-US"/>
-        </w:rPr>
-        <w:t>product, 1);</w:t>
-      </w:r>
-    </w:p>
-    <w:p>
-      <w:pPr>
-        <w:rPr>
-          <w:rFonts w:ascii="Times New Roman" w:hAnsi="Times New Roman" w:cs="Times New Roman"/>
-          <w:sz w:val="28"/>
-          <w:szCs w:val="28"/>
-          <w:lang w:val="en-US"/>
-        </w:rPr>
-      </w:pPr>
-      <w:r>
-        <w:rPr>
-          <w:rFonts w:ascii="Times New Roman" w:hAnsi="Times New Roman" w:cs="Times New Roman"/>
-          <w:sz w:val="28"/>
-          <w:szCs w:val="28"/>
-          <w:lang w:val="en-US"/>
-        </w:rPr>
-        <w:t xml:space="preserve">    </w:t>
-      </w:r>
-      <w:proofErr w:type="spellStart"/>
-      <w:proofErr w:type="gramStart"/>
-      <w:r>
-        <w:rPr>
-          <w:rFonts w:ascii="Times New Roman" w:hAnsi="Times New Roman" w:cs="Times New Roman"/>
-          <w:sz w:val="28"/>
-          <w:szCs w:val="28"/>
-          <w:lang w:val="en-US"/>
-        </w:rPr>
-        <w:t>toast.success</w:t>
-      </w:r>
-      <w:proofErr w:type="spellEnd"/>
-      <w:proofErr w:type="gramEnd"/>
-      <w:r>
-        <w:rPr>
-          <w:rFonts w:ascii="Times New Roman" w:hAnsi="Times New Roman" w:cs="Times New Roman"/>
-          <w:sz w:val="28"/>
-          <w:szCs w:val="28"/>
-          <w:lang w:val="en-US"/>
-        </w:rPr>
-        <w:t>(`</w:t>
-      </w:r>
-      <w:proofErr w:type="spellStart"/>
-      <w:r>
-        <w:rPr>
-          <w:rFonts w:ascii="Times New Roman" w:hAnsi="Times New Roman" w:cs="Times New Roman"/>
-          <w:sz w:val="28"/>
-          <w:szCs w:val="28"/>
-          <w:lang w:val="en-US"/>
-        </w:rPr>
-        <w:t>Товар</w:t>
-      </w:r>
-      <w:proofErr w:type="spellEnd"/>
-      <w:r>
-        <w:rPr>
-          <w:rFonts w:ascii="Times New Roman" w:hAnsi="Times New Roman" w:cs="Times New Roman"/>
-          <w:sz w:val="28"/>
-          <w:szCs w:val="28"/>
-          <w:lang w:val="en-US"/>
-        </w:rPr>
-        <w:t xml:space="preserve"> "${</w:t>
-      </w:r>
-      <w:proofErr w:type="spellStart"/>
-      <w:r>
-        <w:rPr>
-          <w:rFonts w:ascii="Times New Roman" w:hAnsi="Times New Roman" w:cs="Times New Roman"/>
-          <w:sz w:val="28"/>
-          <w:szCs w:val="28"/>
-          <w:lang w:val="en-US"/>
-        </w:rPr>
-        <w:t>product.title</w:t>
-      </w:r>
-      <w:proofErr w:type="spellEnd"/>
-      <w:r>
-        <w:rPr>
-          <w:rFonts w:ascii="Times New Roman" w:hAnsi="Times New Roman" w:cs="Times New Roman"/>
-          <w:sz w:val="28"/>
-          <w:szCs w:val="28"/>
-          <w:lang w:val="en-US"/>
-        </w:rPr>
-        <w:t xml:space="preserve">}" </w:t>
-      </w:r>
-      <w:proofErr w:type="spellStart"/>
-      <w:r>
-        <w:rPr>
-          <w:rFonts w:ascii="Times New Roman" w:hAnsi="Times New Roman" w:cs="Times New Roman"/>
-          <w:sz w:val="28"/>
-          <w:szCs w:val="28"/>
-          <w:lang w:val="en-US"/>
-        </w:rPr>
-        <w:t>добавлен</w:t>
-      </w:r>
-      <w:proofErr w:type="spellEnd"/>
-      <w:r>
-        <w:rPr>
-          <w:rFonts w:ascii="Times New Roman" w:hAnsi="Times New Roman" w:cs="Times New Roman"/>
-          <w:sz w:val="28"/>
-          <w:szCs w:val="28"/>
-          <w:lang w:val="en-US"/>
-        </w:rPr>
-        <w:t xml:space="preserve"> в </w:t>
-      </w:r>
-      <w:proofErr w:type="spellStart"/>
-      <w:r>
-        <w:rPr>
-          <w:rFonts w:ascii="Times New Roman" w:hAnsi="Times New Roman" w:cs="Times New Roman"/>
-          <w:sz w:val="28"/>
-          <w:szCs w:val="28"/>
-          <w:lang w:val="en-US"/>
-        </w:rPr>
-        <w:t>корзину</w:t>
-      </w:r>
-      <w:proofErr w:type="spellEnd"/>
-      <w:r>
-        <w:rPr>
-          <w:rFonts w:ascii="Times New Roman" w:hAnsi="Times New Roman" w:cs="Times New Roman"/>
-          <w:sz w:val="28"/>
-          <w:szCs w:val="28"/>
-          <w:lang w:val="en-US"/>
-        </w:rPr>
-        <w:t>`)</w:t>
-      </w:r>
-    </w:p>
-    <w:p>
-      <w:pPr>
-        <w:rPr>
-          <w:rFonts w:ascii="Times New Roman" w:hAnsi="Times New Roman" w:cs="Times New Roman"/>
-          <w:sz w:val="28"/>
-          <w:szCs w:val="28"/>
-          <w:lang w:val="en-US"/>
-        </w:rPr>
-      </w:pPr>
-    </w:p>
-    <w:p>
-      <w:pPr>
-        <w:rPr>
-          <w:rFonts w:ascii="Times New Roman" w:hAnsi="Times New Roman" w:cs="Times New Roman"/>
-          <w:sz w:val="28"/>
-          <w:szCs w:val="28"/>
-          <w:lang w:val="en-US"/>
-        </w:rPr>
-      </w:pPr>
-      <w:r>
-        <w:rPr>
-          <w:rFonts w:ascii="Times New Roman" w:hAnsi="Times New Roman" w:cs="Times New Roman"/>
-          <w:sz w:val="28"/>
-          <w:szCs w:val="28"/>
-          <w:lang w:val="en-US"/>
-        </w:rPr>
-        <w:lastRenderedPageBreak/>
-        <w:t xml:space="preserve">    </w:t>
-      </w:r>
-      <w:proofErr w:type="spellStart"/>
-      <w:r>
-        <w:rPr>
-          <w:rFonts w:ascii="Times New Roman" w:hAnsi="Times New Roman" w:cs="Times New Roman"/>
-          <w:sz w:val="28"/>
-          <w:szCs w:val="28"/>
-          <w:lang w:val="en-US"/>
-        </w:rPr>
-        <w:t>setShowSuccess</w:t>
-      </w:r>
-      <w:proofErr w:type="spellEnd"/>
-      <w:r>
-        <w:rPr>
-          <w:rFonts w:ascii="Times New Roman" w:hAnsi="Times New Roman" w:cs="Times New Roman"/>
-          <w:sz w:val="28"/>
-          <w:szCs w:val="28"/>
-          <w:lang w:val="en-US"/>
-        </w:rPr>
-        <w:t>(true);</w:t>
-      </w:r>
-    </w:p>
-    <w:p>
-      <w:pPr>
-        <w:rPr>
-          <w:rFonts w:ascii="Times New Roman" w:hAnsi="Times New Roman" w:cs="Times New Roman"/>
-          <w:sz w:val="28"/>
-          <w:szCs w:val="28"/>
-          <w:lang w:val="en-US"/>
-        </w:rPr>
-      </w:pPr>
-      <w:r>
-        <w:rPr>
-          <w:rFonts w:ascii="Times New Roman" w:hAnsi="Times New Roman" w:cs="Times New Roman"/>
-          <w:sz w:val="28"/>
-          <w:szCs w:val="28"/>
-          <w:lang w:val="en-US"/>
-        </w:rPr>
-        <w:t xml:space="preserve">    </w:t>
-      </w:r>
-      <w:proofErr w:type="spellStart"/>
-      <w:proofErr w:type="gramStart"/>
-      <w:r>
-        <w:rPr>
-          <w:rFonts w:ascii="Times New Roman" w:hAnsi="Times New Roman" w:cs="Times New Roman"/>
-          <w:sz w:val="28"/>
-          <w:szCs w:val="28"/>
-          <w:lang w:val="en-US"/>
-        </w:rPr>
-        <w:t>setTimeout</w:t>
-      </w:r>
-      <w:proofErr w:type="spellEnd"/>
-      <w:r>
-        <w:rPr>
-          <w:rFonts w:ascii="Times New Roman" w:hAnsi="Times New Roman" w:cs="Times New Roman"/>
-          <w:sz w:val="28"/>
-          <w:szCs w:val="28"/>
-          <w:lang w:val="en-US"/>
-        </w:rPr>
-        <w:t>(</w:t>
-      </w:r>
-      <w:proofErr w:type="gramEnd"/>
-      <w:r>
-        <w:rPr>
-          <w:rFonts w:ascii="Times New Roman" w:hAnsi="Times New Roman" w:cs="Times New Roman"/>
-          <w:sz w:val="28"/>
-          <w:szCs w:val="28"/>
-          <w:lang w:val="en-US"/>
-        </w:rPr>
-        <w:t xml:space="preserve">() =&gt; </w:t>
-      </w:r>
-      <w:proofErr w:type="spellStart"/>
-      <w:r>
-        <w:rPr>
-          <w:rFonts w:ascii="Times New Roman" w:hAnsi="Times New Roman" w:cs="Times New Roman"/>
-          <w:sz w:val="28"/>
-          <w:szCs w:val="28"/>
-          <w:lang w:val="en-US"/>
-        </w:rPr>
-        <w:t>setShowSuccess</w:t>
-      </w:r>
-      <w:proofErr w:type="spellEnd"/>
-      <w:r>
-        <w:rPr>
-          <w:rFonts w:ascii="Times New Roman" w:hAnsi="Times New Roman" w:cs="Times New Roman"/>
-          <w:sz w:val="28"/>
-          <w:szCs w:val="28"/>
-          <w:lang w:val="en-US"/>
-        </w:rPr>
-        <w:t>(false), 1500);</w:t>
-      </w:r>
-    </w:p>
-    <w:p>
-      <w:pPr>
-        <w:rPr>
-          <w:rFonts w:ascii="Times New Roman" w:hAnsi="Times New Roman" w:cs="Times New Roman"/>
-          <w:sz w:val="28"/>
-          <w:szCs w:val="28"/>
-          <w:lang w:val="en-US"/>
-        </w:rPr>
-      </w:pPr>
-    </w:p>
-    <w:p>
-      <w:pPr>
-        <w:rPr>
-          <w:rFonts w:ascii="Times New Roman" w:hAnsi="Times New Roman" w:cs="Times New Roman"/>
-          <w:sz w:val="28"/>
-          <w:szCs w:val="28"/>
-          <w:lang w:val="en-US"/>
-        </w:rPr>
-      </w:pPr>
-      <w:r>
-        <w:rPr>
-          <w:rFonts w:ascii="Times New Roman" w:hAnsi="Times New Roman" w:cs="Times New Roman"/>
-          <w:sz w:val="28"/>
-          <w:szCs w:val="28"/>
-          <w:lang w:val="en-US"/>
-        </w:rPr>
-        <w:t xml:space="preserve">    </w:t>
-      </w:r>
-      <w:proofErr w:type="spellStart"/>
-      <w:r>
-        <w:rPr>
-          <w:rFonts w:ascii="Times New Roman" w:hAnsi="Times New Roman" w:cs="Times New Roman"/>
-          <w:sz w:val="28"/>
-          <w:szCs w:val="28"/>
-          <w:lang w:val="en-US"/>
-        </w:rPr>
-        <w:t>setIsAdding</w:t>
-      </w:r>
-      <w:proofErr w:type="spellEnd"/>
-      <w:r>
-        <w:rPr>
-          <w:rFonts w:ascii="Times New Roman" w:hAnsi="Times New Roman" w:cs="Times New Roman"/>
-          <w:sz w:val="28"/>
-          <w:szCs w:val="28"/>
-          <w:lang w:val="en-US"/>
-        </w:rPr>
-        <w:t>(false);</w:t>
-      </w:r>
-    </w:p>
-    <w:p>
-      <w:pPr>
-        <w:rPr>
-          <w:rFonts w:ascii="Times New Roman" w:hAnsi="Times New Roman" w:cs="Times New Roman"/>
-          <w:sz w:val="28"/>
-          <w:szCs w:val="28"/>
-          <w:lang w:val="en-US"/>
-        </w:rPr>
-      </w:pPr>
-      <w:r>
-        <w:rPr>
-          <w:rFonts w:ascii="Times New Roman" w:hAnsi="Times New Roman" w:cs="Times New Roman"/>
-          <w:sz w:val="28"/>
-          <w:szCs w:val="28"/>
-          <w:lang w:val="en-US"/>
-        </w:rPr>
-        <w:t xml:space="preserve">  };</w:t>
-      </w:r>
-    </w:p>
-    <w:p>
-      <w:pPr>
-        <w:rPr>
-          <w:rFonts w:ascii="Times New Roman" w:hAnsi="Times New Roman" w:cs="Times New Roman"/>
-          <w:sz w:val="28"/>
-          <w:szCs w:val="28"/>
-          <w:lang w:val="en-US"/>
-        </w:rPr>
-      </w:pPr>
-    </w:p>
-    <w:p>
-      <w:pPr>
-        <w:rPr>
-          <w:rFonts w:ascii="Times New Roman" w:hAnsi="Times New Roman" w:cs="Times New Roman"/>
-          <w:sz w:val="28"/>
-          <w:szCs w:val="28"/>
-          <w:lang w:val="en-US"/>
-        </w:rPr>
-      </w:pPr>
-      <w:r>
-        <w:rPr>
-          <w:rFonts w:ascii="Times New Roman" w:hAnsi="Times New Roman" w:cs="Times New Roman"/>
-          <w:sz w:val="28"/>
-          <w:szCs w:val="28"/>
-          <w:lang w:val="en-US"/>
-        </w:rPr>
-        <w:t xml:space="preserve">  return (</w:t>
-      </w:r>
-    </w:p>
-    <w:p>
-      <w:pPr>
-        <w:rPr>
-          <w:rFonts w:ascii="Times New Roman" w:hAnsi="Times New Roman" w:cs="Times New Roman"/>
-          <w:sz w:val="28"/>
-          <w:szCs w:val="28"/>
-          <w:lang w:val="en-US"/>
-        </w:rPr>
-      </w:pPr>
-      <w:r>
-        <w:rPr>
-          <w:rFonts w:ascii="Times New Roman" w:hAnsi="Times New Roman" w:cs="Times New Roman"/>
-          <w:sz w:val="28"/>
-          <w:szCs w:val="28"/>
-          <w:lang w:val="en-US"/>
-        </w:rPr>
-        <w:t xml:space="preserve">    &lt;div </w:t>
-      </w:r>
-      <w:proofErr w:type="spellStart"/>
-      <w:r>
-        <w:rPr>
-          <w:rFonts w:ascii="Times New Roman" w:hAnsi="Times New Roman" w:cs="Times New Roman"/>
-          <w:sz w:val="28"/>
-          <w:szCs w:val="28"/>
-          <w:lang w:val="en-US"/>
-        </w:rPr>
-        <w:t>className</w:t>
-      </w:r>
-      <w:proofErr w:type="spellEnd"/>
-      <w:r>
-        <w:rPr>
-          <w:rFonts w:ascii="Times New Roman" w:hAnsi="Times New Roman" w:cs="Times New Roman"/>
-          <w:sz w:val="28"/>
-          <w:szCs w:val="28"/>
-          <w:lang w:val="en-US"/>
-        </w:rPr>
-        <w:t>="product-card"&gt;</w:t>
-      </w:r>
-    </w:p>
-    <w:p>
-      <w:pPr>
-        <w:rPr>
-          <w:rFonts w:ascii="Times New Roman" w:hAnsi="Times New Roman" w:cs="Times New Roman"/>
-          <w:sz w:val="28"/>
-          <w:szCs w:val="28"/>
-          <w:lang w:val="en-US"/>
-        </w:rPr>
-      </w:pPr>
-      <w:r>
-        <w:rPr>
-          <w:rFonts w:ascii="Times New Roman" w:hAnsi="Times New Roman" w:cs="Times New Roman"/>
-          <w:sz w:val="28"/>
-          <w:szCs w:val="28"/>
-          <w:lang w:val="en-US"/>
-        </w:rPr>
-        <w:t xml:space="preserve">      &lt;div </w:t>
-      </w:r>
-      <w:proofErr w:type="spellStart"/>
-      <w:r>
-        <w:rPr>
-          <w:rFonts w:ascii="Times New Roman" w:hAnsi="Times New Roman" w:cs="Times New Roman"/>
-          <w:sz w:val="28"/>
-          <w:szCs w:val="28"/>
-          <w:lang w:val="en-US"/>
-        </w:rPr>
-        <w:t>className</w:t>
-      </w:r>
-      <w:proofErr w:type="spellEnd"/>
-      <w:r>
-        <w:rPr>
-          <w:rFonts w:ascii="Times New Roman" w:hAnsi="Times New Roman" w:cs="Times New Roman"/>
-          <w:sz w:val="28"/>
-          <w:szCs w:val="28"/>
-          <w:lang w:val="en-US"/>
-        </w:rPr>
-        <w:t>="product-card-image"&gt;</w:t>
-      </w:r>
-    </w:p>
-    <w:p>
-      <w:pPr>
-        <w:rPr>
-          <w:rFonts w:ascii="Times New Roman" w:hAnsi="Times New Roman" w:cs="Times New Roman"/>
-          <w:sz w:val="28"/>
-          <w:szCs w:val="28"/>
-          <w:lang w:val="en-US"/>
-        </w:rPr>
-      </w:pPr>
-      <w:r>
-        <w:rPr>
-          <w:rFonts w:ascii="Times New Roman" w:hAnsi="Times New Roman" w:cs="Times New Roman"/>
-          <w:sz w:val="28"/>
-          <w:szCs w:val="28"/>
-          <w:lang w:val="en-US"/>
-        </w:rPr>
-        <w:t xml:space="preserve">        &lt;</w:t>
-      </w:r>
-      <w:proofErr w:type="spellStart"/>
-      <w:r>
-        <w:rPr>
-          <w:rFonts w:ascii="Times New Roman" w:hAnsi="Times New Roman" w:cs="Times New Roman"/>
-          <w:sz w:val="28"/>
-          <w:szCs w:val="28"/>
-          <w:lang w:val="en-US"/>
-        </w:rPr>
-        <w:t>img</w:t>
-      </w:r>
-      <w:proofErr w:type="spellEnd"/>
-    </w:p>
-    <w:p>
-      <w:pPr>
-        <w:rPr>
-          <w:rFonts w:ascii="Times New Roman" w:hAnsi="Times New Roman" w:cs="Times New Roman"/>
-          <w:sz w:val="28"/>
-          <w:szCs w:val="28"/>
-          <w:lang w:val="en-US"/>
-        </w:rPr>
-      </w:pPr>
-      <w:r>
-        <w:rPr>
-          <w:rFonts w:ascii="Times New Roman" w:hAnsi="Times New Roman" w:cs="Times New Roman"/>
-          <w:sz w:val="28"/>
-          <w:szCs w:val="28"/>
-          <w:lang w:val="en-US"/>
-        </w:rPr>
-        <w:t xml:space="preserve">          </w:t>
-      </w:r>
-      <w:proofErr w:type="spellStart"/>
-      <w:r>
-        <w:rPr>
-          <w:rFonts w:ascii="Times New Roman" w:hAnsi="Times New Roman" w:cs="Times New Roman"/>
-          <w:sz w:val="28"/>
-          <w:szCs w:val="28"/>
-          <w:lang w:val="en-US"/>
-        </w:rPr>
-        <w:t>src</w:t>
-      </w:r>
-      <w:proofErr w:type="spellEnd"/>
-      <w:r>
-        <w:rPr>
-          <w:rFonts w:ascii="Times New Roman" w:hAnsi="Times New Roman" w:cs="Times New Roman"/>
-          <w:sz w:val="28"/>
-          <w:szCs w:val="28"/>
-          <w:lang w:val="en-US"/>
-        </w:rPr>
-        <w:t>={</w:t>
-      </w:r>
-      <w:proofErr w:type="spellStart"/>
-      <w:r>
-        <w:rPr>
-          <w:rFonts w:ascii="Times New Roman" w:hAnsi="Times New Roman" w:cs="Times New Roman"/>
-          <w:sz w:val="28"/>
-          <w:szCs w:val="28"/>
-          <w:lang w:val="en-US"/>
-        </w:rPr>
-        <w:t>getImageUrl</w:t>
-      </w:r>
-      <w:proofErr w:type="spellEnd"/>
-      <w:r>
-        <w:rPr>
-          <w:rFonts w:ascii="Times New Roman" w:hAnsi="Times New Roman" w:cs="Times New Roman"/>
-          <w:sz w:val="28"/>
-          <w:szCs w:val="28"/>
-          <w:lang w:val="en-US"/>
-        </w:rPr>
-        <w:t>(</w:t>
-      </w:r>
-      <w:proofErr w:type="spellStart"/>
-      <w:proofErr w:type="gramStart"/>
-      <w:r>
-        <w:rPr>
-          <w:rFonts w:ascii="Times New Roman" w:hAnsi="Times New Roman" w:cs="Times New Roman"/>
-          <w:sz w:val="28"/>
-          <w:szCs w:val="28"/>
-          <w:lang w:val="en-US"/>
-        </w:rPr>
-        <w:t>product.image</w:t>
-      </w:r>
-      <w:proofErr w:type="spellEnd"/>
-      <w:proofErr w:type="gramEnd"/>
-      <w:r>
-        <w:rPr>
-          <w:rFonts w:ascii="Times New Roman" w:hAnsi="Times New Roman" w:cs="Times New Roman"/>
-          <w:sz w:val="28"/>
-          <w:szCs w:val="28"/>
-          <w:lang w:val="en-US"/>
-        </w:rPr>
-        <w:t>)}</w:t>
-      </w:r>
-    </w:p>
-    <w:p>
-      <w:pPr>
-        <w:rPr>
-          <w:rFonts w:ascii="Times New Roman" w:hAnsi="Times New Roman" w:cs="Times New Roman"/>
-          <w:sz w:val="28"/>
-          <w:szCs w:val="28"/>
-          <w:lang w:val="en-US"/>
-        </w:rPr>
-      </w:pPr>
-      <w:r>
-        <w:rPr>
-          <w:rFonts w:ascii="Times New Roman" w:hAnsi="Times New Roman" w:cs="Times New Roman"/>
-          <w:sz w:val="28"/>
-          <w:szCs w:val="28"/>
-          <w:lang w:val="en-US"/>
-        </w:rPr>
-        <w:t xml:space="preserve">          alt={</w:t>
-      </w:r>
-      <w:proofErr w:type="spellStart"/>
-      <w:proofErr w:type="gramStart"/>
-      <w:r>
-        <w:rPr>
-          <w:rFonts w:ascii="Times New Roman" w:hAnsi="Times New Roman" w:cs="Times New Roman"/>
-          <w:sz w:val="28"/>
-          <w:szCs w:val="28"/>
-          <w:lang w:val="en-US"/>
-        </w:rPr>
-        <w:t>product.title</w:t>
-      </w:r>
-      <w:proofErr w:type="spellEnd"/>
-      <w:proofErr w:type="gramEnd"/>
-      <w:r>
-        <w:rPr>
-          <w:rFonts w:ascii="Times New Roman" w:hAnsi="Times New Roman" w:cs="Times New Roman"/>
-          <w:sz w:val="28"/>
-          <w:szCs w:val="28"/>
-          <w:lang w:val="en-US"/>
-        </w:rPr>
-        <w:t>}</w:t>
-      </w:r>
-    </w:p>
-    <w:p>
-      <w:pPr>
-        <w:rPr>
-          <w:rFonts w:ascii="Times New Roman" w:hAnsi="Times New Roman" w:cs="Times New Roman"/>
-          <w:sz w:val="28"/>
-          <w:szCs w:val="28"/>
-          <w:lang w:val="en-US"/>
-        </w:rPr>
-      </w:pPr>
-      <w:r>
-        <w:rPr>
-          <w:rFonts w:ascii="Times New Roman" w:hAnsi="Times New Roman" w:cs="Times New Roman"/>
-          <w:sz w:val="28"/>
-          <w:szCs w:val="28"/>
-          <w:lang w:val="en-US"/>
-        </w:rPr>
-        <w:t xml:space="preserve">          </w:t>
-      </w:r>
-      <w:proofErr w:type="spellStart"/>
-      <w:r>
-        <w:rPr>
-          <w:rFonts w:ascii="Times New Roman" w:hAnsi="Times New Roman" w:cs="Times New Roman"/>
-          <w:sz w:val="28"/>
-          <w:szCs w:val="28"/>
-          <w:lang w:val="en-US"/>
-        </w:rPr>
-        <w:t>onError</w:t>
-      </w:r>
-      <w:proofErr w:type="spellEnd"/>
-      <w:r>
-        <w:rPr>
-          <w:rFonts w:ascii="Times New Roman" w:hAnsi="Times New Roman" w:cs="Times New Roman"/>
-          <w:sz w:val="28"/>
-          <w:szCs w:val="28"/>
-          <w:lang w:val="en-US"/>
-        </w:rPr>
-        <w:t>={(e) =&gt; {</w:t>
-      </w:r>
-    </w:p>
-    <w:p>
-      <w:pPr>
-        <w:rPr>
-          <w:rFonts w:ascii="Times New Roman" w:hAnsi="Times New Roman" w:cs="Times New Roman"/>
-          <w:sz w:val="28"/>
-          <w:szCs w:val="28"/>
-          <w:lang w:val="en-US"/>
-        </w:rPr>
-      </w:pPr>
-      <w:r>
-        <w:rPr>
-          <w:rFonts w:ascii="Times New Roman" w:hAnsi="Times New Roman" w:cs="Times New Roman"/>
-          <w:sz w:val="28"/>
-          <w:szCs w:val="28"/>
-          <w:lang w:val="en-US"/>
-        </w:rPr>
-        <w:t xml:space="preserve">            </w:t>
-      </w:r>
-      <w:proofErr w:type="spellStart"/>
-      <w:proofErr w:type="gramStart"/>
-      <w:r>
-        <w:rPr>
-          <w:rFonts w:ascii="Times New Roman" w:hAnsi="Times New Roman" w:cs="Times New Roman"/>
-          <w:sz w:val="28"/>
-          <w:szCs w:val="28"/>
-          <w:lang w:val="en-US"/>
-        </w:rPr>
-        <w:t>console.error</w:t>
-      </w:r>
-      <w:proofErr w:type="spellEnd"/>
-      <w:proofErr w:type="gramEnd"/>
-      <w:r>
-        <w:rPr>
-          <w:rFonts w:ascii="Times New Roman" w:hAnsi="Times New Roman" w:cs="Times New Roman"/>
-          <w:sz w:val="28"/>
-          <w:szCs w:val="28"/>
-          <w:lang w:val="en-US"/>
-        </w:rPr>
-        <w:t xml:space="preserve">('Failed to load:', </w:t>
-      </w:r>
-      <w:proofErr w:type="spellStart"/>
-      <w:r>
-        <w:rPr>
-          <w:rFonts w:ascii="Times New Roman" w:hAnsi="Times New Roman" w:cs="Times New Roman"/>
-          <w:sz w:val="28"/>
-          <w:szCs w:val="28"/>
-          <w:lang w:val="en-US"/>
-        </w:rPr>
-        <w:t>e.target.src</w:t>
-      </w:r>
-      <w:proofErr w:type="spellEnd"/>
-      <w:r>
-        <w:rPr>
-          <w:rFonts w:ascii="Times New Roman" w:hAnsi="Times New Roman" w:cs="Times New Roman"/>
-          <w:sz w:val="28"/>
-          <w:szCs w:val="28"/>
-          <w:lang w:val="en-US"/>
-        </w:rPr>
-        <w:t>);</w:t>
-      </w:r>
-    </w:p>
-    <w:p>
-      <w:pPr>
-        <w:rPr>
-          <w:rFonts w:ascii="Times New Roman" w:hAnsi="Times New Roman" w:cs="Times New Roman"/>
-          <w:sz w:val="28"/>
-          <w:szCs w:val="28"/>
-        </w:rPr>
-      </w:pPr>
-      <w:r>
-        <w:rPr>
-          <w:rFonts w:ascii="Times New Roman" w:hAnsi="Times New Roman" w:cs="Times New Roman"/>
-          <w:sz w:val="28"/>
-          <w:szCs w:val="28"/>
-          <w:lang w:val="en-US"/>
-        </w:rPr>
-        <w:t xml:space="preserve">            e</w:t>
-      </w:r>
-      <w:r>
-        <w:rPr>
-          <w:rFonts w:ascii="Times New Roman" w:hAnsi="Times New Roman" w:cs="Times New Roman"/>
-          <w:sz w:val="28"/>
-          <w:szCs w:val="28"/>
-        </w:rPr>
-        <w:t>.</w:t>
-      </w:r>
-      <w:r>
-        <w:rPr>
-          <w:rFonts w:ascii="Times New Roman" w:hAnsi="Times New Roman" w:cs="Times New Roman"/>
-          <w:sz w:val="28"/>
-          <w:szCs w:val="28"/>
-          <w:lang w:val="en-US"/>
-        </w:rPr>
-        <w:t>target</w:t>
-      </w:r>
-      <w:r>
-        <w:rPr>
-          <w:rFonts w:ascii="Times New Roman" w:hAnsi="Times New Roman" w:cs="Times New Roman"/>
-          <w:sz w:val="28"/>
-          <w:szCs w:val="28"/>
-        </w:rPr>
-        <w:t>.</w:t>
-      </w:r>
-      <w:proofErr w:type="spellStart"/>
-      <w:r>
-        <w:rPr>
-          <w:rFonts w:ascii="Times New Roman" w:hAnsi="Times New Roman" w:cs="Times New Roman"/>
-          <w:sz w:val="28"/>
-          <w:szCs w:val="28"/>
-          <w:lang w:val="en-US"/>
-        </w:rPr>
-        <w:t>src</w:t>
-      </w:r>
-      <w:proofErr w:type="spellEnd"/>
-      <w:r>
-        <w:rPr>
-          <w:rFonts w:ascii="Times New Roman" w:hAnsi="Times New Roman" w:cs="Times New Roman"/>
-          <w:sz w:val="28"/>
-          <w:szCs w:val="28"/>
-        </w:rPr>
-        <w:t xml:space="preserve"> = "</w:t>
-      </w:r>
-      <w:r>
-        <w:rPr>
-          <w:rFonts w:ascii="Times New Roman" w:hAnsi="Times New Roman" w:cs="Times New Roman"/>
-          <w:sz w:val="28"/>
-          <w:szCs w:val="28"/>
-          <w:lang w:val="en-US"/>
-        </w:rPr>
-        <w:t>https</w:t>
-      </w:r>
-      <w:r>
-        <w:rPr>
-          <w:rFonts w:ascii="Times New Roman" w:hAnsi="Times New Roman" w:cs="Times New Roman"/>
-          <w:sz w:val="28"/>
-          <w:szCs w:val="28"/>
-        </w:rPr>
-        <w:t>://</w:t>
-      </w:r>
-      <w:proofErr w:type="spellStart"/>
-      <w:r>
-        <w:rPr>
-          <w:rFonts w:ascii="Times New Roman" w:hAnsi="Times New Roman" w:cs="Times New Roman"/>
-          <w:sz w:val="28"/>
-          <w:szCs w:val="28"/>
-          <w:lang w:val="en-US"/>
-        </w:rPr>
-        <w:t>placehold</w:t>
-      </w:r>
-      <w:proofErr w:type="spellEnd"/>
-      <w:r>
-        <w:rPr>
-          <w:rFonts w:ascii="Times New Roman" w:hAnsi="Times New Roman" w:cs="Times New Roman"/>
-          <w:sz w:val="28"/>
-          <w:szCs w:val="28"/>
-        </w:rPr>
-        <w:t>.</w:t>
-      </w:r>
-      <w:r>
-        <w:rPr>
-          <w:rFonts w:ascii="Times New Roman" w:hAnsi="Times New Roman" w:cs="Times New Roman"/>
-          <w:sz w:val="28"/>
-          <w:szCs w:val="28"/>
-          <w:lang w:val="en-US"/>
-        </w:rPr>
-        <w:t>co</w:t>
-      </w:r>
-      <w:r>
-        <w:rPr>
-          <w:rFonts w:ascii="Times New Roman" w:hAnsi="Times New Roman" w:cs="Times New Roman"/>
-          <w:sz w:val="28"/>
-          <w:szCs w:val="28"/>
-        </w:rPr>
-        <w:t>/600</w:t>
-      </w:r>
-      <w:r>
-        <w:rPr>
-          <w:rFonts w:ascii="Times New Roman" w:hAnsi="Times New Roman" w:cs="Times New Roman"/>
-          <w:sz w:val="28"/>
-          <w:szCs w:val="28"/>
-          <w:lang w:val="en-US"/>
-        </w:rPr>
-        <w:t>x</w:t>
-      </w:r>
-      <w:r>
-        <w:rPr>
-          <w:rFonts w:ascii="Times New Roman" w:hAnsi="Times New Roman" w:cs="Times New Roman"/>
-          <w:sz w:val="28"/>
-          <w:szCs w:val="28"/>
-        </w:rPr>
-        <w:t>400?</w:t>
-      </w:r>
-      <w:r>
-        <w:rPr>
-          <w:rFonts w:ascii="Times New Roman" w:hAnsi="Times New Roman" w:cs="Times New Roman"/>
-          <w:sz w:val="28"/>
-          <w:szCs w:val="28"/>
-          <w:lang w:val="en-US"/>
-        </w:rPr>
-        <w:t>text</w:t>
-      </w:r>
-      <w:r>
-        <w:rPr>
-          <w:rFonts w:ascii="Times New Roman" w:hAnsi="Times New Roman" w:cs="Times New Roman"/>
-          <w:sz w:val="28"/>
-          <w:szCs w:val="28"/>
-        </w:rPr>
-        <w:t>=Нет картинки"</w:t>
-      </w:r>
-    </w:p>
-    <w:p>
-      <w:pPr>
-        <w:rPr>
-          <w:rFonts w:ascii="Times New Roman" w:hAnsi="Times New Roman" w:cs="Times New Roman"/>
-          <w:sz w:val="28"/>
-          <w:szCs w:val="28"/>
-          <w:lang w:val="en-US"/>
-        </w:rPr>
-      </w:pPr>
-      <w:r>
-        <w:rPr>
-          <w:rFonts w:ascii="Times New Roman" w:hAnsi="Times New Roman" w:cs="Times New Roman"/>
-          <w:sz w:val="28"/>
-          <w:szCs w:val="28"/>
-        </w:rPr>
-        <w:t xml:space="preserve">          </w:t>
-      </w:r>
-      <w:r>
-        <w:rPr>
-          <w:rFonts w:ascii="Times New Roman" w:hAnsi="Times New Roman" w:cs="Times New Roman"/>
-          <w:sz w:val="28"/>
-          <w:szCs w:val="28"/>
-          <w:lang w:val="en-US"/>
-        </w:rPr>
-        <w:t>}}</w:t>
-      </w:r>
-    </w:p>
-    <w:p>
-      <w:pPr>
-        <w:rPr>
-          <w:rFonts w:ascii="Times New Roman" w:hAnsi="Times New Roman" w:cs="Times New Roman"/>
-          <w:sz w:val="28"/>
-          <w:szCs w:val="28"/>
-          <w:lang w:val="en-US"/>
-        </w:rPr>
-      </w:pPr>
-      <w:r>
-        <w:rPr>
-          <w:rFonts w:ascii="Times New Roman" w:hAnsi="Times New Roman" w:cs="Times New Roman"/>
-          <w:sz w:val="28"/>
-          <w:szCs w:val="28"/>
-          <w:lang w:val="en-US"/>
-        </w:rPr>
-        <w:t xml:space="preserve">        /&gt;</w:t>
-      </w:r>
-    </w:p>
-    <w:p>
-      <w:pPr>
-        <w:rPr>
-          <w:rFonts w:ascii="Times New Roman" w:hAnsi="Times New Roman" w:cs="Times New Roman"/>
-          <w:sz w:val="28"/>
-          <w:szCs w:val="28"/>
-          <w:lang w:val="en-US"/>
-        </w:rPr>
-      </w:pPr>
-      <w:r>
-        <w:rPr>
-          <w:rFonts w:ascii="Times New Roman" w:hAnsi="Times New Roman" w:cs="Times New Roman"/>
-          <w:sz w:val="28"/>
-          <w:szCs w:val="28"/>
-          <w:lang w:val="en-US"/>
-        </w:rPr>
-        <w:t xml:space="preserve">        {</w:t>
-      </w:r>
-      <w:proofErr w:type="spellStart"/>
-      <w:proofErr w:type="gramStart"/>
-      <w:r>
-        <w:rPr>
-          <w:rFonts w:ascii="Times New Roman" w:hAnsi="Times New Roman" w:cs="Times New Roman"/>
-          <w:sz w:val="28"/>
-          <w:szCs w:val="28"/>
-          <w:lang w:val="en-US"/>
-        </w:rPr>
-        <w:t>product.discount</w:t>
-      </w:r>
-      <w:proofErr w:type="spellEnd"/>
-      <w:proofErr w:type="gramEnd"/>
-      <w:r>
-        <w:rPr>
-          <w:rFonts w:ascii="Times New Roman" w:hAnsi="Times New Roman" w:cs="Times New Roman"/>
-          <w:sz w:val="28"/>
-          <w:szCs w:val="28"/>
-          <w:lang w:val="en-US"/>
-        </w:rPr>
-        <w:t xml:space="preserve"> &gt; 0 &amp;&amp; (</w:t>
-      </w:r>
-    </w:p>
-    <w:p>
-      <w:pPr>
-        <w:rPr>
-          <w:rFonts w:ascii="Times New Roman" w:hAnsi="Times New Roman" w:cs="Times New Roman"/>
-          <w:sz w:val="28"/>
-          <w:szCs w:val="28"/>
-          <w:lang w:val="en-US"/>
-        </w:rPr>
-      </w:pPr>
-      <w:r>
-        <w:rPr>
-          <w:rFonts w:ascii="Times New Roman" w:hAnsi="Times New Roman" w:cs="Times New Roman"/>
-          <w:sz w:val="28"/>
-          <w:szCs w:val="28"/>
-          <w:lang w:val="en-US"/>
-        </w:rPr>
-        <w:t xml:space="preserve">          &lt;span </w:t>
-      </w:r>
-      <w:proofErr w:type="spellStart"/>
-      <w:r>
-        <w:rPr>
-          <w:rFonts w:ascii="Times New Roman" w:hAnsi="Times New Roman" w:cs="Times New Roman"/>
-          <w:sz w:val="28"/>
-          <w:szCs w:val="28"/>
-          <w:lang w:val="en-US"/>
-        </w:rPr>
-        <w:t>className</w:t>
-      </w:r>
-      <w:proofErr w:type="spellEnd"/>
-      <w:r>
-        <w:rPr>
-          <w:rFonts w:ascii="Times New Roman" w:hAnsi="Times New Roman" w:cs="Times New Roman"/>
-          <w:sz w:val="28"/>
-          <w:szCs w:val="28"/>
-          <w:lang w:val="en-US"/>
-        </w:rPr>
-        <w:t>="product-card-discount"&gt;-{</w:t>
-      </w:r>
-      <w:proofErr w:type="spellStart"/>
-      <w:proofErr w:type="gramStart"/>
-      <w:r>
-        <w:rPr>
-          <w:rFonts w:ascii="Times New Roman" w:hAnsi="Times New Roman" w:cs="Times New Roman"/>
-          <w:sz w:val="28"/>
-          <w:szCs w:val="28"/>
-          <w:lang w:val="en-US"/>
-        </w:rPr>
-        <w:t>product.discount</w:t>
-      </w:r>
-      <w:proofErr w:type="spellEnd"/>
-      <w:proofErr w:type="gramEnd"/>
-      <w:r>
-        <w:rPr>
-          <w:rFonts w:ascii="Times New Roman" w:hAnsi="Times New Roman" w:cs="Times New Roman"/>
-          <w:sz w:val="28"/>
-          <w:szCs w:val="28"/>
-          <w:lang w:val="en-US"/>
-        </w:rPr>
-        <w:t>}%&lt;/span&gt;</w:t>
-      </w:r>
-    </w:p>
-    <w:p>
-      <w:pPr>
-        <w:rPr>
-          <w:rFonts w:ascii="Times New Roman" w:hAnsi="Times New Roman" w:cs="Times New Roman"/>
-          <w:sz w:val="28"/>
-          <w:szCs w:val="28"/>
-          <w:lang w:val="en-US"/>
-        </w:rPr>
-      </w:pPr>
-      <w:r>
-        <w:rPr>
-          <w:rFonts w:ascii="Times New Roman" w:hAnsi="Times New Roman" w:cs="Times New Roman"/>
-          <w:sz w:val="28"/>
-          <w:szCs w:val="28"/>
-          <w:lang w:val="en-US"/>
-        </w:rPr>
-        <w:t xml:space="preserve">        )}</w:t>
-      </w:r>
-    </w:p>
-    <w:p>
-      <w:pPr>
-        <w:rPr>
-          <w:rFonts w:ascii="Times New Roman" w:hAnsi="Times New Roman" w:cs="Times New Roman"/>
-          <w:sz w:val="28"/>
-          <w:szCs w:val="28"/>
-          <w:lang w:val="en-US"/>
-        </w:rPr>
-      </w:pPr>
-      <w:r>
-        <w:rPr>
-          <w:rFonts w:ascii="Times New Roman" w:hAnsi="Times New Roman" w:cs="Times New Roman"/>
-          <w:sz w:val="28"/>
-          <w:szCs w:val="28"/>
-          <w:lang w:val="en-US"/>
-        </w:rPr>
-        <w:t xml:space="preserve">      &lt;/div&gt;</w:t>
-      </w:r>
-    </w:p>
-    <w:p>
-      <w:pPr>
-        <w:rPr>
-          <w:rFonts w:ascii="Times New Roman" w:hAnsi="Times New Roman" w:cs="Times New Roman"/>
-          <w:sz w:val="28"/>
-          <w:szCs w:val="28"/>
-          <w:lang w:val="en-US"/>
-        </w:rPr>
-      </w:pPr>
-      <w:r>
-        <w:rPr>
-          <w:rFonts w:ascii="Times New Roman" w:hAnsi="Times New Roman" w:cs="Times New Roman"/>
-          <w:sz w:val="28"/>
-          <w:szCs w:val="28"/>
-          <w:lang w:val="en-US"/>
-        </w:rPr>
-        <w:t xml:space="preserve">      &lt;div </w:t>
-      </w:r>
-      <w:proofErr w:type="spellStart"/>
-      <w:r>
-        <w:rPr>
-          <w:rFonts w:ascii="Times New Roman" w:hAnsi="Times New Roman" w:cs="Times New Roman"/>
-          <w:sz w:val="28"/>
-          <w:szCs w:val="28"/>
-          <w:lang w:val="en-US"/>
-        </w:rPr>
-        <w:t>className</w:t>
-      </w:r>
-      <w:proofErr w:type="spellEnd"/>
-      <w:r>
-        <w:rPr>
-          <w:rFonts w:ascii="Times New Roman" w:hAnsi="Times New Roman" w:cs="Times New Roman"/>
-          <w:sz w:val="28"/>
-          <w:szCs w:val="28"/>
-          <w:lang w:val="en-US"/>
-        </w:rPr>
-        <w:t>="product-card-body"&gt;</w:t>
-      </w:r>
-    </w:p>
-    <w:p>
-      <w:pPr>
-        <w:rPr>
-          <w:rFonts w:ascii="Times New Roman" w:hAnsi="Times New Roman" w:cs="Times New Roman"/>
-          <w:sz w:val="28"/>
-          <w:szCs w:val="28"/>
-          <w:lang w:val="en-US"/>
-        </w:rPr>
-      </w:pPr>
-      <w:r>
-        <w:rPr>
-          <w:rFonts w:ascii="Times New Roman" w:hAnsi="Times New Roman" w:cs="Times New Roman"/>
-          <w:sz w:val="28"/>
-          <w:szCs w:val="28"/>
-          <w:lang w:val="en-US"/>
-        </w:rPr>
-        <w:t xml:space="preserve">        &lt;h3 </w:t>
-      </w:r>
-      <w:proofErr w:type="spellStart"/>
-      <w:r>
-        <w:rPr>
-          <w:rFonts w:ascii="Times New Roman" w:hAnsi="Times New Roman" w:cs="Times New Roman"/>
-          <w:sz w:val="28"/>
-          <w:szCs w:val="28"/>
-          <w:lang w:val="en-US"/>
-        </w:rPr>
-        <w:t>className</w:t>
-      </w:r>
-      <w:proofErr w:type="spellEnd"/>
-      <w:r>
-        <w:rPr>
-          <w:rFonts w:ascii="Times New Roman" w:hAnsi="Times New Roman" w:cs="Times New Roman"/>
-          <w:sz w:val="28"/>
-          <w:szCs w:val="28"/>
-          <w:lang w:val="en-US"/>
-        </w:rPr>
-        <w:t>="product-card-title"&gt;{</w:t>
-      </w:r>
-      <w:proofErr w:type="spellStart"/>
-      <w:proofErr w:type="gramStart"/>
-      <w:r>
-        <w:rPr>
-          <w:rFonts w:ascii="Times New Roman" w:hAnsi="Times New Roman" w:cs="Times New Roman"/>
-          <w:sz w:val="28"/>
-          <w:szCs w:val="28"/>
-          <w:lang w:val="en-US"/>
-        </w:rPr>
-        <w:t>product.title</w:t>
-      </w:r>
-      <w:proofErr w:type="spellEnd"/>
-      <w:proofErr w:type="gramEnd"/>
-      <w:r>
-        <w:rPr>
-          <w:rFonts w:ascii="Times New Roman" w:hAnsi="Times New Roman" w:cs="Times New Roman"/>
-          <w:sz w:val="28"/>
-          <w:szCs w:val="28"/>
-          <w:lang w:val="en-US"/>
-        </w:rPr>
-        <w:t>}&lt;/h3&gt;</w:t>
-      </w:r>
-    </w:p>
-    <w:p>
-      <w:pPr>
-        <w:rPr>
-          <w:rFonts w:ascii="Times New Roman" w:hAnsi="Times New Roman" w:cs="Times New Roman"/>
-          <w:sz w:val="28"/>
-          <w:szCs w:val="28"/>
-          <w:lang w:val="en-US"/>
-        </w:rPr>
-      </w:pPr>
-      <w:r>
-        <w:rPr>
-          <w:rFonts w:ascii="Times New Roman" w:hAnsi="Times New Roman" w:cs="Times New Roman"/>
-          <w:sz w:val="28"/>
-          <w:szCs w:val="28"/>
-          <w:lang w:val="en-US"/>
-        </w:rPr>
-        <w:t xml:space="preserve">        &lt;div </w:t>
-      </w:r>
-      <w:proofErr w:type="spellStart"/>
-      <w:r>
-        <w:rPr>
-          <w:rFonts w:ascii="Times New Roman" w:hAnsi="Times New Roman" w:cs="Times New Roman"/>
-          <w:sz w:val="28"/>
-          <w:szCs w:val="28"/>
-          <w:lang w:val="en-US"/>
-        </w:rPr>
-        <w:t>className</w:t>
-      </w:r>
-      <w:proofErr w:type="spellEnd"/>
-      <w:r>
-        <w:rPr>
-          <w:rFonts w:ascii="Times New Roman" w:hAnsi="Times New Roman" w:cs="Times New Roman"/>
-          <w:sz w:val="28"/>
-          <w:szCs w:val="28"/>
-          <w:lang w:val="en-US"/>
-        </w:rPr>
-        <w:t>="product-card-price"&gt;</w:t>
-      </w:r>
-    </w:p>
-    <w:p>
-      <w:pPr>
-        <w:rPr>
-          <w:rFonts w:ascii="Times New Roman" w:hAnsi="Times New Roman" w:cs="Times New Roman"/>
-          <w:sz w:val="28"/>
-          <w:szCs w:val="28"/>
-          <w:lang w:val="en-US"/>
-        </w:rPr>
-      </w:pPr>
-      <w:r>
-        <w:rPr>
-          <w:rFonts w:ascii="Times New Roman" w:hAnsi="Times New Roman" w:cs="Times New Roman"/>
-          <w:sz w:val="28"/>
-          <w:szCs w:val="28"/>
-          <w:lang w:val="en-US"/>
-        </w:rPr>
-        <w:t xml:space="preserve">          {</w:t>
-      </w:r>
-      <w:proofErr w:type="spellStart"/>
-      <w:proofErr w:type="gramStart"/>
-      <w:r>
-        <w:rPr>
-          <w:rFonts w:ascii="Times New Roman" w:hAnsi="Times New Roman" w:cs="Times New Roman"/>
-          <w:sz w:val="28"/>
-          <w:szCs w:val="28"/>
-          <w:lang w:val="en-US"/>
-        </w:rPr>
-        <w:t>product.discount</w:t>
-      </w:r>
-      <w:proofErr w:type="spellEnd"/>
-      <w:proofErr w:type="gramEnd"/>
-      <w:r>
-        <w:rPr>
-          <w:rFonts w:ascii="Times New Roman" w:hAnsi="Times New Roman" w:cs="Times New Roman"/>
-          <w:sz w:val="28"/>
-          <w:szCs w:val="28"/>
-          <w:lang w:val="en-US"/>
-        </w:rPr>
-        <w:t xml:space="preserve"> &gt; 0 ? (</w:t>
-      </w:r>
-    </w:p>
-    <w:p>
-      <w:pPr>
-        <w:rPr>
-          <w:rFonts w:ascii="Times New Roman" w:hAnsi="Times New Roman" w:cs="Times New Roman"/>
-          <w:sz w:val="28"/>
-          <w:szCs w:val="28"/>
-          <w:lang w:val="en-US"/>
-        </w:rPr>
-      </w:pPr>
-      <w:r>
-        <w:rPr>
-          <w:rFonts w:ascii="Times New Roman" w:hAnsi="Times New Roman" w:cs="Times New Roman"/>
-          <w:sz w:val="28"/>
-          <w:szCs w:val="28"/>
-          <w:lang w:val="en-US"/>
-        </w:rPr>
-        <w:t xml:space="preserve">            &lt;&gt;</w:t>
-      </w:r>
-    </w:p>
-    <w:p>
-      <w:pPr>
-        <w:rPr>
-          <w:rFonts w:ascii="Times New Roman" w:hAnsi="Times New Roman" w:cs="Times New Roman"/>
-          <w:sz w:val="28"/>
-          <w:szCs w:val="28"/>
-          <w:lang w:val="en-US"/>
-        </w:rPr>
-      </w:pPr>
-      <w:r>
-        <w:rPr>
-          <w:rFonts w:ascii="Times New Roman" w:hAnsi="Times New Roman" w:cs="Times New Roman"/>
-          <w:sz w:val="28"/>
-          <w:szCs w:val="28"/>
-          <w:lang w:val="en-US"/>
-        </w:rPr>
-        <w:t xml:space="preserve">              &lt;span </w:t>
-      </w:r>
-      <w:proofErr w:type="spellStart"/>
-      <w:r>
-        <w:rPr>
-          <w:rFonts w:ascii="Times New Roman" w:hAnsi="Times New Roman" w:cs="Times New Roman"/>
-          <w:sz w:val="28"/>
-          <w:szCs w:val="28"/>
-          <w:lang w:val="en-US"/>
-        </w:rPr>
-        <w:t>className</w:t>
-      </w:r>
-      <w:proofErr w:type="spellEnd"/>
-      <w:r>
-        <w:rPr>
-          <w:rFonts w:ascii="Times New Roman" w:hAnsi="Times New Roman" w:cs="Times New Roman"/>
-          <w:sz w:val="28"/>
-          <w:szCs w:val="28"/>
-          <w:lang w:val="en-US"/>
-        </w:rPr>
-        <w:t>="product-card-price-current"&gt;{</w:t>
-      </w:r>
-      <w:proofErr w:type="spellStart"/>
-      <w:proofErr w:type="gramStart"/>
-      <w:r>
-        <w:rPr>
-          <w:rFonts w:ascii="Times New Roman" w:hAnsi="Times New Roman" w:cs="Times New Roman"/>
-          <w:sz w:val="28"/>
-          <w:szCs w:val="28"/>
-          <w:lang w:val="en-US"/>
-        </w:rPr>
-        <w:t>product.final</w:t>
-      </w:r>
-      <w:proofErr w:type="gramEnd"/>
-      <w:r>
-        <w:rPr>
-          <w:rFonts w:ascii="Times New Roman" w:hAnsi="Times New Roman" w:cs="Times New Roman"/>
-          <w:sz w:val="28"/>
-          <w:szCs w:val="28"/>
-          <w:lang w:val="en-US"/>
-        </w:rPr>
-        <w:t>_price</w:t>
-      </w:r>
-      <w:proofErr w:type="spellEnd"/>
-      <w:r>
-        <w:rPr>
-          <w:rFonts w:ascii="Times New Roman" w:hAnsi="Times New Roman" w:cs="Times New Roman"/>
-          <w:sz w:val="28"/>
-          <w:szCs w:val="28"/>
-          <w:lang w:val="en-US"/>
-        </w:rPr>
-        <w:t>} ₽&lt;/span&gt;</w:t>
-      </w:r>
-    </w:p>
-    <w:p>
-      <w:pPr>
-        <w:rPr>
-          <w:rFonts w:ascii="Times New Roman" w:hAnsi="Times New Roman" w:cs="Times New Roman"/>
-          <w:sz w:val="28"/>
-          <w:szCs w:val="28"/>
-          <w:lang w:val="en-US"/>
-        </w:rPr>
-      </w:pPr>
-      <w:r>
-        <w:rPr>
-          <w:rFonts w:ascii="Times New Roman" w:hAnsi="Times New Roman" w:cs="Times New Roman"/>
-          <w:sz w:val="28"/>
-          <w:szCs w:val="28"/>
-          <w:lang w:val="en-US"/>
-        </w:rPr>
-        <w:t xml:space="preserve">              &lt;span </w:t>
-      </w:r>
-      <w:proofErr w:type="spellStart"/>
-      <w:r>
-        <w:rPr>
-          <w:rFonts w:ascii="Times New Roman" w:hAnsi="Times New Roman" w:cs="Times New Roman"/>
-          <w:sz w:val="28"/>
-          <w:szCs w:val="28"/>
-          <w:lang w:val="en-US"/>
-        </w:rPr>
-        <w:t>className</w:t>
-      </w:r>
-      <w:proofErr w:type="spellEnd"/>
-      <w:r>
-        <w:rPr>
-          <w:rFonts w:ascii="Times New Roman" w:hAnsi="Times New Roman" w:cs="Times New Roman"/>
-          <w:sz w:val="28"/>
-          <w:szCs w:val="28"/>
-          <w:lang w:val="en-US"/>
-        </w:rPr>
-        <w:t>="product-card-price-old"&gt;{</w:t>
-      </w:r>
-      <w:proofErr w:type="spellStart"/>
-      <w:proofErr w:type="gramStart"/>
-      <w:r>
-        <w:rPr>
-          <w:rFonts w:ascii="Times New Roman" w:hAnsi="Times New Roman" w:cs="Times New Roman"/>
-          <w:sz w:val="28"/>
-          <w:szCs w:val="28"/>
-          <w:lang w:val="en-US"/>
-        </w:rPr>
-        <w:t>product.price</w:t>
-      </w:r>
-      <w:proofErr w:type="spellEnd"/>
-      <w:proofErr w:type="gramEnd"/>
-      <w:r>
-        <w:rPr>
-          <w:rFonts w:ascii="Times New Roman" w:hAnsi="Times New Roman" w:cs="Times New Roman"/>
-          <w:sz w:val="28"/>
-          <w:szCs w:val="28"/>
-          <w:lang w:val="en-US"/>
-        </w:rPr>
-        <w:t>} ₽&lt;/span&gt;</w:t>
-      </w:r>
-    </w:p>
-    <w:p>
-      <w:pPr>
-        <w:rPr>
-          <w:rFonts w:ascii="Times New Roman" w:hAnsi="Times New Roman" w:cs="Times New Roman"/>
-          <w:sz w:val="28"/>
-          <w:szCs w:val="28"/>
-          <w:lang w:val="en-US"/>
-        </w:rPr>
-      </w:pPr>
-      <w:r>
-        <w:rPr>
-          <w:rFonts w:ascii="Times New Roman" w:hAnsi="Times New Roman" w:cs="Times New Roman"/>
-          <w:sz w:val="28"/>
-          <w:szCs w:val="28"/>
-          <w:lang w:val="en-US"/>
-        </w:rPr>
-        <w:lastRenderedPageBreak/>
-        <w:t xml:space="preserve">            &lt;/&gt;</w:t>
-      </w:r>
-    </w:p>
-    <w:p>
-      <w:pPr>
-        <w:rPr>
-          <w:rFonts w:ascii="Times New Roman" w:hAnsi="Times New Roman" w:cs="Times New Roman"/>
-          <w:sz w:val="28"/>
-          <w:szCs w:val="28"/>
-          <w:lang w:val="en-US"/>
-        </w:rPr>
-      </w:pPr>
-      <w:r>
-        <w:rPr>
-          <w:rFonts w:ascii="Times New Roman" w:hAnsi="Times New Roman" w:cs="Times New Roman"/>
-          <w:sz w:val="28"/>
-          <w:szCs w:val="28"/>
-          <w:lang w:val="en-US"/>
-        </w:rPr>
-        <w:t xml:space="preserve">          ) : (</w:t>
-      </w:r>
-    </w:p>
-    <w:p>
-      <w:pPr>
-        <w:rPr>
-          <w:rFonts w:ascii="Times New Roman" w:hAnsi="Times New Roman" w:cs="Times New Roman"/>
-          <w:sz w:val="28"/>
-          <w:szCs w:val="28"/>
-          <w:lang w:val="en-US"/>
-        </w:rPr>
-      </w:pPr>
-      <w:r>
-        <w:rPr>
-          <w:rFonts w:ascii="Times New Roman" w:hAnsi="Times New Roman" w:cs="Times New Roman"/>
-          <w:sz w:val="28"/>
-          <w:szCs w:val="28"/>
-          <w:lang w:val="en-US"/>
-        </w:rPr>
-        <w:t xml:space="preserve">            &lt;span </w:t>
-      </w:r>
-      <w:proofErr w:type="spellStart"/>
-      <w:r>
-        <w:rPr>
-          <w:rFonts w:ascii="Times New Roman" w:hAnsi="Times New Roman" w:cs="Times New Roman"/>
-          <w:sz w:val="28"/>
-          <w:szCs w:val="28"/>
-          <w:lang w:val="en-US"/>
-        </w:rPr>
-        <w:t>className</w:t>
-      </w:r>
-      <w:proofErr w:type="spellEnd"/>
-      <w:r>
-        <w:rPr>
-          <w:rFonts w:ascii="Times New Roman" w:hAnsi="Times New Roman" w:cs="Times New Roman"/>
-          <w:sz w:val="28"/>
-          <w:szCs w:val="28"/>
-          <w:lang w:val="en-US"/>
-        </w:rPr>
-        <w:t>="product-card-price-current"&gt;{</w:t>
-      </w:r>
-      <w:proofErr w:type="spellStart"/>
-      <w:proofErr w:type="gramStart"/>
-      <w:r>
-        <w:rPr>
-          <w:rFonts w:ascii="Times New Roman" w:hAnsi="Times New Roman" w:cs="Times New Roman"/>
-          <w:sz w:val="28"/>
-          <w:szCs w:val="28"/>
-          <w:lang w:val="en-US"/>
-        </w:rPr>
-        <w:t>product.price</w:t>
-      </w:r>
-      <w:proofErr w:type="spellEnd"/>
-      <w:proofErr w:type="gramEnd"/>
-      <w:r>
-        <w:rPr>
-          <w:rFonts w:ascii="Times New Roman" w:hAnsi="Times New Roman" w:cs="Times New Roman"/>
-          <w:sz w:val="28"/>
-          <w:szCs w:val="28"/>
-          <w:lang w:val="en-US"/>
-        </w:rPr>
-        <w:t>} ₽&lt;/span&gt;</w:t>
-      </w:r>
-    </w:p>
-    <w:p>
-      <w:pPr>
-        <w:rPr>
-          <w:rFonts w:ascii="Times New Roman" w:hAnsi="Times New Roman" w:cs="Times New Roman"/>
-          <w:sz w:val="28"/>
-          <w:szCs w:val="28"/>
-          <w:lang w:val="en-US"/>
-        </w:rPr>
-      </w:pPr>
-      <w:r>
-        <w:rPr>
-          <w:rFonts w:ascii="Times New Roman" w:hAnsi="Times New Roman" w:cs="Times New Roman"/>
-          <w:sz w:val="28"/>
-          <w:szCs w:val="28"/>
-          <w:lang w:val="en-US"/>
-        </w:rPr>
-        <w:t xml:space="preserve">          )}</w:t>
-      </w:r>
-    </w:p>
-    <w:p>
-      <w:pPr>
-        <w:rPr>
-          <w:rFonts w:ascii="Times New Roman" w:hAnsi="Times New Roman" w:cs="Times New Roman"/>
-          <w:sz w:val="28"/>
-          <w:szCs w:val="28"/>
-          <w:lang w:val="en-US"/>
-        </w:rPr>
-      </w:pPr>
-      <w:r>
-        <w:rPr>
-          <w:rFonts w:ascii="Times New Roman" w:hAnsi="Times New Roman" w:cs="Times New Roman"/>
-          <w:sz w:val="28"/>
-          <w:szCs w:val="28"/>
-          <w:lang w:val="en-US"/>
-        </w:rPr>
-        <w:t xml:space="preserve">        &lt;/div&gt;</w:t>
-      </w:r>
-    </w:p>
-    <w:p>
-      <w:pPr>
-        <w:rPr>
-          <w:rFonts w:ascii="Times New Roman" w:hAnsi="Times New Roman" w:cs="Times New Roman"/>
-          <w:sz w:val="28"/>
-          <w:szCs w:val="28"/>
-          <w:lang w:val="en-US"/>
-        </w:rPr>
-      </w:pPr>
-      <w:r>
-        <w:rPr>
-          <w:rFonts w:ascii="Times New Roman" w:hAnsi="Times New Roman" w:cs="Times New Roman"/>
-          <w:sz w:val="28"/>
-          <w:szCs w:val="28"/>
-          <w:lang w:val="en-US"/>
-        </w:rPr>
-        <w:t xml:space="preserve">        &lt;p </w:t>
-      </w:r>
-      <w:proofErr w:type="spellStart"/>
-      <w:r>
-        <w:rPr>
-          <w:rFonts w:ascii="Times New Roman" w:hAnsi="Times New Roman" w:cs="Times New Roman"/>
-          <w:sz w:val="28"/>
-          <w:szCs w:val="28"/>
-          <w:lang w:val="en-US"/>
-        </w:rPr>
-        <w:t>className</w:t>
-      </w:r>
-      <w:proofErr w:type="spellEnd"/>
-      <w:r>
-        <w:rPr>
-          <w:rFonts w:ascii="Times New Roman" w:hAnsi="Times New Roman" w:cs="Times New Roman"/>
-          <w:sz w:val="28"/>
-          <w:szCs w:val="28"/>
-          <w:lang w:val="en-US"/>
-        </w:rPr>
-        <w:t>="product-card-description"&gt;{</w:t>
-      </w:r>
-      <w:proofErr w:type="spellStart"/>
-      <w:proofErr w:type="gramStart"/>
-      <w:r>
-        <w:rPr>
-          <w:rFonts w:ascii="Times New Roman" w:hAnsi="Times New Roman" w:cs="Times New Roman"/>
-          <w:sz w:val="28"/>
-          <w:szCs w:val="28"/>
-          <w:lang w:val="en-US"/>
-        </w:rPr>
-        <w:t>product.description</w:t>
-      </w:r>
-      <w:proofErr w:type="spellEnd"/>
-      <w:proofErr w:type="gramEnd"/>
-      <w:r>
-        <w:rPr>
-          <w:rFonts w:ascii="Times New Roman" w:hAnsi="Times New Roman" w:cs="Times New Roman"/>
-          <w:sz w:val="28"/>
-          <w:szCs w:val="28"/>
-          <w:lang w:val="en-US"/>
-        </w:rPr>
-        <w:t>}&lt;/p&gt;</w:t>
-      </w:r>
-    </w:p>
-    <w:p>
-      <w:pPr>
-        <w:rPr>
-          <w:rFonts w:ascii="Times New Roman" w:hAnsi="Times New Roman" w:cs="Times New Roman"/>
-          <w:sz w:val="28"/>
-          <w:szCs w:val="28"/>
-          <w:lang w:val="en-US"/>
-        </w:rPr>
-      </w:pPr>
-      <w:r>
-        <w:rPr>
-          <w:rFonts w:ascii="Times New Roman" w:hAnsi="Times New Roman" w:cs="Times New Roman"/>
-          <w:sz w:val="28"/>
-          <w:szCs w:val="28"/>
-          <w:lang w:val="en-US"/>
-        </w:rPr>
-        <w:t xml:space="preserve">        &lt;div </w:t>
-      </w:r>
-      <w:proofErr w:type="spellStart"/>
-      <w:r>
-        <w:rPr>
-          <w:rFonts w:ascii="Times New Roman" w:hAnsi="Times New Roman" w:cs="Times New Roman"/>
-          <w:sz w:val="28"/>
-          <w:szCs w:val="28"/>
-          <w:lang w:val="en-US"/>
-        </w:rPr>
-        <w:t>className</w:t>
-      </w:r>
-      <w:proofErr w:type="spellEnd"/>
-      <w:r>
-        <w:rPr>
-          <w:rFonts w:ascii="Times New Roman" w:hAnsi="Times New Roman" w:cs="Times New Roman"/>
-          <w:sz w:val="28"/>
-          <w:szCs w:val="28"/>
-          <w:lang w:val="en-US"/>
-        </w:rPr>
-        <w:t>="product-card-actions"&gt;</w:t>
-      </w:r>
-    </w:p>
-    <w:p>
-      <w:pPr>
-        <w:rPr>
-          <w:rFonts w:ascii="Times New Roman" w:hAnsi="Times New Roman" w:cs="Times New Roman"/>
-          <w:sz w:val="28"/>
-          <w:szCs w:val="28"/>
-          <w:lang w:val="en-US"/>
-        </w:rPr>
-      </w:pPr>
-      <w:r>
-        <w:rPr>
-          <w:rFonts w:ascii="Times New Roman" w:hAnsi="Times New Roman" w:cs="Times New Roman"/>
-          <w:sz w:val="28"/>
-          <w:szCs w:val="28"/>
-          <w:lang w:val="en-US"/>
-        </w:rPr>
-        <w:t xml:space="preserve">          &lt;Link to={`/products/${</w:t>
-      </w:r>
-      <w:proofErr w:type="gramStart"/>
-      <w:r>
-        <w:rPr>
-          <w:rFonts w:ascii="Times New Roman" w:hAnsi="Times New Roman" w:cs="Times New Roman"/>
-          <w:sz w:val="28"/>
-          <w:szCs w:val="28"/>
-          <w:lang w:val="en-US"/>
-        </w:rPr>
-        <w:t>product.id}`</w:t>
-      </w:r>
-      <w:proofErr w:type="gramEnd"/>
-      <w:r>
-        <w:rPr>
-          <w:rFonts w:ascii="Times New Roman" w:hAnsi="Times New Roman" w:cs="Times New Roman"/>
-          <w:sz w:val="28"/>
-          <w:szCs w:val="28"/>
-          <w:lang w:val="en-US"/>
-        </w:rPr>
-        <w:t xml:space="preserve">} </w:t>
-      </w:r>
-      <w:proofErr w:type="spellStart"/>
-      <w:r>
-        <w:rPr>
-          <w:rFonts w:ascii="Times New Roman" w:hAnsi="Times New Roman" w:cs="Times New Roman"/>
-          <w:sz w:val="28"/>
-          <w:szCs w:val="28"/>
-          <w:lang w:val="en-US"/>
-        </w:rPr>
-        <w:t>className</w:t>
-      </w:r>
-      <w:proofErr w:type="spellEnd"/>
-      <w:r>
-        <w:rPr>
-          <w:rFonts w:ascii="Times New Roman" w:hAnsi="Times New Roman" w:cs="Times New Roman"/>
-          <w:sz w:val="28"/>
-          <w:szCs w:val="28"/>
-          <w:lang w:val="en-US"/>
-        </w:rPr>
-        <w:t>="</w:t>
-      </w:r>
-      <w:proofErr w:type="spellStart"/>
-      <w:r>
-        <w:rPr>
-          <w:rFonts w:ascii="Times New Roman" w:hAnsi="Times New Roman" w:cs="Times New Roman"/>
-          <w:sz w:val="28"/>
-          <w:szCs w:val="28"/>
-          <w:lang w:val="en-US"/>
-        </w:rPr>
-        <w:t>btn</w:t>
-      </w:r>
-      <w:proofErr w:type="spellEnd"/>
-      <w:r>
-        <w:rPr>
-          <w:rFonts w:ascii="Times New Roman" w:hAnsi="Times New Roman" w:cs="Times New Roman"/>
-          <w:sz w:val="28"/>
-          <w:szCs w:val="28"/>
-          <w:lang w:val="en-US"/>
-        </w:rPr>
-        <w:t xml:space="preserve"> </w:t>
-      </w:r>
-      <w:proofErr w:type="spellStart"/>
-      <w:r>
-        <w:rPr>
-          <w:rFonts w:ascii="Times New Roman" w:hAnsi="Times New Roman" w:cs="Times New Roman"/>
-          <w:sz w:val="28"/>
-          <w:szCs w:val="28"/>
-          <w:lang w:val="en-US"/>
-        </w:rPr>
-        <w:t>btn</w:t>
-      </w:r>
-      <w:proofErr w:type="spellEnd"/>
-      <w:r>
-        <w:rPr>
-          <w:rFonts w:ascii="Times New Roman" w:hAnsi="Times New Roman" w:cs="Times New Roman"/>
-          <w:sz w:val="28"/>
-          <w:szCs w:val="28"/>
-          <w:lang w:val="en-US"/>
-        </w:rPr>
-        <w:t xml:space="preserve">-outline </w:t>
-      </w:r>
-      <w:proofErr w:type="spellStart"/>
-      <w:r>
-        <w:rPr>
-          <w:rFonts w:ascii="Times New Roman" w:hAnsi="Times New Roman" w:cs="Times New Roman"/>
-          <w:sz w:val="28"/>
-          <w:szCs w:val="28"/>
-          <w:lang w:val="en-US"/>
-        </w:rPr>
-        <w:t>btn-sm</w:t>
-      </w:r>
-      <w:proofErr w:type="spellEnd"/>
-      <w:r>
-        <w:rPr>
-          <w:rFonts w:ascii="Times New Roman" w:hAnsi="Times New Roman" w:cs="Times New Roman"/>
-          <w:sz w:val="28"/>
-          <w:szCs w:val="28"/>
-          <w:lang w:val="en-US"/>
-        </w:rPr>
-        <w:t>"&gt;</w:t>
-      </w:r>
-    </w:p>
-    <w:p>
-      <w:pPr>
-        <w:rPr>
-          <w:rFonts w:ascii="Times New Roman" w:hAnsi="Times New Roman" w:cs="Times New Roman"/>
-          <w:sz w:val="28"/>
-          <w:szCs w:val="28"/>
-          <w:lang w:val="en-US"/>
-        </w:rPr>
-      </w:pPr>
-      <w:r>
-        <w:rPr>
-          <w:rFonts w:ascii="Times New Roman" w:hAnsi="Times New Roman" w:cs="Times New Roman"/>
-          <w:sz w:val="28"/>
-          <w:szCs w:val="28"/>
-          <w:lang w:val="en-US"/>
-        </w:rPr>
-        <w:t xml:space="preserve">            </w:t>
-      </w:r>
-      <w:proofErr w:type="spellStart"/>
-      <w:r>
-        <w:rPr>
-          <w:rFonts w:ascii="Times New Roman" w:hAnsi="Times New Roman" w:cs="Times New Roman"/>
-          <w:sz w:val="28"/>
-          <w:szCs w:val="28"/>
-          <w:lang w:val="en-US"/>
-        </w:rPr>
-        <w:t>Подробнее</w:t>
-      </w:r>
-      <w:proofErr w:type="spellEnd"/>
-    </w:p>
-    <w:p>
-      <w:pPr>
-        <w:rPr>
-          <w:rFonts w:ascii="Times New Roman" w:hAnsi="Times New Roman" w:cs="Times New Roman"/>
-          <w:sz w:val="28"/>
-          <w:szCs w:val="28"/>
-          <w:lang w:val="en-US"/>
-        </w:rPr>
-      </w:pPr>
-      <w:r>
-        <w:rPr>
-          <w:rFonts w:ascii="Times New Roman" w:hAnsi="Times New Roman" w:cs="Times New Roman"/>
-          <w:sz w:val="28"/>
-          <w:szCs w:val="28"/>
-          <w:lang w:val="en-US"/>
-        </w:rPr>
-        <w:t xml:space="preserve">          &lt;/Link&gt;</w:t>
-      </w:r>
-    </w:p>
-    <w:p>
-      <w:pPr>
-        <w:rPr>
-          <w:rFonts w:ascii="Times New Roman" w:hAnsi="Times New Roman" w:cs="Times New Roman"/>
-          <w:sz w:val="28"/>
-          <w:szCs w:val="28"/>
-          <w:lang w:val="en-US"/>
-        </w:rPr>
-      </w:pPr>
-      <w:r>
-        <w:rPr>
-          <w:rFonts w:ascii="Times New Roman" w:hAnsi="Times New Roman" w:cs="Times New Roman"/>
-          <w:sz w:val="28"/>
-          <w:szCs w:val="28"/>
-          <w:lang w:val="en-US"/>
-        </w:rPr>
-        <w:t xml:space="preserve">          &lt;button </w:t>
-      </w:r>
-    </w:p>
-    <w:p>
-      <w:pPr>
-        <w:rPr>
-          <w:rFonts w:ascii="Times New Roman" w:hAnsi="Times New Roman" w:cs="Times New Roman"/>
-          <w:sz w:val="28"/>
-          <w:szCs w:val="28"/>
-          <w:lang w:val="en-US"/>
-        </w:rPr>
-      </w:pPr>
-      <w:r>
-        <w:rPr>
-          <w:rFonts w:ascii="Times New Roman" w:hAnsi="Times New Roman" w:cs="Times New Roman"/>
-          <w:sz w:val="28"/>
-          <w:szCs w:val="28"/>
-          <w:lang w:val="en-US"/>
-        </w:rPr>
-        <w:t xml:space="preserve">            </w:t>
-      </w:r>
-      <w:proofErr w:type="spellStart"/>
-      <w:r>
-        <w:rPr>
-          <w:rFonts w:ascii="Times New Roman" w:hAnsi="Times New Roman" w:cs="Times New Roman"/>
-          <w:sz w:val="28"/>
-          <w:szCs w:val="28"/>
-          <w:lang w:val="en-US"/>
-        </w:rPr>
-        <w:t>onClick</w:t>
-      </w:r>
-      <w:proofErr w:type="spellEnd"/>
-      <w:r>
-        <w:rPr>
-          <w:rFonts w:ascii="Times New Roman" w:hAnsi="Times New Roman" w:cs="Times New Roman"/>
-          <w:sz w:val="28"/>
-          <w:szCs w:val="28"/>
-          <w:lang w:val="en-US"/>
-        </w:rPr>
-        <w:t>={</w:t>
-      </w:r>
-      <w:proofErr w:type="spellStart"/>
-      <w:r>
-        <w:rPr>
-          <w:rFonts w:ascii="Times New Roman" w:hAnsi="Times New Roman" w:cs="Times New Roman"/>
-          <w:sz w:val="28"/>
-          <w:szCs w:val="28"/>
-          <w:lang w:val="en-US"/>
-        </w:rPr>
-        <w:t>handleAddToCart</w:t>
-      </w:r>
-      <w:proofErr w:type="spellEnd"/>
-      <w:r>
-        <w:rPr>
-          <w:rFonts w:ascii="Times New Roman" w:hAnsi="Times New Roman" w:cs="Times New Roman"/>
-          <w:sz w:val="28"/>
-          <w:szCs w:val="28"/>
-          <w:lang w:val="en-US"/>
-        </w:rPr>
-        <w:t>}</w:t>
-      </w:r>
-    </w:p>
-    <w:p>
-      <w:pPr>
-        <w:rPr>
-          <w:rFonts w:ascii="Times New Roman" w:hAnsi="Times New Roman" w:cs="Times New Roman"/>
-          <w:sz w:val="28"/>
-          <w:szCs w:val="28"/>
-          <w:lang w:val="en-US"/>
-        </w:rPr>
-      </w:pPr>
-      <w:r>
-        <w:rPr>
-          <w:rFonts w:ascii="Times New Roman" w:hAnsi="Times New Roman" w:cs="Times New Roman"/>
-          <w:sz w:val="28"/>
-          <w:szCs w:val="28"/>
-          <w:lang w:val="en-US"/>
-        </w:rPr>
-        <w:t xml:space="preserve">            </w:t>
-      </w:r>
-      <w:proofErr w:type="spellStart"/>
-      <w:r>
-        <w:rPr>
-          <w:rFonts w:ascii="Times New Roman" w:hAnsi="Times New Roman" w:cs="Times New Roman"/>
-          <w:sz w:val="28"/>
-          <w:szCs w:val="28"/>
-          <w:lang w:val="en-US"/>
-        </w:rPr>
-        <w:t>className</w:t>
-      </w:r>
-      <w:proofErr w:type="spellEnd"/>
-      <w:r>
-        <w:rPr>
-          <w:rFonts w:ascii="Times New Roman" w:hAnsi="Times New Roman" w:cs="Times New Roman"/>
-          <w:sz w:val="28"/>
-          <w:szCs w:val="28"/>
-          <w:lang w:val="en-US"/>
-        </w:rPr>
-        <w:t>="</w:t>
-      </w:r>
-      <w:proofErr w:type="spellStart"/>
-      <w:r>
-        <w:rPr>
-          <w:rFonts w:ascii="Times New Roman" w:hAnsi="Times New Roman" w:cs="Times New Roman"/>
-          <w:sz w:val="28"/>
-          <w:szCs w:val="28"/>
-          <w:lang w:val="en-US"/>
-        </w:rPr>
-        <w:t>btn</w:t>
-      </w:r>
-      <w:proofErr w:type="spellEnd"/>
-      <w:r>
-        <w:rPr>
-          <w:rFonts w:ascii="Times New Roman" w:hAnsi="Times New Roman" w:cs="Times New Roman"/>
-          <w:sz w:val="28"/>
-          <w:szCs w:val="28"/>
-          <w:lang w:val="en-US"/>
-        </w:rPr>
-        <w:t xml:space="preserve"> </w:t>
-      </w:r>
-      <w:proofErr w:type="spellStart"/>
-      <w:r>
-        <w:rPr>
-          <w:rFonts w:ascii="Times New Roman" w:hAnsi="Times New Roman" w:cs="Times New Roman"/>
-          <w:sz w:val="28"/>
-          <w:szCs w:val="28"/>
-          <w:lang w:val="en-US"/>
-        </w:rPr>
-        <w:t>btn</w:t>
-      </w:r>
-      <w:proofErr w:type="spellEnd"/>
-      <w:r>
-        <w:rPr>
-          <w:rFonts w:ascii="Times New Roman" w:hAnsi="Times New Roman" w:cs="Times New Roman"/>
-          <w:sz w:val="28"/>
-          <w:szCs w:val="28"/>
-          <w:lang w:val="en-US"/>
-        </w:rPr>
-        <w:t xml:space="preserve">-primary </w:t>
-      </w:r>
-      <w:proofErr w:type="spellStart"/>
-      <w:r>
-        <w:rPr>
-          <w:rFonts w:ascii="Times New Roman" w:hAnsi="Times New Roman" w:cs="Times New Roman"/>
-          <w:sz w:val="28"/>
-          <w:szCs w:val="28"/>
-          <w:lang w:val="en-US"/>
-        </w:rPr>
-        <w:t>btn-sm</w:t>
-      </w:r>
-      <w:proofErr w:type="spellEnd"/>
-      <w:r>
-        <w:rPr>
-          <w:rFonts w:ascii="Times New Roman" w:hAnsi="Times New Roman" w:cs="Times New Roman"/>
-          <w:sz w:val="28"/>
-          <w:szCs w:val="28"/>
-          <w:lang w:val="en-US"/>
-        </w:rPr>
-        <w:t>"</w:t>
-      </w:r>
-    </w:p>
-    <w:p>
-      <w:pPr>
-        <w:rPr>
-          <w:rFonts w:ascii="Times New Roman" w:hAnsi="Times New Roman" w:cs="Times New Roman"/>
-          <w:sz w:val="28"/>
-          <w:szCs w:val="28"/>
-          <w:lang w:val="en-US"/>
-        </w:rPr>
-      </w:pPr>
-      <w:r>
-        <w:rPr>
-          <w:rFonts w:ascii="Times New Roman" w:hAnsi="Times New Roman" w:cs="Times New Roman"/>
-          <w:sz w:val="28"/>
-          <w:szCs w:val="28"/>
-          <w:lang w:val="en-US"/>
-        </w:rPr>
-        <w:t xml:space="preserve">            disabled={</w:t>
-      </w:r>
-      <w:proofErr w:type="spellStart"/>
-      <w:r>
-        <w:rPr>
-          <w:rFonts w:ascii="Times New Roman" w:hAnsi="Times New Roman" w:cs="Times New Roman"/>
-          <w:sz w:val="28"/>
-          <w:szCs w:val="28"/>
-          <w:lang w:val="en-US"/>
-        </w:rPr>
-        <w:t>isAdding</w:t>
-      </w:r>
-      <w:proofErr w:type="spellEnd"/>
-      <w:r>
-        <w:rPr>
-          <w:rFonts w:ascii="Times New Roman" w:hAnsi="Times New Roman" w:cs="Times New Roman"/>
-          <w:sz w:val="28"/>
-          <w:szCs w:val="28"/>
-          <w:lang w:val="en-US"/>
-        </w:rPr>
-        <w:t>}</w:t>
-      </w:r>
-    </w:p>
-    <w:p>
-      <w:pPr>
-        <w:rPr>
-          <w:rFonts w:ascii="Times New Roman" w:hAnsi="Times New Roman" w:cs="Times New Roman"/>
-          <w:sz w:val="28"/>
-          <w:szCs w:val="28"/>
-          <w:lang w:val="en-US"/>
-        </w:rPr>
-      </w:pPr>
-      <w:r>
-        <w:rPr>
-          <w:rFonts w:ascii="Times New Roman" w:hAnsi="Times New Roman" w:cs="Times New Roman"/>
-          <w:sz w:val="28"/>
-          <w:szCs w:val="28"/>
-          <w:lang w:val="en-US"/>
-        </w:rPr>
-        <w:t xml:space="preserve">          &gt;</w:t>
-      </w:r>
-    </w:p>
-    <w:p>
-      <w:pPr>
-        <w:rPr>
-          <w:rFonts w:ascii="Times New Roman" w:hAnsi="Times New Roman" w:cs="Times New Roman"/>
-          <w:sz w:val="28"/>
-          <w:szCs w:val="28"/>
-          <w:lang w:val="en-US"/>
-        </w:rPr>
-      </w:pPr>
-      <w:r>
-        <w:rPr>
-          <w:rFonts w:ascii="Times New Roman" w:hAnsi="Times New Roman" w:cs="Times New Roman"/>
-          <w:sz w:val="28"/>
-          <w:szCs w:val="28"/>
-          <w:lang w:val="en-US"/>
-        </w:rPr>
-        <w:t xml:space="preserve">            &lt;</w:t>
-      </w:r>
-      <w:proofErr w:type="spellStart"/>
-      <w:r>
-        <w:rPr>
-          <w:rFonts w:ascii="Times New Roman" w:hAnsi="Times New Roman" w:cs="Times New Roman"/>
-          <w:sz w:val="28"/>
-          <w:szCs w:val="28"/>
-          <w:lang w:val="en-US"/>
-        </w:rPr>
-        <w:t>ShoppingCart</w:t>
-      </w:r>
-      <w:proofErr w:type="spellEnd"/>
-      <w:r>
-        <w:rPr>
-          <w:rFonts w:ascii="Times New Roman" w:hAnsi="Times New Roman" w:cs="Times New Roman"/>
-          <w:sz w:val="28"/>
-          <w:szCs w:val="28"/>
-          <w:lang w:val="en-US"/>
-        </w:rPr>
-        <w:t xml:space="preserve"> </w:t>
-      </w:r>
-      <w:proofErr w:type="spellStart"/>
-      <w:r>
-        <w:rPr>
-          <w:rFonts w:ascii="Times New Roman" w:hAnsi="Times New Roman" w:cs="Times New Roman"/>
-          <w:sz w:val="28"/>
-          <w:szCs w:val="28"/>
-          <w:lang w:val="en-US"/>
-        </w:rPr>
-        <w:t>className</w:t>
-      </w:r>
-      <w:proofErr w:type="spellEnd"/>
-      <w:r>
-        <w:rPr>
-          <w:rFonts w:ascii="Times New Roman" w:hAnsi="Times New Roman" w:cs="Times New Roman"/>
-          <w:sz w:val="28"/>
-          <w:szCs w:val="28"/>
-          <w:lang w:val="en-US"/>
-        </w:rPr>
-        <w:t>="h-4 w-4" /&gt;</w:t>
-      </w:r>
-    </w:p>
-    <w:p>
-      <w:pPr>
-        <w:rPr>
-          <w:rFonts w:ascii="Times New Roman" w:hAnsi="Times New Roman" w:cs="Times New Roman"/>
-          <w:sz w:val="28"/>
-          <w:szCs w:val="28"/>
-          <w:lang w:val="en-US"/>
-        </w:rPr>
-      </w:pPr>
-      <w:r>
-        <w:rPr>
-          <w:rFonts w:ascii="Times New Roman" w:hAnsi="Times New Roman" w:cs="Times New Roman"/>
-          <w:sz w:val="28"/>
-          <w:szCs w:val="28"/>
-          <w:lang w:val="en-US"/>
-        </w:rPr>
-        <w:t xml:space="preserve">            &lt;span&gt;В </w:t>
-      </w:r>
-      <w:proofErr w:type="spellStart"/>
-      <w:r>
-        <w:rPr>
-          <w:rFonts w:ascii="Times New Roman" w:hAnsi="Times New Roman" w:cs="Times New Roman"/>
-          <w:sz w:val="28"/>
-          <w:szCs w:val="28"/>
-          <w:lang w:val="en-US"/>
-        </w:rPr>
-        <w:t>корзину</w:t>
-      </w:r>
-      <w:proofErr w:type="spellEnd"/>
-      <w:r>
-        <w:rPr>
-          <w:rFonts w:ascii="Times New Roman" w:hAnsi="Times New Roman" w:cs="Times New Roman"/>
-          <w:sz w:val="28"/>
-          <w:szCs w:val="28"/>
-          <w:lang w:val="en-US"/>
-        </w:rPr>
-        <w:t>&lt;/span&gt;</w:t>
-      </w:r>
-    </w:p>
-    <w:p>
-      <w:pPr>
-        <w:rPr>
-          <w:rFonts w:ascii="Times New Roman" w:hAnsi="Times New Roman" w:cs="Times New Roman"/>
-          <w:sz w:val="28"/>
-          <w:szCs w:val="28"/>
-          <w:lang w:val="en-US"/>
-        </w:rPr>
-      </w:pPr>
-      <w:r>
-        <w:rPr>
-          <w:rFonts w:ascii="Times New Roman" w:hAnsi="Times New Roman" w:cs="Times New Roman"/>
-          <w:sz w:val="28"/>
-          <w:szCs w:val="28"/>
-          <w:lang w:val="en-US"/>
-        </w:rPr>
-        <w:t xml:space="preserve">          &lt;/button&gt;</w:t>
-      </w:r>
-    </w:p>
-    <w:p>
-      <w:pPr>
-        <w:rPr>
-          <w:rFonts w:ascii="Times New Roman" w:hAnsi="Times New Roman" w:cs="Times New Roman"/>
-          <w:sz w:val="28"/>
-          <w:szCs w:val="28"/>
-          <w:lang w:val="en-US"/>
-        </w:rPr>
-      </w:pPr>
-      <w:r>
-        <w:rPr>
-          <w:rFonts w:ascii="Times New Roman" w:hAnsi="Times New Roman" w:cs="Times New Roman"/>
-          <w:sz w:val="28"/>
-          <w:szCs w:val="28"/>
-          <w:lang w:val="en-US"/>
-        </w:rPr>
-        <w:t xml:space="preserve">        &lt;/div&gt;</w:t>
-      </w:r>
-    </w:p>
-    <w:p>
-      <w:pPr>
-        <w:rPr>
-          <w:rFonts w:ascii="Times New Roman" w:hAnsi="Times New Roman" w:cs="Times New Roman"/>
-          <w:sz w:val="28"/>
-          <w:szCs w:val="28"/>
-          <w:lang w:val="en-US"/>
-        </w:rPr>
-      </w:pPr>
-      <w:r>
-        <w:rPr>
-          <w:rFonts w:ascii="Times New Roman" w:hAnsi="Times New Roman" w:cs="Times New Roman"/>
-          <w:sz w:val="28"/>
-          <w:szCs w:val="28"/>
-          <w:lang w:val="en-US"/>
-        </w:rPr>
-        <w:t xml:space="preserve">      &lt;/div&gt;</w:t>
-      </w:r>
-    </w:p>
-    <w:p>
-      <w:pPr>
-        <w:rPr>
-          <w:rFonts w:ascii="Times New Roman" w:hAnsi="Times New Roman" w:cs="Times New Roman"/>
-          <w:sz w:val="28"/>
-          <w:szCs w:val="28"/>
-          <w:lang w:val="en-US"/>
-        </w:rPr>
-      </w:pPr>
-      <w:r>
-        <w:rPr>
-          <w:rFonts w:ascii="Times New Roman" w:hAnsi="Times New Roman" w:cs="Times New Roman"/>
-          <w:sz w:val="28"/>
-          <w:szCs w:val="28"/>
-          <w:lang w:val="en-US"/>
-        </w:rPr>
-        <w:t xml:space="preserve">    &lt;/div&gt;</w:t>
-      </w:r>
-    </w:p>
-    <w:p>
-      <w:pPr>
-        <w:rPr>
-          <w:rFonts w:ascii="Times New Roman" w:hAnsi="Times New Roman" w:cs="Times New Roman"/>
-          <w:sz w:val="28"/>
-          <w:szCs w:val="28"/>
-          <w:lang w:val="en-US"/>
-        </w:rPr>
-      </w:pPr>
-      <w:r>
-        <w:rPr>
-          <w:rFonts w:ascii="Times New Roman" w:hAnsi="Times New Roman" w:cs="Times New Roman"/>
-          <w:sz w:val="28"/>
-          <w:szCs w:val="28"/>
-          <w:lang w:val="en-US"/>
-        </w:rPr>
-        <w:t xml:space="preserve">  );</w:t>
-      </w:r>
-    </w:p>
-    <w:p>
-      <w:pPr>
-        <w:rPr>
-          <w:rFonts w:ascii="Times New Roman" w:hAnsi="Times New Roman" w:cs="Times New Roman"/>
-          <w:sz w:val="28"/>
-          <w:szCs w:val="28"/>
-          <w:lang w:val="en-US"/>
-        </w:rPr>
-      </w:pPr>
-      <w:r>
-        <w:rPr>
-          <w:rFonts w:ascii="Times New Roman" w:hAnsi="Times New Roman" w:cs="Times New Roman"/>
-          <w:sz w:val="28"/>
-          <w:szCs w:val="28"/>
-          <w:lang w:val="en-US"/>
-        </w:rPr>
-        <w:t>};</w:t>
-      </w:r>
-    </w:p>
-    <w:p>
-      <w:pPr>
-        <w:rPr>
-          <w:rFonts w:ascii="Times New Roman" w:hAnsi="Times New Roman" w:cs="Times New Roman"/>
-          <w:sz w:val="28"/>
-          <w:szCs w:val="28"/>
-          <w:lang w:val="en-US"/>
-        </w:rPr>
-      </w:pPr>
-    </w:p>
-    <w:p>
-      <w:pPr>
-        <w:rPr>
-          <w:rFonts w:ascii="Times New Roman" w:hAnsi="Times New Roman" w:cs="Times New Roman"/>
-          <w:sz w:val="28"/>
-          <w:szCs w:val="28"/>
-          <w:lang w:val="en-US"/>
-        </w:rPr>
-      </w:pPr>
-      <w:r>
-        <w:rPr>
-          <w:rFonts w:ascii="Times New Roman" w:hAnsi="Times New Roman" w:cs="Times New Roman"/>
-          <w:sz w:val="28"/>
-          <w:szCs w:val="28"/>
-          <w:lang w:val="en-US"/>
-        </w:rPr>
-        <w:t xml:space="preserve">export default </w:t>
-      </w:r>
-      <w:proofErr w:type="spellStart"/>
-      <w:r>
-        <w:rPr>
-          <w:rFonts w:ascii="Times New Roman" w:hAnsi="Times New Roman" w:cs="Times New Roman"/>
-          <w:sz w:val="28"/>
-          <w:szCs w:val="28"/>
-          <w:lang w:val="en-US"/>
-        </w:rPr>
-        <w:t>ProductCard</w:t>
-      </w:r>
-      <w:proofErr w:type="spellEnd"/>
-      <w:r>
-        <w:rPr>
-          <w:rFonts w:ascii="Times New Roman" w:hAnsi="Times New Roman" w:cs="Times New Roman"/>
-          <w:sz w:val="28"/>
-          <w:szCs w:val="28"/>
-          <w:lang w:val="en-US"/>
-        </w:rPr>
-        <w:t>;</w:t>
-      </w:r>
-    </w:p>
     <w:sectPr>
+      <w:headerReference w:type="even" r:id="rId6"/>
+      <w:headerReference w:type="default" r:id="rId7"/>
+      <w:footerReference w:type="even" r:id="rId8"/>
+      <w:footerReference w:type="default" r:id="rId9"/>
+      <w:headerReference w:type="first" r:id="rId10"/>
+      <w:footerReference w:type="first" r:id="rId11"/>
       <w:pgSz w:w="11906" w:h="16838"/>
       <w:pgMar w:top="1134" w:right="850" w:bottom="1134" w:left="1701" w:header="708" w:footer="708" w:gutter="0"/>
+      <w:pgNumType w:start="69"/>
       <w:cols w:space="708"/>
       <w:docGrid w:linePitch="360"/>
     </w:sectPr>
   </w:body>
 </w:document>
+</file>
+
+<file path=word/endnotes.xml><?xml version="1.0" encoding="utf-8"?>
+<w:endnotes xmlns:wpc="http://schemas.microsoft.com/office/word/2010/wordprocessingCanvas" xmlns:cx="http://schemas.microsoft.com/office/drawing/2014/chartex" xmlns:cx1="http://schemas.microsoft.com/office/drawing/2015/9/8/chartex" xmlns:cx2="http://schemas.microsoft.com/office/drawing/2015/10/21/chartex" xmlns:cx3="http://schemas.microsoft.com/office/drawing/2016/5/9/chartex" xmlns:cx4="http://schemas.microsoft.com/office/drawing/2016/5/10/chartex" xmlns:cx5="http://schemas.microsoft.com/office/drawing/2016/5/11/chartex" xmlns:cx6="http://schemas.microsoft.com/office/drawing/2016/5/12/chartex" xmlns:cx7="http://schemas.microsoft.com/office/drawing/2016/5/13/chartex" xmlns:cx8="http://schemas.microsoft.com/office/drawing/2016/5/14/chartex" xmlns:mc="http://schemas.openxmlformats.org/markup-compatibility/2006" xmlns:aink="http://schemas.microsoft.com/office/drawing/2016/ink" xmlns:am3d="http://schemas.microsoft.com/office/drawing/2017/model3d" xmlns:o="urn:schemas-microsoft-com:office:office" xmlns:r="http://schemas.openxmlformats.org/officeDocument/2006/relationships" xmlns:m="http://schemas.openxmlformats.org/officeDocument/2006/math" xmlns:v="urn:schemas-microsoft-com:vml" xmlns:wp14="http://schemas.microsoft.com/office/word/2010/wordprocessingDrawing" xmlns:wp="http://schemas.openxmlformats.org/drawingml/2006/wordprocessingDrawing" xmlns:w10="urn:schemas-microsoft-com:office:word" xmlns:w="http://schemas.openxmlformats.org/wordprocessingml/2006/main" xmlns:w14="http://schemas.microsoft.com/office/word/2010/wordml" xmlns:w15="http://schemas.microsoft.com/office/word/2012/wordml" xmlns:w16cex="http://schemas.microsoft.com/office/word/2018/wordml/cex" xmlns:w16cid="http://schemas.microsoft.com/office/word/2016/wordml/cid" xmlns:w16="http://schemas.microsoft.com/office/word/2018/wordml" xmlns:w16sdtdh="http://schemas.microsoft.com/office/word/2020/wordml/sdtdatahash" xmlns:w16se="http://schemas.microsoft.com/office/word/2015/wordml/symex" xmlns:wpg="http://schemas.microsoft.com/office/word/2010/wordprocessingGroup" xmlns:wpi="http://schemas.microsoft.com/office/word/2010/wordprocessingInk" xmlns:wne="http://schemas.microsoft.com/office/word/2006/wordml" xmlns:wps="http://schemas.microsoft.com/office/word/2010/wordprocessingShape" mc:Ignorable="w14 w15 w16se w16cid w16 w16cex w16sdtdh wp14">
+  <w:endnote w:type="separator" w:id="-1">
+    <w:p>
+      <w:pPr>
+        <w:spacing w:after="0" w:line="240" w:lineRule="auto"/>
+      </w:pPr>
+      <w:r>
+        <w:separator/>
+      </w:r>
+    </w:p>
+  </w:endnote>
+  <w:endnote w:type="continuationSeparator" w:id="0">
+    <w:p>
+      <w:pPr>
+        <w:spacing w:after="0" w:line="240" w:lineRule="auto"/>
+      </w:pPr>
+      <w:r>
+        <w:continuationSeparator/>
+      </w:r>
+    </w:p>
+  </w:endnote>
+</w:endnotes>
+</file>
+
+<file path=word/footer1.xml><?xml version="1.0" encoding="utf-8"?>
+<w:ftr xmlns:wpc="http://schemas.microsoft.com/office/word/2010/wordprocessingCanvas" xmlns:cx="http://schemas.microsoft.com/office/drawing/2014/chartex" xmlns:cx1="http://schemas.microsoft.com/office/drawing/2015/9/8/chartex" xmlns:cx2="http://schemas.microsoft.com/office/drawing/2015/10/21/chartex" xmlns:cx3="http://schemas.microsoft.com/office/drawing/2016/5/9/chartex" xmlns:cx4="http://schemas.microsoft.com/office/drawing/2016/5/10/chartex" xmlns:cx5="http://schemas.microsoft.com/office/drawing/2016/5/11/chartex" xmlns:cx6="http://schemas.microsoft.com/office/drawing/2016/5/12/chartex" xmlns:cx7="http://schemas.microsoft.com/office/drawing/2016/5/13/chartex" xmlns:cx8="http://schemas.microsoft.com/office/drawing/2016/5/14/chartex" xmlns:mc="http://schemas.openxmlformats.org/markup-compatibility/2006" xmlns:aink="http://schemas.microsoft.com/office/drawing/2016/ink" xmlns:am3d="http://schemas.microsoft.com/office/drawing/2017/model3d" xmlns:o="urn:schemas-microsoft-com:office:office" xmlns:r="http://schemas.openxmlformats.org/officeDocument/2006/relationships" xmlns:m="http://schemas.openxmlformats.org/officeDocument/2006/math" xmlns:v="urn:schemas-microsoft-com:vml" xmlns:wp14="http://schemas.microsoft.com/office/word/2010/wordprocessingDrawing" xmlns:wp="http://schemas.openxmlformats.org/drawingml/2006/wordprocessingDrawing" xmlns:w10="urn:schemas-microsoft-com:office:word" xmlns:w="http://schemas.openxmlformats.org/wordprocessingml/2006/main" xmlns:w14="http://schemas.microsoft.com/office/word/2010/wordml" xmlns:w15="http://schemas.microsoft.com/office/word/2012/wordml" xmlns:w16cex="http://schemas.microsoft.com/office/word/2018/wordml/cex" xmlns:w16cid="http://schemas.microsoft.com/office/word/2016/wordml/cid" xmlns:w16="http://schemas.microsoft.com/office/word/2018/wordml" xmlns:w16sdtdh="http://schemas.microsoft.com/office/word/2020/wordml/sdtdatahash" xmlns:w16se="http://schemas.microsoft.com/office/word/2015/wordml/symex" xmlns:wpg="http://schemas.microsoft.com/office/word/2010/wordprocessingGroup" xmlns:wpi="http://schemas.microsoft.com/office/word/2010/wordprocessingInk" xmlns:wne="http://schemas.microsoft.com/office/word/2006/wordml" xmlns:wps="http://schemas.microsoft.com/office/word/2010/wordprocessingShape" mc:Ignorable="w14 w15 w16se w16cid w16 w16cex w16sdtdh wp14">
+  <w:p>
+    <w:pPr>
+      <w:pStyle w:val="a5"/>
+    </w:pPr>
+  </w:p>
+</w:ftr>
+</file>
+
+<file path=word/footer2.xml><?xml version="1.0" encoding="utf-8"?>
+<w:ftr xmlns:wpc="http://schemas.microsoft.com/office/word/2010/wordprocessingCanvas" xmlns:cx="http://schemas.microsoft.com/office/drawing/2014/chartex" xmlns:cx1="http://schemas.microsoft.com/office/drawing/2015/9/8/chartex" xmlns:cx2="http://schemas.microsoft.com/office/drawing/2015/10/21/chartex" xmlns:cx3="http://schemas.microsoft.com/office/drawing/2016/5/9/chartex" xmlns:cx4="http://schemas.microsoft.com/office/drawing/2016/5/10/chartex" xmlns:cx5="http://schemas.microsoft.com/office/drawing/2016/5/11/chartex" xmlns:cx6="http://schemas.microsoft.com/office/drawing/2016/5/12/chartex" xmlns:cx7="http://schemas.microsoft.com/office/drawing/2016/5/13/chartex" xmlns:cx8="http://schemas.microsoft.com/office/drawing/2016/5/14/chartex" xmlns:mc="http://schemas.openxmlformats.org/markup-compatibility/2006" xmlns:aink="http://schemas.microsoft.com/office/drawing/2016/ink" xmlns:am3d="http://schemas.microsoft.com/office/drawing/2017/model3d" xmlns:o="urn:schemas-microsoft-com:office:office" xmlns:r="http://schemas.openxmlformats.org/officeDocument/2006/relationships" xmlns:m="http://schemas.openxmlformats.org/officeDocument/2006/math" xmlns:v="urn:schemas-microsoft-com:vml" xmlns:wp14="http://schemas.microsoft.com/office/word/2010/wordprocessingDrawing" xmlns:wp="http://schemas.openxmlformats.org/drawingml/2006/wordprocessingDrawing" xmlns:w10="urn:schemas-microsoft-com:office:word" xmlns:w="http://schemas.openxmlformats.org/wordprocessingml/2006/main" xmlns:w14="http://schemas.microsoft.com/office/word/2010/wordml" xmlns:w15="http://schemas.microsoft.com/office/word/2012/wordml" xmlns:w16cex="http://schemas.microsoft.com/office/word/2018/wordml/cex" xmlns:w16cid="http://schemas.microsoft.com/office/word/2016/wordml/cid" xmlns:w16="http://schemas.microsoft.com/office/word/2018/wordml" xmlns:w16sdtdh="http://schemas.microsoft.com/office/word/2020/wordml/sdtdatahash" xmlns:w16se="http://schemas.microsoft.com/office/word/2015/wordml/symex" xmlns:wpg="http://schemas.microsoft.com/office/word/2010/wordprocessingGroup" xmlns:wpi="http://schemas.microsoft.com/office/word/2010/wordprocessingInk" xmlns:wne="http://schemas.microsoft.com/office/word/2006/wordml" xmlns:wps="http://schemas.microsoft.com/office/word/2010/wordprocessingShape" mc:Ignorable="w14 w15 w16se w16cid w16 w16cex w16sdtdh wp14">
+  <w:sdt>
+    <w:sdtPr>
+      <w:id w:val="640928571"/>
+      <w:docPartObj>
+        <w:docPartGallery w:val="Page Numbers (Bottom of Page)"/>
+        <w:docPartUnique/>
+      </w:docPartObj>
+    </w:sdtPr>
+    <w:sdtContent>
+      <w:p>
+        <w:pPr>
+          <w:pStyle w:val="a5"/>
+          <w:jc w:val="right"/>
+        </w:pPr>
+        <w:r>
+          <w:fldChar w:fldCharType="begin"/>
+        </w:r>
+        <w:r>
+          <w:instrText>PAGE   \* MERGEFORMAT</w:instrText>
+        </w:r>
+        <w:r>
+          <w:fldChar w:fldCharType="separate"/>
+        </w:r>
+        <w:r>
+          <w:t>2</w:t>
+        </w:r>
+        <w:r>
+          <w:fldChar w:fldCharType="end"/>
+        </w:r>
+      </w:p>
+    </w:sdtContent>
+  </w:sdt>
+  <w:p>
+    <w:pPr>
+      <w:pStyle w:val="a5"/>
+    </w:pPr>
+  </w:p>
+</w:ftr>
+</file>
+
+<file path=word/footer3.xml><?xml version="1.0" encoding="utf-8"?>
+<w:ftr xmlns:wpc="http://schemas.microsoft.com/office/word/2010/wordprocessingCanvas" xmlns:cx="http://schemas.microsoft.com/office/drawing/2014/chartex" xmlns:cx1="http://schemas.microsoft.com/office/drawing/2015/9/8/chartex" xmlns:cx2="http://schemas.microsoft.com/office/drawing/2015/10/21/chartex" xmlns:cx3="http://schemas.microsoft.com/office/drawing/2016/5/9/chartex" xmlns:cx4="http://schemas.microsoft.com/office/drawing/2016/5/10/chartex" xmlns:cx5="http://schemas.microsoft.com/office/drawing/2016/5/11/chartex" xmlns:cx6="http://schemas.microsoft.com/office/drawing/2016/5/12/chartex" xmlns:cx7="http://schemas.microsoft.com/office/drawing/2016/5/13/chartex" xmlns:cx8="http://schemas.microsoft.com/office/drawing/2016/5/14/chartex" xmlns:mc="http://schemas.openxmlformats.org/markup-compatibility/2006" xmlns:aink="http://schemas.microsoft.com/office/drawing/2016/ink" xmlns:am3d="http://schemas.microsoft.com/office/drawing/2017/model3d" xmlns:o="urn:schemas-microsoft-com:office:office" xmlns:r="http://schemas.openxmlformats.org/officeDocument/2006/relationships" xmlns:m="http://schemas.openxmlformats.org/officeDocument/2006/math" xmlns:v="urn:schemas-microsoft-com:vml" xmlns:wp14="http://schemas.microsoft.com/office/word/2010/wordprocessingDrawing" xmlns:wp="http://schemas.openxmlformats.org/drawingml/2006/wordprocessingDrawing" xmlns:w10="urn:schemas-microsoft-com:office:word" xmlns:w="http://schemas.openxmlformats.org/wordprocessingml/2006/main" xmlns:w14="http://schemas.microsoft.com/office/word/2010/wordml" xmlns:w15="http://schemas.microsoft.com/office/word/2012/wordml" xmlns:w16cex="http://schemas.microsoft.com/office/word/2018/wordml/cex" xmlns:w16cid="http://schemas.microsoft.com/office/word/2016/wordml/cid" xmlns:w16="http://schemas.microsoft.com/office/word/2018/wordml" xmlns:w16sdtdh="http://schemas.microsoft.com/office/word/2020/wordml/sdtdatahash" xmlns:w16se="http://schemas.microsoft.com/office/word/2015/wordml/symex" xmlns:wpg="http://schemas.microsoft.com/office/word/2010/wordprocessingGroup" xmlns:wpi="http://schemas.microsoft.com/office/word/2010/wordprocessingInk" xmlns:wne="http://schemas.microsoft.com/office/word/2006/wordml" xmlns:wps="http://schemas.microsoft.com/office/word/2010/wordprocessingShape" mc:Ignorable="w14 w15 w16se w16cid w16 w16cex w16sdtdh wp14">
+  <w:p>
+    <w:pPr>
+      <w:pStyle w:val="a5"/>
+    </w:pPr>
+  </w:p>
+</w:ftr>
+</file>
+
+<file path=word/footnotes.xml><?xml version="1.0" encoding="utf-8"?>
+<w:footnotes xmlns:wpc="http://schemas.microsoft.com/office/word/2010/wordprocessingCanvas" xmlns:cx="http://schemas.microsoft.com/office/drawing/2014/chartex" xmlns:cx1="http://schemas.microsoft.com/office/drawing/2015/9/8/chartex" xmlns:cx2="http://schemas.microsoft.com/office/drawing/2015/10/21/chartex" xmlns:cx3="http://schemas.microsoft.com/office/drawing/2016/5/9/chartex" xmlns:cx4="http://schemas.microsoft.com/office/drawing/2016/5/10/chartex" xmlns:cx5="http://schemas.microsoft.com/office/drawing/2016/5/11/chartex" xmlns:cx6="http://schemas.microsoft.com/office/drawing/2016/5/12/chartex" xmlns:cx7="http://schemas.microsoft.com/office/drawing/2016/5/13/chartex" xmlns:cx8="http://schemas.microsoft.com/office/drawing/2016/5/14/chartex" xmlns:mc="http://schemas.openxmlformats.org/markup-compatibility/2006" xmlns:aink="http://schemas.microsoft.com/office/drawing/2016/ink" xmlns:am3d="http://schemas.microsoft.com/office/drawing/2017/model3d" xmlns:o="urn:schemas-microsoft-com:office:office" xmlns:r="http://schemas.openxmlformats.org/officeDocument/2006/relationships" xmlns:m="http://schemas.openxmlformats.org/officeDocument/2006/math" xmlns:v="urn:schemas-microsoft-com:vml" xmlns:wp14="http://schemas.microsoft.com/office/word/2010/wordprocessingDrawing" xmlns:wp="http://schemas.openxmlformats.org/drawingml/2006/wordprocessingDrawing" xmlns:w10="urn:schemas-microsoft-com:office:word" xmlns:w="http://schemas.openxmlformats.org/wordprocessingml/2006/main" xmlns:w14="http://schemas.microsoft.com/office/word/2010/wordml" xmlns:w15="http://schemas.microsoft.com/office/word/2012/wordml" xmlns:w16cex="http://schemas.microsoft.com/office/word/2018/wordml/cex" xmlns:w16cid="http://schemas.microsoft.com/office/word/2016/wordml/cid" xmlns:w16="http://schemas.microsoft.com/office/word/2018/wordml" xmlns:w16sdtdh="http://schemas.microsoft.com/office/word/2020/wordml/sdtdatahash" xmlns:w16se="http://schemas.microsoft.com/office/word/2015/wordml/symex" xmlns:wpg="http://schemas.microsoft.com/office/word/2010/wordprocessingGroup" xmlns:wpi="http://schemas.microsoft.com/office/word/2010/wordprocessingInk" xmlns:wne="http://schemas.microsoft.com/office/word/2006/wordml" xmlns:wps="http://schemas.microsoft.com/office/word/2010/wordprocessingShape" mc:Ignorable="w14 w15 w16se w16cid w16 w16cex w16sdtdh wp14">
+  <w:footnote w:type="separator" w:id="-1">
+    <w:p>
+      <w:pPr>
+        <w:spacing w:after="0" w:line="240" w:lineRule="auto"/>
+      </w:pPr>
+      <w:r>
+        <w:separator/>
+      </w:r>
+    </w:p>
+  </w:footnote>
+  <w:footnote w:type="continuationSeparator" w:id="0">
+    <w:p>
+      <w:pPr>
+        <w:spacing w:after="0" w:line="240" w:lineRule="auto"/>
+      </w:pPr>
+      <w:r>
+        <w:continuationSeparator/>
+      </w:r>
+    </w:p>
+  </w:footnote>
+</w:footnotes>
+</file>
+
+<file path=word/header1.xml><?xml version="1.0" encoding="utf-8"?>
+<w:hdr xmlns:wpc="http://schemas.microsoft.com/office/word/2010/wordprocessingCanvas" xmlns:cx="http://schemas.microsoft.com/office/drawing/2014/chartex" xmlns:cx1="http://schemas.microsoft.com/office/drawing/2015/9/8/chartex" xmlns:cx2="http://schemas.microsoft.com/office/drawing/2015/10/21/chartex" xmlns:cx3="http://schemas.microsoft.com/office/drawing/2016/5/9/chartex" xmlns:cx4="http://schemas.microsoft.com/office/drawing/2016/5/10/chartex" xmlns:cx5="http://schemas.microsoft.com/office/drawing/2016/5/11/chartex" xmlns:cx6="http://schemas.microsoft.com/office/drawing/2016/5/12/chartex" xmlns:cx7="http://schemas.microsoft.com/office/drawing/2016/5/13/chartex" xmlns:cx8="http://schemas.microsoft.com/office/drawing/2016/5/14/chartex" xmlns:mc="http://schemas.openxmlformats.org/markup-compatibility/2006" xmlns:aink="http://schemas.microsoft.com/office/drawing/2016/ink" xmlns:am3d="http://schemas.microsoft.com/office/drawing/2017/model3d" xmlns:o="urn:schemas-microsoft-com:office:office" xmlns:r="http://schemas.openxmlformats.org/officeDocument/2006/relationships" xmlns:m="http://schemas.openxmlformats.org/officeDocument/2006/math" xmlns:v="urn:schemas-microsoft-com:vml" xmlns:wp14="http://schemas.microsoft.com/office/word/2010/wordprocessingDrawing" xmlns:wp="http://schemas.openxmlformats.org/drawingml/2006/wordprocessingDrawing" xmlns:w10="urn:schemas-microsoft-com:office:word" xmlns:w="http://schemas.openxmlformats.org/wordprocessingml/2006/main" xmlns:w14="http://schemas.microsoft.com/office/word/2010/wordml" xmlns:w15="http://schemas.microsoft.com/office/word/2012/wordml" xmlns:w16cex="http://schemas.microsoft.com/office/word/2018/wordml/cex" xmlns:w16cid="http://schemas.microsoft.com/office/word/2016/wordml/cid" xmlns:w16="http://schemas.microsoft.com/office/word/2018/wordml" xmlns:w16sdtdh="http://schemas.microsoft.com/office/word/2020/wordml/sdtdatahash" xmlns:w16se="http://schemas.microsoft.com/office/word/2015/wordml/symex" xmlns:wpg="http://schemas.microsoft.com/office/word/2010/wordprocessingGroup" xmlns:wpi="http://schemas.microsoft.com/office/word/2010/wordprocessingInk" xmlns:wne="http://schemas.microsoft.com/office/word/2006/wordml" xmlns:wps="http://schemas.microsoft.com/office/word/2010/wordprocessingShape" mc:Ignorable="w14 w15 w16se w16cid w16 w16cex w16sdtdh wp14">
+  <w:p>
+    <w:pPr>
+      <w:pStyle w:val="a3"/>
+    </w:pPr>
+  </w:p>
+</w:hdr>
+</file>
+
+<file path=word/header2.xml><?xml version="1.0" encoding="utf-8"?>
+<w:hdr xmlns:wpc="http://schemas.microsoft.com/office/word/2010/wordprocessingCanvas" xmlns:cx="http://schemas.microsoft.com/office/drawing/2014/chartex" xmlns:cx1="http://schemas.microsoft.com/office/drawing/2015/9/8/chartex" xmlns:cx2="http://schemas.microsoft.com/office/drawing/2015/10/21/chartex" xmlns:cx3="http://schemas.microsoft.com/office/drawing/2016/5/9/chartex" xmlns:cx4="http://schemas.microsoft.com/office/drawing/2016/5/10/chartex" xmlns:cx5="http://schemas.microsoft.com/office/drawing/2016/5/11/chartex" xmlns:cx6="http://schemas.microsoft.com/office/drawing/2016/5/12/chartex" xmlns:cx7="http://schemas.microsoft.com/office/drawing/2016/5/13/chartex" xmlns:cx8="http://schemas.microsoft.com/office/drawing/2016/5/14/chartex" xmlns:mc="http://schemas.openxmlformats.org/markup-compatibility/2006" xmlns:aink="http://schemas.microsoft.com/office/drawing/2016/ink" xmlns:am3d="http://schemas.microsoft.com/office/drawing/2017/model3d" xmlns:o="urn:schemas-microsoft-com:office:office" xmlns:r="http://schemas.openxmlformats.org/officeDocument/2006/relationships" xmlns:m="http://schemas.openxmlformats.org/officeDocument/2006/math" xmlns:v="urn:schemas-microsoft-com:vml" xmlns:wp14="http://schemas.microsoft.com/office/word/2010/wordprocessingDrawing" xmlns:wp="http://schemas.openxmlformats.org/drawingml/2006/wordprocessingDrawing" xmlns:w10="urn:schemas-microsoft-com:office:word" xmlns:w="http://schemas.openxmlformats.org/wordprocessingml/2006/main" xmlns:w14="http://schemas.microsoft.com/office/word/2010/wordml" xmlns:w15="http://schemas.microsoft.com/office/word/2012/wordml" xmlns:w16cex="http://schemas.microsoft.com/office/word/2018/wordml/cex" xmlns:w16cid="http://schemas.microsoft.com/office/word/2016/wordml/cid" xmlns:w16="http://schemas.microsoft.com/office/word/2018/wordml" xmlns:w16sdtdh="http://schemas.microsoft.com/office/word/2020/wordml/sdtdatahash" xmlns:w16se="http://schemas.microsoft.com/office/word/2015/wordml/symex" xmlns:wpg="http://schemas.microsoft.com/office/word/2010/wordprocessingGroup" xmlns:wpi="http://schemas.microsoft.com/office/word/2010/wordprocessingInk" xmlns:wne="http://schemas.microsoft.com/office/word/2006/wordml" xmlns:wps="http://schemas.microsoft.com/office/word/2010/wordprocessingShape" mc:Ignorable="w14 w15 w16se w16cid w16 w16cex w16sdtdh wp14">
+  <w:p>
+    <w:pPr>
+      <w:pStyle w:val="a3"/>
+    </w:pPr>
+  </w:p>
+</w:hdr>
+</file>
+
+<file path=word/header3.xml><?xml version="1.0" encoding="utf-8"?>
+<w:hdr xmlns:wpc="http://schemas.microsoft.com/office/word/2010/wordprocessingCanvas" xmlns:cx="http://schemas.microsoft.com/office/drawing/2014/chartex" xmlns:cx1="http://schemas.microsoft.com/office/drawing/2015/9/8/chartex" xmlns:cx2="http://schemas.microsoft.com/office/drawing/2015/10/21/chartex" xmlns:cx3="http://schemas.microsoft.com/office/drawing/2016/5/9/chartex" xmlns:cx4="http://schemas.microsoft.com/office/drawing/2016/5/10/chartex" xmlns:cx5="http://schemas.microsoft.com/office/drawing/2016/5/11/chartex" xmlns:cx6="http://schemas.microsoft.com/office/drawing/2016/5/12/chartex" xmlns:cx7="http://schemas.microsoft.com/office/drawing/2016/5/13/chartex" xmlns:cx8="http://schemas.microsoft.com/office/drawing/2016/5/14/chartex" xmlns:mc="http://schemas.openxmlformats.org/markup-compatibility/2006" xmlns:aink="http://schemas.microsoft.com/office/drawing/2016/ink" xmlns:am3d="http://schemas.microsoft.com/office/drawing/2017/model3d" xmlns:o="urn:schemas-microsoft-com:office:office" xmlns:r="http://schemas.openxmlformats.org/officeDocument/2006/relationships" xmlns:m="http://schemas.openxmlformats.org/officeDocument/2006/math" xmlns:v="urn:schemas-microsoft-com:vml" xmlns:wp14="http://schemas.microsoft.com/office/word/2010/wordprocessingDrawing" xmlns:wp="http://schemas.openxmlformats.org/drawingml/2006/wordprocessingDrawing" xmlns:w10="urn:schemas-microsoft-com:office:word" xmlns:w="http://schemas.openxmlformats.org/wordprocessingml/2006/main" xmlns:w14="http://schemas.microsoft.com/office/word/2010/wordml" xmlns:w15="http://schemas.microsoft.com/office/word/2012/wordml" xmlns:w16cex="http://schemas.microsoft.com/office/word/2018/wordml/cex" xmlns:w16cid="http://schemas.microsoft.com/office/word/2016/wordml/cid" xmlns:w16="http://schemas.microsoft.com/office/word/2018/wordml" xmlns:w16sdtdh="http://schemas.microsoft.com/office/word/2020/wordml/sdtdatahash" xmlns:w16se="http://schemas.microsoft.com/office/word/2015/wordml/symex" xmlns:wpg="http://schemas.microsoft.com/office/word/2010/wordprocessingGroup" xmlns:wpi="http://schemas.microsoft.com/office/word/2010/wordprocessingInk" xmlns:wne="http://schemas.microsoft.com/office/word/2006/wordml" xmlns:wps="http://schemas.microsoft.com/office/word/2010/wordprocessingShape" mc:Ignorable="w14 w15 w16se w16cid w16 w16cex w16sdtdh wp14">
+  <w:p>
+    <w:pPr>
+      <w:pStyle w:val="a3"/>
+    </w:pPr>
+  </w:p>
+</w:hdr>
 </file>
 
 <file path=word/styles.xml><?xml version="1.0" encoding="utf-8"?>
@@ -11665,6 +11814,50 @@
     <w:semiHidden/>
     <w:unhideWhenUsed/>
   </w:style>
+  <w:style w:type="paragraph" w:styleId="a3">
+    <w:name w:val="header"/>
+    <w:basedOn w:val="a"/>
+    <w:link w:val="a4"/>
+    <w:uiPriority w:val="99"/>
+    <w:unhideWhenUsed/>
+    <w:rsid w:val="00361BFD"/>
+    <w:pPr>
+      <w:tabs>
+        <w:tab w:val="center" w:pos="4677"/>
+        <w:tab w:val="right" w:pos="9355"/>
+      </w:tabs>
+      <w:spacing w:after="0" w:line="240" w:lineRule="auto"/>
+    </w:pPr>
+  </w:style>
+  <w:style w:type="character" w:customStyle="1" w:styleId="a4">
+    <w:name w:val="Верхний колонтитул Знак"/>
+    <w:basedOn w:val="a0"/>
+    <w:link w:val="a3"/>
+    <w:uiPriority w:val="99"/>
+    <w:rsid w:val="00361BFD"/>
+  </w:style>
+  <w:style w:type="paragraph" w:styleId="a5">
+    <w:name w:val="footer"/>
+    <w:basedOn w:val="a"/>
+    <w:link w:val="a6"/>
+    <w:uiPriority w:val="99"/>
+    <w:unhideWhenUsed/>
+    <w:rsid w:val="00361BFD"/>
+    <w:pPr>
+      <w:tabs>
+        <w:tab w:val="center" w:pos="4677"/>
+        <w:tab w:val="right" w:pos="9355"/>
+      </w:tabs>
+      <w:spacing w:after="0" w:line="240" w:lineRule="auto"/>
+    </w:pPr>
+  </w:style>
+  <w:style w:type="character" w:customStyle="1" w:styleId="a6">
+    <w:name w:val="Нижний колонтитул Знак"/>
+    <w:basedOn w:val="a0"/>
+    <w:link w:val="a5"/>
+    <w:uiPriority w:val="99"/>
+    <w:rsid w:val="00361BFD"/>
+  </w:style>
 </w:styles>
 </file>
 
